--- a/Manuales_JAME/Manual de instalación jame móvil1.Act.docx
+++ b/Manuales_JAME/Manual de instalación jame móvil1.Act.docx
@@ -1,6 +1,6 @@
 
 <file path=word/document.xml><?xml version="1.0" encoding="utf-8"?>
-<w:document xmlns:wpc="http://schemas.microsoft.com/office/word/2010/wordprocessingCanvas" xmlns:cx="http://schemas.microsoft.com/office/drawing/2014/chartex" xmlns:cx1="http://schemas.microsoft.com/office/drawing/2015/9/8/chartex" xmlns:cx2="http://schemas.microsoft.com/office/drawing/2015/10/21/chartex" xmlns:cx3="http://schemas.microsoft.com/office/drawing/2016/5/9/chartex" xmlns:cx4="http://schemas.microsoft.com/office/drawing/2016/5/10/chartex" xmlns:cx5="http://schemas.microsoft.com/office/drawing/2016/5/11/chartex" xmlns:cx6="http://schemas.microsoft.com/office/drawing/2016/5/12/chartex" xmlns:cx7="http://schemas.microsoft.com/office/drawing/2016/5/13/chartex" xmlns:cx8="http://schemas.microsoft.com/office/drawing/2016/5/14/chartex" xmlns:mc="http://schemas.openxmlformats.org/markup-compatibility/2006" xmlns:aink="http://schemas.microsoft.com/office/drawing/2016/ink" xmlns:am3d="http://schemas.microsoft.com/office/drawing/2017/model3d" xmlns:o="urn:schemas-microsoft-com:office:office" xmlns:oel="http://schemas.microsoft.com/office/2019/extlst" xmlns:r="http://schemas.openxmlformats.org/officeDocument/2006/relationships" xmlns:m="http://schemas.openxmlformats.org/officeDocument/2006/math" xmlns:v="urn:schemas-microsoft-com:vml" xmlns:wp14="http://schemas.microsoft.com/office/word/2010/wordprocessingDrawing" xmlns:wp="http://schemas.openxmlformats.org/drawingml/2006/wordprocessingDrawing" xmlns:w10="urn:schemas-microsoft-com:office:word" xmlns:w="http://schemas.openxmlformats.org/wordprocessingml/2006/main" xmlns:w14="http://schemas.microsoft.com/office/word/2010/wordml" xmlns:w15="http://schemas.microsoft.com/office/word/2012/wordml" xmlns:w16cex="http://schemas.microsoft.com/office/word/2018/wordml/cex" xmlns:w16cid="http://schemas.microsoft.com/office/word/2016/wordml/cid" xmlns:w16="http://schemas.microsoft.com/office/word/2018/wordml" xmlns:w16du="http://schemas.microsoft.com/office/word/2023/wordml/word16du" xmlns:w16sdtdh="http://schemas.microsoft.com/office/word/2020/wordml/sdtdatahash" xmlns:w16sdtfl="http://schemas.microsoft.com/office/word/2024/wordml/sdtformatlock" xmlns:w16se="http://schemas.microsoft.com/office/word/2015/wordml/symex" xmlns:wpg="http://schemas.microsoft.com/office/word/2010/wordprocessingGroup" xmlns:wpi="http://schemas.microsoft.com/office/word/2010/wordprocessingInk" xmlns:wne="http://schemas.microsoft.com/office/word/2006/wordml" xmlns:wps="http://schemas.microsoft.com/office/word/2010/wordprocessingShape" mc:Ignorable="w14 w15 w16se w16cid w16 w16cex w16sdtdh w16sdtfl w16du wp14">
+<w:document xmlns:wpc="http://schemas.microsoft.com/office/word/2010/wordprocessingCanvas" xmlns:cx="http://schemas.microsoft.com/office/drawing/2014/chartex" xmlns:cx1="http://schemas.microsoft.com/office/drawing/2015/9/8/chartex" xmlns:cx2="http://schemas.microsoft.com/office/drawing/2015/10/21/chartex" xmlns:cx3="http://schemas.microsoft.com/office/drawing/2016/5/9/chartex" xmlns:cx4="http://schemas.microsoft.com/office/drawing/2016/5/10/chartex" xmlns:cx5="http://schemas.microsoft.com/office/drawing/2016/5/11/chartex" xmlns:cx6="http://schemas.microsoft.com/office/drawing/2016/5/12/chartex" xmlns:cx7="http://schemas.microsoft.com/office/drawing/2016/5/13/chartex" xmlns:cx8="http://schemas.microsoft.com/office/drawing/2016/5/14/chartex" xmlns:mc="http://schemas.openxmlformats.org/markup-compatibility/2006" xmlns:aink="http://schemas.microsoft.com/office/drawing/2016/ink" xmlns:am3d="http://schemas.microsoft.com/office/drawing/2017/model3d" xmlns:o="urn:schemas-microsoft-com:office:office" xmlns:r="http://schemas.openxmlformats.org/officeDocument/2006/relationships" xmlns:m="http://schemas.openxmlformats.org/officeDocument/2006/math" xmlns:v="urn:schemas-microsoft-com:vml" xmlns:wp14="http://schemas.microsoft.com/office/word/2010/wordprocessingDrawing" xmlns:wp="http://schemas.openxmlformats.org/drawingml/2006/wordprocessingDrawing" xmlns:w10="urn:schemas-microsoft-com:office:word" xmlns:w="http://schemas.openxmlformats.org/wordprocessingml/2006/main" xmlns:w14="http://schemas.microsoft.com/office/word/2010/wordml" xmlns:w15="http://schemas.microsoft.com/office/word/2012/wordml" xmlns:w16cid="http://schemas.microsoft.com/office/word/2016/wordml/cid" xmlns:w16se="http://schemas.microsoft.com/office/word/2015/wordml/symex" xmlns:wpg="http://schemas.microsoft.com/office/word/2010/wordprocessingGroup" xmlns:wpi="http://schemas.microsoft.com/office/word/2010/wordprocessingInk" xmlns:wne="http://schemas.microsoft.com/office/word/2006/wordml" xmlns:wps="http://schemas.microsoft.com/office/word/2010/wordprocessingShape" mc:Ignorable="w14 w15 w16se w16cid wp14">
   <w:body>
     <w:tbl>
       <w:tblPr>
@@ -1577,13 +1577,19 @@
         </w:tc>
       </w:tr>
     </w:tbl>
-    <w:bookmarkStart w:id="0" w:name="_Toc198134770" w:displacedByCustomXml="next"/>
+    <w:bookmarkStart w:id="0" w:name="_Toc197948159" w:displacedByCustomXml="next"/>
     <w:bookmarkStart w:id="1" w:name="_Toc198106403" w:displacedByCustomXml="next"/>
-    <w:bookmarkStart w:id="2" w:name="_Toc197948159" w:displacedByCustomXml="next"/>
+    <w:bookmarkStart w:id="2" w:name="_Toc198134770" w:displacedByCustomXml="next"/>
     <w:sdt>
       <w:sdtPr>
         <w:rPr>
-          <w:lang w:val="es-ES"/>
+          <w:rFonts w:asciiTheme="minorHAnsi" w:eastAsiaTheme="minorHAnsi" w:hAnsiTheme="minorHAnsi" w:cstheme="minorBidi"/>
+          <w:color w:val="auto"/>
+          <w:kern w:val="2"/>
+          <w:sz w:val="22"/>
+          <w:szCs w:val="22"/>
+          <w:lang w:val="es-ES" w:eastAsia="en-US"/>
+          <w14:ligatures w14:val="standardContextual"/>
         </w:rPr>
         <w:id w:val="-2036420681"/>
         <w:docPartObj>
@@ -1593,15 +1599,8 @@
       </w:sdtPr>
       <w:sdtEndPr>
         <w:rPr>
-          <w:rFonts w:asciiTheme="minorHAnsi" w:eastAsiaTheme="minorHAnsi" w:hAnsiTheme="minorHAnsi" w:cstheme="minorBidi"/>
           <w:b/>
           <w:bCs/>
-          <w:color w:val="auto"/>
-          <w:kern w:val="2"/>
-          <w:sz w:val="22"/>
-          <w:szCs w:val="22"/>
-          <w:lang w:eastAsia="en-US"/>
-          <w14:ligatures w14:val="standardContextual"/>
         </w:rPr>
       </w:sdtEndPr>
       <w:sdtContent>
@@ -3195,10 +3194,918 @@
     </w:p>
     <w:p>
       <w:pPr>
+        <w:rPr>
+          <w:lang w:eastAsia="es-CO"/>
+        </w:rPr>
+      </w:pPr>
+    </w:p>
+    <w:p>
+      <w:pPr>
+        <w:rPr>
+          <w:lang w:eastAsia="es-CO"/>
+        </w:rPr>
+      </w:pPr>
+    </w:p>
+    <w:p>
+      <w:pPr>
+        <w:pStyle w:val="Ttulo1"/>
+      </w:pPr>
+      <w:r>
+        <w:lastRenderedPageBreak/>
+        <w:t xml:space="preserve">Tabla de </w:t>
+      </w:r>
+      <w:proofErr w:type="spellStart"/>
+      <w:r>
+        <w:t>versionamiento</w:t>
+      </w:r>
+      <w:proofErr w:type="spellEnd"/>
+    </w:p>
+    <w:tbl>
+      <w:tblPr>
+        <w:tblStyle w:val="Tablaconcuadrcula"/>
+        <w:tblW w:w="0" w:type="auto"/>
+        <w:tblLook w:val="04A0" w:firstRow="1" w:lastRow="0" w:firstColumn="1" w:lastColumn="0" w:noHBand="0" w:noVBand="1"/>
+      </w:tblPr>
+      <w:tblGrid>
+        <w:gridCol w:w="1951"/>
+        <w:gridCol w:w="4536"/>
+      </w:tblGrid>
+      <w:tr>
+        <w:tc>
+          <w:tcPr>
+            <w:tcW w:w="1951" w:type="dxa"/>
+          </w:tcPr>
+          <w:p>
+            <w:pPr>
+              <w:rPr>
+                <w:b/>
+                <w:bCs/>
+              </w:rPr>
+            </w:pPr>
+            <w:r>
+              <w:rPr>
+                <w:b/>
+                <w:bCs/>
+              </w:rPr>
+              <w:t>PROYECTO</w:t>
+            </w:r>
+          </w:p>
+        </w:tc>
+        <w:tc>
+          <w:tcPr>
+            <w:tcW w:w="4536" w:type="dxa"/>
+          </w:tcPr>
+          <w:p>
+            <w:r>
+              <w:t>VETERINARIA CIUDAD CANINA</w:t>
+            </w:r>
+          </w:p>
+        </w:tc>
+      </w:tr>
+      <w:tr>
+        <w:tc>
+          <w:tcPr>
+            <w:tcW w:w="1951" w:type="dxa"/>
+          </w:tcPr>
+          <w:p>
+            <w:pPr>
+              <w:rPr>
+                <w:b/>
+                <w:bCs/>
+              </w:rPr>
+            </w:pPr>
+            <w:r>
+              <w:rPr>
+                <w:b/>
+                <w:bCs/>
+              </w:rPr>
+              <w:t>DOCUMENTO</w:t>
+            </w:r>
+          </w:p>
+        </w:tc>
+        <w:tc>
+          <w:tcPr>
+            <w:tcW w:w="4536" w:type="dxa"/>
+          </w:tcPr>
+          <w:p>
+            <w:r>
+              <w:t xml:space="preserve">Manual </w:t>
+            </w:r>
+            <w:r>
+              <w:t xml:space="preserve">de </w:t>
+            </w:r>
+            <w:proofErr w:type="spellStart"/>
+            <w:r>
+              <w:t>instralación</w:t>
+            </w:r>
+            <w:proofErr w:type="spellEnd"/>
+          </w:p>
+        </w:tc>
+      </w:tr>
+      <w:tr>
+        <w:tc>
+          <w:tcPr>
+            <w:tcW w:w="1951" w:type="dxa"/>
+          </w:tcPr>
+          <w:p>
+            <w:pPr>
+              <w:rPr>
+                <w:b/>
+                <w:bCs/>
+              </w:rPr>
+            </w:pPr>
+            <w:r>
+              <w:rPr>
+                <w:b/>
+                <w:bCs/>
+              </w:rPr>
+              <w:t>VERSIÓN</w:t>
+            </w:r>
+          </w:p>
+        </w:tc>
+        <w:tc>
+          <w:tcPr>
+            <w:tcW w:w="4536" w:type="dxa"/>
+          </w:tcPr>
+          <w:p>
+            <w:r>
+              <w:t>1.0</w:t>
+            </w:r>
+          </w:p>
+        </w:tc>
+      </w:tr>
+      <w:tr>
+        <w:tc>
+          <w:tcPr>
+            <w:tcW w:w="1951" w:type="dxa"/>
+          </w:tcPr>
+          <w:p>
+            <w:pPr>
+              <w:rPr>
+                <w:b/>
+                <w:bCs/>
+              </w:rPr>
+            </w:pPr>
+            <w:r>
+              <w:rPr>
+                <w:b/>
+                <w:bCs/>
+              </w:rPr>
+              <w:t xml:space="preserve">FECHA CREACIÓN </w:t>
+            </w:r>
+          </w:p>
+        </w:tc>
+        <w:tc>
+          <w:tcPr>
+            <w:tcW w:w="4536" w:type="dxa"/>
+          </w:tcPr>
+          <w:p>
+            <w:r>
+              <w:t>12/05/2025</w:t>
+            </w:r>
+          </w:p>
+        </w:tc>
+      </w:tr>
+      <w:tr>
+        <w:tc>
+          <w:tcPr>
+            <w:tcW w:w="1951" w:type="dxa"/>
+          </w:tcPr>
+          <w:p>
+            <w:pPr>
+              <w:rPr>
+                <w:b/>
+                <w:bCs/>
+              </w:rPr>
+            </w:pPr>
+            <w:r>
+              <w:rPr>
+                <w:b/>
+                <w:bCs/>
+              </w:rPr>
+              <w:t xml:space="preserve">FECHA CAMBIO </w:t>
+            </w:r>
+          </w:p>
+        </w:tc>
+        <w:tc>
+          <w:tcPr>
+            <w:tcW w:w="4536" w:type="dxa"/>
+          </w:tcPr>
+          <w:p>
+            <w:r>
+              <w:t>14</w:t>
+            </w:r>
+            <w:r>
+              <w:t>/05/2025</w:t>
+            </w:r>
+          </w:p>
+        </w:tc>
+      </w:tr>
+      <w:tr>
+        <w:tc>
+          <w:tcPr>
+            <w:tcW w:w="1951" w:type="dxa"/>
+          </w:tcPr>
+          <w:p>
+            <w:pPr>
+              <w:rPr>
+                <w:b/>
+                <w:bCs/>
+              </w:rPr>
+            </w:pPr>
+            <w:r>
+              <w:rPr>
+                <w:b/>
+                <w:bCs/>
+              </w:rPr>
+              <w:t>RESPONSABLES</w:t>
+            </w:r>
+          </w:p>
+        </w:tc>
+        <w:tc>
+          <w:tcPr>
+            <w:tcW w:w="4536" w:type="dxa"/>
+          </w:tcPr>
+          <w:p>
+            <w:r>
+              <w:t>Martin Lee Moya Llano</w:t>
+            </w:r>
+          </w:p>
+          <w:p/>
+          <w:p>
+            <w:r>
+              <w:t xml:space="preserve">Diego Esteban Sánchez </w:t>
+            </w:r>
+            <w:proofErr w:type="spellStart"/>
+            <w:r>
+              <w:t>Forero</w:t>
+            </w:r>
+            <w:proofErr w:type="spellEnd"/>
+          </w:p>
+          <w:p/>
+          <w:p>
+            <w:r>
+              <w:t>Alisson Daniela Torres Romero</w:t>
+            </w:r>
+          </w:p>
+          <w:p/>
+          <w:p>
+            <w:r>
+              <w:t xml:space="preserve">Juan José </w:t>
+            </w:r>
+            <w:proofErr w:type="spellStart"/>
+            <w:r>
+              <w:t>Uparela</w:t>
+            </w:r>
+            <w:proofErr w:type="spellEnd"/>
+            <w:r>
+              <w:t xml:space="preserve"> Sosa</w:t>
+            </w:r>
+          </w:p>
+        </w:tc>
+      </w:tr>
+      <w:tr>
+        <w:tc>
+          <w:tcPr>
+            <w:tcW w:w="1951" w:type="dxa"/>
+          </w:tcPr>
+          <w:p>
+            <w:pPr>
+              <w:rPr>
+                <w:b/>
+                <w:bCs/>
+              </w:rPr>
+            </w:pPr>
+            <w:r>
+              <w:rPr>
+                <w:b/>
+                <w:bCs/>
+              </w:rPr>
+              <w:t>LIDER</w:t>
+            </w:r>
+          </w:p>
+        </w:tc>
+        <w:tc>
+          <w:tcPr>
+            <w:tcW w:w="4536" w:type="dxa"/>
+          </w:tcPr>
+          <w:p>
+            <w:r>
+              <w:t>Martin Lee Moya Llano</w:t>
+            </w:r>
+          </w:p>
+        </w:tc>
+      </w:tr>
+    </w:tbl>
+    <w:p>
+      <w:pPr>
+        <w:pStyle w:val="Ttulo1"/>
+      </w:pPr>
+    </w:p>
+    <w:tbl>
+      <w:tblPr>
+        <w:tblStyle w:val="Tablaconcuadrcula"/>
+        <w:tblW w:w="0" w:type="auto"/>
+        <w:tblLook w:val="04A0" w:firstRow="1" w:lastRow="0" w:firstColumn="1" w:lastColumn="0" w:noHBand="0" w:noVBand="1"/>
+      </w:tblPr>
+      <w:tblGrid>
+        <w:gridCol w:w="1951"/>
+        <w:gridCol w:w="4536"/>
+      </w:tblGrid>
+      <w:tr>
+        <w:tc>
+          <w:tcPr>
+            <w:tcW w:w="1951" w:type="dxa"/>
+          </w:tcPr>
+          <w:p>
+            <w:pPr>
+              <w:rPr>
+                <w:b/>
+                <w:bCs/>
+              </w:rPr>
+            </w:pPr>
+            <w:r>
+              <w:rPr>
+                <w:b/>
+                <w:bCs/>
+              </w:rPr>
+              <w:t>PROYECTO</w:t>
+            </w:r>
+          </w:p>
+        </w:tc>
+        <w:tc>
+          <w:tcPr>
+            <w:tcW w:w="4536" w:type="dxa"/>
+          </w:tcPr>
+          <w:p>
+            <w:r>
+              <w:t>VETERINARIA CIUDAD CANINA</w:t>
+            </w:r>
+          </w:p>
+        </w:tc>
+      </w:tr>
+      <w:tr>
+        <w:tc>
+          <w:tcPr>
+            <w:tcW w:w="1951" w:type="dxa"/>
+          </w:tcPr>
+          <w:p>
+            <w:pPr>
+              <w:rPr>
+                <w:b/>
+                <w:bCs/>
+              </w:rPr>
+            </w:pPr>
+            <w:r>
+              <w:rPr>
+                <w:b/>
+                <w:bCs/>
+              </w:rPr>
+              <w:t>DOCUMENTO</w:t>
+            </w:r>
+          </w:p>
+        </w:tc>
+        <w:tc>
+          <w:tcPr>
+            <w:tcW w:w="4536" w:type="dxa"/>
+          </w:tcPr>
+          <w:p>
+            <w:r>
+              <w:t xml:space="preserve">Manual </w:t>
+            </w:r>
+            <w:r>
+              <w:t xml:space="preserve">de </w:t>
+            </w:r>
+            <w:proofErr w:type="spellStart"/>
+            <w:r>
+              <w:t>instalación</w:t>
+            </w:r>
+            <w:proofErr w:type="spellEnd"/>
+            <w:r>
+              <w:t xml:space="preserve"> </w:t>
+            </w:r>
+          </w:p>
+        </w:tc>
+      </w:tr>
+      <w:tr>
+        <w:tc>
+          <w:tcPr>
+            <w:tcW w:w="1951" w:type="dxa"/>
+          </w:tcPr>
+          <w:p>
+            <w:pPr>
+              <w:rPr>
+                <w:b/>
+                <w:bCs/>
+              </w:rPr>
+            </w:pPr>
+            <w:r>
+              <w:rPr>
+                <w:b/>
+                <w:bCs/>
+              </w:rPr>
+              <w:t>VERSIÓN</w:t>
+            </w:r>
+          </w:p>
+        </w:tc>
+        <w:tc>
+          <w:tcPr>
+            <w:tcW w:w="4536" w:type="dxa"/>
+          </w:tcPr>
+          <w:p>
+            <w:r>
+              <w:t>1.</w:t>
+            </w:r>
+            <w:r>
+              <w:t>2</w:t>
+            </w:r>
+          </w:p>
+        </w:tc>
+      </w:tr>
+      <w:tr>
+        <w:tc>
+          <w:tcPr>
+            <w:tcW w:w="1951" w:type="dxa"/>
+          </w:tcPr>
+          <w:p>
+            <w:pPr>
+              <w:rPr>
+                <w:b/>
+                <w:bCs/>
+              </w:rPr>
+            </w:pPr>
+            <w:r>
+              <w:rPr>
+                <w:b/>
+                <w:bCs/>
+              </w:rPr>
+              <w:t xml:space="preserve">FECHA CREACIÓN </w:t>
+            </w:r>
+          </w:p>
+        </w:tc>
+        <w:tc>
+          <w:tcPr>
+            <w:tcW w:w="4536" w:type="dxa"/>
+          </w:tcPr>
+          <w:p>
+            <w:r>
+              <w:t>12/05/2025</w:t>
+            </w:r>
+          </w:p>
+        </w:tc>
+      </w:tr>
+      <w:tr>
+        <w:tc>
+          <w:tcPr>
+            <w:tcW w:w="1951" w:type="dxa"/>
+          </w:tcPr>
+          <w:p>
+            <w:pPr>
+              <w:rPr>
+                <w:b/>
+                <w:bCs/>
+              </w:rPr>
+            </w:pPr>
+            <w:r>
+              <w:rPr>
+                <w:b/>
+                <w:bCs/>
+              </w:rPr>
+              <w:t xml:space="preserve">FECHA CAMBIO </w:t>
+            </w:r>
+          </w:p>
+        </w:tc>
+        <w:tc>
+          <w:tcPr>
+            <w:tcW w:w="4536" w:type="dxa"/>
+          </w:tcPr>
+          <w:p>
+            <w:r>
+              <w:t>30</w:t>
+            </w:r>
+            <w:r>
+              <w:t>/0</w:t>
+            </w:r>
+            <w:r>
+              <w:t>5</w:t>
+            </w:r>
+            <w:r>
+              <w:t>/2025</w:t>
+            </w:r>
+          </w:p>
+        </w:tc>
+      </w:tr>
+      <w:tr>
+        <w:tc>
+          <w:tcPr>
+            <w:tcW w:w="1951" w:type="dxa"/>
+          </w:tcPr>
+          <w:p>
+            <w:pPr>
+              <w:rPr>
+                <w:b/>
+                <w:bCs/>
+              </w:rPr>
+            </w:pPr>
+            <w:r>
+              <w:rPr>
+                <w:b/>
+                <w:bCs/>
+              </w:rPr>
+              <w:t>RESPONSABLES</w:t>
+            </w:r>
+          </w:p>
+        </w:tc>
+        <w:tc>
+          <w:tcPr>
+            <w:tcW w:w="4536" w:type="dxa"/>
+          </w:tcPr>
+          <w:p>
+            <w:r>
+              <w:t>Martin Lee Moya Llano</w:t>
+            </w:r>
+          </w:p>
+          <w:p/>
+          <w:p>
+            <w:r>
+              <w:t xml:space="preserve">Diego Esteban Sánchez </w:t>
+            </w:r>
+            <w:proofErr w:type="spellStart"/>
+            <w:r>
+              <w:t>Forero</w:t>
+            </w:r>
+            <w:proofErr w:type="spellEnd"/>
+          </w:p>
+          <w:p/>
+          <w:p>
+            <w:r>
+              <w:t>Alisson Daniela Torres Romero</w:t>
+            </w:r>
+          </w:p>
+          <w:p/>
+          <w:p>
+            <w:r>
+              <w:t xml:space="preserve">Juan José </w:t>
+            </w:r>
+            <w:proofErr w:type="spellStart"/>
+            <w:r>
+              <w:t>Uparela</w:t>
+            </w:r>
+            <w:proofErr w:type="spellEnd"/>
+            <w:r>
+              <w:t xml:space="preserve"> Sosa</w:t>
+            </w:r>
+          </w:p>
+        </w:tc>
+      </w:tr>
+      <w:tr>
+        <w:tc>
+          <w:tcPr>
+            <w:tcW w:w="1951" w:type="dxa"/>
+          </w:tcPr>
+          <w:p>
+            <w:pPr>
+              <w:rPr>
+                <w:b/>
+                <w:bCs/>
+              </w:rPr>
+            </w:pPr>
+            <w:r>
+              <w:rPr>
+                <w:b/>
+                <w:bCs/>
+              </w:rPr>
+              <w:t>LIDER</w:t>
+            </w:r>
+          </w:p>
+        </w:tc>
+        <w:tc>
+          <w:tcPr>
+            <w:tcW w:w="4536" w:type="dxa"/>
+          </w:tcPr>
+          <w:p>
+            <w:r>
+              <w:t>Martin Lee Moya Llano</w:t>
+            </w:r>
+          </w:p>
+        </w:tc>
+      </w:tr>
+    </w:tbl>
+    <w:p>
+      <w:pPr>
+        <w:pStyle w:val="Ttulo1"/>
+      </w:pPr>
+      <w:r>
+        <w:t xml:space="preserve">Tabla de </w:t>
+      </w:r>
+      <w:proofErr w:type="spellStart"/>
+      <w:r>
+        <w:t>versionamiento</w:t>
+      </w:r>
+      <w:proofErr w:type="spellEnd"/>
+    </w:p>
+    <w:tbl>
+      <w:tblPr>
+        <w:tblStyle w:val="Tablaconcuadrcula"/>
+        <w:tblW w:w="0" w:type="auto"/>
+        <w:tblLook w:val="04A0" w:firstRow="1" w:lastRow="0" w:firstColumn="1" w:lastColumn="0" w:noHBand="0" w:noVBand="1"/>
+      </w:tblPr>
+      <w:tblGrid>
+        <w:gridCol w:w="1951"/>
+        <w:gridCol w:w="4536"/>
+      </w:tblGrid>
+      <w:tr>
+        <w:tc>
+          <w:tcPr>
+            <w:tcW w:w="1951" w:type="dxa"/>
+          </w:tcPr>
+          <w:p>
+            <w:pPr>
+              <w:rPr>
+                <w:b/>
+                <w:bCs/>
+              </w:rPr>
+            </w:pPr>
+            <w:r>
+              <w:rPr>
+                <w:b/>
+                <w:bCs/>
+              </w:rPr>
+              <w:t>PROYECTO</w:t>
+            </w:r>
+          </w:p>
+        </w:tc>
+        <w:tc>
+          <w:tcPr>
+            <w:tcW w:w="4536" w:type="dxa"/>
+          </w:tcPr>
+          <w:p>
+            <w:r>
+              <w:t>VETERINARIA CIUDAD CANINA</w:t>
+            </w:r>
+          </w:p>
+        </w:tc>
+      </w:tr>
+      <w:tr>
+        <w:tc>
+          <w:tcPr>
+            <w:tcW w:w="1951" w:type="dxa"/>
+          </w:tcPr>
+          <w:p>
+            <w:pPr>
+              <w:rPr>
+                <w:b/>
+                <w:bCs/>
+              </w:rPr>
+            </w:pPr>
+            <w:r>
+              <w:rPr>
+                <w:b/>
+                <w:bCs/>
+              </w:rPr>
+              <w:t>DOCUMENTO</w:t>
+            </w:r>
+          </w:p>
+        </w:tc>
+        <w:tc>
+          <w:tcPr>
+            <w:tcW w:w="4536" w:type="dxa"/>
+          </w:tcPr>
+          <w:p>
+            <w:r>
+              <w:t>Manual de</w:t>
+            </w:r>
+            <w:r>
+              <w:t xml:space="preserve"> </w:t>
+            </w:r>
+            <w:proofErr w:type="spellStart"/>
+            <w:r>
+              <w:t>instalación</w:t>
+            </w:r>
+            <w:proofErr w:type="spellEnd"/>
+          </w:p>
+        </w:tc>
+      </w:tr>
+      <w:tr>
+        <w:tc>
+          <w:tcPr>
+            <w:tcW w:w="1951" w:type="dxa"/>
+          </w:tcPr>
+          <w:p>
+            <w:pPr>
+              <w:rPr>
+                <w:b/>
+                <w:bCs/>
+              </w:rPr>
+            </w:pPr>
+            <w:r>
+              <w:rPr>
+                <w:b/>
+                <w:bCs/>
+              </w:rPr>
+              <w:t>VERSIÓN</w:t>
+            </w:r>
+          </w:p>
+        </w:tc>
+        <w:tc>
+          <w:tcPr>
+            <w:tcW w:w="4536" w:type="dxa"/>
+          </w:tcPr>
+          <w:p>
+            <w:r>
+              <w:t>1.</w:t>
+            </w:r>
+            <w:r>
+              <w:t>3</w:t>
+            </w:r>
+          </w:p>
+        </w:tc>
+      </w:tr>
+      <w:tr>
+        <w:tc>
+          <w:tcPr>
+            <w:tcW w:w="1951" w:type="dxa"/>
+          </w:tcPr>
+          <w:p>
+            <w:pPr>
+              <w:rPr>
+                <w:b/>
+                <w:bCs/>
+              </w:rPr>
+            </w:pPr>
+            <w:r>
+              <w:rPr>
+                <w:b/>
+                <w:bCs/>
+              </w:rPr>
+              <w:t xml:space="preserve">FECHA CREACIÓN </w:t>
+            </w:r>
+          </w:p>
+        </w:tc>
+        <w:tc>
+          <w:tcPr>
+            <w:tcW w:w="4536" w:type="dxa"/>
+          </w:tcPr>
+          <w:p>
+            <w:r>
+              <w:t>12/05/2025</w:t>
+            </w:r>
+          </w:p>
+        </w:tc>
+      </w:tr>
+      <w:tr>
+        <w:tc>
+          <w:tcPr>
+            <w:tcW w:w="1951" w:type="dxa"/>
+          </w:tcPr>
+          <w:p>
+            <w:pPr>
+              <w:rPr>
+                <w:b/>
+                <w:bCs/>
+              </w:rPr>
+            </w:pPr>
+            <w:r>
+              <w:rPr>
+                <w:b/>
+                <w:bCs/>
+              </w:rPr>
+              <w:t xml:space="preserve">FECHA CAMBIO </w:t>
+            </w:r>
+          </w:p>
+        </w:tc>
+        <w:tc>
+          <w:tcPr>
+            <w:tcW w:w="4536" w:type="dxa"/>
+          </w:tcPr>
+          <w:p>
+            <w:r>
+              <w:t>02</w:t>
+            </w:r>
+            <w:r>
+              <w:t>/0</w:t>
+            </w:r>
+            <w:r>
+              <w:t>6</w:t>
+            </w:r>
+            <w:bookmarkStart w:id="3" w:name="_GoBack"/>
+            <w:bookmarkEnd w:id="3"/>
+            <w:r>
+              <w:t>/2025</w:t>
+            </w:r>
+          </w:p>
+        </w:tc>
+      </w:tr>
+      <w:tr>
+        <w:tc>
+          <w:tcPr>
+            <w:tcW w:w="1951" w:type="dxa"/>
+          </w:tcPr>
+          <w:p>
+            <w:pPr>
+              <w:rPr>
+                <w:b/>
+                <w:bCs/>
+              </w:rPr>
+            </w:pPr>
+            <w:r>
+              <w:rPr>
+                <w:b/>
+                <w:bCs/>
+              </w:rPr>
+              <w:t>RESPONSABLES</w:t>
+            </w:r>
+          </w:p>
+        </w:tc>
+        <w:tc>
+          <w:tcPr>
+            <w:tcW w:w="4536" w:type="dxa"/>
+          </w:tcPr>
+          <w:p>
+            <w:r>
+              <w:t>Martin Lee Moya Llano</w:t>
+            </w:r>
+          </w:p>
+          <w:p/>
+          <w:p>
+            <w:r>
+              <w:t xml:space="preserve">Diego Esteban Sánchez </w:t>
+            </w:r>
+            <w:proofErr w:type="spellStart"/>
+            <w:r>
+              <w:t>Forero</w:t>
+            </w:r>
+            <w:proofErr w:type="spellEnd"/>
+          </w:p>
+          <w:p/>
+          <w:p>
+            <w:r>
+              <w:t>Alisson Daniela Torres Romero</w:t>
+            </w:r>
+          </w:p>
+          <w:p/>
+          <w:p>
+            <w:r>
+              <w:t xml:space="preserve">Juan José </w:t>
+            </w:r>
+            <w:proofErr w:type="spellStart"/>
+            <w:r>
+              <w:t>Uparela</w:t>
+            </w:r>
+            <w:proofErr w:type="spellEnd"/>
+            <w:r>
+              <w:t xml:space="preserve"> Sosa</w:t>
+            </w:r>
+          </w:p>
+        </w:tc>
+      </w:tr>
+      <w:tr>
+        <w:tc>
+          <w:tcPr>
+            <w:tcW w:w="1951" w:type="dxa"/>
+          </w:tcPr>
+          <w:p>
+            <w:pPr>
+              <w:rPr>
+                <w:b/>
+                <w:bCs/>
+              </w:rPr>
+            </w:pPr>
+            <w:r>
+              <w:rPr>
+                <w:b/>
+                <w:bCs/>
+              </w:rPr>
+              <w:lastRenderedPageBreak/>
+              <w:t>LIDER</w:t>
+            </w:r>
+          </w:p>
+        </w:tc>
+        <w:tc>
+          <w:tcPr>
+            <w:tcW w:w="4536" w:type="dxa"/>
+          </w:tcPr>
+          <w:p>
+            <w:r>
+              <w:t>Martin Lee Moya Llano</w:t>
+            </w:r>
+          </w:p>
+        </w:tc>
+      </w:tr>
+    </w:tbl>
+    <w:p>
+      <w:pPr>
+        <w:rPr>
+          <w:lang w:eastAsia="es-CO"/>
+        </w:rPr>
+      </w:pPr>
+    </w:p>
+    <w:p>
+      <w:pPr>
         <w:pStyle w:val="Ttulo1"/>
         <w:numPr>
           <w:ilvl w:val="0"/>
-          <w:numId w:val="64"/>
+          <w:numId w:val="21"/>
         </w:numPr>
         <w:rPr>
           <w:rFonts w:ascii="Cambria" w:eastAsia="Times New Roman" w:hAnsi="Cambria"/>
@@ -3209,7 +4116,7 @@
           <w:lang w:eastAsia="es-CO"/>
         </w:rPr>
       </w:pPr>
-      <w:bookmarkStart w:id="3" w:name="_Toc198135371"/>
+      <w:bookmarkStart w:id="4" w:name="_Toc198135371"/>
       <w:r>
         <w:rPr>
           <w:rFonts w:ascii="Cambria" w:eastAsia="Times New Roman" w:hAnsi="Cambria"/>
@@ -3219,13 +4126,12 @@
           <w:szCs w:val="24"/>
           <w:lang w:eastAsia="es-CO"/>
         </w:rPr>
-        <w:lastRenderedPageBreak/>
         <w:t>Introducción</w:t>
       </w:r>
       <w:bookmarkEnd w:id="2"/>
       <w:bookmarkEnd w:id="1"/>
       <w:bookmarkEnd w:id="0"/>
-      <w:bookmarkEnd w:id="3"/>
+      <w:bookmarkEnd w:id="4"/>
     </w:p>
     <w:p>
       <w:pPr>
@@ -3317,7 +4223,7 @@
           <w:lang w:eastAsia="es-CO"/>
         </w:rPr>
       </w:pPr>
-      <w:bookmarkStart w:id="4" w:name="_Toc198135372"/>
+      <w:bookmarkStart w:id="5" w:name="_Toc198135372"/>
       <w:r>
         <w:rPr>
           <w:rFonts w:ascii="Cambria" w:eastAsia="Times New Roman" w:hAnsi="Cambria"/>
@@ -3327,7 +4233,7 @@
         </w:rPr>
         <w:t>Objetivo del manual:</w:t>
       </w:r>
-      <w:bookmarkEnd w:id="4"/>
+      <w:bookmarkEnd w:id="5"/>
     </w:p>
     <w:p>
       <w:pPr>
@@ -3354,7 +4260,7 @@
       <w:pPr>
         <w:numPr>
           <w:ilvl w:val="0"/>
-          <w:numId w:val="32"/>
+          <w:numId w:val="1"/>
         </w:numPr>
         <w:spacing w:before="100" w:beforeAutospacing="1" w:after="100" w:afterAutospacing="1" w:line="240" w:lineRule="auto"/>
         <w:rPr>
@@ -3378,7 +4284,7 @@
       <w:pPr>
         <w:numPr>
           <w:ilvl w:val="0"/>
-          <w:numId w:val="32"/>
+          <w:numId w:val="1"/>
         </w:numPr>
         <w:spacing w:before="100" w:beforeAutospacing="1" w:after="100" w:afterAutospacing="1" w:line="240" w:lineRule="auto"/>
         <w:rPr>
@@ -3402,7 +4308,7 @@
       <w:pPr>
         <w:numPr>
           <w:ilvl w:val="0"/>
-          <w:numId w:val="32"/>
+          <w:numId w:val="1"/>
         </w:numPr>
         <w:spacing w:before="100" w:beforeAutospacing="1" w:after="100" w:afterAutospacing="1" w:line="240" w:lineRule="auto"/>
         <w:rPr>
@@ -3446,7 +4352,7 @@
       <w:pPr>
         <w:numPr>
           <w:ilvl w:val="0"/>
-          <w:numId w:val="33"/>
+          <w:numId w:val="2"/>
         </w:numPr>
         <w:spacing w:before="100" w:beforeAutospacing="1" w:after="100" w:afterAutospacing="1" w:line="240" w:lineRule="auto"/>
         <w:rPr>
@@ -3470,7 +4376,7 @@
       <w:pPr>
         <w:numPr>
           <w:ilvl w:val="0"/>
-          <w:numId w:val="33"/>
+          <w:numId w:val="2"/>
         </w:numPr>
         <w:spacing w:before="100" w:beforeAutospacing="1" w:after="100" w:afterAutospacing="1" w:line="240" w:lineRule="auto"/>
         <w:rPr>
@@ -3494,7 +4400,7 @@
       <w:pPr>
         <w:numPr>
           <w:ilvl w:val="0"/>
-          <w:numId w:val="33"/>
+          <w:numId w:val="2"/>
         </w:numPr>
         <w:spacing w:before="100" w:beforeAutospacing="1" w:after="100" w:afterAutospacing="1" w:line="240" w:lineRule="auto"/>
         <w:rPr>
@@ -3524,7 +4430,7 @@
           <w:lang w:eastAsia="es-CO"/>
         </w:rPr>
       </w:pPr>
-      <w:bookmarkStart w:id="5" w:name="_Toc198135373"/>
+      <w:bookmarkStart w:id="6" w:name="_Toc198135373"/>
       <w:r>
         <w:rPr>
           <w:rFonts w:ascii="Cambria" w:eastAsia="Times New Roman" w:hAnsi="Cambria"/>
@@ -3534,7 +4440,7 @@
         </w:rPr>
         <w:t>Público al que va dirigido</w:t>
       </w:r>
-      <w:bookmarkEnd w:id="5"/>
+      <w:bookmarkEnd w:id="6"/>
     </w:p>
     <w:p>
       <w:pPr>
@@ -3563,7 +4469,7 @@
       <w:pPr>
         <w:numPr>
           <w:ilvl w:val="0"/>
-          <w:numId w:val="34"/>
+          <w:numId w:val="3"/>
         </w:numPr>
         <w:spacing w:before="100" w:beforeAutospacing="1" w:after="100" w:afterAutospacing="1" w:line="240" w:lineRule="auto"/>
         <w:rPr>
@@ -3587,7 +4493,7 @@
       <w:pPr>
         <w:numPr>
           <w:ilvl w:val="0"/>
-          <w:numId w:val="34"/>
+          <w:numId w:val="3"/>
         </w:numPr>
         <w:spacing w:before="100" w:beforeAutospacing="1" w:after="100" w:afterAutospacing="1" w:line="240" w:lineRule="auto"/>
         <w:rPr>
@@ -4059,7 +4965,7 @@
       <w:pPr>
         <w:numPr>
           <w:ilvl w:val="0"/>
-          <w:numId w:val="34"/>
+          <w:numId w:val="3"/>
         </w:numPr>
         <w:spacing w:before="100" w:beforeAutospacing="1" w:after="100" w:afterAutospacing="1" w:line="240" w:lineRule="auto"/>
         <w:rPr>
@@ -4100,6 +5006,7 @@
           <w:lang w:eastAsia="es-CO"/>
           <w14:ligatures w14:val="none"/>
         </w:rPr>
+        <w:lastRenderedPageBreak/>
         <w:pict w14:anchorId="54673FED">
           <v:rect id="_x0000_i1025" style="width:0;height:1.5pt" o:hralign="center" o:hrstd="t" o:hr="t" fillcolor="#a0a0a0" stroked="f"/>
         </w:pict>
@@ -4117,10 +5024,10 @@
           <w:lang w:eastAsia="es-CO"/>
         </w:rPr>
       </w:pPr>
-      <w:bookmarkStart w:id="6" w:name="_Toc197948160"/>
-      <w:bookmarkStart w:id="7" w:name="_Toc198106404"/>
-      <w:bookmarkStart w:id="8" w:name="_Toc198134771"/>
-      <w:bookmarkStart w:id="9" w:name="_Toc198135374"/>
+      <w:bookmarkStart w:id="7" w:name="_Toc197948160"/>
+      <w:bookmarkStart w:id="8" w:name="_Toc198106404"/>
+      <w:bookmarkStart w:id="9" w:name="_Toc198134771"/>
+      <w:bookmarkStart w:id="10" w:name="_Toc198135374"/>
       <w:r>
         <w:rPr>
           <w:rFonts w:ascii="Cambria" w:eastAsia="Times New Roman" w:hAnsi="Cambria"/>
@@ -4130,19 +5037,18 @@
           <w:szCs w:val="24"/>
           <w:lang w:eastAsia="es-CO"/>
         </w:rPr>
-        <w:lastRenderedPageBreak/>
         <w:t>2. Arquitectura del Sistema</w:t>
       </w:r>
-      <w:bookmarkEnd w:id="6"/>
       <w:bookmarkEnd w:id="7"/>
       <w:bookmarkEnd w:id="8"/>
       <w:bookmarkEnd w:id="9"/>
+      <w:bookmarkEnd w:id="10"/>
     </w:p>
     <w:p>
       <w:pPr>
         <w:numPr>
           <w:ilvl w:val="0"/>
-          <w:numId w:val="35"/>
+          <w:numId w:val="4"/>
         </w:numPr>
         <w:spacing w:before="100" w:beforeAutospacing="1" w:after="100" w:afterAutospacing="1" w:line="240" w:lineRule="auto"/>
         <w:rPr>
@@ -4166,7 +5072,7 @@
       <w:pPr>
         <w:numPr>
           <w:ilvl w:val="1"/>
-          <w:numId w:val="35"/>
+          <w:numId w:val="4"/>
         </w:numPr>
         <w:spacing w:before="100" w:beforeAutospacing="1" w:after="100" w:afterAutospacing="1" w:line="240" w:lineRule="auto"/>
         <w:rPr>
@@ -4190,7 +5096,7 @@
       <w:pPr>
         <w:numPr>
           <w:ilvl w:val="1"/>
-          <w:numId w:val="35"/>
+          <w:numId w:val="4"/>
         </w:numPr>
         <w:spacing w:before="100" w:beforeAutospacing="1" w:after="100" w:afterAutospacing="1" w:line="240" w:lineRule="auto"/>
         <w:rPr>
@@ -4214,7 +5120,7 @@
       <w:pPr>
         <w:numPr>
           <w:ilvl w:val="1"/>
-          <w:numId w:val="35"/>
+          <w:numId w:val="4"/>
         </w:numPr>
         <w:spacing w:before="100" w:beforeAutospacing="1" w:after="100" w:afterAutospacing="1" w:line="240" w:lineRule="auto"/>
         <w:rPr>
@@ -4238,7 +5144,7 @@
       <w:pPr>
         <w:numPr>
           <w:ilvl w:val="1"/>
-          <w:numId w:val="35"/>
+          <w:numId w:val="4"/>
         </w:numPr>
         <w:spacing w:before="100" w:beforeAutospacing="1" w:after="100" w:afterAutospacing="1" w:line="240" w:lineRule="auto"/>
         <w:rPr>
@@ -4296,10 +5202,10 @@
           <w:lang w:eastAsia="es-CO"/>
         </w:rPr>
       </w:pPr>
-      <w:bookmarkStart w:id="10" w:name="_Toc197948161"/>
-      <w:bookmarkStart w:id="11" w:name="_Toc198106405"/>
-      <w:bookmarkStart w:id="12" w:name="_Toc198134772"/>
-      <w:bookmarkStart w:id="13" w:name="_Toc198135375"/>
+      <w:bookmarkStart w:id="11" w:name="_Toc197948161"/>
+      <w:bookmarkStart w:id="12" w:name="_Toc198106405"/>
+      <w:bookmarkStart w:id="13" w:name="_Toc198134772"/>
+      <w:bookmarkStart w:id="14" w:name="_Toc198135375"/>
       <w:r>
         <w:rPr>
           <w:rFonts w:ascii="Cambria" w:eastAsia="Times New Roman" w:hAnsi="Cambria"/>
@@ -4311,16 +5217,16 @@
         </w:rPr>
         <w:t>3. Tecnologías Utilizadas</w:t>
       </w:r>
-      <w:bookmarkEnd w:id="10"/>
       <w:bookmarkEnd w:id="11"/>
       <w:bookmarkEnd w:id="12"/>
       <w:bookmarkEnd w:id="13"/>
+      <w:bookmarkEnd w:id="14"/>
     </w:p>
     <w:p>
       <w:pPr>
         <w:numPr>
           <w:ilvl w:val="0"/>
-          <w:numId w:val="36"/>
+          <w:numId w:val="5"/>
         </w:numPr>
         <w:spacing w:before="100" w:beforeAutospacing="1" w:after="100" w:afterAutospacing="1" w:line="240" w:lineRule="auto"/>
         <w:rPr>
@@ -4362,7 +5268,7 @@
       <w:pPr>
         <w:numPr>
           <w:ilvl w:val="0"/>
-          <w:numId w:val="36"/>
+          <w:numId w:val="5"/>
         </w:numPr>
         <w:spacing w:before="100" w:beforeAutospacing="1" w:after="100" w:afterAutospacing="1" w:line="240" w:lineRule="auto"/>
         <w:rPr>
@@ -4386,7 +5292,7 @@
       <w:pPr>
         <w:numPr>
           <w:ilvl w:val="0"/>
-          <w:numId w:val="36"/>
+          <w:numId w:val="5"/>
         </w:numPr>
         <w:spacing w:before="100" w:beforeAutospacing="1" w:after="100" w:afterAutospacing="1" w:line="240" w:lineRule="auto"/>
         <w:rPr>
@@ -4410,7 +5316,7 @@
       <w:pPr>
         <w:numPr>
           <w:ilvl w:val="0"/>
-          <w:numId w:val="36"/>
+          <w:numId w:val="5"/>
         </w:numPr>
         <w:spacing w:before="100" w:beforeAutospacing="1" w:after="100" w:afterAutospacing="1" w:line="240" w:lineRule="auto"/>
         <w:rPr>
@@ -4434,7 +5340,7 @@
       <w:pPr>
         <w:numPr>
           <w:ilvl w:val="0"/>
-          <w:numId w:val="36"/>
+          <w:numId w:val="5"/>
         </w:numPr>
         <w:spacing w:before="100" w:beforeAutospacing="1" w:after="100" w:afterAutospacing="1" w:line="240" w:lineRule="auto"/>
         <w:rPr>
@@ -4458,7 +5364,7 @@
       <w:pPr>
         <w:numPr>
           <w:ilvl w:val="0"/>
-          <w:numId w:val="36"/>
+          <w:numId w:val="5"/>
         </w:numPr>
         <w:spacing w:before="100" w:beforeAutospacing="1" w:after="100" w:afterAutospacing="1" w:line="240" w:lineRule="auto"/>
         <w:rPr>
@@ -4482,7 +5388,7 @@
       <w:pPr>
         <w:numPr>
           <w:ilvl w:val="0"/>
-          <w:numId w:val="36"/>
+          <w:numId w:val="5"/>
         </w:numPr>
         <w:spacing w:before="100" w:beforeAutospacing="1" w:after="100" w:afterAutospacing="1" w:line="240" w:lineRule="auto"/>
         <w:rPr>
@@ -4987,10 +5893,10 @@
           <w:szCs w:val="24"/>
         </w:rPr>
       </w:pPr>
-      <w:bookmarkStart w:id="14" w:name="_Toc197948162"/>
-      <w:bookmarkStart w:id="15" w:name="_Toc198106406"/>
-      <w:bookmarkStart w:id="16" w:name="_Toc198134773"/>
-      <w:bookmarkStart w:id="17" w:name="_Toc198135376"/>
+      <w:bookmarkStart w:id="15" w:name="_Toc198134773"/>
+      <w:bookmarkStart w:id="16" w:name="_Toc198135376"/>
+      <w:bookmarkStart w:id="17" w:name="_Toc197948162"/>
+      <w:bookmarkStart w:id="18" w:name="_Toc198106406"/>
       <w:r>
         <w:rPr>
           <w:rFonts w:ascii="Cambria" w:hAnsi="Cambria"/>
@@ -4999,8 +5905,9 @@
           <w:sz w:val="24"/>
           <w:szCs w:val="24"/>
         </w:rPr>
-        <w:t>4</w:t>
-      </w:r>
+        <w:t xml:space="preserve">4. </w:t>
+      </w:r>
+      <w:bookmarkStart w:id="19" w:name="_Hlk198139423"/>
       <w:r>
         <w:rPr>
           <w:rFonts w:ascii="Cambria" w:hAnsi="Cambria"/>
@@ -5009,22 +5916,11 @@
           <w:sz w:val="24"/>
           <w:szCs w:val="24"/>
         </w:rPr>
-        <w:t xml:space="preserve">. </w:t>
-      </w:r>
-      <w:bookmarkStart w:id="18" w:name="_Hlk198139423"/>
-      <w:r>
-        <w:rPr>
-          <w:rFonts w:ascii="Cambria" w:hAnsi="Cambria"/>
-          <w:b/>
-          <w:bCs/>
-          <w:sz w:val="24"/>
-          <w:szCs w:val="24"/>
-        </w:rPr>
         <w:t>Instalación de Herramientas y Programas</w:t>
       </w:r>
+      <w:bookmarkEnd w:id="15"/>
       <w:bookmarkEnd w:id="16"/>
-      <w:bookmarkEnd w:id="17"/>
-      <w:bookmarkEnd w:id="18"/>
+      <w:bookmarkEnd w:id="19"/>
     </w:p>
     <w:p>
       <w:pPr>
@@ -5038,8 +5934,8 @@
           <w14:ligatures w14:val="none"/>
         </w:rPr>
       </w:pPr>
-      <w:bookmarkStart w:id="19" w:name="_Toc198135377"/>
-      <w:bookmarkStart w:id="20" w:name="_Hlk198139486"/>
+      <w:bookmarkStart w:id="20" w:name="_Toc198135377"/>
+      <w:bookmarkStart w:id="21" w:name="_Hlk198139486"/>
       <w:r>
         <w:rPr>
           <w:rFonts w:ascii="Cambria" w:hAnsi="Cambria"/>
@@ -5048,7 +5944,7 @@
         </w:rPr>
         <w:t>Instalación de Node.js y npm</w:t>
       </w:r>
-      <w:bookmarkEnd w:id="19"/>
+      <w:bookmarkEnd w:id="20"/>
     </w:p>
     <w:p>
       <w:pPr>
@@ -5104,7 +6000,7 @@
       <w:pPr>
         <w:numPr>
           <w:ilvl w:val="0"/>
-          <w:numId w:val="48"/>
+          <w:numId w:val="14"/>
         </w:numPr>
         <w:spacing w:before="100" w:beforeAutospacing="1" w:after="100" w:afterAutospacing="1" w:line="240" w:lineRule="auto"/>
         <w:rPr>
@@ -5132,7 +6028,7 @@
       <w:pPr>
         <w:numPr>
           <w:ilvl w:val="0"/>
-          <w:numId w:val="48"/>
+          <w:numId w:val="14"/>
         </w:numPr>
         <w:spacing w:before="100" w:beforeAutospacing="1" w:after="100" w:afterAutospacing="1" w:line="240" w:lineRule="auto"/>
         <w:rPr>
@@ -5160,7 +6056,7 @@
       <w:pPr>
         <w:numPr>
           <w:ilvl w:val="0"/>
-          <w:numId w:val="48"/>
+          <w:numId w:val="14"/>
         </w:numPr>
         <w:spacing w:before="100" w:beforeAutospacing="1" w:after="100" w:afterAutospacing="1" w:line="240" w:lineRule="auto"/>
         <w:rPr>
@@ -5188,7 +6084,7 @@
       <w:pPr>
         <w:numPr>
           <w:ilvl w:val="0"/>
-          <w:numId w:val="48"/>
+          <w:numId w:val="14"/>
         </w:numPr>
         <w:spacing w:before="100" w:beforeAutospacing="1" w:after="100" w:afterAutospacing="1" w:line="240" w:lineRule="auto"/>
         <w:rPr>
@@ -5216,7 +6112,7 @@
       <w:pPr>
         <w:numPr>
           <w:ilvl w:val="0"/>
-          <w:numId w:val="48"/>
+          <w:numId w:val="14"/>
         </w:numPr>
         <w:spacing w:before="100" w:beforeAutospacing="1" w:after="100" w:afterAutospacing="1" w:line="240" w:lineRule="auto"/>
         <w:rPr>
@@ -5244,7 +6140,7 @@
       <w:pPr>
         <w:numPr>
           <w:ilvl w:val="0"/>
-          <w:numId w:val="48"/>
+          <w:numId w:val="14"/>
         </w:numPr>
         <w:spacing w:before="100" w:beforeAutospacing="1" w:after="100" w:afterAutospacing="1" w:line="240" w:lineRule="auto"/>
         <w:rPr>
@@ -5272,7 +6168,7 @@
       <w:pPr>
         <w:numPr>
           <w:ilvl w:val="0"/>
-          <w:numId w:val="48"/>
+          <w:numId w:val="14"/>
         </w:numPr>
         <w:tabs>
           <w:tab w:val="clear" w:pos="720"/>
@@ -5355,6 +6251,7 @@
           <w:lang w:eastAsia="es-CO"/>
           <w14:ligatures w14:val="none"/>
         </w:rPr>
+        <w:lastRenderedPageBreak/>
         <w:t>npm -v</w:t>
       </w:r>
     </w:p>
@@ -5402,7 +6299,6 @@
               <w:rPr>
                 <w:noProof/>
               </w:rPr>
-              <w:lastRenderedPageBreak/>
               <w:drawing>
                 <wp:inline distT="0" distB="0" distL="0" distR="0" wp14:anchorId="2A7D545F" wp14:editId="251A8EBD">
                   <wp:extent cx="1089025" cy="1089025"/>
@@ -5875,7 +6771,7 @@
           <w14:ligatures w14:val="none"/>
         </w:rPr>
         <w:pict w14:anchorId="62778CCE">
-          <v:rect id="_x0000_i1415" style="width:0;height:1.5pt" o:hralign="center" o:hrstd="t" o:hr="t" fillcolor="#a0a0a0" stroked="f"/>
+          <v:rect id="_x0000_i1028" style="width:0;height:1.5pt" o:hralign="center" o:hrstd="t" o:hr="t" fillcolor="#a0a0a0" stroked="f"/>
         </w:pict>
       </w:r>
     </w:p>
@@ -5889,7 +6785,7 @@
           <w:lang w:eastAsia="es-CO"/>
         </w:rPr>
       </w:pPr>
-      <w:bookmarkStart w:id="21" w:name="_Toc198135378"/>
+      <w:bookmarkStart w:id="22" w:name="_Toc198135378"/>
       <w:r>
         <w:rPr>
           <w:rFonts w:ascii="Cambria" w:eastAsia="Times New Roman" w:hAnsi="Cambria"/>
@@ -5899,7 +6795,7 @@
         </w:rPr>
         <w:t>Instalación de Git</w:t>
       </w:r>
-      <w:bookmarkEnd w:id="21"/>
+      <w:bookmarkEnd w:id="22"/>
     </w:p>
     <w:p>
       <w:pPr>
@@ -5955,7 +6851,7 @@
       <w:pPr>
         <w:numPr>
           <w:ilvl w:val="0"/>
-          <w:numId w:val="49"/>
+          <w:numId w:val="15"/>
         </w:numPr>
         <w:spacing w:before="100" w:beforeAutospacing="1" w:after="100" w:afterAutospacing="1" w:line="240" w:lineRule="auto"/>
         <w:rPr>
@@ -5983,7 +6879,7 @@
       <w:pPr>
         <w:numPr>
           <w:ilvl w:val="0"/>
-          <w:numId w:val="49"/>
+          <w:numId w:val="15"/>
         </w:numPr>
         <w:spacing w:before="100" w:beforeAutospacing="1" w:after="100" w:afterAutospacing="1" w:line="240" w:lineRule="auto"/>
         <w:rPr>
@@ -6011,7 +6907,7 @@
       <w:pPr>
         <w:numPr>
           <w:ilvl w:val="0"/>
-          <w:numId w:val="49"/>
+          <w:numId w:val="15"/>
         </w:numPr>
         <w:spacing w:before="100" w:beforeAutospacing="1" w:after="100" w:afterAutospacing="1" w:line="240" w:lineRule="auto"/>
         <w:rPr>
@@ -6039,7 +6935,7 @@
       <w:pPr>
         <w:numPr>
           <w:ilvl w:val="0"/>
-          <w:numId w:val="49"/>
+          <w:numId w:val="15"/>
         </w:numPr>
         <w:spacing w:before="100" w:beforeAutospacing="1" w:after="100" w:afterAutospacing="1" w:line="240" w:lineRule="auto"/>
         <w:rPr>
@@ -6067,7 +6963,7 @@
       <w:pPr>
         <w:numPr>
           <w:ilvl w:val="0"/>
-          <w:numId w:val="49"/>
+          <w:numId w:val="15"/>
         </w:numPr>
         <w:spacing w:before="100" w:beforeAutospacing="1" w:after="100" w:afterAutospacing="1" w:line="240" w:lineRule="auto"/>
         <w:rPr>
@@ -6242,7 +7138,7 @@
           <w14:ligatures w14:val="none"/>
         </w:rPr>
         <w:pict w14:anchorId="1F61AEC1">
-          <v:rect id="_x0000_i1416" style="width:0;height:1.5pt" o:hralign="center" o:hrstd="t" o:hr="t" fillcolor="#a0a0a0" stroked="f"/>
+          <v:rect id="_x0000_i1029" style="width:0;height:1.5pt" o:hralign="center" o:hrstd="t" o:hr="t" fillcolor="#a0a0a0" stroked="f"/>
         </w:pict>
       </w:r>
     </w:p>
@@ -6256,7 +7152,7 @@
           <w:lang w:eastAsia="es-CO"/>
         </w:rPr>
       </w:pPr>
-      <w:bookmarkStart w:id="22" w:name="_Toc198135379"/>
+      <w:bookmarkStart w:id="23" w:name="_Toc198135379"/>
       <w:r>
         <w:rPr>
           <w:rFonts w:ascii="Cambria" w:eastAsia="Times New Roman" w:hAnsi="Cambria"/>
@@ -6266,7 +7162,7 @@
         </w:rPr>
         <w:t>Instalación de Visual Studio Code</w:t>
       </w:r>
-      <w:bookmarkEnd w:id="22"/>
+      <w:bookmarkEnd w:id="23"/>
     </w:p>
     <w:p>
       <w:pPr>
@@ -6322,7 +7218,7 @@
       <w:pPr>
         <w:numPr>
           <w:ilvl w:val="0"/>
-          <w:numId w:val="50"/>
+          <w:numId w:val="16"/>
         </w:numPr>
         <w:spacing w:before="100" w:beforeAutospacing="1" w:after="100" w:afterAutospacing="1" w:line="240" w:lineRule="auto"/>
         <w:rPr>
@@ -6350,7 +7246,7 @@
       <w:pPr>
         <w:numPr>
           <w:ilvl w:val="0"/>
-          <w:numId w:val="50"/>
+          <w:numId w:val="16"/>
         </w:numPr>
         <w:spacing w:before="100" w:beforeAutospacing="1" w:after="100" w:afterAutospacing="1" w:line="240" w:lineRule="auto"/>
         <w:rPr>
@@ -6378,7 +7274,7 @@
       <w:pPr>
         <w:numPr>
           <w:ilvl w:val="0"/>
-          <w:numId w:val="50"/>
+          <w:numId w:val="16"/>
         </w:numPr>
         <w:spacing w:before="100" w:beforeAutospacing="1" w:after="100" w:afterAutospacing="1" w:line="240" w:lineRule="auto"/>
         <w:rPr>
@@ -6406,7 +7302,7 @@
       <w:pPr>
         <w:numPr>
           <w:ilvl w:val="1"/>
-          <w:numId w:val="50"/>
+          <w:numId w:val="16"/>
         </w:numPr>
         <w:spacing w:before="100" w:beforeAutospacing="1" w:after="100" w:afterAutospacing="1" w:line="240" w:lineRule="auto"/>
         <w:rPr>
@@ -6434,7 +7330,7 @@
       <w:pPr>
         <w:numPr>
           <w:ilvl w:val="1"/>
-          <w:numId w:val="50"/>
+          <w:numId w:val="16"/>
         </w:numPr>
         <w:spacing w:before="100" w:beforeAutospacing="1" w:after="100" w:afterAutospacing="1" w:line="240" w:lineRule="auto"/>
         <w:rPr>
@@ -6462,7 +7358,7 @@
       <w:pPr>
         <w:numPr>
           <w:ilvl w:val="1"/>
-          <w:numId w:val="50"/>
+          <w:numId w:val="16"/>
         </w:numPr>
         <w:spacing w:before="100" w:beforeAutospacing="1" w:after="100" w:afterAutospacing="1" w:line="240" w:lineRule="auto"/>
         <w:rPr>
@@ -6490,7 +7386,7 @@
       <w:pPr>
         <w:numPr>
           <w:ilvl w:val="1"/>
-          <w:numId w:val="50"/>
+          <w:numId w:val="16"/>
         </w:numPr>
         <w:spacing w:before="100" w:beforeAutospacing="1" w:after="100" w:afterAutospacing="1" w:line="240" w:lineRule="auto"/>
         <w:rPr>
@@ -6518,7 +7414,7 @@
       <w:pPr>
         <w:numPr>
           <w:ilvl w:val="1"/>
-          <w:numId w:val="50"/>
+          <w:numId w:val="16"/>
         </w:numPr>
         <w:spacing w:before="100" w:beforeAutospacing="1" w:after="100" w:afterAutospacing="1" w:line="240" w:lineRule="auto"/>
         <w:rPr>
@@ -6564,7 +7460,7 @@
           <w14:ligatures w14:val="none"/>
         </w:rPr>
         <w:pict w14:anchorId="0179D585">
-          <v:rect id="_x0000_i1417" style="width:0;height:1.5pt" o:hralign="center" o:hrstd="t" o:hr="t" fillcolor="#a0a0a0" stroked="f"/>
+          <v:rect id="_x0000_i1030" style="width:0;height:1.5pt" o:hralign="center" o:hrstd="t" o:hr="t" fillcolor="#a0a0a0" stroked="f"/>
         </w:pict>
       </w:r>
     </w:p>
@@ -6578,7 +7474,7 @@
           <w:lang w:eastAsia="es-CO"/>
         </w:rPr>
       </w:pPr>
-      <w:bookmarkStart w:id="23" w:name="_Toc198135380"/>
+      <w:bookmarkStart w:id="24" w:name="_Toc198135380"/>
       <w:r>
         <w:rPr>
           <w:rFonts w:ascii="Cambria" w:eastAsia="Times New Roman" w:hAnsi="Cambria"/>
@@ -6588,7 +7484,7 @@
         </w:rPr>
         <w:t>Instalación de MySQL y MySQL Workbench</w:t>
       </w:r>
-      <w:bookmarkEnd w:id="23"/>
+      <w:bookmarkEnd w:id="24"/>
     </w:p>
     <w:p>
       <w:pPr>
@@ -7081,7 +7977,7 @@
       <w:pPr>
         <w:numPr>
           <w:ilvl w:val="0"/>
-          <w:numId w:val="51"/>
+          <w:numId w:val="17"/>
         </w:numPr>
         <w:spacing w:before="100" w:beforeAutospacing="1" w:after="100" w:afterAutospacing="1" w:line="240" w:lineRule="auto"/>
         <w:rPr>
@@ -7109,7 +8005,7 @@
       <w:pPr>
         <w:numPr>
           <w:ilvl w:val="0"/>
-          <w:numId w:val="51"/>
+          <w:numId w:val="17"/>
         </w:numPr>
         <w:spacing w:before="100" w:beforeAutospacing="1" w:after="100" w:afterAutospacing="1" w:line="240" w:lineRule="auto"/>
         <w:rPr>
@@ -7137,7 +8033,7 @@
       <w:pPr>
         <w:numPr>
           <w:ilvl w:val="0"/>
-          <w:numId w:val="51"/>
+          <w:numId w:val="17"/>
         </w:numPr>
         <w:spacing w:before="100" w:beforeAutospacing="1" w:after="100" w:afterAutospacing="1" w:line="240" w:lineRule="auto"/>
         <w:rPr>
@@ -7165,7 +8061,7 @@
       <w:pPr>
         <w:numPr>
           <w:ilvl w:val="1"/>
-          <w:numId w:val="51"/>
+          <w:numId w:val="17"/>
         </w:numPr>
         <w:spacing w:before="100" w:beforeAutospacing="1" w:after="100" w:afterAutospacing="1" w:line="240" w:lineRule="auto"/>
         <w:rPr>
@@ -7193,7 +8089,7 @@
       <w:pPr>
         <w:numPr>
           <w:ilvl w:val="1"/>
-          <w:numId w:val="51"/>
+          <w:numId w:val="17"/>
         </w:numPr>
         <w:spacing w:before="100" w:beforeAutospacing="1" w:after="100" w:afterAutospacing="1" w:line="240" w:lineRule="auto"/>
         <w:rPr>
@@ -7221,7 +8117,7 @@
       <w:pPr>
         <w:numPr>
           <w:ilvl w:val="0"/>
-          <w:numId w:val="51"/>
+          <w:numId w:val="17"/>
         </w:numPr>
         <w:spacing w:before="100" w:beforeAutospacing="1" w:after="100" w:afterAutospacing="1" w:line="240" w:lineRule="auto"/>
         <w:rPr>
@@ -7271,7 +8167,7 @@
       <w:pPr>
         <w:numPr>
           <w:ilvl w:val="0"/>
-          <w:numId w:val="51"/>
+          <w:numId w:val="17"/>
         </w:numPr>
         <w:spacing w:before="100" w:beforeAutospacing="1" w:after="100" w:afterAutospacing="1" w:line="240" w:lineRule="auto"/>
         <w:rPr>
@@ -7299,7 +8195,7 @@
       <w:pPr>
         <w:numPr>
           <w:ilvl w:val="0"/>
-          <w:numId w:val="51"/>
+          <w:numId w:val="17"/>
         </w:numPr>
         <w:spacing w:before="100" w:beforeAutospacing="1" w:after="100" w:afterAutospacing="1" w:line="240" w:lineRule="auto"/>
         <w:rPr>
@@ -7327,7 +8223,7 @@
       <w:pPr>
         <w:numPr>
           <w:ilvl w:val="1"/>
-          <w:numId w:val="51"/>
+          <w:numId w:val="17"/>
         </w:numPr>
         <w:spacing w:before="100" w:beforeAutospacing="1" w:after="100" w:afterAutospacing="1" w:line="240" w:lineRule="auto"/>
         <w:rPr>
@@ -7401,7 +8297,7 @@
       <w:pPr>
         <w:numPr>
           <w:ilvl w:val="1"/>
-          <w:numId w:val="51"/>
+          <w:numId w:val="17"/>
         </w:numPr>
         <w:spacing w:before="100" w:beforeAutospacing="1" w:after="100" w:afterAutospacing="1" w:line="240" w:lineRule="auto"/>
         <w:rPr>
@@ -7447,7 +8343,7 @@
           <w14:ligatures w14:val="none"/>
         </w:rPr>
         <w:pict w14:anchorId="3A00F3A8">
-          <v:rect id="_x0000_i1418" style="width:0;height:1.5pt" o:hralign="center" o:hrstd="t" o:hr="t" fillcolor="#a0a0a0" stroked="f"/>
+          <v:rect id="_x0000_i1031" style="width:0;height:1.5pt" o:hralign="center" o:hrstd="t" o:hr="t" fillcolor="#a0a0a0" stroked="f"/>
         </w:pict>
       </w:r>
     </w:p>
@@ -7461,7 +8357,7 @@
           <w:lang w:eastAsia="es-CO"/>
         </w:rPr>
       </w:pPr>
-      <w:bookmarkStart w:id="24" w:name="_Toc198135381"/>
+      <w:bookmarkStart w:id="25" w:name="_Toc198135381"/>
       <w:r>
         <w:rPr>
           <w:rFonts w:ascii="Cambria" w:eastAsia="Times New Roman" w:hAnsi="Cambria"/>
@@ -7471,7 +8367,7 @@
         </w:rPr>
         <w:t>Instalación de Expo CLI</w:t>
       </w:r>
-      <w:bookmarkEnd w:id="24"/>
+      <w:bookmarkEnd w:id="25"/>
     </w:p>
     <w:p>
       <w:pPr>
@@ -7527,7 +8423,7 @@
       <w:pPr>
         <w:numPr>
           <w:ilvl w:val="0"/>
-          <w:numId w:val="52"/>
+          <w:numId w:val="18"/>
         </w:numPr>
         <w:spacing w:before="100" w:beforeAutospacing="1" w:after="100" w:afterAutospacing="1" w:line="240" w:lineRule="auto"/>
         <w:rPr>
@@ -7555,7 +8451,7 @@
       <w:pPr>
         <w:numPr>
           <w:ilvl w:val="0"/>
-          <w:numId w:val="52"/>
+          <w:numId w:val="18"/>
         </w:numPr>
         <w:spacing w:before="100" w:beforeAutospacing="1" w:after="100" w:afterAutospacing="1" w:line="240" w:lineRule="auto"/>
         <w:rPr>
@@ -7626,7 +8522,7 @@
       <w:pPr>
         <w:numPr>
           <w:ilvl w:val="0"/>
-          <w:numId w:val="52"/>
+          <w:numId w:val="18"/>
         </w:numPr>
         <w:spacing w:before="100" w:beforeAutospacing="1" w:after="100" w:afterAutospacing="1" w:line="240" w:lineRule="auto"/>
         <w:rPr>
@@ -7715,7 +8611,7 @@
           <w14:ligatures w14:val="none"/>
         </w:rPr>
         <w:pict w14:anchorId="5190518B">
-          <v:rect id="_x0000_i1419" style="width:0;height:1.5pt" o:hralign="center" o:hrstd="t" o:hr="t" fillcolor="#a0a0a0" stroked="f"/>
+          <v:rect id="_x0000_i1032" style="width:0;height:1.5pt" o:hralign="center" o:hrstd="t" o:hr="t" fillcolor="#a0a0a0" stroked="f"/>
         </w:pict>
       </w:r>
     </w:p>
@@ -7729,7 +8625,7 @@
           <w:lang w:eastAsia="es-CO"/>
         </w:rPr>
       </w:pPr>
-      <w:bookmarkStart w:id="25" w:name="_Toc198135382"/>
+      <w:bookmarkStart w:id="26" w:name="_Toc198135382"/>
       <w:r>
         <w:rPr>
           <w:rFonts w:ascii="Cambria" w:eastAsia="Times New Roman" w:hAnsi="Cambria"/>
@@ -7739,7 +8635,7 @@
         </w:rPr>
         <w:t>Instalación de Expo Go (en celular)</w:t>
       </w:r>
-      <w:bookmarkEnd w:id="25"/>
+      <w:bookmarkEnd w:id="26"/>
     </w:p>
     <w:p>
       <w:pPr>
@@ -7795,7 +8691,7 @@
       <w:pPr>
         <w:numPr>
           <w:ilvl w:val="0"/>
-          <w:numId w:val="53"/>
+          <w:numId w:val="19"/>
         </w:numPr>
         <w:spacing w:before="100" w:beforeAutospacing="1" w:after="100" w:afterAutospacing="1" w:line="240" w:lineRule="auto"/>
         <w:rPr>
@@ -7823,7 +8719,7 @@
       <w:pPr>
         <w:numPr>
           <w:ilvl w:val="0"/>
-          <w:numId w:val="53"/>
+          <w:numId w:val="19"/>
         </w:numPr>
         <w:spacing w:before="100" w:beforeAutospacing="1" w:after="100" w:afterAutospacing="1" w:line="240" w:lineRule="auto"/>
         <w:rPr>
@@ -7875,7 +8771,7 @@
       <w:pPr>
         <w:numPr>
           <w:ilvl w:val="0"/>
-          <w:numId w:val="53"/>
+          <w:numId w:val="19"/>
         </w:numPr>
         <w:spacing w:before="100" w:beforeAutospacing="1" w:after="100" w:afterAutospacing="1" w:line="240" w:lineRule="auto"/>
         <w:rPr>
@@ -7921,7 +8817,7 @@
           <w14:ligatures w14:val="none"/>
         </w:rPr>
         <w:pict w14:anchorId="7B3264D1">
-          <v:rect id="_x0000_i1420" style="width:0;height:1.5pt" o:hralign="center" o:hrstd="t" o:hr="t" fillcolor="#a0a0a0" stroked="f"/>
+          <v:rect id="_x0000_i1033" style="width:0;height:1.5pt" o:hralign="center" o:hrstd="t" o:hr="t" fillcolor="#a0a0a0" stroked="f"/>
         </w:pict>
       </w:r>
     </w:p>
@@ -8370,7 +9266,7 @@
           <w:lang w:eastAsia="es-CO"/>
         </w:rPr>
       </w:pPr>
-      <w:bookmarkStart w:id="26" w:name="_Toc198135383"/>
+      <w:bookmarkStart w:id="27" w:name="_Toc198135383"/>
       <w:r>
         <w:rPr>
           <w:rFonts w:ascii="Cambria" w:eastAsia="Times New Roman" w:hAnsi="Cambria"/>
@@ -8380,7 +9276,7 @@
         </w:rPr>
         <w:t>Instalación de ngrok</w:t>
       </w:r>
-      <w:bookmarkEnd w:id="26"/>
+      <w:bookmarkEnd w:id="27"/>
     </w:p>
     <w:p>
       <w:pPr>
@@ -8447,7 +9343,7 @@
       <w:pPr>
         <w:numPr>
           <w:ilvl w:val="0"/>
-          <w:numId w:val="55"/>
+          <w:numId w:val="20"/>
         </w:numPr>
         <w:spacing w:before="100" w:beforeAutospacing="1" w:after="100" w:afterAutospacing="1" w:line="240" w:lineRule="auto"/>
         <w:rPr>
@@ -8475,7 +9371,7 @@
       <w:pPr>
         <w:numPr>
           <w:ilvl w:val="0"/>
-          <w:numId w:val="55"/>
+          <w:numId w:val="20"/>
         </w:numPr>
         <w:spacing w:before="100" w:beforeAutospacing="1" w:after="100" w:afterAutospacing="1" w:line="240" w:lineRule="auto"/>
         <w:rPr>
@@ -8566,7 +9462,7 @@
         <w:t>Estas herramientas deben instalarse en el orden sugerido y comprobar que funcionen correctamente para garantizar que el sistema pueda ejecutarse sin errores.</w:t>
       </w:r>
     </w:p>
-    <w:bookmarkEnd w:id="20"/>
+    <w:bookmarkEnd w:id="21"/>
     <w:p>
       <w:pPr>
         <w:spacing w:before="100" w:beforeAutospacing="1" w:after="100" w:afterAutospacing="1" w:line="240" w:lineRule="auto"/>
@@ -8627,8 +9523,8 @@
           <w:lang w:eastAsia="es-CO"/>
         </w:rPr>
       </w:pPr>
-      <w:bookmarkStart w:id="27" w:name="_Toc198134774"/>
-      <w:bookmarkStart w:id="28" w:name="_Toc198135384"/>
+      <w:bookmarkStart w:id="28" w:name="_Toc198134774"/>
+      <w:bookmarkStart w:id="29" w:name="_Toc198135384"/>
       <w:r>
         <w:rPr>
           <w:rFonts w:ascii="Cambria" w:eastAsia="Times New Roman" w:hAnsi="Cambria"/>
@@ -8651,10 +9547,10 @@
         </w:rPr>
         <w:t>Estructura de Archivos</w:t>
       </w:r>
-      <w:bookmarkEnd w:id="14"/>
-      <w:bookmarkEnd w:id="15"/>
-      <w:bookmarkEnd w:id="27"/>
+      <w:bookmarkEnd w:id="17"/>
+      <w:bookmarkEnd w:id="18"/>
       <w:bookmarkEnd w:id="28"/>
+      <w:bookmarkEnd w:id="29"/>
     </w:p>
     <w:p>
       <w:pPr>
@@ -9723,7 +10619,7 @@
           <w14:ligatures w14:val="none"/>
         </w:rPr>
         <w:pict w14:anchorId="407F177F">
-          <v:rect id="_x0000_i1028" style="width:0;height:1.5pt" o:hralign="center" o:hrstd="t" o:hr="t" fillcolor="#a0a0a0" stroked="f"/>
+          <v:rect id="_x0000_i1034" style="width:0;height:1.5pt" o:hralign="center" o:hrstd="t" o:hr="t" fillcolor="#a0a0a0" stroked="f"/>
         </w:pict>
       </w:r>
     </w:p>
@@ -9739,10 +10635,10 @@
           <w:lang w:eastAsia="es-CO"/>
         </w:rPr>
       </w:pPr>
-      <w:bookmarkStart w:id="29" w:name="_Toc197948163"/>
-      <w:bookmarkStart w:id="30" w:name="_Toc198106407"/>
-      <w:bookmarkStart w:id="31" w:name="_Toc198134775"/>
-      <w:bookmarkStart w:id="32" w:name="_Toc198135385"/>
+      <w:bookmarkStart w:id="30" w:name="_Toc197948163"/>
+      <w:bookmarkStart w:id="31" w:name="_Toc198106407"/>
+      <w:bookmarkStart w:id="32" w:name="_Toc198134775"/>
+      <w:bookmarkStart w:id="33" w:name="_Toc198135385"/>
       <w:r>
         <w:rPr>
           <w:rFonts w:ascii="Cambria" w:eastAsia="Times New Roman" w:hAnsi="Cambria"/>
@@ -9766,16 +10662,16 @@
         </w:rPr>
         <w:t>. Base de Datos</w:t>
       </w:r>
-      <w:bookmarkEnd w:id="29"/>
       <w:bookmarkEnd w:id="30"/>
       <w:bookmarkEnd w:id="31"/>
       <w:bookmarkEnd w:id="32"/>
+      <w:bookmarkEnd w:id="33"/>
     </w:p>
     <w:p>
       <w:pPr>
         <w:numPr>
           <w:ilvl w:val="0"/>
-          <w:numId w:val="53"/>
+          <w:numId w:val="19"/>
         </w:numPr>
         <w:spacing w:before="100" w:beforeAutospacing="1" w:after="100" w:afterAutospacing="1" w:line="240" w:lineRule="auto"/>
         <w:rPr>
@@ -9799,7 +10695,7 @@
       <w:pPr>
         <w:numPr>
           <w:ilvl w:val="0"/>
-          <w:numId w:val="53"/>
+          <w:numId w:val="19"/>
         </w:numPr>
         <w:spacing w:before="100" w:beforeAutospacing="1" w:after="100" w:afterAutospacing="1" w:line="240" w:lineRule="auto"/>
         <w:rPr>
@@ -9823,7 +10719,7 @@
       <w:pPr>
         <w:numPr>
           <w:ilvl w:val="0"/>
-          <w:numId w:val="53"/>
+          <w:numId w:val="19"/>
         </w:numPr>
         <w:spacing w:before="100" w:beforeAutospacing="1" w:after="100" w:afterAutospacing="1" w:line="240" w:lineRule="auto"/>
         <w:rPr>
@@ -9883,7 +10779,7 @@
           <w14:ligatures w14:val="none"/>
         </w:rPr>
         <w:pict w14:anchorId="66B52B4A">
-          <v:rect id="_x0000_i1029" style="width:0;height:1.5pt" o:hralign="center" o:bullet="t" o:hrstd="t" o:hr="t" fillcolor="#a0a0a0" stroked="f"/>
+          <v:rect id="_x0000_i1035" style="width:0;height:1.5pt" o:hralign="center" o:bullet="t" o:hrstd="t" o:hr="t" fillcolor="#a0a0a0" stroked="f"/>
         </w:pict>
       </w:r>
     </w:p>
@@ -9951,10 +10847,10 @@
           <w:lang w:eastAsia="es-CO"/>
         </w:rPr>
       </w:pPr>
-      <w:bookmarkStart w:id="33" w:name="_Toc197948164"/>
-      <w:bookmarkStart w:id="34" w:name="_Toc198106408"/>
-      <w:bookmarkStart w:id="35" w:name="_Toc198134776"/>
-      <w:bookmarkStart w:id="36" w:name="_Toc198135386"/>
+      <w:bookmarkStart w:id="34" w:name="_Toc197948164"/>
+      <w:bookmarkStart w:id="35" w:name="_Toc198106408"/>
+      <w:bookmarkStart w:id="36" w:name="_Toc198134776"/>
+      <w:bookmarkStart w:id="37" w:name="_Toc198135386"/>
       <w:r>
         <w:rPr>
           <w:rFonts w:ascii="Cambria" w:eastAsia="Times New Roman" w:hAnsi="Cambria"/>
@@ -9988,9 +10884,9 @@
         </w:rPr>
         <w:t>Configuración del Entorno</w:t>
       </w:r>
-      <w:bookmarkEnd w:id="33"/>
       <w:bookmarkEnd w:id="34"/>
       <w:bookmarkEnd w:id="35"/>
+      <w:bookmarkEnd w:id="36"/>
       <w:r>
         <w:rPr>
           <w:rFonts w:ascii="Cambria" w:eastAsia="Times New Roman" w:hAnsi="Cambria"/>
@@ -10002,7 +10898,7 @@
         </w:rPr>
         <w:t xml:space="preserve"> backend</w:t>
       </w:r>
-      <w:bookmarkEnd w:id="36"/>
+      <w:bookmarkEnd w:id="37"/>
     </w:p>
     <w:p>
       <w:pPr>
@@ -10019,7 +10915,7 @@
       <w:pPr>
         <w:numPr>
           <w:ilvl w:val="0"/>
-          <w:numId w:val="38"/>
+          <w:numId w:val="6"/>
         </w:numPr>
         <w:spacing w:before="100" w:beforeAutospacing="1" w:after="100" w:afterAutospacing="1" w:line="240" w:lineRule="auto"/>
         <w:rPr>
@@ -10491,7 +11387,7 @@
       <w:pPr>
         <w:numPr>
           <w:ilvl w:val="0"/>
-          <w:numId w:val="38"/>
+          <w:numId w:val="6"/>
         </w:numPr>
         <w:spacing w:before="100" w:beforeAutospacing="1" w:after="100" w:afterAutospacing="1" w:line="240" w:lineRule="auto"/>
         <w:rPr>
@@ -10516,7 +11412,7 @@
         <w:pStyle w:val="Prrafodelista"/>
         <w:numPr>
           <w:ilvl w:val="0"/>
-          <w:numId w:val="43"/>
+          <w:numId w:val="11"/>
         </w:numPr>
         <w:tabs>
           <w:tab w:val="left" w:pos="916"/>
@@ -10559,7 +11455,7 @@
         <w:pStyle w:val="Prrafodelista"/>
         <w:numPr>
           <w:ilvl w:val="0"/>
-          <w:numId w:val="38"/>
+          <w:numId w:val="6"/>
         </w:numPr>
         <w:spacing w:before="100" w:beforeAutospacing="1" w:after="100" w:afterAutospacing="1" w:line="240" w:lineRule="auto"/>
         <w:rPr>
@@ -10593,7 +11489,7 @@
         <w:pStyle w:val="Prrafodelista"/>
         <w:numPr>
           <w:ilvl w:val="0"/>
-          <w:numId w:val="44"/>
+          <w:numId w:val="12"/>
         </w:numPr>
         <w:tabs>
           <w:tab w:val="left" w:pos="916"/>
@@ -10653,7 +11549,7 @@
           <w14:ligatures w14:val="none"/>
         </w:rPr>
         <w:pict w14:anchorId="4F4AB303">
-          <v:rect id="_x0000_i1030" style="width:0;height:1.5pt" o:hralign="center" o:hrstd="t" o:hr="t" fillcolor="#a0a0a0" stroked="f"/>
+          <v:rect id="_x0000_i1036" style="width:0;height:1.5pt" o:hralign="center" o:hrstd="t" o:hr="t" fillcolor="#a0a0a0" stroked="f"/>
         </w:pict>
       </w:r>
     </w:p>
@@ -10669,10 +11565,10 @@
           <w:lang w:eastAsia="es-CO"/>
         </w:rPr>
       </w:pPr>
-      <w:bookmarkStart w:id="37" w:name="_Toc197948165"/>
-      <w:bookmarkStart w:id="38" w:name="_Toc198106409"/>
-      <w:bookmarkStart w:id="39" w:name="_Toc198134777"/>
-      <w:bookmarkStart w:id="40" w:name="_Toc198135387"/>
+      <w:bookmarkStart w:id="38" w:name="_Toc198135387"/>
+      <w:bookmarkStart w:id="39" w:name="_Toc197948165"/>
+      <w:bookmarkStart w:id="40" w:name="_Toc198106409"/>
+      <w:bookmarkStart w:id="41" w:name="_Toc198134777"/>
       <w:r>
         <w:rPr>
           <w:rFonts w:ascii="Cambria" w:eastAsia="Times New Roman" w:hAnsi="Cambria"/>
@@ -10717,7 +11613,7 @@
         </w:rPr>
         <w:t>rontend</w:t>
       </w:r>
-      <w:bookmarkEnd w:id="40"/>
+      <w:bookmarkEnd w:id="38"/>
       <w:r>
         <w:rPr>
           <w:rFonts w:ascii="Cambria" w:eastAsia="Times New Roman" w:hAnsi="Cambria"/>
@@ -10729,15 +11625,15 @@
         </w:rPr>
         <w:t xml:space="preserve"> </w:t>
       </w:r>
-      <w:bookmarkEnd w:id="37"/>
-      <w:bookmarkEnd w:id="38"/>
       <w:bookmarkEnd w:id="39"/>
+      <w:bookmarkEnd w:id="40"/>
+      <w:bookmarkEnd w:id="41"/>
     </w:p>
     <w:p>
       <w:pPr>
         <w:numPr>
           <w:ilvl w:val="0"/>
-          <w:numId w:val="39"/>
+          <w:numId w:val="7"/>
         </w:numPr>
         <w:spacing w:before="100" w:beforeAutospacing="1" w:after="100" w:afterAutospacing="1" w:line="240" w:lineRule="auto"/>
         <w:rPr>
@@ -10770,7 +11666,7 @@
       <w:pPr>
         <w:numPr>
           <w:ilvl w:val="0"/>
-          <w:numId w:val="39"/>
+          <w:numId w:val="7"/>
         </w:numPr>
         <w:spacing w:before="100" w:beforeAutospacing="1" w:after="100" w:afterAutospacing="1" w:line="240" w:lineRule="auto"/>
         <w:rPr>
@@ -10833,7 +11729,7 @@
       <w:pPr>
         <w:numPr>
           <w:ilvl w:val="0"/>
-          <w:numId w:val="39"/>
+          <w:numId w:val="7"/>
         </w:numPr>
         <w:spacing w:before="100" w:beforeAutospacing="1" w:after="100" w:afterAutospacing="1" w:line="240" w:lineRule="auto"/>
         <w:rPr>
@@ -10896,7 +11792,7 @@
       <w:pPr>
         <w:numPr>
           <w:ilvl w:val="0"/>
-          <w:numId w:val="39"/>
+          <w:numId w:val="7"/>
         </w:numPr>
         <w:spacing w:before="100" w:beforeAutospacing="1" w:after="100" w:afterAutospacing="1" w:line="240" w:lineRule="auto"/>
         <w:rPr>
@@ -10957,7 +11853,7 @@
         </w:rPr>
         <w:lastRenderedPageBreak/>
         <w:pict w14:anchorId="7FC260F6">
-          <v:rect id="_x0000_i1031" style="width:0;height:1.5pt" o:hralign="center" o:hrstd="t" o:hr="t" fillcolor="#a0a0a0" stroked="f"/>
+          <v:rect id="_x0000_i1037" style="width:0;height:1.5pt" o:hralign="center" o:hrstd="t" o:hr="t" fillcolor="#a0a0a0" stroked="f"/>
         </w:pict>
       </w:r>
     </w:p>
@@ -10973,10 +11869,10 @@
           <w:lang w:eastAsia="es-CO"/>
         </w:rPr>
       </w:pPr>
-      <w:bookmarkStart w:id="41" w:name="_Toc197948166"/>
-      <w:bookmarkStart w:id="42" w:name="_Toc198106410"/>
-      <w:bookmarkStart w:id="43" w:name="_Toc198134778"/>
-      <w:bookmarkStart w:id="44" w:name="_Toc198135388"/>
+      <w:bookmarkStart w:id="42" w:name="_Toc197948166"/>
+      <w:bookmarkStart w:id="43" w:name="_Toc198106410"/>
+      <w:bookmarkStart w:id="44" w:name="_Toc198134778"/>
+      <w:bookmarkStart w:id="45" w:name="_Toc198135388"/>
       <w:r>
         <w:rPr>
           <w:rFonts w:ascii="Cambria" w:eastAsia="Times New Roman" w:hAnsi="Cambria"/>
@@ -10999,16 +11895,16 @@
         </w:rPr>
         <w:t>. Acceso desde Dispositivo o Emulador</w:t>
       </w:r>
-      <w:bookmarkEnd w:id="41"/>
       <w:bookmarkEnd w:id="42"/>
       <w:bookmarkEnd w:id="43"/>
       <w:bookmarkEnd w:id="44"/>
+      <w:bookmarkEnd w:id="45"/>
     </w:p>
     <w:p>
       <w:pPr>
         <w:numPr>
           <w:ilvl w:val="0"/>
-          <w:numId w:val="40"/>
+          <w:numId w:val="8"/>
         </w:numPr>
         <w:spacing w:before="100" w:beforeAutospacing="1" w:after="100" w:afterAutospacing="1" w:line="240" w:lineRule="auto"/>
         <w:rPr>
@@ -11061,7 +11957,7 @@
       <w:pPr>
         <w:numPr>
           <w:ilvl w:val="0"/>
-          <w:numId w:val="40"/>
+          <w:numId w:val="8"/>
         </w:numPr>
         <w:spacing w:before="100" w:beforeAutospacing="1" w:after="100" w:afterAutospacing="1" w:line="240" w:lineRule="auto"/>
         <w:rPr>
@@ -11114,7 +12010,7 @@
           <w14:ligatures w14:val="none"/>
         </w:rPr>
         <w:pict w14:anchorId="5F0ECCA1">
-          <v:rect id="_x0000_i1032" style="width:0;height:1.5pt" o:hralign="center" o:bullet="t" o:hrstd="t" o:hr="t" fillcolor="#a0a0a0" stroked="f"/>
+          <v:rect id="_x0000_i1038" style="width:0;height:1.5pt" o:hralign="center" o:bullet="t" o:hrstd="t" o:hr="t" fillcolor="#a0a0a0" stroked="f"/>
         </w:pict>
       </w:r>
     </w:p>
@@ -11156,10 +12052,10 @@
           <w:lang w:eastAsia="es-CO"/>
         </w:rPr>
       </w:pPr>
-      <w:bookmarkStart w:id="45" w:name="_Toc197948167"/>
-      <w:bookmarkStart w:id="46" w:name="_Toc198106411"/>
-      <w:bookmarkStart w:id="47" w:name="_Toc198134779"/>
-      <w:bookmarkStart w:id="48" w:name="_Toc198135389"/>
+      <w:bookmarkStart w:id="46" w:name="_Toc197948167"/>
+      <w:bookmarkStart w:id="47" w:name="_Toc198106411"/>
+      <w:bookmarkStart w:id="48" w:name="_Toc198134779"/>
+      <w:bookmarkStart w:id="49" w:name="_Toc198135389"/>
       <w:r>
         <w:rPr>
           <w:rFonts w:ascii="Cambria" w:eastAsia="Times New Roman" w:hAnsi="Cambria"/>
@@ -11182,10 +12078,10 @@
         </w:rPr>
         <w:t>. Usuario Para Administrador</w:t>
       </w:r>
-      <w:bookmarkEnd w:id="45"/>
       <w:bookmarkEnd w:id="46"/>
       <w:bookmarkEnd w:id="47"/>
       <w:bookmarkEnd w:id="48"/>
+      <w:bookmarkEnd w:id="49"/>
     </w:p>
     <w:p>
       <w:pPr>
@@ -11211,7 +12107,7 @@
       <w:pPr>
         <w:numPr>
           <w:ilvl w:val="0"/>
-          <w:numId w:val="41"/>
+          <w:numId w:val="9"/>
         </w:numPr>
         <w:spacing w:before="100" w:beforeAutospacing="1" w:after="100" w:afterAutospacing="1" w:line="240" w:lineRule="auto"/>
         <w:rPr>
@@ -11244,7 +12140,7 @@
       <w:pPr>
         <w:numPr>
           <w:ilvl w:val="0"/>
-          <w:numId w:val="41"/>
+          <w:numId w:val="9"/>
         </w:numPr>
         <w:spacing w:before="100" w:beforeAutospacing="1" w:after="100" w:afterAutospacing="1" w:line="240" w:lineRule="auto"/>
         <w:rPr>
@@ -11295,7 +12191,7 @@
           <w14:ligatures w14:val="none"/>
         </w:rPr>
         <w:pict w14:anchorId="55CD21B7">
-          <v:rect id="_x0000_i1033" style="width:0;height:1.5pt" o:hralign="center" o:hrstd="t" o:hr="t" fillcolor="#a0a0a0" stroked="f"/>
+          <v:rect id="_x0000_i1039" style="width:0;height:1.5pt" o:hralign="center" o:hrstd="t" o:hr="t" fillcolor="#a0a0a0" stroked="f"/>
         </w:pict>
       </w:r>
     </w:p>
@@ -11759,10 +12655,10 @@
           <w:lang w:eastAsia="es-CO"/>
         </w:rPr>
       </w:pPr>
-      <w:bookmarkStart w:id="49" w:name="_Toc197948168"/>
-      <w:bookmarkStart w:id="50" w:name="_Toc198106412"/>
-      <w:bookmarkStart w:id="51" w:name="_Toc198134780"/>
-      <w:bookmarkStart w:id="52" w:name="_Toc198135390"/>
+      <w:bookmarkStart w:id="50" w:name="_Toc197948168"/>
+      <w:bookmarkStart w:id="51" w:name="_Toc198106412"/>
+      <w:bookmarkStart w:id="52" w:name="_Toc198134780"/>
+      <w:bookmarkStart w:id="53" w:name="_Toc198135390"/>
       <w:r>
         <w:rPr>
           <w:rFonts w:ascii="Cambria" w:eastAsia="Times New Roman" w:hAnsi="Cambria"/>
@@ -11796,16 +12692,16 @@
         </w:rPr>
         <w:t>. Notas Importantes</w:t>
       </w:r>
-      <w:bookmarkEnd w:id="49"/>
       <w:bookmarkEnd w:id="50"/>
       <w:bookmarkEnd w:id="51"/>
       <w:bookmarkEnd w:id="52"/>
+      <w:bookmarkEnd w:id="53"/>
     </w:p>
     <w:p>
       <w:pPr>
         <w:numPr>
           <w:ilvl w:val="0"/>
-          <w:numId w:val="42"/>
+          <w:numId w:val="10"/>
         </w:numPr>
         <w:spacing w:before="100" w:beforeAutospacing="1" w:after="100" w:afterAutospacing="1" w:line="240" w:lineRule="auto"/>
         <w:rPr>
@@ -11849,7 +12745,7 @@
       <w:pPr>
         <w:numPr>
           <w:ilvl w:val="0"/>
-          <w:numId w:val="42"/>
+          <w:numId w:val="10"/>
         </w:numPr>
         <w:spacing w:before="100" w:beforeAutospacing="1" w:after="100" w:afterAutospacing="1" w:line="240" w:lineRule="auto"/>
         <w:rPr>
@@ -11899,7 +12795,7 @@
 </file>
 
 <file path=word/endnotes.xml><?xml version="1.0" encoding="utf-8"?>
-<w:endnotes xmlns:wpc="http://schemas.microsoft.com/office/word/2010/wordprocessingCanvas" xmlns:cx="http://schemas.microsoft.com/office/drawing/2014/chartex" xmlns:cx1="http://schemas.microsoft.com/office/drawing/2015/9/8/chartex" xmlns:cx2="http://schemas.microsoft.com/office/drawing/2015/10/21/chartex" xmlns:cx3="http://schemas.microsoft.com/office/drawing/2016/5/9/chartex" xmlns:cx4="http://schemas.microsoft.com/office/drawing/2016/5/10/chartex" xmlns:cx5="http://schemas.microsoft.com/office/drawing/2016/5/11/chartex" xmlns:cx6="http://schemas.microsoft.com/office/drawing/2016/5/12/chartex" xmlns:cx7="http://schemas.microsoft.com/office/drawing/2016/5/13/chartex" xmlns:cx8="http://schemas.microsoft.com/office/drawing/2016/5/14/chartex" xmlns:mc="http://schemas.openxmlformats.org/markup-compatibility/2006" xmlns:aink="http://schemas.microsoft.com/office/drawing/2016/ink" xmlns:am3d="http://schemas.microsoft.com/office/drawing/2017/model3d" xmlns:o="urn:schemas-microsoft-com:office:office" xmlns:oel="http://schemas.microsoft.com/office/2019/extlst" xmlns:r="http://schemas.openxmlformats.org/officeDocument/2006/relationships" xmlns:m="http://schemas.openxmlformats.org/officeDocument/2006/math" xmlns:v="urn:schemas-microsoft-com:vml" xmlns:wp14="http://schemas.microsoft.com/office/word/2010/wordprocessingDrawing" xmlns:wp="http://schemas.openxmlformats.org/drawingml/2006/wordprocessingDrawing" xmlns:w10="urn:schemas-microsoft-com:office:word" xmlns:w="http://schemas.openxmlformats.org/wordprocessingml/2006/main" xmlns:w14="http://schemas.microsoft.com/office/word/2010/wordml" xmlns:w15="http://schemas.microsoft.com/office/word/2012/wordml" xmlns:w16cex="http://schemas.microsoft.com/office/word/2018/wordml/cex" xmlns:w16cid="http://schemas.microsoft.com/office/word/2016/wordml/cid" xmlns:w16="http://schemas.microsoft.com/office/word/2018/wordml" xmlns:w16du="http://schemas.microsoft.com/office/word/2023/wordml/word16du" xmlns:w16sdtdh="http://schemas.microsoft.com/office/word/2020/wordml/sdtdatahash" xmlns:w16sdtfl="http://schemas.microsoft.com/office/word/2024/wordml/sdtformatlock" xmlns:w16se="http://schemas.microsoft.com/office/word/2015/wordml/symex" xmlns:wpg="http://schemas.microsoft.com/office/word/2010/wordprocessingGroup" xmlns:wpi="http://schemas.microsoft.com/office/word/2010/wordprocessingInk" xmlns:wne="http://schemas.microsoft.com/office/word/2006/wordml" xmlns:wps="http://schemas.microsoft.com/office/word/2010/wordprocessingShape" mc:Ignorable="w14 w15 w16se w16cid w16 w16cex w16sdtdh w16sdtfl w16du wp14">
+<w:endnotes xmlns:wpc="http://schemas.microsoft.com/office/word/2010/wordprocessingCanvas" xmlns:cx="http://schemas.microsoft.com/office/drawing/2014/chartex" xmlns:cx1="http://schemas.microsoft.com/office/drawing/2015/9/8/chartex" xmlns:cx2="http://schemas.microsoft.com/office/drawing/2015/10/21/chartex" xmlns:cx3="http://schemas.microsoft.com/office/drawing/2016/5/9/chartex" xmlns:cx4="http://schemas.microsoft.com/office/drawing/2016/5/10/chartex" xmlns:cx5="http://schemas.microsoft.com/office/drawing/2016/5/11/chartex" xmlns:cx6="http://schemas.microsoft.com/office/drawing/2016/5/12/chartex" xmlns:cx7="http://schemas.microsoft.com/office/drawing/2016/5/13/chartex" xmlns:cx8="http://schemas.microsoft.com/office/drawing/2016/5/14/chartex" xmlns:mc="http://schemas.openxmlformats.org/markup-compatibility/2006" xmlns:aink="http://schemas.microsoft.com/office/drawing/2016/ink" xmlns:am3d="http://schemas.microsoft.com/office/drawing/2017/model3d" xmlns:o="urn:schemas-microsoft-com:office:office" xmlns:r="http://schemas.openxmlformats.org/officeDocument/2006/relationships" xmlns:m="http://schemas.openxmlformats.org/officeDocument/2006/math" xmlns:v="urn:schemas-microsoft-com:vml" xmlns:wp14="http://schemas.microsoft.com/office/word/2010/wordprocessingDrawing" xmlns:wp="http://schemas.openxmlformats.org/drawingml/2006/wordprocessingDrawing" xmlns:w10="urn:schemas-microsoft-com:office:word" xmlns:w="http://schemas.openxmlformats.org/wordprocessingml/2006/main" xmlns:w14="http://schemas.microsoft.com/office/word/2010/wordml" xmlns:w15="http://schemas.microsoft.com/office/word/2012/wordml" xmlns:w16cid="http://schemas.microsoft.com/office/word/2016/wordml/cid" xmlns:w16se="http://schemas.microsoft.com/office/word/2015/wordml/symex" xmlns:wpg="http://schemas.microsoft.com/office/word/2010/wordprocessingGroup" xmlns:wpi="http://schemas.microsoft.com/office/word/2010/wordprocessingInk" xmlns:wne="http://schemas.microsoft.com/office/word/2006/wordml" xmlns:wps="http://schemas.microsoft.com/office/word/2010/wordprocessingShape" mc:Ignorable="w14 w15 w16se w16cid wp14">
   <w:endnote w:type="separator" w:id="-1">
     <w:p>
       <w:pPr>
@@ -11924,7 +12820,7 @@
 </file>
 
 <file path=word/footnotes.xml><?xml version="1.0" encoding="utf-8"?>
-<w:footnotes xmlns:wpc="http://schemas.microsoft.com/office/word/2010/wordprocessingCanvas" xmlns:cx="http://schemas.microsoft.com/office/drawing/2014/chartex" xmlns:cx1="http://schemas.microsoft.com/office/drawing/2015/9/8/chartex" xmlns:cx2="http://schemas.microsoft.com/office/drawing/2015/10/21/chartex" xmlns:cx3="http://schemas.microsoft.com/office/drawing/2016/5/9/chartex" xmlns:cx4="http://schemas.microsoft.com/office/drawing/2016/5/10/chartex" xmlns:cx5="http://schemas.microsoft.com/office/drawing/2016/5/11/chartex" xmlns:cx6="http://schemas.microsoft.com/office/drawing/2016/5/12/chartex" xmlns:cx7="http://schemas.microsoft.com/office/drawing/2016/5/13/chartex" xmlns:cx8="http://schemas.microsoft.com/office/drawing/2016/5/14/chartex" xmlns:mc="http://schemas.openxmlformats.org/markup-compatibility/2006" xmlns:aink="http://schemas.microsoft.com/office/drawing/2016/ink" xmlns:am3d="http://schemas.microsoft.com/office/drawing/2017/model3d" xmlns:o="urn:schemas-microsoft-com:office:office" xmlns:oel="http://schemas.microsoft.com/office/2019/extlst" xmlns:r="http://schemas.openxmlformats.org/officeDocument/2006/relationships" xmlns:m="http://schemas.openxmlformats.org/officeDocument/2006/math" xmlns:v="urn:schemas-microsoft-com:vml" xmlns:wp14="http://schemas.microsoft.com/office/word/2010/wordprocessingDrawing" xmlns:wp="http://schemas.openxmlformats.org/drawingml/2006/wordprocessingDrawing" xmlns:w10="urn:schemas-microsoft-com:office:word" xmlns:w="http://schemas.openxmlformats.org/wordprocessingml/2006/main" xmlns:w14="http://schemas.microsoft.com/office/word/2010/wordml" xmlns:w15="http://schemas.microsoft.com/office/word/2012/wordml" xmlns:w16cex="http://schemas.microsoft.com/office/word/2018/wordml/cex" xmlns:w16cid="http://schemas.microsoft.com/office/word/2016/wordml/cid" xmlns:w16="http://schemas.microsoft.com/office/word/2018/wordml" xmlns:w16du="http://schemas.microsoft.com/office/word/2023/wordml/word16du" xmlns:w16sdtdh="http://schemas.microsoft.com/office/word/2020/wordml/sdtdatahash" xmlns:w16sdtfl="http://schemas.microsoft.com/office/word/2024/wordml/sdtformatlock" xmlns:w16se="http://schemas.microsoft.com/office/word/2015/wordml/symex" xmlns:wpg="http://schemas.microsoft.com/office/word/2010/wordprocessingGroup" xmlns:wpi="http://schemas.microsoft.com/office/word/2010/wordprocessingInk" xmlns:wne="http://schemas.microsoft.com/office/word/2006/wordml" xmlns:wps="http://schemas.microsoft.com/office/word/2010/wordprocessingShape" mc:Ignorable="w14 w15 w16se w16cid w16 w16cex w16sdtdh w16sdtfl w16du wp14">
+<w:footnotes xmlns:wpc="http://schemas.microsoft.com/office/word/2010/wordprocessingCanvas" xmlns:cx="http://schemas.microsoft.com/office/drawing/2014/chartex" xmlns:cx1="http://schemas.microsoft.com/office/drawing/2015/9/8/chartex" xmlns:cx2="http://schemas.microsoft.com/office/drawing/2015/10/21/chartex" xmlns:cx3="http://schemas.microsoft.com/office/drawing/2016/5/9/chartex" xmlns:cx4="http://schemas.microsoft.com/office/drawing/2016/5/10/chartex" xmlns:cx5="http://schemas.microsoft.com/office/drawing/2016/5/11/chartex" xmlns:cx6="http://schemas.microsoft.com/office/drawing/2016/5/12/chartex" xmlns:cx7="http://schemas.microsoft.com/office/drawing/2016/5/13/chartex" xmlns:cx8="http://schemas.microsoft.com/office/drawing/2016/5/14/chartex" xmlns:mc="http://schemas.openxmlformats.org/markup-compatibility/2006" xmlns:aink="http://schemas.microsoft.com/office/drawing/2016/ink" xmlns:am3d="http://schemas.microsoft.com/office/drawing/2017/model3d" xmlns:o="urn:schemas-microsoft-com:office:office" xmlns:r="http://schemas.openxmlformats.org/officeDocument/2006/relationships" xmlns:m="http://schemas.openxmlformats.org/officeDocument/2006/math" xmlns:v="urn:schemas-microsoft-com:vml" xmlns:wp14="http://schemas.microsoft.com/office/word/2010/wordprocessingDrawing" xmlns:wp="http://schemas.openxmlformats.org/drawingml/2006/wordprocessingDrawing" xmlns:w10="urn:schemas-microsoft-com:office:word" xmlns:w="http://schemas.openxmlformats.org/wordprocessingml/2006/main" xmlns:w14="http://schemas.microsoft.com/office/word/2010/wordml" xmlns:w15="http://schemas.microsoft.com/office/word/2012/wordml" xmlns:w16cid="http://schemas.microsoft.com/office/word/2016/wordml/cid" xmlns:w16se="http://schemas.microsoft.com/office/word/2015/wordml/symex" xmlns:wpg="http://schemas.microsoft.com/office/word/2010/wordprocessingGroup" xmlns:wpi="http://schemas.microsoft.com/office/word/2010/wordprocessingInk" xmlns:wne="http://schemas.microsoft.com/office/word/2006/wordml" xmlns:wps="http://schemas.microsoft.com/office/word/2010/wordprocessingShape" mc:Ignorable="w14 w15 w16se w16cid wp14">
   <w:footnote w:type="separator" w:id="-1">
     <w:p>
       <w:pPr>
@@ -11949,618 +12845,8 @@
 </file>
 
 <file path=word/numbering.xml><?xml version="1.0" encoding="utf-8"?>
-<w:numbering xmlns:wpc="http://schemas.microsoft.com/office/word/2010/wordprocessingCanvas" xmlns:cx="http://schemas.microsoft.com/office/drawing/2014/chartex" xmlns:cx1="http://schemas.microsoft.com/office/drawing/2015/9/8/chartex" xmlns:cx2="http://schemas.microsoft.com/office/drawing/2015/10/21/chartex" xmlns:cx3="http://schemas.microsoft.com/office/drawing/2016/5/9/chartex" xmlns:cx4="http://schemas.microsoft.com/office/drawing/2016/5/10/chartex" xmlns:cx5="http://schemas.microsoft.com/office/drawing/2016/5/11/chartex" xmlns:cx6="http://schemas.microsoft.com/office/drawing/2016/5/12/chartex" xmlns:cx7="http://schemas.microsoft.com/office/drawing/2016/5/13/chartex" xmlns:cx8="http://schemas.microsoft.com/office/drawing/2016/5/14/chartex" xmlns:mc="http://schemas.openxmlformats.org/markup-compatibility/2006" xmlns:aink="http://schemas.microsoft.com/office/drawing/2016/ink" xmlns:am3d="http://schemas.microsoft.com/office/drawing/2017/model3d" xmlns:o="urn:schemas-microsoft-com:office:office" xmlns:oel="http://schemas.microsoft.com/office/2019/extlst" xmlns:r="http://schemas.openxmlformats.org/officeDocument/2006/relationships" xmlns:m="http://schemas.openxmlformats.org/officeDocument/2006/math" xmlns:v="urn:schemas-microsoft-com:vml" xmlns:wp14="http://schemas.microsoft.com/office/word/2010/wordprocessingDrawing" xmlns:wp="http://schemas.openxmlformats.org/drawingml/2006/wordprocessingDrawing" xmlns:w10="urn:schemas-microsoft-com:office:word" xmlns:w="http://schemas.openxmlformats.org/wordprocessingml/2006/main" xmlns:w14="http://schemas.microsoft.com/office/word/2010/wordml" xmlns:w15="http://schemas.microsoft.com/office/word/2012/wordml" xmlns:w16cex="http://schemas.microsoft.com/office/word/2018/wordml/cex" xmlns:w16cid="http://schemas.microsoft.com/office/word/2016/wordml/cid" xmlns:w16="http://schemas.microsoft.com/office/word/2018/wordml" xmlns:w16du="http://schemas.microsoft.com/office/word/2023/wordml/word16du" xmlns:w16sdtdh="http://schemas.microsoft.com/office/word/2020/wordml/sdtdatahash" xmlns:w16sdtfl="http://schemas.microsoft.com/office/word/2024/wordml/sdtformatlock" xmlns:w16se="http://schemas.microsoft.com/office/word/2015/wordml/symex" xmlns:wpg="http://schemas.microsoft.com/office/word/2010/wordprocessingGroup" xmlns:wpi="http://schemas.microsoft.com/office/word/2010/wordprocessingInk" xmlns:wne="http://schemas.microsoft.com/office/word/2006/wordml" xmlns:wps="http://schemas.microsoft.com/office/word/2010/wordprocessingShape" mc:Ignorable="w14 w15 w16se w16cid w16 w16cex w16sdtdh w16sdtfl w16du wp14">
+<w:numbering xmlns:wpc="http://schemas.microsoft.com/office/word/2010/wordprocessingCanvas" xmlns:cx="http://schemas.microsoft.com/office/drawing/2014/chartex" xmlns:cx1="http://schemas.microsoft.com/office/drawing/2015/9/8/chartex" xmlns:cx2="http://schemas.microsoft.com/office/drawing/2015/10/21/chartex" xmlns:cx3="http://schemas.microsoft.com/office/drawing/2016/5/9/chartex" xmlns:cx4="http://schemas.microsoft.com/office/drawing/2016/5/10/chartex" xmlns:cx5="http://schemas.microsoft.com/office/drawing/2016/5/11/chartex" xmlns:cx6="http://schemas.microsoft.com/office/drawing/2016/5/12/chartex" xmlns:cx7="http://schemas.microsoft.com/office/drawing/2016/5/13/chartex" xmlns:cx8="http://schemas.microsoft.com/office/drawing/2016/5/14/chartex" xmlns:mc="http://schemas.openxmlformats.org/markup-compatibility/2006" xmlns:aink="http://schemas.microsoft.com/office/drawing/2016/ink" xmlns:am3d="http://schemas.microsoft.com/office/drawing/2017/model3d" xmlns:o="urn:schemas-microsoft-com:office:office" xmlns:r="http://schemas.openxmlformats.org/officeDocument/2006/relationships" xmlns:m="http://schemas.openxmlformats.org/officeDocument/2006/math" xmlns:v="urn:schemas-microsoft-com:vml" xmlns:wp14="http://schemas.microsoft.com/office/word/2010/wordprocessingDrawing" xmlns:wp="http://schemas.openxmlformats.org/drawingml/2006/wordprocessingDrawing" xmlns:w10="urn:schemas-microsoft-com:office:word" xmlns:w="http://schemas.openxmlformats.org/wordprocessingml/2006/main" xmlns:w14="http://schemas.microsoft.com/office/word/2010/wordml" xmlns:w15="http://schemas.microsoft.com/office/word/2012/wordml" xmlns:w16cid="http://schemas.microsoft.com/office/word/2016/wordml/cid" xmlns:w16se="http://schemas.microsoft.com/office/word/2015/wordml/symex" xmlns:wpg="http://schemas.microsoft.com/office/word/2010/wordprocessingGroup" xmlns:wpi="http://schemas.microsoft.com/office/word/2010/wordprocessingInk" xmlns:wne="http://schemas.microsoft.com/office/word/2006/wordml" xmlns:wps="http://schemas.microsoft.com/office/word/2010/wordprocessingShape" mc:Ignorable="w14 w15 w16se w16cid wp14">
   <w:abstractNum w:abstractNumId="0" w15:restartNumberingAfterBreak="0">
-    <w:nsid w:val="011E1468"/>
-    <w:multiLevelType w:val="hybridMultilevel"/>
-    <w:tmpl w:val="52446F7E"/>
-    <w:lvl w:ilvl="0" w:tplc="240A0001">
-      <w:start w:val="1"/>
-      <w:numFmt w:val="bullet"/>
-      <w:lvlText w:val=""/>
-      <w:lvlJc w:val="left"/>
-      <w:pPr>
-        <w:ind w:left="1440" w:hanging="360"/>
-      </w:pPr>
-      <w:rPr>
-        <w:rFonts w:ascii="Symbol" w:hAnsi="Symbol" w:hint="default"/>
-      </w:rPr>
-    </w:lvl>
-    <w:lvl w:ilvl="1" w:tplc="240A0003">
-      <w:start w:val="1"/>
-      <w:numFmt w:val="bullet"/>
-      <w:lvlText w:val="o"/>
-      <w:lvlJc w:val="left"/>
-      <w:pPr>
-        <w:ind w:left="2160" w:hanging="360"/>
-      </w:pPr>
-      <w:rPr>
-        <w:rFonts w:ascii="Courier New" w:hAnsi="Courier New" w:cs="Courier New" w:hint="default"/>
-      </w:rPr>
-    </w:lvl>
-    <w:lvl w:ilvl="2" w:tplc="240A0005">
-      <w:start w:val="1"/>
-      <w:numFmt w:val="bullet"/>
-      <w:lvlText w:val=""/>
-      <w:lvlJc w:val="left"/>
-      <w:pPr>
-        <w:ind w:left="2880" w:hanging="360"/>
-      </w:pPr>
-      <w:rPr>
-        <w:rFonts w:ascii="Wingdings" w:hAnsi="Wingdings" w:hint="default"/>
-      </w:rPr>
-    </w:lvl>
-    <w:lvl w:ilvl="3" w:tplc="240A0001">
-      <w:start w:val="1"/>
-      <w:numFmt w:val="bullet"/>
-      <w:lvlText w:val=""/>
-      <w:lvlJc w:val="left"/>
-      <w:pPr>
-        <w:ind w:left="3600" w:hanging="360"/>
-      </w:pPr>
-      <w:rPr>
-        <w:rFonts w:ascii="Symbol" w:hAnsi="Symbol" w:hint="default"/>
-      </w:rPr>
-    </w:lvl>
-    <w:lvl w:ilvl="4" w:tplc="240A0003">
-      <w:start w:val="1"/>
-      <w:numFmt w:val="bullet"/>
-      <w:lvlText w:val="o"/>
-      <w:lvlJc w:val="left"/>
-      <w:pPr>
-        <w:ind w:left="4320" w:hanging="360"/>
-      </w:pPr>
-      <w:rPr>
-        <w:rFonts w:ascii="Courier New" w:hAnsi="Courier New" w:cs="Courier New" w:hint="default"/>
-      </w:rPr>
-    </w:lvl>
-    <w:lvl w:ilvl="5" w:tplc="240A0005">
-      <w:start w:val="1"/>
-      <w:numFmt w:val="bullet"/>
-      <w:lvlText w:val=""/>
-      <w:lvlJc w:val="left"/>
-      <w:pPr>
-        <w:ind w:left="5040" w:hanging="360"/>
-      </w:pPr>
-      <w:rPr>
-        <w:rFonts w:ascii="Wingdings" w:hAnsi="Wingdings" w:hint="default"/>
-      </w:rPr>
-    </w:lvl>
-    <w:lvl w:ilvl="6" w:tplc="240A0001">
-      <w:start w:val="1"/>
-      <w:numFmt w:val="bullet"/>
-      <w:lvlText w:val=""/>
-      <w:lvlJc w:val="left"/>
-      <w:pPr>
-        <w:ind w:left="5760" w:hanging="360"/>
-      </w:pPr>
-      <w:rPr>
-        <w:rFonts w:ascii="Symbol" w:hAnsi="Symbol" w:hint="default"/>
-      </w:rPr>
-    </w:lvl>
-    <w:lvl w:ilvl="7" w:tplc="240A0003">
-      <w:start w:val="1"/>
-      <w:numFmt w:val="bullet"/>
-      <w:lvlText w:val="o"/>
-      <w:lvlJc w:val="left"/>
-      <w:pPr>
-        <w:ind w:left="6480" w:hanging="360"/>
-      </w:pPr>
-      <w:rPr>
-        <w:rFonts w:ascii="Courier New" w:hAnsi="Courier New" w:cs="Courier New" w:hint="default"/>
-      </w:rPr>
-    </w:lvl>
-    <w:lvl w:ilvl="8" w:tplc="240A0005">
-      <w:start w:val="1"/>
-      <w:numFmt w:val="bullet"/>
-      <w:lvlText w:val=""/>
-      <w:lvlJc w:val="left"/>
-      <w:pPr>
-        <w:ind w:left="7200" w:hanging="360"/>
-      </w:pPr>
-      <w:rPr>
-        <w:rFonts w:ascii="Wingdings" w:hAnsi="Wingdings" w:hint="default"/>
-      </w:rPr>
-    </w:lvl>
-  </w:abstractNum>
-  <w:abstractNum w:abstractNumId="1" w15:restartNumberingAfterBreak="0">
-    <w:nsid w:val="01496C2A"/>
-    <w:multiLevelType w:val="multilevel"/>
-    <w:tmpl w:val="BF4684D6"/>
-    <w:lvl w:ilvl="0">
-      <w:start w:val="1"/>
-      <w:numFmt w:val="decimal"/>
-      <w:lvlText w:val="%1."/>
-      <w:lvlJc w:val="left"/>
-      <w:pPr>
-        <w:tabs>
-          <w:tab w:val="num" w:pos="720"/>
-        </w:tabs>
-        <w:ind w:left="720" w:hanging="360"/>
-      </w:pPr>
-    </w:lvl>
-    <w:lvl w:ilvl="1">
-      <w:start w:val="1"/>
-      <w:numFmt w:val="decimal"/>
-      <w:lvlText w:val="%2."/>
-      <w:lvlJc w:val="left"/>
-      <w:pPr>
-        <w:tabs>
-          <w:tab w:val="num" w:pos="1440"/>
-        </w:tabs>
-        <w:ind w:left="1440" w:hanging="360"/>
-      </w:pPr>
-    </w:lvl>
-    <w:lvl w:ilvl="2">
-      <w:start w:val="1"/>
-      <w:numFmt w:val="decimal"/>
-      <w:lvlText w:val="%3."/>
-      <w:lvlJc w:val="left"/>
-      <w:pPr>
-        <w:tabs>
-          <w:tab w:val="num" w:pos="2160"/>
-        </w:tabs>
-        <w:ind w:left="2160" w:hanging="360"/>
-      </w:pPr>
-    </w:lvl>
-    <w:lvl w:ilvl="3">
-      <w:start w:val="1"/>
-      <w:numFmt w:val="decimal"/>
-      <w:lvlText w:val="%4."/>
-      <w:lvlJc w:val="left"/>
-      <w:pPr>
-        <w:tabs>
-          <w:tab w:val="num" w:pos="2880"/>
-        </w:tabs>
-        <w:ind w:left="2880" w:hanging="360"/>
-      </w:pPr>
-    </w:lvl>
-    <w:lvl w:ilvl="4">
-      <w:start w:val="1"/>
-      <w:numFmt w:val="decimal"/>
-      <w:lvlText w:val="%5."/>
-      <w:lvlJc w:val="left"/>
-      <w:pPr>
-        <w:tabs>
-          <w:tab w:val="num" w:pos="3600"/>
-        </w:tabs>
-        <w:ind w:left="3600" w:hanging="360"/>
-      </w:pPr>
-    </w:lvl>
-    <w:lvl w:ilvl="5">
-      <w:start w:val="1"/>
-      <w:numFmt w:val="decimal"/>
-      <w:lvlText w:val="%6."/>
-      <w:lvlJc w:val="left"/>
-      <w:pPr>
-        <w:tabs>
-          <w:tab w:val="num" w:pos="4320"/>
-        </w:tabs>
-        <w:ind w:left="4320" w:hanging="360"/>
-      </w:pPr>
-    </w:lvl>
-    <w:lvl w:ilvl="6">
-      <w:start w:val="1"/>
-      <w:numFmt w:val="decimal"/>
-      <w:lvlText w:val="%7."/>
-      <w:lvlJc w:val="left"/>
-      <w:pPr>
-        <w:tabs>
-          <w:tab w:val="num" w:pos="5040"/>
-        </w:tabs>
-        <w:ind w:left="5040" w:hanging="360"/>
-      </w:pPr>
-    </w:lvl>
-    <w:lvl w:ilvl="7">
-      <w:start w:val="1"/>
-      <w:numFmt w:val="decimal"/>
-      <w:lvlText w:val="%8."/>
-      <w:lvlJc w:val="left"/>
-      <w:pPr>
-        <w:tabs>
-          <w:tab w:val="num" w:pos="5760"/>
-        </w:tabs>
-        <w:ind w:left="5760" w:hanging="360"/>
-      </w:pPr>
-    </w:lvl>
-    <w:lvl w:ilvl="8">
-      <w:start w:val="1"/>
-      <w:numFmt w:val="decimal"/>
-      <w:lvlText w:val="%9."/>
-      <w:lvlJc w:val="left"/>
-      <w:pPr>
-        <w:tabs>
-          <w:tab w:val="num" w:pos="6480"/>
-        </w:tabs>
-        <w:ind w:left="6480" w:hanging="360"/>
-      </w:pPr>
-    </w:lvl>
-  </w:abstractNum>
-  <w:abstractNum w:abstractNumId="2" w15:restartNumberingAfterBreak="0">
-    <w:nsid w:val="019D1040"/>
-    <w:multiLevelType w:val="multilevel"/>
-    <w:tmpl w:val="2116C7DC"/>
-    <w:lvl w:ilvl="0">
-      <w:start w:val="1"/>
-      <w:numFmt w:val="bullet"/>
-      <w:lvlText w:val=""/>
-      <w:lvlJc w:val="left"/>
-      <w:pPr>
-        <w:tabs>
-          <w:tab w:val="num" w:pos="720"/>
-        </w:tabs>
-        <w:ind w:left="720" w:hanging="360"/>
-      </w:pPr>
-      <w:rPr>
-        <w:rFonts w:ascii="Symbol" w:hAnsi="Symbol" w:hint="default"/>
-        <w:sz w:val="20"/>
-      </w:rPr>
-    </w:lvl>
-    <w:lvl w:ilvl="1" w:tentative="1">
-      <w:start w:val="1"/>
-      <w:numFmt w:val="bullet"/>
-      <w:lvlText w:val="o"/>
-      <w:lvlJc w:val="left"/>
-      <w:pPr>
-        <w:tabs>
-          <w:tab w:val="num" w:pos="1440"/>
-        </w:tabs>
-        <w:ind w:left="1440" w:hanging="360"/>
-      </w:pPr>
-      <w:rPr>
-        <w:rFonts w:ascii="Courier New" w:hAnsi="Courier New" w:hint="default"/>
-        <w:sz w:val="20"/>
-      </w:rPr>
-    </w:lvl>
-    <w:lvl w:ilvl="2" w:tentative="1">
-      <w:start w:val="1"/>
-      <w:numFmt w:val="bullet"/>
-      <w:lvlText w:val=""/>
-      <w:lvlJc w:val="left"/>
-      <w:pPr>
-        <w:tabs>
-          <w:tab w:val="num" w:pos="2160"/>
-        </w:tabs>
-        <w:ind w:left="2160" w:hanging="360"/>
-      </w:pPr>
-      <w:rPr>
-        <w:rFonts w:ascii="Wingdings" w:hAnsi="Wingdings" w:hint="default"/>
-        <w:sz w:val="20"/>
-      </w:rPr>
-    </w:lvl>
-    <w:lvl w:ilvl="3" w:tentative="1">
-      <w:start w:val="1"/>
-      <w:numFmt w:val="bullet"/>
-      <w:lvlText w:val=""/>
-      <w:lvlJc w:val="left"/>
-      <w:pPr>
-        <w:tabs>
-          <w:tab w:val="num" w:pos="2880"/>
-        </w:tabs>
-        <w:ind w:left="2880" w:hanging="360"/>
-      </w:pPr>
-      <w:rPr>
-        <w:rFonts w:ascii="Wingdings" w:hAnsi="Wingdings" w:hint="default"/>
-        <w:sz w:val="20"/>
-      </w:rPr>
-    </w:lvl>
-    <w:lvl w:ilvl="4" w:tentative="1">
-      <w:start w:val="1"/>
-      <w:numFmt w:val="bullet"/>
-      <w:lvlText w:val=""/>
-      <w:lvlJc w:val="left"/>
-      <w:pPr>
-        <w:tabs>
-          <w:tab w:val="num" w:pos="3600"/>
-        </w:tabs>
-        <w:ind w:left="3600" w:hanging="360"/>
-      </w:pPr>
-      <w:rPr>
-        <w:rFonts w:ascii="Wingdings" w:hAnsi="Wingdings" w:hint="default"/>
-        <w:sz w:val="20"/>
-      </w:rPr>
-    </w:lvl>
-    <w:lvl w:ilvl="5" w:tentative="1">
-      <w:start w:val="1"/>
-      <w:numFmt w:val="bullet"/>
-      <w:lvlText w:val=""/>
-      <w:lvlJc w:val="left"/>
-      <w:pPr>
-        <w:tabs>
-          <w:tab w:val="num" w:pos="4320"/>
-        </w:tabs>
-        <w:ind w:left="4320" w:hanging="360"/>
-      </w:pPr>
-      <w:rPr>
-        <w:rFonts w:ascii="Wingdings" w:hAnsi="Wingdings" w:hint="default"/>
-        <w:sz w:val="20"/>
-      </w:rPr>
-    </w:lvl>
-    <w:lvl w:ilvl="6" w:tentative="1">
-      <w:start w:val="1"/>
-      <w:numFmt w:val="bullet"/>
-      <w:lvlText w:val=""/>
-      <w:lvlJc w:val="left"/>
-      <w:pPr>
-        <w:tabs>
-          <w:tab w:val="num" w:pos="5040"/>
-        </w:tabs>
-        <w:ind w:left="5040" w:hanging="360"/>
-      </w:pPr>
-      <w:rPr>
-        <w:rFonts w:ascii="Wingdings" w:hAnsi="Wingdings" w:hint="default"/>
-        <w:sz w:val="20"/>
-      </w:rPr>
-    </w:lvl>
-    <w:lvl w:ilvl="7" w:tentative="1">
-      <w:start w:val="1"/>
-      <w:numFmt w:val="bullet"/>
-      <w:lvlText w:val=""/>
-      <w:lvlJc w:val="left"/>
-      <w:pPr>
-        <w:tabs>
-          <w:tab w:val="num" w:pos="5760"/>
-        </w:tabs>
-        <w:ind w:left="5760" w:hanging="360"/>
-      </w:pPr>
-      <w:rPr>
-        <w:rFonts w:ascii="Wingdings" w:hAnsi="Wingdings" w:hint="default"/>
-        <w:sz w:val="20"/>
-      </w:rPr>
-    </w:lvl>
-    <w:lvl w:ilvl="8" w:tentative="1">
-      <w:start w:val="1"/>
-      <w:numFmt w:val="bullet"/>
-      <w:lvlText w:val=""/>
-      <w:lvlJc w:val="left"/>
-      <w:pPr>
-        <w:tabs>
-          <w:tab w:val="num" w:pos="6480"/>
-        </w:tabs>
-        <w:ind w:left="6480" w:hanging="360"/>
-      </w:pPr>
-      <w:rPr>
-        <w:rFonts w:ascii="Wingdings" w:hAnsi="Wingdings" w:hint="default"/>
-        <w:sz w:val="20"/>
-      </w:rPr>
-    </w:lvl>
-  </w:abstractNum>
-  <w:abstractNum w:abstractNumId="3" w15:restartNumberingAfterBreak="0">
-    <w:nsid w:val="02714FA2"/>
-    <w:multiLevelType w:val="hybridMultilevel"/>
-    <w:tmpl w:val="B8E6E9F4"/>
-    <w:lvl w:ilvl="0" w:tplc="240A000F">
-      <w:start w:val="1"/>
-      <w:numFmt w:val="decimal"/>
-      <w:lvlText w:val="%1."/>
-      <w:lvlJc w:val="left"/>
-      <w:pPr>
-        <w:ind w:left="720" w:hanging="360"/>
-      </w:pPr>
-    </w:lvl>
-    <w:lvl w:ilvl="1" w:tplc="240A0019">
-      <w:start w:val="1"/>
-      <w:numFmt w:val="lowerLetter"/>
-      <w:lvlText w:val="%2."/>
-      <w:lvlJc w:val="left"/>
-      <w:pPr>
-        <w:ind w:left="1440" w:hanging="360"/>
-      </w:pPr>
-    </w:lvl>
-    <w:lvl w:ilvl="2" w:tplc="240A001B">
-      <w:start w:val="1"/>
-      <w:numFmt w:val="lowerRoman"/>
-      <w:lvlText w:val="%3."/>
-      <w:lvlJc w:val="right"/>
-      <w:pPr>
-        <w:ind w:left="2160" w:hanging="180"/>
-      </w:pPr>
-    </w:lvl>
-    <w:lvl w:ilvl="3" w:tplc="240A000F">
-      <w:start w:val="1"/>
-      <w:numFmt w:val="decimal"/>
-      <w:lvlText w:val="%4."/>
-      <w:lvlJc w:val="left"/>
-      <w:pPr>
-        <w:ind w:left="2880" w:hanging="360"/>
-      </w:pPr>
-    </w:lvl>
-    <w:lvl w:ilvl="4" w:tplc="240A0019">
-      <w:start w:val="1"/>
-      <w:numFmt w:val="lowerLetter"/>
-      <w:lvlText w:val="%5."/>
-      <w:lvlJc w:val="left"/>
-      <w:pPr>
-        <w:ind w:left="3600" w:hanging="360"/>
-      </w:pPr>
-    </w:lvl>
-    <w:lvl w:ilvl="5" w:tplc="240A001B">
-      <w:start w:val="1"/>
-      <w:numFmt w:val="lowerRoman"/>
-      <w:lvlText w:val="%6."/>
-      <w:lvlJc w:val="right"/>
-      <w:pPr>
-        <w:ind w:left="4320" w:hanging="180"/>
-      </w:pPr>
-    </w:lvl>
-    <w:lvl w:ilvl="6" w:tplc="240A000F">
-      <w:start w:val="1"/>
-      <w:numFmt w:val="decimal"/>
-      <w:lvlText w:val="%7."/>
-      <w:lvlJc w:val="left"/>
-      <w:pPr>
-        <w:ind w:left="5040" w:hanging="360"/>
-      </w:pPr>
-    </w:lvl>
-    <w:lvl w:ilvl="7" w:tplc="240A0019">
-      <w:start w:val="1"/>
-      <w:numFmt w:val="lowerLetter"/>
-      <w:lvlText w:val="%8."/>
-      <w:lvlJc w:val="left"/>
-      <w:pPr>
-        <w:ind w:left="5760" w:hanging="360"/>
-      </w:pPr>
-    </w:lvl>
-    <w:lvl w:ilvl="8" w:tplc="240A001B">
-      <w:start w:val="1"/>
-      <w:numFmt w:val="lowerRoman"/>
-      <w:lvlText w:val="%9."/>
-      <w:lvlJc w:val="right"/>
-      <w:pPr>
-        <w:ind w:left="6480" w:hanging="180"/>
-      </w:pPr>
-    </w:lvl>
-  </w:abstractNum>
-  <w:abstractNum w:abstractNumId="4" w15:restartNumberingAfterBreak="0">
-    <w:nsid w:val="033F42D3"/>
-    <w:multiLevelType w:val="multilevel"/>
-    <w:tmpl w:val="A328C2FE"/>
-    <w:lvl w:ilvl="0">
-      <w:start w:val="1"/>
-      <w:numFmt w:val="bullet"/>
-      <w:lvlText w:val=""/>
-      <w:lvlJc w:val="left"/>
-      <w:pPr>
-        <w:tabs>
-          <w:tab w:val="num" w:pos="720"/>
-        </w:tabs>
-        <w:ind w:left="720" w:hanging="360"/>
-      </w:pPr>
-      <w:rPr>
-        <w:rFonts w:ascii="Symbol" w:hAnsi="Symbol" w:hint="default"/>
-        <w:sz w:val="20"/>
-      </w:rPr>
-    </w:lvl>
-    <w:lvl w:ilvl="1">
-      <w:start w:val="1"/>
-      <w:numFmt w:val="bullet"/>
-      <w:lvlText w:val="o"/>
-      <w:lvlJc w:val="left"/>
-      <w:pPr>
-        <w:tabs>
-          <w:tab w:val="num" w:pos="1440"/>
-        </w:tabs>
-        <w:ind w:left="1440" w:hanging="360"/>
-      </w:pPr>
-      <w:rPr>
-        <w:rFonts w:ascii="Courier New" w:hAnsi="Courier New" w:cs="Times New Roman" w:hint="default"/>
-        <w:sz w:val="20"/>
-      </w:rPr>
-    </w:lvl>
-    <w:lvl w:ilvl="2">
-      <w:start w:val="1"/>
-      <w:numFmt w:val="bullet"/>
-      <w:lvlText w:val=""/>
-      <w:lvlJc w:val="left"/>
-      <w:pPr>
-        <w:tabs>
-          <w:tab w:val="num" w:pos="2160"/>
-        </w:tabs>
-        <w:ind w:left="2160" w:hanging="360"/>
-      </w:pPr>
-      <w:rPr>
-        <w:rFonts w:ascii="Wingdings" w:hAnsi="Wingdings" w:hint="default"/>
-        <w:sz w:val="20"/>
-      </w:rPr>
-    </w:lvl>
-    <w:lvl w:ilvl="3">
-      <w:start w:val="1"/>
-      <w:numFmt w:val="bullet"/>
-      <w:lvlText w:val=""/>
-      <w:lvlJc w:val="left"/>
-      <w:pPr>
-        <w:tabs>
-          <w:tab w:val="num" w:pos="2880"/>
-        </w:tabs>
-        <w:ind w:left="2880" w:hanging="360"/>
-      </w:pPr>
-      <w:rPr>
-        <w:rFonts w:ascii="Wingdings" w:hAnsi="Wingdings" w:hint="default"/>
-        <w:sz w:val="20"/>
-      </w:rPr>
-    </w:lvl>
-    <w:lvl w:ilvl="4">
-      <w:start w:val="1"/>
-      <w:numFmt w:val="bullet"/>
-      <w:lvlText w:val=""/>
-      <w:lvlJc w:val="left"/>
-      <w:pPr>
-        <w:tabs>
-          <w:tab w:val="num" w:pos="3600"/>
-        </w:tabs>
-        <w:ind w:left="3600" w:hanging="360"/>
-      </w:pPr>
-      <w:rPr>
-        <w:rFonts w:ascii="Wingdings" w:hAnsi="Wingdings" w:hint="default"/>
-        <w:sz w:val="20"/>
-      </w:rPr>
-    </w:lvl>
-    <w:lvl w:ilvl="5">
-      <w:start w:val="1"/>
-      <w:numFmt w:val="bullet"/>
-      <w:lvlText w:val=""/>
-      <w:lvlJc w:val="left"/>
-      <w:pPr>
-        <w:tabs>
-          <w:tab w:val="num" w:pos="4320"/>
-        </w:tabs>
-        <w:ind w:left="4320" w:hanging="360"/>
-      </w:pPr>
-      <w:rPr>
-        <w:rFonts w:ascii="Wingdings" w:hAnsi="Wingdings" w:hint="default"/>
-        <w:sz w:val="20"/>
-      </w:rPr>
-    </w:lvl>
-    <w:lvl w:ilvl="6">
-      <w:start w:val="1"/>
-      <w:numFmt w:val="bullet"/>
-      <w:lvlText w:val=""/>
-      <w:lvlJc w:val="left"/>
-      <w:pPr>
-        <w:tabs>
-          <w:tab w:val="num" w:pos="5040"/>
-        </w:tabs>
-        <w:ind w:left="5040" w:hanging="360"/>
-      </w:pPr>
-      <w:rPr>
-        <w:rFonts w:ascii="Wingdings" w:hAnsi="Wingdings" w:hint="default"/>
-        <w:sz w:val="20"/>
-      </w:rPr>
-    </w:lvl>
-    <w:lvl w:ilvl="7">
-      <w:start w:val="1"/>
-      <w:numFmt w:val="bullet"/>
-      <w:lvlText w:val=""/>
-      <w:lvlJc w:val="left"/>
-      <w:pPr>
-        <w:tabs>
-          <w:tab w:val="num" w:pos="5760"/>
-        </w:tabs>
-        <w:ind w:left="5760" w:hanging="360"/>
-      </w:pPr>
-      <w:rPr>
-        <w:rFonts w:ascii="Wingdings" w:hAnsi="Wingdings" w:hint="default"/>
-        <w:sz w:val="20"/>
-      </w:rPr>
-    </w:lvl>
-    <w:lvl w:ilvl="8">
-      <w:start w:val="1"/>
-      <w:numFmt w:val="bullet"/>
-      <w:lvlText w:val=""/>
-      <w:lvlJc w:val="left"/>
-      <w:pPr>
-        <w:tabs>
-          <w:tab w:val="num" w:pos="6480"/>
-        </w:tabs>
-        <w:ind w:left="6480" w:hanging="360"/>
-      </w:pPr>
-      <w:rPr>
-        <w:rFonts w:ascii="Wingdings" w:hAnsi="Wingdings" w:hint="default"/>
-        <w:sz w:val="20"/>
-      </w:rPr>
-    </w:lvl>
-  </w:abstractNum>
-  <w:abstractNum w:abstractNumId="5" w15:restartNumberingAfterBreak="0">
     <w:nsid w:val="04E03205"/>
     <w:multiLevelType w:val="multilevel"/>
     <w:tmpl w:val="66F095AC"/>
@@ -12673,7 +12959,7 @@
       </w:pPr>
     </w:lvl>
   </w:abstractNum>
-  <w:abstractNum w:abstractNumId="6" w15:restartNumberingAfterBreak="0">
+  <w:abstractNum w:abstractNumId="1" w15:restartNumberingAfterBreak="0">
     <w:nsid w:val="066D30B4"/>
     <w:multiLevelType w:val="multilevel"/>
     <w:tmpl w:val="75363AEE"/>
@@ -12787,7 +13073,7 @@
       </w:pPr>
     </w:lvl>
   </w:abstractNum>
-  <w:abstractNum w:abstractNumId="7" w15:restartNumberingAfterBreak="0">
+  <w:abstractNum w:abstractNumId="2" w15:restartNumberingAfterBreak="0">
     <w:nsid w:val="112F6A53"/>
     <w:multiLevelType w:val="multilevel"/>
     <w:tmpl w:val="79AAFDC0"/>
@@ -12936,10 +13222,777 @@
       </w:rPr>
     </w:lvl>
   </w:abstractNum>
+  <w:abstractNum w:abstractNumId="3" w15:restartNumberingAfterBreak="0">
+    <w:nsid w:val="1B193699"/>
+    <w:multiLevelType w:val="multilevel"/>
+    <w:tmpl w:val="A830E756"/>
+    <w:lvl w:ilvl="0">
+      <w:start w:val="1"/>
+      <w:numFmt w:val="decimal"/>
+      <w:lvlText w:val="%1."/>
+      <w:lvlJc w:val="left"/>
+      <w:pPr>
+        <w:tabs>
+          <w:tab w:val="num" w:pos="720"/>
+        </w:tabs>
+        <w:ind w:left="720" w:hanging="360"/>
+      </w:pPr>
+    </w:lvl>
+    <w:lvl w:ilvl="1" w:tentative="1">
+      <w:start w:val="1"/>
+      <w:numFmt w:val="decimal"/>
+      <w:lvlText w:val="%2."/>
+      <w:lvlJc w:val="left"/>
+      <w:pPr>
+        <w:tabs>
+          <w:tab w:val="num" w:pos="1440"/>
+        </w:tabs>
+        <w:ind w:left="1440" w:hanging="360"/>
+      </w:pPr>
+    </w:lvl>
+    <w:lvl w:ilvl="2" w:tentative="1">
+      <w:start w:val="1"/>
+      <w:numFmt w:val="decimal"/>
+      <w:lvlText w:val="%3."/>
+      <w:lvlJc w:val="left"/>
+      <w:pPr>
+        <w:tabs>
+          <w:tab w:val="num" w:pos="2160"/>
+        </w:tabs>
+        <w:ind w:left="2160" w:hanging="360"/>
+      </w:pPr>
+    </w:lvl>
+    <w:lvl w:ilvl="3" w:tentative="1">
+      <w:start w:val="1"/>
+      <w:numFmt w:val="decimal"/>
+      <w:lvlText w:val="%4."/>
+      <w:lvlJc w:val="left"/>
+      <w:pPr>
+        <w:tabs>
+          <w:tab w:val="num" w:pos="2880"/>
+        </w:tabs>
+        <w:ind w:left="2880" w:hanging="360"/>
+      </w:pPr>
+    </w:lvl>
+    <w:lvl w:ilvl="4" w:tentative="1">
+      <w:start w:val="1"/>
+      <w:numFmt w:val="decimal"/>
+      <w:lvlText w:val="%5."/>
+      <w:lvlJc w:val="left"/>
+      <w:pPr>
+        <w:tabs>
+          <w:tab w:val="num" w:pos="3600"/>
+        </w:tabs>
+        <w:ind w:left="3600" w:hanging="360"/>
+      </w:pPr>
+    </w:lvl>
+    <w:lvl w:ilvl="5" w:tentative="1">
+      <w:start w:val="1"/>
+      <w:numFmt w:val="decimal"/>
+      <w:lvlText w:val="%6."/>
+      <w:lvlJc w:val="left"/>
+      <w:pPr>
+        <w:tabs>
+          <w:tab w:val="num" w:pos="4320"/>
+        </w:tabs>
+        <w:ind w:left="4320" w:hanging="360"/>
+      </w:pPr>
+    </w:lvl>
+    <w:lvl w:ilvl="6" w:tentative="1">
+      <w:start w:val="1"/>
+      <w:numFmt w:val="decimal"/>
+      <w:lvlText w:val="%7."/>
+      <w:lvlJc w:val="left"/>
+      <w:pPr>
+        <w:tabs>
+          <w:tab w:val="num" w:pos="5040"/>
+        </w:tabs>
+        <w:ind w:left="5040" w:hanging="360"/>
+      </w:pPr>
+    </w:lvl>
+    <w:lvl w:ilvl="7" w:tentative="1">
+      <w:start w:val="1"/>
+      <w:numFmt w:val="decimal"/>
+      <w:lvlText w:val="%8."/>
+      <w:lvlJc w:val="left"/>
+      <w:pPr>
+        <w:tabs>
+          <w:tab w:val="num" w:pos="5760"/>
+        </w:tabs>
+        <w:ind w:left="5760" w:hanging="360"/>
+      </w:pPr>
+    </w:lvl>
+    <w:lvl w:ilvl="8" w:tentative="1">
+      <w:start w:val="1"/>
+      <w:numFmt w:val="decimal"/>
+      <w:lvlText w:val="%9."/>
+      <w:lvlJc w:val="left"/>
+      <w:pPr>
+        <w:tabs>
+          <w:tab w:val="num" w:pos="6480"/>
+        </w:tabs>
+        <w:ind w:left="6480" w:hanging="360"/>
+      </w:pPr>
+    </w:lvl>
+  </w:abstractNum>
+  <w:abstractNum w:abstractNumId="4" w15:restartNumberingAfterBreak="0">
+    <w:nsid w:val="27773D04"/>
+    <w:multiLevelType w:val="hybridMultilevel"/>
+    <w:tmpl w:val="BF662B86"/>
+    <w:lvl w:ilvl="0" w:tplc="240A000F">
+      <w:start w:val="1"/>
+      <w:numFmt w:val="decimal"/>
+      <w:lvlText w:val="%1."/>
+      <w:lvlJc w:val="left"/>
+      <w:pPr>
+        <w:ind w:left="720" w:hanging="360"/>
+      </w:pPr>
+      <w:rPr>
+        <w:rFonts w:hint="default"/>
+      </w:rPr>
+    </w:lvl>
+    <w:lvl w:ilvl="1" w:tplc="240A0019" w:tentative="1">
+      <w:start w:val="1"/>
+      <w:numFmt w:val="lowerLetter"/>
+      <w:lvlText w:val="%2."/>
+      <w:lvlJc w:val="left"/>
+      <w:pPr>
+        <w:ind w:left="1440" w:hanging="360"/>
+      </w:pPr>
+    </w:lvl>
+    <w:lvl w:ilvl="2" w:tplc="240A001B" w:tentative="1">
+      <w:start w:val="1"/>
+      <w:numFmt w:val="lowerRoman"/>
+      <w:lvlText w:val="%3."/>
+      <w:lvlJc w:val="right"/>
+      <w:pPr>
+        <w:ind w:left="2160" w:hanging="180"/>
+      </w:pPr>
+    </w:lvl>
+    <w:lvl w:ilvl="3" w:tplc="240A000F" w:tentative="1">
+      <w:start w:val="1"/>
+      <w:numFmt w:val="decimal"/>
+      <w:lvlText w:val="%4."/>
+      <w:lvlJc w:val="left"/>
+      <w:pPr>
+        <w:ind w:left="2880" w:hanging="360"/>
+      </w:pPr>
+    </w:lvl>
+    <w:lvl w:ilvl="4" w:tplc="240A0019" w:tentative="1">
+      <w:start w:val="1"/>
+      <w:numFmt w:val="lowerLetter"/>
+      <w:lvlText w:val="%5."/>
+      <w:lvlJc w:val="left"/>
+      <w:pPr>
+        <w:ind w:left="3600" w:hanging="360"/>
+      </w:pPr>
+    </w:lvl>
+    <w:lvl w:ilvl="5" w:tplc="240A001B" w:tentative="1">
+      <w:start w:val="1"/>
+      <w:numFmt w:val="lowerRoman"/>
+      <w:lvlText w:val="%6."/>
+      <w:lvlJc w:val="right"/>
+      <w:pPr>
+        <w:ind w:left="4320" w:hanging="180"/>
+      </w:pPr>
+    </w:lvl>
+    <w:lvl w:ilvl="6" w:tplc="240A000F" w:tentative="1">
+      <w:start w:val="1"/>
+      <w:numFmt w:val="decimal"/>
+      <w:lvlText w:val="%7."/>
+      <w:lvlJc w:val="left"/>
+      <w:pPr>
+        <w:ind w:left="5040" w:hanging="360"/>
+      </w:pPr>
+    </w:lvl>
+    <w:lvl w:ilvl="7" w:tplc="240A0019" w:tentative="1">
+      <w:start w:val="1"/>
+      <w:numFmt w:val="lowerLetter"/>
+      <w:lvlText w:val="%8."/>
+      <w:lvlJc w:val="left"/>
+      <w:pPr>
+        <w:ind w:left="5760" w:hanging="360"/>
+      </w:pPr>
+    </w:lvl>
+    <w:lvl w:ilvl="8" w:tplc="240A001B" w:tentative="1">
+      <w:start w:val="1"/>
+      <w:numFmt w:val="lowerRoman"/>
+      <w:lvlText w:val="%9."/>
+      <w:lvlJc w:val="right"/>
+      <w:pPr>
+        <w:ind w:left="6480" w:hanging="180"/>
+      </w:pPr>
+    </w:lvl>
+  </w:abstractNum>
+  <w:abstractNum w:abstractNumId="5" w15:restartNumberingAfterBreak="0">
+    <w:nsid w:val="2C6F5C0D"/>
+    <w:multiLevelType w:val="multilevel"/>
+    <w:tmpl w:val="75363AEE"/>
+    <w:lvl w:ilvl="0">
+      <w:start w:val="1"/>
+      <w:numFmt w:val="decimal"/>
+      <w:lvlText w:val="%1."/>
+      <w:lvlJc w:val="left"/>
+      <w:pPr>
+        <w:tabs>
+          <w:tab w:val="num" w:pos="720"/>
+        </w:tabs>
+        <w:ind w:left="720" w:hanging="360"/>
+      </w:pPr>
+    </w:lvl>
+    <w:lvl w:ilvl="1" w:tentative="1">
+      <w:start w:val="1"/>
+      <w:numFmt w:val="decimal"/>
+      <w:lvlText w:val="%2."/>
+      <w:lvlJc w:val="left"/>
+      <w:pPr>
+        <w:tabs>
+          <w:tab w:val="num" w:pos="1440"/>
+        </w:tabs>
+        <w:ind w:left="1440" w:hanging="360"/>
+      </w:pPr>
+    </w:lvl>
+    <w:lvl w:ilvl="2" w:tentative="1">
+      <w:start w:val="1"/>
+      <w:numFmt w:val="decimal"/>
+      <w:lvlText w:val="%3."/>
+      <w:lvlJc w:val="left"/>
+      <w:pPr>
+        <w:tabs>
+          <w:tab w:val="num" w:pos="2160"/>
+        </w:tabs>
+        <w:ind w:left="2160" w:hanging="360"/>
+      </w:pPr>
+    </w:lvl>
+    <w:lvl w:ilvl="3" w:tentative="1">
+      <w:start w:val="1"/>
+      <w:numFmt w:val="decimal"/>
+      <w:lvlText w:val="%4."/>
+      <w:lvlJc w:val="left"/>
+      <w:pPr>
+        <w:tabs>
+          <w:tab w:val="num" w:pos="2880"/>
+        </w:tabs>
+        <w:ind w:left="2880" w:hanging="360"/>
+      </w:pPr>
+    </w:lvl>
+    <w:lvl w:ilvl="4" w:tentative="1">
+      <w:start w:val="1"/>
+      <w:numFmt w:val="decimal"/>
+      <w:lvlText w:val="%5."/>
+      <w:lvlJc w:val="left"/>
+      <w:pPr>
+        <w:tabs>
+          <w:tab w:val="num" w:pos="3600"/>
+        </w:tabs>
+        <w:ind w:left="3600" w:hanging="360"/>
+      </w:pPr>
+    </w:lvl>
+    <w:lvl w:ilvl="5" w:tentative="1">
+      <w:start w:val="1"/>
+      <w:numFmt w:val="decimal"/>
+      <w:lvlText w:val="%6."/>
+      <w:lvlJc w:val="left"/>
+      <w:pPr>
+        <w:tabs>
+          <w:tab w:val="num" w:pos="4320"/>
+        </w:tabs>
+        <w:ind w:left="4320" w:hanging="360"/>
+      </w:pPr>
+    </w:lvl>
+    <w:lvl w:ilvl="6" w:tentative="1">
+      <w:start w:val="1"/>
+      <w:numFmt w:val="decimal"/>
+      <w:lvlText w:val="%7."/>
+      <w:lvlJc w:val="left"/>
+      <w:pPr>
+        <w:tabs>
+          <w:tab w:val="num" w:pos="5040"/>
+        </w:tabs>
+        <w:ind w:left="5040" w:hanging="360"/>
+      </w:pPr>
+    </w:lvl>
+    <w:lvl w:ilvl="7" w:tentative="1">
+      <w:start w:val="1"/>
+      <w:numFmt w:val="decimal"/>
+      <w:lvlText w:val="%8."/>
+      <w:lvlJc w:val="left"/>
+      <w:pPr>
+        <w:tabs>
+          <w:tab w:val="num" w:pos="5760"/>
+        </w:tabs>
+        <w:ind w:left="5760" w:hanging="360"/>
+      </w:pPr>
+    </w:lvl>
+    <w:lvl w:ilvl="8" w:tentative="1">
+      <w:start w:val="1"/>
+      <w:numFmt w:val="decimal"/>
+      <w:lvlText w:val="%9."/>
+      <w:lvlJc w:val="left"/>
+      <w:pPr>
+        <w:tabs>
+          <w:tab w:val="num" w:pos="6480"/>
+        </w:tabs>
+        <w:ind w:left="6480" w:hanging="360"/>
+      </w:pPr>
+    </w:lvl>
+  </w:abstractNum>
+  <w:abstractNum w:abstractNumId="6" w15:restartNumberingAfterBreak="0">
+    <w:nsid w:val="37586490"/>
+    <w:multiLevelType w:val="multilevel"/>
+    <w:tmpl w:val="80907F52"/>
+    <w:lvl w:ilvl="0">
+      <w:start w:val="1"/>
+      <w:numFmt w:val="decimal"/>
+      <w:lvlText w:val="%1."/>
+      <w:lvlJc w:val="left"/>
+      <w:pPr>
+        <w:tabs>
+          <w:tab w:val="num" w:pos="720"/>
+        </w:tabs>
+        <w:ind w:left="720" w:hanging="360"/>
+      </w:pPr>
+    </w:lvl>
+    <w:lvl w:ilvl="1" w:tentative="1">
+      <w:start w:val="1"/>
+      <w:numFmt w:val="decimal"/>
+      <w:lvlText w:val="%2."/>
+      <w:lvlJc w:val="left"/>
+      <w:pPr>
+        <w:tabs>
+          <w:tab w:val="num" w:pos="1440"/>
+        </w:tabs>
+        <w:ind w:left="1440" w:hanging="360"/>
+      </w:pPr>
+    </w:lvl>
+    <w:lvl w:ilvl="2" w:tentative="1">
+      <w:start w:val="1"/>
+      <w:numFmt w:val="decimal"/>
+      <w:lvlText w:val="%3."/>
+      <w:lvlJc w:val="left"/>
+      <w:pPr>
+        <w:tabs>
+          <w:tab w:val="num" w:pos="2160"/>
+        </w:tabs>
+        <w:ind w:left="2160" w:hanging="360"/>
+      </w:pPr>
+    </w:lvl>
+    <w:lvl w:ilvl="3" w:tentative="1">
+      <w:start w:val="1"/>
+      <w:numFmt w:val="decimal"/>
+      <w:lvlText w:val="%4."/>
+      <w:lvlJc w:val="left"/>
+      <w:pPr>
+        <w:tabs>
+          <w:tab w:val="num" w:pos="2880"/>
+        </w:tabs>
+        <w:ind w:left="2880" w:hanging="360"/>
+      </w:pPr>
+    </w:lvl>
+    <w:lvl w:ilvl="4" w:tentative="1">
+      <w:start w:val="1"/>
+      <w:numFmt w:val="decimal"/>
+      <w:lvlText w:val="%5."/>
+      <w:lvlJc w:val="left"/>
+      <w:pPr>
+        <w:tabs>
+          <w:tab w:val="num" w:pos="3600"/>
+        </w:tabs>
+        <w:ind w:left="3600" w:hanging="360"/>
+      </w:pPr>
+    </w:lvl>
+    <w:lvl w:ilvl="5" w:tentative="1">
+      <w:start w:val="1"/>
+      <w:numFmt w:val="decimal"/>
+      <w:lvlText w:val="%6."/>
+      <w:lvlJc w:val="left"/>
+      <w:pPr>
+        <w:tabs>
+          <w:tab w:val="num" w:pos="4320"/>
+        </w:tabs>
+        <w:ind w:left="4320" w:hanging="360"/>
+      </w:pPr>
+    </w:lvl>
+    <w:lvl w:ilvl="6" w:tentative="1">
+      <w:start w:val="1"/>
+      <w:numFmt w:val="decimal"/>
+      <w:lvlText w:val="%7."/>
+      <w:lvlJc w:val="left"/>
+      <w:pPr>
+        <w:tabs>
+          <w:tab w:val="num" w:pos="5040"/>
+        </w:tabs>
+        <w:ind w:left="5040" w:hanging="360"/>
+      </w:pPr>
+    </w:lvl>
+    <w:lvl w:ilvl="7" w:tentative="1">
+      <w:start w:val="1"/>
+      <w:numFmt w:val="decimal"/>
+      <w:lvlText w:val="%8."/>
+      <w:lvlJc w:val="left"/>
+      <w:pPr>
+        <w:tabs>
+          <w:tab w:val="num" w:pos="5760"/>
+        </w:tabs>
+        <w:ind w:left="5760" w:hanging="360"/>
+      </w:pPr>
+    </w:lvl>
+    <w:lvl w:ilvl="8" w:tentative="1">
+      <w:start w:val="1"/>
+      <w:numFmt w:val="decimal"/>
+      <w:lvlText w:val="%9."/>
+      <w:lvlJc w:val="left"/>
+      <w:pPr>
+        <w:tabs>
+          <w:tab w:val="num" w:pos="6480"/>
+        </w:tabs>
+        <w:ind w:left="6480" w:hanging="360"/>
+      </w:pPr>
+    </w:lvl>
+  </w:abstractNum>
+  <w:abstractNum w:abstractNumId="7" w15:restartNumberingAfterBreak="0">
+    <w:nsid w:val="376964AC"/>
+    <w:multiLevelType w:val="hybridMultilevel"/>
+    <w:tmpl w:val="CB8EC52E"/>
+    <w:lvl w:ilvl="0" w:tplc="240A0001">
+      <w:start w:val="1"/>
+      <w:numFmt w:val="bullet"/>
+      <w:lvlText w:val=""/>
+      <w:lvlJc w:val="left"/>
+      <w:pPr>
+        <w:ind w:left="1440" w:hanging="360"/>
+      </w:pPr>
+      <w:rPr>
+        <w:rFonts w:ascii="Symbol" w:hAnsi="Symbol" w:hint="default"/>
+      </w:rPr>
+    </w:lvl>
+    <w:lvl w:ilvl="1" w:tplc="240A0003" w:tentative="1">
+      <w:start w:val="1"/>
+      <w:numFmt w:val="bullet"/>
+      <w:lvlText w:val="o"/>
+      <w:lvlJc w:val="left"/>
+      <w:pPr>
+        <w:ind w:left="2160" w:hanging="360"/>
+      </w:pPr>
+      <w:rPr>
+        <w:rFonts w:ascii="Courier New" w:hAnsi="Courier New" w:cs="Courier New" w:hint="default"/>
+      </w:rPr>
+    </w:lvl>
+    <w:lvl w:ilvl="2" w:tplc="240A0005" w:tentative="1">
+      <w:start w:val="1"/>
+      <w:numFmt w:val="bullet"/>
+      <w:lvlText w:val=""/>
+      <w:lvlJc w:val="left"/>
+      <w:pPr>
+        <w:ind w:left="2880" w:hanging="360"/>
+      </w:pPr>
+      <w:rPr>
+        <w:rFonts w:ascii="Wingdings" w:hAnsi="Wingdings" w:hint="default"/>
+      </w:rPr>
+    </w:lvl>
+    <w:lvl w:ilvl="3" w:tplc="240A0001" w:tentative="1">
+      <w:start w:val="1"/>
+      <w:numFmt w:val="bullet"/>
+      <w:lvlText w:val=""/>
+      <w:lvlJc w:val="left"/>
+      <w:pPr>
+        <w:ind w:left="3600" w:hanging="360"/>
+      </w:pPr>
+      <w:rPr>
+        <w:rFonts w:ascii="Symbol" w:hAnsi="Symbol" w:hint="default"/>
+      </w:rPr>
+    </w:lvl>
+    <w:lvl w:ilvl="4" w:tplc="240A0003" w:tentative="1">
+      <w:start w:val="1"/>
+      <w:numFmt w:val="bullet"/>
+      <w:lvlText w:val="o"/>
+      <w:lvlJc w:val="left"/>
+      <w:pPr>
+        <w:ind w:left="4320" w:hanging="360"/>
+      </w:pPr>
+      <w:rPr>
+        <w:rFonts w:ascii="Courier New" w:hAnsi="Courier New" w:cs="Courier New" w:hint="default"/>
+      </w:rPr>
+    </w:lvl>
+    <w:lvl w:ilvl="5" w:tplc="240A0005" w:tentative="1">
+      <w:start w:val="1"/>
+      <w:numFmt w:val="bullet"/>
+      <w:lvlText w:val=""/>
+      <w:lvlJc w:val="left"/>
+      <w:pPr>
+        <w:ind w:left="5040" w:hanging="360"/>
+      </w:pPr>
+      <w:rPr>
+        <w:rFonts w:ascii="Wingdings" w:hAnsi="Wingdings" w:hint="default"/>
+      </w:rPr>
+    </w:lvl>
+    <w:lvl w:ilvl="6" w:tplc="240A0001" w:tentative="1">
+      <w:start w:val="1"/>
+      <w:numFmt w:val="bullet"/>
+      <w:lvlText w:val=""/>
+      <w:lvlJc w:val="left"/>
+      <w:pPr>
+        <w:ind w:left="5760" w:hanging="360"/>
+      </w:pPr>
+      <w:rPr>
+        <w:rFonts w:ascii="Symbol" w:hAnsi="Symbol" w:hint="default"/>
+      </w:rPr>
+    </w:lvl>
+    <w:lvl w:ilvl="7" w:tplc="240A0003" w:tentative="1">
+      <w:start w:val="1"/>
+      <w:numFmt w:val="bullet"/>
+      <w:lvlText w:val="o"/>
+      <w:lvlJc w:val="left"/>
+      <w:pPr>
+        <w:ind w:left="6480" w:hanging="360"/>
+      </w:pPr>
+      <w:rPr>
+        <w:rFonts w:ascii="Courier New" w:hAnsi="Courier New" w:cs="Courier New" w:hint="default"/>
+      </w:rPr>
+    </w:lvl>
+    <w:lvl w:ilvl="8" w:tplc="240A0005" w:tentative="1">
+      <w:start w:val="1"/>
+      <w:numFmt w:val="bullet"/>
+      <w:lvlText w:val=""/>
+      <w:lvlJc w:val="left"/>
+      <w:pPr>
+        <w:ind w:left="7200" w:hanging="360"/>
+      </w:pPr>
+      <w:rPr>
+        <w:rFonts w:ascii="Wingdings" w:hAnsi="Wingdings" w:hint="default"/>
+      </w:rPr>
+    </w:lvl>
+  </w:abstractNum>
   <w:abstractNum w:abstractNumId="8" w15:restartNumberingAfterBreak="0">
-    <w:nsid w:val="13C80FBC"/>
+    <w:nsid w:val="38945076"/>
     <w:multiLevelType w:val="multilevel"/>
-    <w:tmpl w:val="A4747964"/>
+    <w:tmpl w:val="EBD62484"/>
+    <w:lvl w:ilvl="0">
+      <w:start w:val="1"/>
+      <w:numFmt w:val="decimal"/>
+      <w:lvlText w:val="%1."/>
+      <w:lvlJc w:val="left"/>
+      <w:pPr>
+        <w:tabs>
+          <w:tab w:val="num" w:pos="720"/>
+        </w:tabs>
+        <w:ind w:left="720" w:hanging="360"/>
+      </w:pPr>
+    </w:lvl>
+    <w:lvl w:ilvl="1" w:tentative="1">
+      <w:start w:val="1"/>
+      <w:numFmt w:val="decimal"/>
+      <w:lvlText w:val="%2."/>
+      <w:lvlJc w:val="left"/>
+      <w:pPr>
+        <w:tabs>
+          <w:tab w:val="num" w:pos="1440"/>
+        </w:tabs>
+        <w:ind w:left="1440" w:hanging="360"/>
+      </w:pPr>
+    </w:lvl>
+    <w:lvl w:ilvl="2" w:tentative="1">
+      <w:start w:val="1"/>
+      <w:numFmt w:val="decimal"/>
+      <w:lvlText w:val="%3."/>
+      <w:lvlJc w:val="left"/>
+      <w:pPr>
+        <w:tabs>
+          <w:tab w:val="num" w:pos="2160"/>
+        </w:tabs>
+        <w:ind w:left="2160" w:hanging="360"/>
+      </w:pPr>
+    </w:lvl>
+    <w:lvl w:ilvl="3" w:tentative="1">
+      <w:start w:val="1"/>
+      <w:numFmt w:val="decimal"/>
+      <w:lvlText w:val="%4."/>
+      <w:lvlJc w:val="left"/>
+      <w:pPr>
+        <w:tabs>
+          <w:tab w:val="num" w:pos="2880"/>
+        </w:tabs>
+        <w:ind w:left="2880" w:hanging="360"/>
+      </w:pPr>
+    </w:lvl>
+    <w:lvl w:ilvl="4" w:tentative="1">
+      <w:start w:val="1"/>
+      <w:numFmt w:val="decimal"/>
+      <w:lvlText w:val="%5."/>
+      <w:lvlJc w:val="left"/>
+      <w:pPr>
+        <w:tabs>
+          <w:tab w:val="num" w:pos="3600"/>
+        </w:tabs>
+        <w:ind w:left="3600" w:hanging="360"/>
+      </w:pPr>
+    </w:lvl>
+    <w:lvl w:ilvl="5" w:tentative="1">
+      <w:start w:val="1"/>
+      <w:numFmt w:val="decimal"/>
+      <w:lvlText w:val="%6."/>
+      <w:lvlJc w:val="left"/>
+      <w:pPr>
+        <w:tabs>
+          <w:tab w:val="num" w:pos="4320"/>
+        </w:tabs>
+        <w:ind w:left="4320" w:hanging="360"/>
+      </w:pPr>
+    </w:lvl>
+    <w:lvl w:ilvl="6" w:tentative="1">
+      <w:start w:val="1"/>
+      <w:numFmt w:val="decimal"/>
+      <w:lvlText w:val="%7."/>
+      <w:lvlJc w:val="left"/>
+      <w:pPr>
+        <w:tabs>
+          <w:tab w:val="num" w:pos="5040"/>
+        </w:tabs>
+        <w:ind w:left="5040" w:hanging="360"/>
+      </w:pPr>
+    </w:lvl>
+    <w:lvl w:ilvl="7" w:tentative="1">
+      <w:start w:val="1"/>
+      <w:numFmt w:val="decimal"/>
+      <w:lvlText w:val="%8."/>
+      <w:lvlJc w:val="left"/>
+      <w:pPr>
+        <w:tabs>
+          <w:tab w:val="num" w:pos="5760"/>
+        </w:tabs>
+        <w:ind w:left="5760" w:hanging="360"/>
+      </w:pPr>
+    </w:lvl>
+    <w:lvl w:ilvl="8" w:tentative="1">
+      <w:start w:val="1"/>
+      <w:numFmt w:val="decimal"/>
+      <w:lvlText w:val="%9."/>
+      <w:lvlJc w:val="left"/>
+      <w:pPr>
+        <w:tabs>
+          <w:tab w:val="num" w:pos="6480"/>
+        </w:tabs>
+        <w:ind w:left="6480" w:hanging="360"/>
+      </w:pPr>
+    </w:lvl>
+  </w:abstractNum>
+  <w:abstractNum w:abstractNumId="9" w15:restartNumberingAfterBreak="0">
+    <w:nsid w:val="3C821716"/>
+    <w:multiLevelType w:val="multilevel"/>
+    <w:tmpl w:val="BBA07FB6"/>
+    <w:lvl w:ilvl="0">
+      <w:start w:val="1"/>
+      <w:numFmt w:val="decimal"/>
+      <w:lvlText w:val="%1."/>
+      <w:lvlJc w:val="left"/>
+      <w:pPr>
+        <w:tabs>
+          <w:tab w:val="num" w:pos="720"/>
+        </w:tabs>
+        <w:ind w:left="720" w:hanging="360"/>
+      </w:pPr>
+    </w:lvl>
+    <w:lvl w:ilvl="1" w:tentative="1">
+      <w:start w:val="1"/>
+      <w:numFmt w:val="decimal"/>
+      <w:lvlText w:val="%2."/>
+      <w:lvlJc w:val="left"/>
+      <w:pPr>
+        <w:tabs>
+          <w:tab w:val="num" w:pos="1440"/>
+        </w:tabs>
+        <w:ind w:left="1440" w:hanging="360"/>
+      </w:pPr>
+    </w:lvl>
+    <w:lvl w:ilvl="2" w:tentative="1">
+      <w:start w:val="1"/>
+      <w:numFmt w:val="decimal"/>
+      <w:lvlText w:val="%3."/>
+      <w:lvlJc w:val="left"/>
+      <w:pPr>
+        <w:tabs>
+          <w:tab w:val="num" w:pos="2160"/>
+        </w:tabs>
+        <w:ind w:left="2160" w:hanging="360"/>
+      </w:pPr>
+    </w:lvl>
+    <w:lvl w:ilvl="3" w:tentative="1">
+      <w:start w:val="1"/>
+      <w:numFmt w:val="decimal"/>
+      <w:lvlText w:val="%4."/>
+      <w:lvlJc w:val="left"/>
+      <w:pPr>
+        <w:tabs>
+          <w:tab w:val="num" w:pos="2880"/>
+        </w:tabs>
+        <w:ind w:left="2880" w:hanging="360"/>
+      </w:pPr>
+    </w:lvl>
+    <w:lvl w:ilvl="4" w:tentative="1">
+      <w:start w:val="1"/>
+      <w:numFmt w:val="decimal"/>
+      <w:lvlText w:val="%5."/>
+      <w:lvlJc w:val="left"/>
+      <w:pPr>
+        <w:tabs>
+          <w:tab w:val="num" w:pos="3600"/>
+        </w:tabs>
+        <w:ind w:left="3600" w:hanging="360"/>
+      </w:pPr>
+    </w:lvl>
+    <w:lvl w:ilvl="5" w:tentative="1">
+      <w:start w:val="1"/>
+      <w:numFmt w:val="decimal"/>
+      <w:lvlText w:val="%6."/>
+      <w:lvlJc w:val="left"/>
+      <w:pPr>
+        <w:tabs>
+          <w:tab w:val="num" w:pos="4320"/>
+        </w:tabs>
+        <w:ind w:left="4320" w:hanging="360"/>
+      </w:pPr>
+    </w:lvl>
+    <w:lvl w:ilvl="6" w:tentative="1">
+      <w:start w:val="1"/>
+      <w:numFmt w:val="decimal"/>
+      <w:lvlText w:val="%7."/>
+      <w:lvlJc w:val="left"/>
+      <w:pPr>
+        <w:tabs>
+          <w:tab w:val="num" w:pos="5040"/>
+        </w:tabs>
+        <w:ind w:left="5040" w:hanging="360"/>
+      </w:pPr>
+    </w:lvl>
+    <w:lvl w:ilvl="7" w:tentative="1">
+      <w:start w:val="1"/>
+      <w:numFmt w:val="decimal"/>
+      <w:lvlText w:val="%8."/>
+      <w:lvlJc w:val="left"/>
+      <w:pPr>
+        <w:tabs>
+          <w:tab w:val="num" w:pos="5760"/>
+        </w:tabs>
+        <w:ind w:left="5760" w:hanging="360"/>
+      </w:pPr>
+    </w:lvl>
+    <w:lvl w:ilvl="8" w:tentative="1">
+      <w:start w:val="1"/>
+      <w:numFmt w:val="decimal"/>
+      <w:lvlText w:val="%9."/>
+      <w:lvlJc w:val="left"/>
+      <w:pPr>
+        <w:tabs>
+          <w:tab w:val="num" w:pos="6480"/>
+        </w:tabs>
+        <w:ind w:left="6480" w:hanging="360"/>
+      </w:pPr>
+    </w:lvl>
+  </w:abstractNum>
+  <w:abstractNum w:abstractNumId="10" w15:restartNumberingAfterBreak="0">
+    <w:nsid w:val="3D4F49E4"/>
+    <w:multiLevelType w:val="multilevel"/>
+    <w:tmpl w:val="C958E8F2"/>
     <w:lvl w:ilvl="0">
       <w:start w:val="1"/>
       <w:numFmt w:val="bullet"/>
@@ -13085,10 +14138,10 @@
       </w:rPr>
     </w:lvl>
   </w:abstractNum>
-  <w:abstractNum w:abstractNumId="9" w15:restartNumberingAfterBreak="0">
-    <w:nsid w:val="14401B11"/>
+  <w:abstractNum w:abstractNumId="11" w15:restartNumberingAfterBreak="0">
+    <w:nsid w:val="41C55EBD"/>
     <w:multiLevelType w:val="multilevel"/>
-    <w:tmpl w:val="12F224EE"/>
+    <w:tmpl w:val="764A813C"/>
     <w:lvl w:ilvl="0">
       <w:start w:val="1"/>
       <w:numFmt w:val="bullet"/>
@@ -13105,7 +14158,7 @@
         <w:sz w:val="20"/>
       </w:rPr>
     </w:lvl>
-    <w:lvl w:ilvl="1">
+    <w:lvl w:ilvl="1" w:tentative="1">
       <w:start w:val="1"/>
       <w:numFmt w:val="bullet"/>
       <w:lvlText w:val="o"/>
@@ -13117,11 +14170,11 @@
         <w:ind w:left="1440" w:hanging="360"/>
       </w:pPr>
       <w:rPr>
-        <w:rFonts w:ascii="Courier New" w:hAnsi="Courier New" w:cs="Times New Roman" w:hint="default"/>
+        <w:rFonts w:ascii="Courier New" w:hAnsi="Courier New" w:hint="default"/>
         <w:sz w:val="20"/>
       </w:rPr>
     </w:lvl>
-    <w:lvl w:ilvl="2">
+    <w:lvl w:ilvl="2" w:tentative="1">
       <w:start w:val="1"/>
       <w:numFmt w:val="bullet"/>
       <w:lvlText w:val=""/>
@@ -13137,7 +14190,7 @@
         <w:sz w:val="20"/>
       </w:rPr>
     </w:lvl>
-    <w:lvl w:ilvl="3">
+    <w:lvl w:ilvl="3" w:tentative="1">
       <w:start w:val="1"/>
       <w:numFmt w:val="bullet"/>
       <w:lvlText w:val=""/>
@@ -13153,7 +14206,7 @@
         <w:sz w:val="20"/>
       </w:rPr>
     </w:lvl>
-    <w:lvl w:ilvl="4">
+    <w:lvl w:ilvl="4" w:tentative="1">
       <w:start w:val="1"/>
       <w:numFmt w:val="bullet"/>
       <w:lvlText w:val=""/>
@@ -13169,7 +14222,7 @@
         <w:sz w:val="20"/>
       </w:rPr>
     </w:lvl>
-    <w:lvl w:ilvl="5">
+    <w:lvl w:ilvl="5" w:tentative="1">
       <w:start w:val="1"/>
       <w:numFmt w:val="bullet"/>
       <w:lvlText w:val=""/>
@@ -13185,7 +14238,7 @@
         <w:sz w:val="20"/>
       </w:rPr>
     </w:lvl>
-    <w:lvl w:ilvl="6">
+    <w:lvl w:ilvl="6" w:tentative="1">
       <w:start w:val="1"/>
       <w:numFmt w:val="bullet"/>
       <w:lvlText w:val=""/>
@@ -13201,7 +14254,7 @@
         <w:sz w:val="20"/>
       </w:rPr>
     </w:lvl>
-    <w:lvl w:ilvl="7">
+    <w:lvl w:ilvl="7" w:tentative="1">
       <w:start w:val="1"/>
       <w:numFmt w:val="bullet"/>
       <w:lvlText w:val=""/>
@@ -13217,7 +14270,7 @@
         <w:sz w:val="20"/>
       </w:rPr>
     </w:lvl>
-    <w:lvl w:ilvl="8">
+    <w:lvl w:ilvl="8" w:tentative="1">
       <w:start w:val="1"/>
       <w:numFmt w:val="bullet"/>
       <w:lvlText w:val=""/>
@@ -13234,236 +14287,10 @@
       </w:rPr>
     </w:lvl>
   </w:abstractNum>
-  <w:abstractNum w:abstractNumId="10" w15:restartNumberingAfterBreak="0">
-    <w:nsid w:val="16C37ADF"/>
-    <w:multiLevelType w:val="hybridMultilevel"/>
-    <w:tmpl w:val="72660D56"/>
-    <w:lvl w:ilvl="0" w:tplc="240A0001">
-      <w:start w:val="1"/>
-      <w:numFmt w:val="bullet"/>
-      <w:lvlText w:val=""/>
-      <w:lvlJc w:val="left"/>
-      <w:pPr>
-        <w:ind w:left="1440" w:hanging="360"/>
-      </w:pPr>
-      <w:rPr>
-        <w:rFonts w:ascii="Symbol" w:hAnsi="Symbol" w:hint="default"/>
-      </w:rPr>
-    </w:lvl>
-    <w:lvl w:ilvl="1" w:tplc="240A0003">
-      <w:start w:val="1"/>
-      <w:numFmt w:val="bullet"/>
-      <w:lvlText w:val="o"/>
-      <w:lvlJc w:val="left"/>
-      <w:pPr>
-        <w:ind w:left="2160" w:hanging="360"/>
-      </w:pPr>
-      <w:rPr>
-        <w:rFonts w:ascii="Courier New" w:hAnsi="Courier New" w:cs="Courier New" w:hint="default"/>
-      </w:rPr>
-    </w:lvl>
-    <w:lvl w:ilvl="2" w:tplc="240A0005">
-      <w:start w:val="1"/>
-      <w:numFmt w:val="bullet"/>
-      <w:lvlText w:val=""/>
-      <w:lvlJc w:val="left"/>
-      <w:pPr>
-        <w:ind w:left="2880" w:hanging="360"/>
-      </w:pPr>
-      <w:rPr>
-        <w:rFonts w:ascii="Wingdings" w:hAnsi="Wingdings" w:hint="default"/>
-      </w:rPr>
-    </w:lvl>
-    <w:lvl w:ilvl="3" w:tplc="240A0001">
-      <w:start w:val="1"/>
-      <w:numFmt w:val="bullet"/>
-      <w:lvlText w:val=""/>
-      <w:lvlJc w:val="left"/>
-      <w:pPr>
-        <w:ind w:left="3600" w:hanging="360"/>
-      </w:pPr>
-      <w:rPr>
-        <w:rFonts w:ascii="Symbol" w:hAnsi="Symbol" w:hint="default"/>
-      </w:rPr>
-    </w:lvl>
-    <w:lvl w:ilvl="4" w:tplc="240A0003">
-      <w:start w:val="1"/>
-      <w:numFmt w:val="bullet"/>
-      <w:lvlText w:val="o"/>
-      <w:lvlJc w:val="left"/>
-      <w:pPr>
-        <w:ind w:left="4320" w:hanging="360"/>
-      </w:pPr>
-      <w:rPr>
-        <w:rFonts w:ascii="Courier New" w:hAnsi="Courier New" w:cs="Courier New" w:hint="default"/>
-      </w:rPr>
-    </w:lvl>
-    <w:lvl w:ilvl="5" w:tplc="240A0005">
-      <w:start w:val="1"/>
-      <w:numFmt w:val="bullet"/>
-      <w:lvlText w:val=""/>
-      <w:lvlJc w:val="left"/>
-      <w:pPr>
-        <w:ind w:left="5040" w:hanging="360"/>
-      </w:pPr>
-      <w:rPr>
-        <w:rFonts w:ascii="Wingdings" w:hAnsi="Wingdings" w:hint="default"/>
-      </w:rPr>
-    </w:lvl>
-    <w:lvl w:ilvl="6" w:tplc="240A0001">
-      <w:start w:val="1"/>
-      <w:numFmt w:val="bullet"/>
-      <w:lvlText w:val=""/>
-      <w:lvlJc w:val="left"/>
-      <w:pPr>
-        <w:ind w:left="5760" w:hanging="360"/>
-      </w:pPr>
-      <w:rPr>
-        <w:rFonts w:ascii="Symbol" w:hAnsi="Symbol" w:hint="default"/>
-      </w:rPr>
-    </w:lvl>
-    <w:lvl w:ilvl="7" w:tplc="240A0003">
-      <w:start w:val="1"/>
-      <w:numFmt w:val="bullet"/>
-      <w:lvlText w:val="o"/>
-      <w:lvlJc w:val="left"/>
-      <w:pPr>
-        <w:ind w:left="6480" w:hanging="360"/>
-      </w:pPr>
-      <w:rPr>
-        <w:rFonts w:ascii="Courier New" w:hAnsi="Courier New" w:cs="Courier New" w:hint="default"/>
-      </w:rPr>
-    </w:lvl>
-    <w:lvl w:ilvl="8" w:tplc="240A0005">
-      <w:start w:val="1"/>
-      <w:numFmt w:val="bullet"/>
-      <w:lvlText w:val=""/>
-      <w:lvlJc w:val="left"/>
-      <w:pPr>
-        <w:ind w:left="7200" w:hanging="360"/>
-      </w:pPr>
-      <w:rPr>
-        <w:rFonts w:ascii="Wingdings" w:hAnsi="Wingdings" w:hint="default"/>
-      </w:rPr>
-    </w:lvl>
-  </w:abstractNum>
-  <w:abstractNum w:abstractNumId="11" w15:restartNumberingAfterBreak="0">
-    <w:nsid w:val="19186C4B"/>
+  <w:abstractNum w:abstractNumId="12" w15:restartNumberingAfterBreak="0">
+    <w:nsid w:val="44913348"/>
     <w:multiLevelType w:val="multilevel"/>
-    <w:tmpl w:val="A3CEC9B8"/>
-    <w:lvl w:ilvl="0">
-      <w:start w:val="1"/>
-      <w:numFmt w:val="decimal"/>
-      <w:lvlText w:val="%1."/>
-      <w:lvlJc w:val="left"/>
-      <w:pPr>
-        <w:tabs>
-          <w:tab w:val="num" w:pos="720"/>
-        </w:tabs>
-        <w:ind w:left="720" w:hanging="360"/>
-      </w:pPr>
-    </w:lvl>
-    <w:lvl w:ilvl="1" w:tentative="1">
-      <w:start w:val="1"/>
-      <w:numFmt w:val="decimal"/>
-      <w:lvlText w:val="%2."/>
-      <w:lvlJc w:val="left"/>
-      <w:pPr>
-        <w:tabs>
-          <w:tab w:val="num" w:pos="1440"/>
-        </w:tabs>
-        <w:ind w:left="1440" w:hanging="360"/>
-      </w:pPr>
-    </w:lvl>
-    <w:lvl w:ilvl="2" w:tentative="1">
-      <w:start w:val="1"/>
-      <w:numFmt w:val="decimal"/>
-      <w:lvlText w:val="%3."/>
-      <w:lvlJc w:val="left"/>
-      <w:pPr>
-        <w:tabs>
-          <w:tab w:val="num" w:pos="2160"/>
-        </w:tabs>
-        <w:ind w:left="2160" w:hanging="360"/>
-      </w:pPr>
-    </w:lvl>
-    <w:lvl w:ilvl="3" w:tentative="1">
-      <w:start w:val="1"/>
-      <w:numFmt w:val="decimal"/>
-      <w:lvlText w:val="%4."/>
-      <w:lvlJc w:val="left"/>
-      <w:pPr>
-        <w:tabs>
-          <w:tab w:val="num" w:pos="2880"/>
-        </w:tabs>
-        <w:ind w:left="2880" w:hanging="360"/>
-      </w:pPr>
-    </w:lvl>
-    <w:lvl w:ilvl="4" w:tentative="1">
-      <w:start w:val="1"/>
-      <w:numFmt w:val="decimal"/>
-      <w:lvlText w:val="%5."/>
-      <w:lvlJc w:val="left"/>
-      <w:pPr>
-        <w:tabs>
-          <w:tab w:val="num" w:pos="3600"/>
-        </w:tabs>
-        <w:ind w:left="3600" w:hanging="360"/>
-      </w:pPr>
-    </w:lvl>
-    <w:lvl w:ilvl="5" w:tentative="1">
-      <w:start w:val="1"/>
-      <w:numFmt w:val="decimal"/>
-      <w:lvlText w:val="%6."/>
-      <w:lvlJc w:val="left"/>
-      <w:pPr>
-        <w:tabs>
-          <w:tab w:val="num" w:pos="4320"/>
-        </w:tabs>
-        <w:ind w:left="4320" w:hanging="360"/>
-      </w:pPr>
-    </w:lvl>
-    <w:lvl w:ilvl="6" w:tentative="1">
-      <w:start w:val="1"/>
-      <w:numFmt w:val="decimal"/>
-      <w:lvlText w:val="%7."/>
-      <w:lvlJc w:val="left"/>
-      <w:pPr>
-        <w:tabs>
-          <w:tab w:val="num" w:pos="5040"/>
-        </w:tabs>
-        <w:ind w:left="5040" w:hanging="360"/>
-      </w:pPr>
-    </w:lvl>
-    <w:lvl w:ilvl="7" w:tentative="1">
-      <w:start w:val="1"/>
-      <w:numFmt w:val="decimal"/>
-      <w:lvlText w:val="%8."/>
-      <w:lvlJc w:val="left"/>
-      <w:pPr>
-        <w:tabs>
-          <w:tab w:val="num" w:pos="5760"/>
-        </w:tabs>
-        <w:ind w:left="5760" w:hanging="360"/>
-      </w:pPr>
-    </w:lvl>
-    <w:lvl w:ilvl="8" w:tentative="1">
-      <w:start w:val="1"/>
-      <w:numFmt w:val="decimal"/>
-      <w:lvlText w:val="%9."/>
-      <w:lvlJc w:val="left"/>
-      <w:pPr>
-        <w:tabs>
-          <w:tab w:val="num" w:pos="6480"/>
-        </w:tabs>
-        <w:ind w:left="6480" w:hanging="360"/>
-      </w:pPr>
-    </w:lvl>
-  </w:abstractNum>
-  <w:abstractNum w:abstractNumId="12" w15:restartNumberingAfterBreak="0">
-    <w:nsid w:val="1A4032FC"/>
-    <w:multiLevelType w:val="multilevel"/>
-    <w:tmpl w:val="68306098"/>
+    <w:tmpl w:val="12A0C6E4"/>
     <w:lvl w:ilvl="0">
       <w:start w:val="1"/>
       <w:numFmt w:val="bullet"/>
@@ -13610,9 +14437,9 @@
     </w:lvl>
   </w:abstractNum>
   <w:abstractNum w:abstractNumId="13" w15:restartNumberingAfterBreak="0">
-    <w:nsid w:val="1B12294F"/>
+    <w:nsid w:val="4CBB741C"/>
     <w:multiLevelType w:val="multilevel"/>
-    <w:tmpl w:val="FB92B0D6"/>
+    <w:tmpl w:val="38B021F6"/>
     <w:lvl w:ilvl="0">
       <w:start w:val="1"/>
       <w:numFmt w:val="bullet"/>
@@ -13759,9 +14586,9 @@
     </w:lvl>
   </w:abstractNum>
   <w:abstractNum w:abstractNumId="14" w15:restartNumberingAfterBreak="0">
-    <w:nsid w:val="1B193699"/>
+    <w:nsid w:val="503B358D"/>
     <w:multiLevelType w:val="multilevel"/>
-    <w:tmpl w:val="A830E756"/>
+    <w:tmpl w:val="5426C4EC"/>
     <w:lvl w:ilvl="0">
       <w:start w:val="1"/>
       <w:numFmt w:val="decimal"/>
@@ -13872,9 +14699,9 @@
     </w:lvl>
   </w:abstractNum>
   <w:abstractNum w:abstractNumId="15" w15:restartNumberingAfterBreak="0">
-    <w:nsid w:val="1B717EDD"/>
+    <w:nsid w:val="55AE4E4E"/>
     <w:multiLevelType w:val="multilevel"/>
-    <w:tmpl w:val="66B6C98E"/>
+    <w:tmpl w:val="8EAA848C"/>
     <w:lvl w:ilvl="0">
       <w:start w:val="1"/>
       <w:numFmt w:val="bullet"/>
@@ -14021,9 +14848,9 @@
     </w:lvl>
   </w:abstractNum>
   <w:abstractNum w:abstractNumId="16" w15:restartNumberingAfterBreak="0">
-    <w:nsid w:val="1C385803"/>
+    <w:nsid w:val="56802551"/>
     <w:multiLevelType w:val="multilevel"/>
-    <w:tmpl w:val="88A00B14"/>
+    <w:tmpl w:val="82CAECE4"/>
     <w:lvl w:ilvl="0">
       <w:start w:val="1"/>
       <w:numFmt w:val="bullet"/>
@@ -14040,7 +14867,7 @@
         <w:sz w:val="20"/>
       </w:rPr>
     </w:lvl>
-    <w:lvl w:ilvl="1">
+    <w:lvl w:ilvl="1" w:tentative="1">
       <w:start w:val="1"/>
       <w:numFmt w:val="bullet"/>
       <w:lvlText w:val="o"/>
@@ -14052,11 +14879,11 @@
         <w:ind w:left="1440" w:hanging="360"/>
       </w:pPr>
       <w:rPr>
-        <w:rFonts w:ascii="Courier New" w:hAnsi="Courier New" w:cs="Times New Roman" w:hint="default"/>
+        <w:rFonts w:ascii="Courier New" w:hAnsi="Courier New" w:hint="default"/>
         <w:sz w:val="20"/>
       </w:rPr>
     </w:lvl>
-    <w:lvl w:ilvl="2">
+    <w:lvl w:ilvl="2" w:tentative="1">
       <w:start w:val="1"/>
       <w:numFmt w:val="bullet"/>
       <w:lvlText w:val=""/>
@@ -14072,7 +14899,7 @@
         <w:sz w:val="20"/>
       </w:rPr>
     </w:lvl>
-    <w:lvl w:ilvl="3">
+    <w:lvl w:ilvl="3" w:tentative="1">
       <w:start w:val="1"/>
       <w:numFmt w:val="bullet"/>
       <w:lvlText w:val=""/>
@@ -14088,7 +14915,7 @@
         <w:sz w:val="20"/>
       </w:rPr>
     </w:lvl>
-    <w:lvl w:ilvl="4">
+    <w:lvl w:ilvl="4" w:tentative="1">
       <w:start w:val="1"/>
       <w:numFmt w:val="bullet"/>
       <w:lvlText w:val=""/>
@@ -14104,7 +14931,7 @@
         <w:sz w:val="20"/>
       </w:rPr>
     </w:lvl>
-    <w:lvl w:ilvl="5">
+    <w:lvl w:ilvl="5" w:tentative="1">
       <w:start w:val="1"/>
       <w:numFmt w:val="bullet"/>
       <w:lvlText w:val=""/>
@@ -14120,7 +14947,7 @@
         <w:sz w:val="20"/>
       </w:rPr>
     </w:lvl>
-    <w:lvl w:ilvl="6">
+    <w:lvl w:ilvl="6" w:tentative="1">
       <w:start w:val="1"/>
       <w:numFmt w:val="bullet"/>
       <w:lvlText w:val=""/>
@@ -14136,7 +14963,7 @@
         <w:sz w:val="20"/>
       </w:rPr>
     </w:lvl>
-    <w:lvl w:ilvl="7">
+    <w:lvl w:ilvl="7" w:tentative="1">
       <w:start w:val="1"/>
       <w:numFmt w:val="bullet"/>
       <w:lvlText w:val=""/>
@@ -14152,7 +14979,7 @@
         <w:sz w:val="20"/>
       </w:rPr>
     </w:lvl>
-    <w:lvl w:ilvl="8">
+    <w:lvl w:ilvl="8" w:tentative="1">
       <w:start w:val="1"/>
       <w:numFmt w:val="bullet"/>
       <w:lvlText w:val=""/>
@@ -14170,3234 +14997,6 @@
     </w:lvl>
   </w:abstractNum>
   <w:abstractNum w:abstractNumId="17" w15:restartNumberingAfterBreak="0">
-    <w:nsid w:val="1E5C5BA2"/>
-    <w:multiLevelType w:val="multilevel"/>
-    <w:tmpl w:val="EBD62484"/>
-    <w:lvl w:ilvl="0">
-      <w:start w:val="1"/>
-      <w:numFmt w:val="decimal"/>
-      <w:lvlText w:val="%1."/>
-      <w:lvlJc w:val="left"/>
-      <w:pPr>
-        <w:tabs>
-          <w:tab w:val="num" w:pos="720"/>
-        </w:tabs>
-        <w:ind w:left="720" w:hanging="360"/>
-      </w:pPr>
-    </w:lvl>
-    <w:lvl w:ilvl="1" w:tentative="1">
-      <w:start w:val="1"/>
-      <w:numFmt w:val="decimal"/>
-      <w:lvlText w:val="%2."/>
-      <w:lvlJc w:val="left"/>
-      <w:pPr>
-        <w:tabs>
-          <w:tab w:val="num" w:pos="1440"/>
-        </w:tabs>
-        <w:ind w:left="1440" w:hanging="360"/>
-      </w:pPr>
-    </w:lvl>
-    <w:lvl w:ilvl="2" w:tentative="1">
-      <w:start w:val="1"/>
-      <w:numFmt w:val="decimal"/>
-      <w:lvlText w:val="%3."/>
-      <w:lvlJc w:val="left"/>
-      <w:pPr>
-        <w:tabs>
-          <w:tab w:val="num" w:pos="2160"/>
-        </w:tabs>
-        <w:ind w:left="2160" w:hanging="360"/>
-      </w:pPr>
-    </w:lvl>
-    <w:lvl w:ilvl="3" w:tentative="1">
-      <w:start w:val="1"/>
-      <w:numFmt w:val="decimal"/>
-      <w:lvlText w:val="%4."/>
-      <w:lvlJc w:val="left"/>
-      <w:pPr>
-        <w:tabs>
-          <w:tab w:val="num" w:pos="2880"/>
-        </w:tabs>
-        <w:ind w:left="2880" w:hanging="360"/>
-      </w:pPr>
-    </w:lvl>
-    <w:lvl w:ilvl="4" w:tentative="1">
-      <w:start w:val="1"/>
-      <w:numFmt w:val="decimal"/>
-      <w:lvlText w:val="%5."/>
-      <w:lvlJc w:val="left"/>
-      <w:pPr>
-        <w:tabs>
-          <w:tab w:val="num" w:pos="3600"/>
-        </w:tabs>
-        <w:ind w:left="3600" w:hanging="360"/>
-      </w:pPr>
-    </w:lvl>
-    <w:lvl w:ilvl="5" w:tentative="1">
-      <w:start w:val="1"/>
-      <w:numFmt w:val="decimal"/>
-      <w:lvlText w:val="%6."/>
-      <w:lvlJc w:val="left"/>
-      <w:pPr>
-        <w:tabs>
-          <w:tab w:val="num" w:pos="4320"/>
-        </w:tabs>
-        <w:ind w:left="4320" w:hanging="360"/>
-      </w:pPr>
-    </w:lvl>
-    <w:lvl w:ilvl="6" w:tentative="1">
-      <w:start w:val="1"/>
-      <w:numFmt w:val="decimal"/>
-      <w:lvlText w:val="%7."/>
-      <w:lvlJc w:val="left"/>
-      <w:pPr>
-        <w:tabs>
-          <w:tab w:val="num" w:pos="5040"/>
-        </w:tabs>
-        <w:ind w:left="5040" w:hanging="360"/>
-      </w:pPr>
-    </w:lvl>
-    <w:lvl w:ilvl="7" w:tentative="1">
-      <w:start w:val="1"/>
-      <w:numFmt w:val="decimal"/>
-      <w:lvlText w:val="%8."/>
-      <w:lvlJc w:val="left"/>
-      <w:pPr>
-        <w:tabs>
-          <w:tab w:val="num" w:pos="5760"/>
-        </w:tabs>
-        <w:ind w:left="5760" w:hanging="360"/>
-      </w:pPr>
-    </w:lvl>
-    <w:lvl w:ilvl="8" w:tentative="1">
-      <w:start w:val="1"/>
-      <w:numFmt w:val="decimal"/>
-      <w:lvlText w:val="%9."/>
-      <w:lvlJc w:val="left"/>
-      <w:pPr>
-        <w:tabs>
-          <w:tab w:val="num" w:pos="6480"/>
-        </w:tabs>
-        <w:ind w:left="6480" w:hanging="360"/>
-      </w:pPr>
-    </w:lvl>
-  </w:abstractNum>
-  <w:abstractNum w:abstractNumId="18" w15:restartNumberingAfterBreak="0">
-    <w:nsid w:val="20A22108"/>
-    <w:multiLevelType w:val="multilevel"/>
-    <w:tmpl w:val="EAEAB220"/>
-    <w:lvl w:ilvl="0">
-      <w:start w:val="1"/>
-      <w:numFmt w:val="bullet"/>
-      <w:lvlText w:val=""/>
-      <w:lvlJc w:val="left"/>
-      <w:pPr>
-        <w:tabs>
-          <w:tab w:val="num" w:pos="720"/>
-        </w:tabs>
-        <w:ind w:left="720" w:hanging="360"/>
-      </w:pPr>
-      <w:rPr>
-        <w:rFonts w:ascii="Symbol" w:hAnsi="Symbol" w:hint="default"/>
-        <w:sz w:val="20"/>
-      </w:rPr>
-    </w:lvl>
-    <w:lvl w:ilvl="1">
-      <w:start w:val="1"/>
-      <w:numFmt w:val="bullet"/>
-      <w:lvlText w:val="o"/>
-      <w:lvlJc w:val="left"/>
-      <w:pPr>
-        <w:tabs>
-          <w:tab w:val="num" w:pos="1440"/>
-        </w:tabs>
-        <w:ind w:left="1440" w:hanging="360"/>
-      </w:pPr>
-      <w:rPr>
-        <w:rFonts w:ascii="Courier New" w:hAnsi="Courier New" w:cs="Times New Roman" w:hint="default"/>
-        <w:sz w:val="20"/>
-      </w:rPr>
-    </w:lvl>
-    <w:lvl w:ilvl="2">
-      <w:start w:val="1"/>
-      <w:numFmt w:val="bullet"/>
-      <w:lvlText w:val=""/>
-      <w:lvlJc w:val="left"/>
-      <w:pPr>
-        <w:tabs>
-          <w:tab w:val="num" w:pos="2160"/>
-        </w:tabs>
-        <w:ind w:left="2160" w:hanging="360"/>
-      </w:pPr>
-      <w:rPr>
-        <w:rFonts w:ascii="Wingdings" w:hAnsi="Wingdings" w:hint="default"/>
-        <w:sz w:val="20"/>
-      </w:rPr>
-    </w:lvl>
-    <w:lvl w:ilvl="3">
-      <w:start w:val="1"/>
-      <w:numFmt w:val="bullet"/>
-      <w:lvlText w:val=""/>
-      <w:lvlJc w:val="left"/>
-      <w:pPr>
-        <w:tabs>
-          <w:tab w:val="num" w:pos="2880"/>
-        </w:tabs>
-        <w:ind w:left="2880" w:hanging="360"/>
-      </w:pPr>
-      <w:rPr>
-        <w:rFonts w:ascii="Wingdings" w:hAnsi="Wingdings" w:hint="default"/>
-        <w:sz w:val="20"/>
-      </w:rPr>
-    </w:lvl>
-    <w:lvl w:ilvl="4">
-      <w:start w:val="1"/>
-      <w:numFmt w:val="bullet"/>
-      <w:lvlText w:val=""/>
-      <w:lvlJc w:val="left"/>
-      <w:pPr>
-        <w:tabs>
-          <w:tab w:val="num" w:pos="3600"/>
-        </w:tabs>
-        <w:ind w:left="3600" w:hanging="360"/>
-      </w:pPr>
-      <w:rPr>
-        <w:rFonts w:ascii="Wingdings" w:hAnsi="Wingdings" w:hint="default"/>
-        <w:sz w:val="20"/>
-      </w:rPr>
-    </w:lvl>
-    <w:lvl w:ilvl="5">
-      <w:start w:val="1"/>
-      <w:numFmt w:val="bullet"/>
-      <w:lvlText w:val=""/>
-      <w:lvlJc w:val="left"/>
-      <w:pPr>
-        <w:tabs>
-          <w:tab w:val="num" w:pos="4320"/>
-        </w:tabs>
-        <w:ind w:left="4320" w:hanging="360"/>
-      </w:pPr>
-      <w:rPr>
-        <w:rFonts w:ascii="Wingdings" w:hAnsi="Wingdings" w:hint="default"/>
-        <w:sz w:val="20"/>
-      </w:rPr>
-    </w:lvl>
-    <w:lvl w:ilvl="6">
-      <w:start w:val="1"/>
-      <w:numFmt w:val="bullet"/>
-      <w:lvlText w:val=""/>
-      <w:lvlJc w:val="left"/>
-      <w:pPr>
-        <w:tabs>
-          <w:tab w:val="num" w:pos="5040"/>
-        </w:tabs>
-        <w:ind w:left="5040" w:hanging="360"/>
-      </w:pPr>
-      <w:rPr>
-        <w:rFonts w:ascii="Wingdings" w:hAnsi="Wingdings" w:hint="default"/>
-        <w:sz w:val="20"/>
-      </w:rPr>
-    </w:lvl>
-    <w:lvl w:ilvl="7">
-      <w:start w:val="1"/>
-      <w:numFmt w:val="bullet"/>
-      <w:lvlText w:val=""/>
-      <w:lvlJc w:val="left"/>
-      <w:pPr>
-        <w:tabs>
-          <w:tab w:val="num" w:pos="5760"/>
-        </w:tabs>
-        <w:ind w:left="5760" w:hanging="360"/>
-      </w:pPr>
-      <w:rPr>
-        <w:rFonts w:ascii="Wingdings" w:hAnsi="Wingdings" w:hint="default"/>
-        <w:sz w:val="20"/>
-      </w:rPr>
-    </w:lvl>
-    <w:lvl w:ilvl="8">
-      <w:start w:val="1"/>
-      <w:numFmt w:val="bullet"/>
-      <w:lvlText w:val=""/>
-      <w:lvlJc w:val="left"/>
-      <w:pPr>
-        <w:tabs>
-          <w:tab w:val="num" w:pos="6480"/>
-        </w:tabs>
-        <w:ind w:left="6480" w:hanging="360"/>
-      </w:pPr>
-      <w:rPr>
-        <w:rFonts w:ascii="Wingdings" w:hAnsi="Wingdings" w:hint="default"/>
-        <w:sz w:val="20"/>
-      </w:rPr>
-    </w:lvl>
-  </w:abstractNum>
-  <w:abstractNum w:abstractNumId="19" w15:restartNumberingAfterBreak="0">
-    <w:nsid w:val="22124647"/>
-    <w:multiLevelType w:val="multilevel"/>
-    <w:tmpl w:val="A78C1AA6"/>
-    <w:lvl w:ilvl="0">
-      <w:start w:val="1"/>
-      <w:numFmt w:val="bullet"/>
-      <w:lvlText w:val=""/>
-      <w:lvlJc w:val="left"/>
-      <w:pPr>
-        <w:tabs>
-          <w:tab w:val="num" w:pos="720"/>
-        </w:tabs>
-        <w:ind w:left="720" w:hanging="360"/>
-      </w:pPr>
-      <w:rPr>
-        <w:rFonts w:ascii="Symbol" w:hAnsi="Symbol" w:hint="default"/>
-        <w:sz w:val="20"/>
-      </w:rPr>
-    </w:lvl>
-    <w:lvl w:ilvl="1" w:tentative="1">
-      <w:start w:val="1"/>
-      <w:numFmt w:val="bullet"/>
-      <w:lvlText w:val="o"/>
-      <w:lvlJc w:val="left"/>
-      <w:pPr>
-        <w:tabs>
-          <w:tab w:val="num" w:pos="1440"/>
-        </w:tabs>
-        <w:ind w:left="1440" w:hanging="360"/>
-      </w:pPr>
-      <w:rPr>
-        <w:rFonts w:ascii="Courier New" w:hAnsi="Courier New" w:hint="default"/>
-        <w:sz w:val="20"/>
-      </w:rPr>
-    </w:lvl>
-    <w:lvl w:ilvl="2" w:tentative="1">
-      <w:start w:val="1"/>
-      <w:numFmt w:val="bullet"/>
-      <w:lvlText w:val=""/>
-      <w:lvlJc w:val="left"/>
-      <w:pPr>
-        <w:tabs>
-          <w:tab w:val="num" w:pos="2160"/>
-        </w:tabs>
-        <w:ind w:left="2160" w:hanging="360"/>
-      </w:pPr>
-      <w:rPr>
-        <w:rFonts w:ascii="Wingdings" w:hAnsi="Wingdings" w:hint="default"/>
-        <w:sz w:val="20"/>
-      </w:rPr>
-    </w:lvl>
-    <w:lvl w:ilvl="3" w:tentative="1">
-      <w:start w:val="1"/>
-      <w:numFmt w:val="bullet"/>
-      <w:lvlText w:val=""/>
-      <w:lvlJc w:val="left"/>
-      <w:pPr>
-        <w:tabs>
-          <w:tab w:val="num" w:pos="2880"/>
-        </w:tabs>
-        <w:ind w:left="2880" w:hanging="360"/>
-      </w:pPr>
-      <w:rPr>
-        <w:rFonts w:ascii="Wingdings" w:hAnsi="Wingdings" w:hint="default"/>
-        <w:sz w:val="20"/>
-      </w:rPr>
-    </w:lvl>
-    <w:lvl w:ilvl="4" w:tentative="1">
-      <w:start w:val="1"/>
-      <w:numFmt w:val="bullet"/>
-      <w:lvlText w:val=""/>
-      <w:lvlJc w:val="left"/>
-      <w:pPr>
-        <w:tabs>
-          <w:tab w:val="num" w:pos="3600"/>
-        </w:tabs>
-        <w:ind w:left="3600" w:hanging="360"/>
-      </w:pPr>
-      <w:rPr>
-        <w:rFonts w:ascii="Wingdings" w:hAnsi="Wingdings" w:hint="default"/>
-        <w:sz w:val="20"/>
-      </w:rPr>
-    </w:lvl>
-    <w:lvl w:ilvl="5" w:tentative="1">
-      <w:start w:val="1"/>
-      <w:numFmt w:val="bullet"/>
-      <w:lvlText w:val=""/>
-      <w:lvlJc w:val="left"/>
-      <w:pPr>
-        <w:tabs>
-          <w:tab w:val="num" w:pos="4320"/>
-        </w:tabs>
-        <w:ind w:left="4320" w:hanging="360"/>
-      </w:pPr>
-      <w:rPr>
-        <w:rFonts w:ascii="Wingdings" w:hAnsi="Wingdings" w:hint="default"/>
-        <w:sz w:val="20"/>
-      </w:rPr>
-    </w:lvl>
-    <w:lvl w:ilvl="6" w:tentative="1">
-      <w:start w:val="1"/>
-      <w:numFmt w:val="bullet"/>
-      <w:lvlText w:val=""/>
-      <w:lvlJc w:val="left"/>
-      <w:pPr>
-        <w:tabs>
-          <w:tab w:val="num" w:pos="5040"/>
-        </w:tabs>
-        <w:ind w:left="5040" w:hanging="360"/>
-      </w:pPr>
-      <w:rPr>
-        <w:rFonts w:ascii="Wingdings" w:hAnsi="Wingdings" w:hint="default"/>
-        <w:sz w:val="20"/>
-      </w:rPr>
-    </w:lvl>
-    <w:lvl w:ilvl="7" w:tentative="1">
-      <w:start w:val="1"/>
-      <w:numFmt w:val="bullet"/>
-      <w:lvlText w:val=""/>
-      <w:lvlJc w:val="left"/>
-      <w:pPr>
-        <w:tabs>
-          <w:tab w:val="num" w:pos="5760"/>
-        </w:tabs>
-        <w:ind w:left="5760" w:hanging="360"/>
-      </w:pPr>
-      <w:rPr>
-        <w:rFonts w:ascii="Wingdings" w:hAnsi="Wingdings" w:hint="default"/>
-        <w:sz w:val="20"/>
-      </w:rPr>
-    </w:lvl>
-    <w:lvl w:ilvl="8" w:tentative="1">
-      <w:start w:val="1"/>
-      <w:numFmt w:val="bullet"/>
-      <w:lvlText w:val=""/>
-      <w:lvlJc w:val="left"/>
-      <w:pPr>
-        <w:tabs>
-          <w:tab w:val="num" w:pos="6480"/>
-        </w:tabs>
-        <w:ind w:left="6480" w:hanging="360"/>
-      </w:pPr>
-      <w:rPr>
-        <w:rFonts w:ascii="Wingdings" w:hAnsi="Wingdings" w:hint="default"/>
-        <w:sz w:val="20"/>
-      </w:rPr>
-    </w:lvl>
-  </w:abstractNum>
-  <w:abstractNum w:abstractNumId="20" w15:restartNumberingAfterBreak="0">
-    <w:nsid w:val="24481144"/>
-    <w:multiLevelType w:val="multilevel"/>
-    <w:tmpl w:val="47B2DF26"/>
-    <w:lvl w:ilvl="0">
-      <w:start w:val="1"/>
-      <w:numFmt w:val="bullet"/>
-      <w:lvlText w:val=""/>
-      <w:lvlJc w:val="left"/>
-      <w:pPr>
-        <w:tabs>
-          <w:tab w:val="num" w:pos="720"/>
-        </w:tabs>
-        <w:ind w:left="720" w:hanging="360"/>
-      </w:pPr>
-      <w:rPr>
-        <w:rFonts w:ascii="Symbol" w:hAnsi="Symbol" w:hint="default"/>
-        <w:sz w:val="20"/>
-      </w:rPr>
-    </w:lvl>
-    <w:lvl w:ilvl="1">
-      <w:start w:val="1"/>
-      <w:numFmt w:val="bullet"/>
-      <w:lvlText w:val="o"/>
-      <w:lvlJc w:val="left"/>
-      <w:pPr>
-        <w:tabs>
-          <w:tab w:val="num" w:pos="1440"/>
-        </w:tabs>
-        <w:ind w:left="1440" w:hanging="360"/>
-      </w:pPr>
-      <w:rPr>
-        <w:rFonts w:ascii="Courier New" w:hAnsi="Courier New" w:cs="Times New Roman" w:hint="default"/>
-        <w:sz w:val="20"/>
-      </w:rPr>
-    </w:lvl>
-    <w:lvl w:ilvl="2">
-      <w:start w:val="1"/>
-      <w:numFmt w:val="bullet"/>
-      <w:lvlText w:val=""/>
-      <w:lvlJc w:val="left"/>
-      <w:pPr>
-        <w:tabs>
-          <w:tab w:val="num" w:pos="2160"/>
-        </w:tabs>
-        <w:ind w:left="2160" w:hanging="360"/>
-      </w:pPr>
-      <w:rPr>
-        <w:rFonts w:ascii="Wingdings" w:hAnsi="Wingdings" w:hint="default"/>
-        <w:sz w:val="20"/>
-      </w:rPr>
-    </w:lvl>
-    <w:lvl w:ilvl="3">
-      <w:start w:val="1"/>
-      <w:numFmt w:val="bullet"/>
-      <w:lvlText w:val=""/>
-      <w:lvlJc w:val="left"/>
-      <w:pPr>
-        <w:tabs>
-          <w:tab w:val="num" w:pos="2880"/>
-        </w:tabs>
-        <w:ind w:left="2880" w:hanging="360"/>
-      </w:pPr>
-      <w:rPr>
-        <w:rFonts w:ascii="Wingdings" w:hAnsi="Wingdings" w:hint="default"/>
-        <w:sz w:val="20"/>
-      </w:rPr>
-    </w:lvl>
-    <w:lvl w:ilvl="4">
-      <w:start w:val="1"/>
-      <w:numFmt w:val="bullet"/>
-      <w:lvlText w:val=""/>
-      <w:lvlJc w:val="left"/>
-      <w:pPr>
-        <w:tabs>
-          <w:tab w:val="num" w:pos="3600"/>
-        </w:tabs>
-        <w:ind w:left="3600" w:hanging="360"/>
-      </w:pPr>
-      <w:rPr>
-        <w:rFonts w:ascii="Wingdings" w:hAnsi="Wingdings" w:hint="default"/>
-        <w:sz w:val="20"/>
-      </w:rPr>
-    </w:lvl>
-    <w:lvl w:ilvl="5">
-      <w:start w:val="1"/>
-      <w:numFmt w:val="bullet"/>
-      <w:lvlText w:val=""/>
-      <w:lvlJc w:val="left"/>
-      <w:pPr>
-        <w:tabs>
-          <w:tab w:val="num" w:pos="4320"/>
-        </w:tabs>
-        <w:ind w:left="4320" w:hanging="360"/>
-      </w:pPr>
-      <w:rPr>
-        <w:rFonts w:ascii="Wingdings" w:hAnsi="Wingdings" w:hint="default"/>
-        <w:sz w:val="20"/>
-      </w:rPr>
-    </w:lvl>
-    <w:lvl w:ilvl="6">
-      <w:start w:val="1"/>
-      <w:numFmt w:val="bullet"/>
-      <w:lvlText w:val=""/>
-      <w:lvlJc w:val="left"/>
-      <w:pPr>
-        <w:tabs>
-          <w:tab w:val="num" w:pos="5040"/>
-        </w:tabs>
-        <w:ind w:left="5040" w:hanging="360"/>
-      </w:pPr>
-      <w:rPr>
-        <w:rFonts w:ascii="Wingdings" w:hAnsi="Wingdings" w:hint="default"/>
-        <w:sz w:val="20"/>
-      </w:rPr>
-    </w:lvl>
-    <w:lvl w:ilvl="7">
-      <w:start w:val="1"/>
-      <w:numFmt w:val="bullet"/>
-      <w:lvlText w:val=""/>
-      <w:lvlJc w:val="left"/>
-      <w:pPr>
-        <w:tabs>
-          <w:tab w:val="num" w:pos="5760"/>
-        </w:tabs>
-        <w:ind w:left="5760" w:hanging="360"/>
-      </w:pPr>
-      <w:rPr>
-        <w:rFonts w:ascii="Wingdings" w:hAnsi="Wingdings" w:hint="default"/>
-        <w:sz w:val="20"/>
-      </w:rPr>
-    </w:lvl>
-    <w:lvl w:ilvl="8">
-      <w:start w:val="1"/>
-      <w:numFmt w:val="bullet"/>
-      <w:lvlText w:val=""/>
-      <w:lvlJc w:val="left"/>
-      <w:pPr>
-        <w:tabs>
-          <w:tab w:val="num" w:pos="6480"/>
-        </w:tabs>
-        <w:ind w:left="6480" w:hanging="360"/>
-      </w:pPr>
-      <w:rPr>
-        <w:rFonts w:ascii="Wingdings" w:hAnsi="Wingdings" w:hint="default"/>
-        <w:sz w:val="20"/>
-      </w:rPr>
-    </w:lvl>
-  </w:abstractNum>
-  <w:abstractNum w:abstractNumId="21" w15:restartNumberingAfterBreak="0">
-    <w:nsid w:val="25057293"/>
-    <w:multiLevelType w:val="multilevel"/>
-    <w:tmpl w:val="758E3350"/>
-    <w:lvl w:ilvl="0">
-      <w:start w:val="1"/>
-      <w:numFmt w:val="decimal"/>
-      <w:lvlText w:val="%1."/>
-      <w:lvlJc w:val="left"/>
-      <w:pPr>
-        <w:tabs>
-          <w:tab w:val="num" w:pos="720"/>
-        </w:tabs>
-        <w:ind w:left="720" w:hanging="360"/>
-      </w:pPr>
-    </w:lvl>
-    <w:lvl w:ilvl="1" w:tentative="1">
-      <w:start w:val="1"/>
-      <w:numFmt w:val="decimal"/>
-      <w:lvlText w:val="%2."/>
-      <w:lvlJc w:val="left"/>
-      <w:pPr>
-        <w:tabs>
-          <w:tab w:val="num" w:pos="1440"/>
-        </w:tabs>
-        <w:ind w:left="1440" w:hanging="360"/>
-      </w:pPr>
-    </w:lvl>
-    <w:lvl w:ilvl="2" w:tentative="1">
-      <w:start w:val="1"/>
-      <w:numFmt w:val="decimal"/>
-      <w:lvlText w:val="%3."/>
-      <w:lvlJc w:val="left"/>
-      <w:pPr>
-        <w:tabs>
-          <w:tab w:val="num" w:pos="2160"/>
-        </w:tabs>
-        <w:ind w:left="2160" w:hanging="360"/>
-      </w:pPr>
-    </w:lvl>
-    <w:lvl w:ilvl="3" w:tentative="1">
-      <w:start w:val="1"/>
-      <w:numFmt w:val="decimal"/>
-      <w:lvlText w:val="%4."/>
-      <w:lvlJc w:val="left"/>
-      <w:pPr>
-        <w:tabs>
-          <w:tab w:val="num" w:pos="2880"/>
-        </w:tabs>
-        <w:ind w:left="2880" w:hanging="360"/>
-      </w:pPr>
-    </w:lvl>
-    <w:lvl w:ilvl="4" w:tentative="1">
-      <w:start w:val="1"/>
-      <w:numFmt w:val="decimal"/>
-      <w:lvlText w:val="%5."/>
-      <w:lvlJc w:val="left"/>
-      <w:pPr>
-        <w:tabs>
-          <w:tab w:val="num" w:pos="3600"/>
-        </w:tabs>
-        <w:ind w:left="3600" w:hanging="360"/>
-      </w:pPr>
-    </w:lvl>
-    <w:lvl w:ilvl="5" w:tentative="1">
-      <w:start w:val="1"/>
-      <w:numFmt w:val="decimal"/>
-      <w:lvlText w:val="%6."/>
-      <w:lvlJc w:val="left"/>
-      <w:pPr>
-        <w:tabs>
-          <w:tab w:val="num" w:pos="4320"/>
-        </w:tabs>
-        <w:ind w:left="4320" w:hanging="360"/>
-      </w:pPr>
-    </w:lvl>
-    <w:lvl w:ilvl="6" w:tentative="1">
-      <w:start w:val="1"/>
-      <w:numFmt w:val="decimal"/>
-      <w:lvlText w:val="%7."/>
-      <w:lvlJc w:val="left"/>
-      <w:pPr>
-        <w:tabs>
-          <w:tab w:val="num" w:pos="5040"/>
-        </w:tabs>
-        <w:ind w:left="5040" w:hanging="360"/>
-      </w:pPr>
-    </w:lvl>
-    <w:lvl w:ilvl="7" w:tentative="1">
-      <w:start w:val="1"/>
-      <w:numFmt w:val="decimal"/>
-      <w:lvlText w:val="%8."/>
-      <w:lvlJc w:val="left"/>
-      <w:pPr>
-        <w:tabs>
-          <w:tab w:val="num" w:pos="5760"/>
-        </w:tabs>
-        <w:ind w:left="5760" w:hanging="360"/>
-      </w:pPr>
-    </w:lvl>
-    <w:lvl w:ilvl="8" w:tentative="1">
-      <w:start w:val="1"/>
-      <w:numFmt w:val="decimal"/>
-      <w:lvlText w:val="%9."/>
-      <w:lvlJc w:val="left"/>
-      <w:pPr>
-        <w:tabs>
-          <w:tab w:val="num" w:pos="6480"/>
-        </w:tabs>
-        <w:ind w:left="6480" w:hanging="360"/>
-      </w:pPr>
-    </w:lvl>
-  </w:abstractNum>
-  <w:abstractNum w:abstractNumId="22" w15:restartNumberingAfterBreak="0">
-    <w:nsid w:val="2657008C"/>
-    <w:multiLevelType w:val="hybridMultilevel"/>
-    <w:tmpl w:val="307C576C"/>
-    <w:lvl w:ilvl="0" w:tplc="240A0001">
-      <w:start w:val="1"/>
-      <w:numFmt w:val="bullet"/>
-      <w:lvlText w:val=""/>
-      <w:lvlJc w:val="left"/>
-      <w:pPr>
-        <w:ind w:left="720" w:hanging="360"/>
-      </w:pPr>
-      <w:rPr>
-        <w:rFonts w:ascii="Symbol" w:hAnsi="Symbol" w:hint="default"/>
-      </w:rPr>
-    </w:lvl>
-    <w:lvl w:ilvl="1" w:tplc="240A0003" w:tentative="1">
-      <w:start w:val="1"/>
-      <w:numFmt w:val="bullet"/>
-      <w:lvlText w:val="o"/>
-      <w:lvlJc w:val="left"/>
-      <w:pPr>
-        <w:ind w:left="1440" w:hanging="360"/>
-      </w:pPr>
-      <w:rPr>
-        <w:rFonts w:ascii="Courier New" w:hAnsi="Courier New" w:cs="Courier New" w:hint="default"/>
-      </w:rPr>
-    </w:lvl>
-    <w:lvl w:ilvl="2" w:tplc="240A0005" w:tentative="1">
-      <w:start w:val="1"/>
-      <w:numFmt w:val="bullet"/>
-      <w:lvlText w:val=""/>
-      <w:lvlJc w:val="left"/>
-      <w:pPr>
-        <w:ind w:left="2160" w:hanging="360"/>
-      </w:pPr>
-      <w:rPr>
-        <w:rFonts w:ascii="Wingdings" w:hAnsi="Wingdings" w:hint="default"/>
-      </w:rPr>
-    </w:lvl>
-    <w:lvl w:ilvl="3" w:tplc="240A0001" w:tentative="1">
-      <w:start w:val="1"/>
-      <w:numFmt w:val="bullet"/>
-      <w:lvlText w:val=""/>
-      <w:lvlJc w:val="left"/>
-      <w:pPr>
-        <w:ind w:left="2880" w:hanging="360"/>
-      </w:pPr>
-      <w:rPr>
-        <w:rFonts w:ascii="Symbol" w:hAnsi="Symbol" w:hint="default"/>
-      </w:rPr>
-    </w:lvl>
-    <w:lvl w:ilvl="4" w:tplc="240A0003" w:tentative="1">
-      <w:start w:val="1"/>
-      <w:numFmt w:val="bullet"/>
-      <w:lvlText w:val="o"/>
-      <w:lvlJc w:val="left"/>
-      <w:pPr>
-        <w:ind w:left="3600" w:hanging="360"/>
-      </w:pPr>
-      <w:rPr>
-        <w:rFonts w:ascii="Courier New" w:hAnsi="Courier New" w:cs="Courier New" w:hint="default"/>
-      </w:rPr>
-    </w:lvl>
-    <w:lvl w:ilvl="5" w:tplc="240A0005" w:tentative="1">
-      <w:start w:val="1"/>
-      <w:numFmt w:val="bullet"/>
-      <w:lvlText w:val=""/>
-      <w:lvlJc w:val="left"/>
-      <w:pPr>
-        <w:ind w:left="4320" w:hanging="360"/>
-      </w:pPr>
-      <w:rPr>
-        <w:rFonts w:ascii="Wingdings" w:hAnsi="Wingdings" w:hint="default"/>
-      </w:rPr>
-    </w:lvl>
-    <w:lvl w:ilvl="6" w:tplc="240A0001" w:tentative="1">
-      <w:start w:val="1"/>
-      <w:numFmt w:val="bullet"/>
-      <w:lvlText w:val=""/>
-      <w:lvlJc w:val="left"/>
-      <w:pPr>
-        <w:ind w:left="5040" w:hanging="360"/>
-      </w:pPr>
-      <w:rPr>
-        <w:rFonts w:ascii="Symbol" w:hAnsi="Symbol" w:hint="default"/>
-      </w:rPr>
-    </w:lvl>
-    <w:lvl w:ilvl="7" w:tplc="240A0003" w:tentative="1">
-      <w:start w:val="1"/>
-      <w:numFmt w:val="bullet"/>
-      <w:lvlText w:val="o"/>
-      <w:lvlJc w:val="left"/>
-      <w:pPr>
-        <w:ind w:left="5760" w:hanging="360"/>
-      </w:pPr>
-      <w:rPr>
-        <w:rFonts w:ascii="Courier New" w:hAnsi="Courier New" w:cs="Courier New" w:hint="default"/>
-      </w:rPr>
-    </w:lvl>
-    <w:lvl w:ilvl="8" w:tplc="240A0005" w:tentative="1">
-      <w:start w:val="1"/>
-      <w:numFmt w:val="bullet"/>
-      <w:lvlText w:val=""/>
-      <w:lvlJc w:val="left"/>
-      <w:pPr>
-        <w:ind w:left="6480" w:hanging="360"/>
-      </w:pPr>
-      <w:rPr>
-        <w:rFonts w:ascii="Wingdings" w:hAnsi="Wingdings" w:hint="default"/>
-      </w:rPr>
-    </w:lvl>
-  </w:abstractNum>
-  <w:abstractNum w:abstractNumId="23" w15:restartNumberingAfterBreak="0">
-    <w:nsid w:val="27773D04"/>
-    <w:multiLevelType w:val="hybridMultilevel"/>
-    <w:tmpl w:val="BF662B86"/>
-    <w:lvl w:ilvl="0" w:tplc="240A000F">
-      <w:start w:val="1"/>
-      <w:numFmt w:val="decimal"/>
-      <w:lvlText w:val="%1."/>
-      <w:lvlJc w:val="left"/>
-      <w:pPr>
-        <w:ind w:left="720" w:hanging="360"/>
-      </w:pPr>
-      <w:rPr>
-        <w:rFonts w:hint="default"/>
-      </w:rPr>
-    </w:lvl>
-    <w:lvl w:ilvl="1" w:tplc="240A0019" w:tentative="1">
-      <w:start w:val="1"/>
-      <w:numFmt w:val="lowerLetter"/>
-      <w:lvlText w:val="%2."/>
-      <w:lvlJc w:val="left"/>
-      <w:pPr>
-        <w:ind w:left="1440" w:hanging="360"/>
-      </w:pPr>
-    </w:lvl>
-    <w:lvl w:ilvl="2" w:tplc="240A001B" w:tentative="1">
-      <w:start w:val="1"/>
-      <w:numFmt w:val="lowerRoman"/>
-      <w:lvlText w:val="%3."/>
-      <w:lvlJc w:val="right"/>
-      <w:pPr>
-        <w:ind w:left="2160" w:hanging="180"/>
-      </w:pPr>
-    </w:lvl>
-    <w:lvl w:ilvl="3" w:tplc="240A000F" w:tentative="1">
-      <w:start w:val="1"/>
-      <w:numFmt w:val="decimal"/>
-      <w:lvlText w:val="%4."/>
-      <w:lvlJc w:val="left"/>
-      <w:pPr>
-        <w:ind w:left="2880" w:hanging="360"/>
-      </w:pPr>
-    </w:lvl>
-    <w:lvl w:ilvl="4" w:tplc="240A0019" w:tentative="1">
-      <w:start w:val="1"/>
-      <w:numFmt w:val="lowerLetter"/>
-      <w:lvlText w:val="%5."/>
-      <w:lvlJc w:val="left"/>
-      <w:pPr>
-        <w:ind w:left="3600" w:hanging="360"/>
-      </w:pPr>
-    </w:lvl>
-    <w:lvl w:ilvl="5" w:tplc="240A001B" w:tentative="1">
-      <w:start w:val="1"/>
-      <w:numFmt w:val="lowerRoman"/>
-      <w:lvlText w:val="%6."/>
-      <w:lvlJc w:val="right"/>
-      <w:pPr>
-        <w:ind w:left="4320" w:hanging="180"/>
-      </w:pPr>
-    </w:lvl>
-    <w:lvl w:ilvl="6" w:tplc="240A000F" w:tentative="1">
-      <w:start w:val="1"/>
-      <w:numFmt w:val="decimal"/>
-      <w:lvlText w:val="%7."/>
-      <w:lvlJc w:val="left"/>
-      <w:pPr>
-        <w:ind w:left="5040" w:hanging="360"/>
-      </w:pPr>
-    </w:lvl>
-    <w:lvl w:ilvl="7" w:tplc="240A0019" w:tentative="1">
-      <w:start w:val="1"/>
-      <w:numFmt w:val="lowerLetter"/>
-      <w:lvlText w:val="%8."/>
-      <w:lvlJc w:val="left"/>
-      <w:pPr>
-        <w:ind w:left="5760" w:hanging="360"/>
-      </w:pPr>
-    </w:lvl>
-    <w:lvl w:ilvl="8" w:tplc="240A001B" w:tentative="1">
-      <w:start w:val="1"/>
-      <w:numFmt w:val="lowerRoman"/>
-      <w:lvlText w:val="%9."/>
-      <w:lvlJc w:val="right"/>
-      <w:pPr>
-        <w:ind w:left="6480" w:hanging="180"/>
-      </w:pPr>
-    </w:lvl>
-  </w:abstractNum>
-  <w:abstractNum w:abstractNumId="24" w15:restartNumberingAfterBreak="0">
-    <w:nsid w:val="27B16E5A"/>
-    <w:multiLevelType w:val="multilevel"/>
-    <w:tmpl w:val="92880ABE"/>
-    <w:lvl w:ilvl="0">
-      <w:start w:val="1"/>
-      <w:numFmt w:val="bullet"/>
-      <w:lvlText w:val=""/>
-      <w:lvlJc w:val="left"/>
-      <w:pPr>
-        <w:tabs>
-          <w:tab w:val="num" w:pos="720"/>
-        </w:tabs>
-        <w:ind w:left="720" w:hanging="360"/>
-      </w:pPr>
-      <w:rPr>
-        <w:rFonts w:ascii="Symbol" w:hAnsi="Symbol" w:hint="default"/>
-        <w:sz w:val="20"/>
-      </w:rPr>
-    </w:lvl>
-    <w:lvl w:ilvl="1">
-      <w:start w:val="1"/>
-      <w:numFmt w:val="bullet"/>
-      <w:lvlText w:val="o"/>
-      <w:lvlJc w:val="left"/>
-      <w:pPr>
-        <w:tabs>
-          <w:tab w:val="num" w:pos="1440"/>
-        </w:tabs>
-        <w:ind w:left="1440" w:hanging="360"/>
-      </w:pPr>
-      <w:rPr>
-        <w:rFonts w:ascii="Courier New" w:hAnsi="Courier New" w:cs="Times New Roman" w:hint="default"/>
-        <w:sz w:val="20"/>
-      </w:rPr>
-    </w:lvl>
-    <w:lvl w:ilvl="2">
-      <w:start w:val="1"/>
-      <w:numFmt w:val="bullet"/>
-      <w:lvlText w:val=""/>
-      <w:lvlJc w:val="left"/>
-      <w:pPr>
-        <w:tabs>
-          <w:tab w:val="num" w:pos="2160"/>
-        </w:tabs>
-        <w:ind w:left="2160" w:hanging="360"/>
-      </w:pPr>
-      <w:rPr>
-        <w:rFonts w:ascii="Wingdings" w:hAnsi="Wingdings" w:hint="default"/>
-        <w:sz w:val="20"/>
-      </w:rPr>
-    </w:lvl>
-    <w:lvl w:ilvl="3">
-      <w:start w:val="1"/>
-      <w:numFmt w:val="bullet"/>
-      <w:lvlText w:val=""/>
-      <w:lvlJc w:val="left"/>
-      <w:pPr>
-        <w:tabs>
-          <w:tab w:val="num" w:pos="2880"/>
-        </w:tabs>
-        <w:ind w:left="2880" w:hanging="360"/>
-      </w:pPr>
-      <w:rPr>
-        <w:rFonts w:ascii="Wingdings" w:hAnsi="Wingdings" w:hint="default"/>
-        <w:sz w:val="20"/>
-      </w:rPr>
-    </w:lvl>
-    <w:lvl w:ilvl="4">
-      <w:start w:val="1"/>
-      <w:numFmt w:val="bullet"/>
-      <w:lvlText w:val=""/>
-      <w:lvlJc w:val="left"/>
-      <w:pPr>
-        <w:tabs>
-          <w:tab w:val="num" w:pos="3600"/>
-        </w:tabs>
-        <w:ind w:left="3600" w:hanging="360"/>
-      </w:pPr>
-      <w:rPr>
-        <w:rFonts w:ascii="Wingdings" w:hAnsi="Wingdings" w:hint="default"/>
-        <w:sz w:val="20"/>
-      </w:rPr>
-    </w:lvl>
-    <w:lvl w:ilvl="5">
-      <w:start w:val="1"/>
-      <w:numFmt w:val="bullet"/>
-      <w:lvlText w:val=""/>
-      <w:lvlJc w:val="left"/>
-      <w:pPr>
-        <w:tabs>
-          <w:tab w:val="num" w:pos="4320"/>
-        </w:tabs>
-        <w:ind w:left="4320" w:hanging="360"/>
-      </w:pPr>
-      <w:rPr>
-        <w:rFonts w:ascii="Wingdings" w:hAnsi="Wingdings" w:hint="default"/>
-        <w:sz w:val="20"/>
-      </w:rPr>
-    </w:lvl>
-    <w:lvl w:ilvl="6">
-      <w:start w:val="1"/>
-      <w:numFmt w:val="bullet"/>
-      <w:lvlText w:val=""/>
-      <w:lvlJc w:val="left"/>
-      <w:pPr>
-        <w:tabs>
-          <w:tab w:val="num" w:pos="5040"/>
-        </w:tabs>
-        <w:ind w:left="5040" w:hanging="360"/>
-      </w:pPr>
-      <w:rPr>
-        <w:rFonts w:ascii="Wingdings" w:hAnsi="Wingdings" w:hint="default"/>
-        <w:sz w:val="20"/>
-      </w:rPr>
-    </w:lvl>
-    <w:lvl w:ilvl="7">
-      <w:start w:val="1"/>
-      <w:numFmt w:val="bullet"/>
-      <w:lvlText w:val=""/>
-      <w:lvlJc w:val="left"/>
-      <w:pPr>
-        <w:tabs>
-          <w:tab w:val="num" w:pos="5760"/>
-        </w:tabs>
-        <w:ind w:left="5760" w:hanging="360"/>
-      </w:pPr>
-      <w:rPr>
-        <w:rFonts w:ascii="Wingdings" w:hAnsi="Wingdings" w:hint="default"/>
-        <w:sz w:val="20"/>
-      </w:rPr>
-    </w:lvl>
-    <w:lvl w:ilvl="8">
-      <w:start w:val="1"/>
-      <w:numFmt w:val="bullet"/>
-      <w:lvlText w:val=""/>
-      <w:lvlJc w:val="left"/>
-      <w:pPr>
-        <w:tabs>
-          <w:tab w:val="num" w:pos="6480"/>
-        </w:tabs>
-        <w:ind w:left="6480" w:hanging="360"/>
-      </w:pPr>
-      <w:rPr>
-        <w:rFonts w:ascii="Wingdings" w:hAnsi="Wingdings" w:hint="default"/>
-        <w:sz w:val="20"/>
-      </w:rPr>
-    </w:lvl>
-  </w:abstractNum>
-  <w:abstractNum w:abstractNumId="25" w15:restartNumberingAfterBreak="0">
-    <w:nsid w:val="27EB1105"/>
-    <w:multiLevelType w:val="hybridMultilevel"/>
-    <w:tmpl w:val="518AB608"/>
-    <w:lvl w:ilvl="0" w:tplc="240A000F">
-      <w:start w:val="1"/>
-      <w:numFmt w:val="decimal"/>
-      <w:lvlText w:val="%1."/>
-      <w:lvlJc w:val="left"/>
-      <w:pPr>
-        <w:ind w:left="720" w:hanging="360"/>
-      </w:pPr>
-    </w:lvl>
-    <w:lvl w:ilvl="1" w:tplc="240A0019" w:tentative="1">
-      <w:start w:val="1"/>
-      <w:numFmt w:val="lowerLetter"/>
-      <w:lvlText w:val="%2."/>
-      <w:lvlJc w:val="left"/>
-      <w:pPr>
-        <w:ind w:left="1440" w:hanging="360"/>
-      </w:pPr>
-    </w:lvl>
-    <w:lvl w:ilvl="2" w:tplc="240A001B" w:tentative="1">
-      <w:start w:val="1"/>
-      <w:numFmt w:val="lowerRoman"/>
-      <w:lvlText w:val="%3."/>
-      <w:lvlJc w:val="right"/>
-      <w:pPr>
-        <w:ind w:left="2160" w:hanging="180"/>
-      </w:pPr>
-    </w:lvl>
-    <w:lvl w:ilvl="3" w:tplc="240A000F" w:tentative="1">
-      <w:start w:val="1"/>
-      <w:numFmt w:val="decimal"/>
-      <w:lvlText w:val="%4."/>
-      <w:lvlJc w:val="left"/>
-      <w:pPr>
-        <w:ind w:left="2880" w:hanging="360"/>
-      </w:pPr>
-    </w:lvl>
-    <w:lvl w:ilvl="4" w:tplc="240A0019" w:tentative="1">
-      <w:start w:val="1"/>
-      <w:numFmt w:val="lowerLetter"/>
-      <w:lvlText w:val="%5."/>
-      <w:lvlJc w:val="left"/>
-      <w:pPr>
-        <w:ind w:left="3600" w:hanging="360"/>
-      </w:pPr>
-    </w:lvl>
-    <w:lvl w:ilvl="5" w:tplc="240A001B" w:tentative="1">
-      <w:start w:val="1"/>
-      <w:numFmt w:val="lowerRoman"/>
-      <w:lvlText w:val="%6."/>
-      <w:lvlJc w:val="right"/>
-      <w:pPr>
-        <w:ind w:left="4320" w:hanging="180"/>
-      </w:pPr>
-    </w:lvl>
-    <w:lvl w:ilvl="6" w:tplc="240A000F" w:tentative="1">
-      <w:start w:val="1"/>
-      <w:numFmt w:val="decimal"/>
-      <w:lvlText w:val="%7."/>
-      <w:lvlJc w:val="left"/>
-      <w:pPr>
-        <w:ind w:left="5040" w:hanging="360"/>
-      </w:pPr>
-    </w:lvl>
-    <w:lvl w:ilvl="7" w:tplc="240A0019" w:tentative="1">
-      <w:start w:val="1"/>
-      <w:numFmt w:val="lowerLetter"/>
-      <w:lvlText w:val="%8."/>
-      <w:lvlJc w:val="left"/>
-      <w:pPr>
-        <w:ind w:left="5760" w:hanging="360"/>
-      </w:pPr>
-    </w:lvl>
-    <w:lvl w:ilvl="8" w:tplc="240A001B" w:tentative="1">
-      <w:start w:val="1"/>
-      <w:numFmt w:val="lowerRoman"/>
-      <w:lvlText w:val="%9."/>
-      <w:lvlJc w:val="right"/>
-      <w:pPr>
-        <w:ind w:left="6480" w:hanging="180"/>
-      </w:pPr>
-    </w:lvl>
-  </w:abstractNum>
-  <w:abstractNum w:abstractNumId="26" w15:restartNumberingAfterBreak="0">
-    <w:nsid w:val="2B370BFF"/>
-    <w:multiLevelType w:val="multilevel"/>
-    <w:tmpl w:val="C2E0B82A"/>
-    <w:lvl w:ilvl="0">
-      <w:start w:val="1"/>
-      <w:numFmt w:val="decimal"/>
-      <w:lvlText w:val="%1."/>
-      <w:lvlJc w:val="left"/>
-      <w:pPr>
-        <w:tabs>
-          <w:tab w:val="num" w:pos="720"/>
-        </w:tabs>
-        <w:ind w:left="720" w:hanging="360"/>
-      </w:pPr>
-    </w:lvl>
-    <w:lvl w:ilvl="1" w:tentative="1">
-      <w:start w:val="1"/>
-      <w:numFmt w:val="decimal"/>
-      <w:lvlText w:val="%2."/>
-      <w:lvlJc w:val="left"/>
-      <w:pPr>
-        <w:tabs>
-          <w:tab w:val="num" w:pos="1440"/>
-        </w:tabs>
-        <w:ind w:left="1440" w:hanging="360"/>
-      </w:pPr>
-    </w:lvl>
-    <w:lvl w:ilvl="2" w:tentative="1">
-      <w:start w:val="1"/>
-      <w:numFmt w:val="decimal"/>
-      <w:lvlText w:val="%3."/>
-      <w:lvlJc w:val="left"/>
-      <w:pPr>
-        <w:tabs>
-          <w:tab w:val="num" w:pos="2160"/>
-        </w:tabs>
-        <w:ind w:left="2160" w:hanging="360"/>
-      </w:pPr>
-    </w:lvl>
-    <w:lvl w:ilvl="3" w:tentative="1">
-      <w:start w:val="1"/>
-      <w:numFmt w:val="decimal"/>
-      <w:lvlText w:val="%4."/>
-      <w:lvlJc w:val="left"/>
-      <w:pPr>
-        <w:tabs>
-          <w:tab w:val="num" w:pos="2880"/>
-        </w:tabs>
-        <w:ind w:left="2880" w:hanging="360"/>
-      </w:pPr>
-    </w:lvl>
-    <w:lvl w:ilvl="4" w:tentative="1">
-      <w:start w:val="1"/>
-      <w:numFmt w:val="decimal"/>
-      <w:lvlText w:val="%5."/>
-      <w:lvlJc w:val="left"/>
-      <w:pPr>
-        <w:tabs>
-          <w:tab w:val="num" w:pos="3600"/>
-        </w:tabs>
-        <w:ind w:left="3600" w:hanging="360"/>
-      </w:pPr>
-    </w:lvl>
-    <w:lvl w:ilvl="5" w:tentative="1">
-      <w:start w:val="1"/>
-      <w:numFmt w:val="decimal"/>
-      <w:lvlText w:val="%6."/>
-      <w:lvlJc w:val="left"/>
-      <w:pPr>
-        <w:tabs>
-          <w:tab w:val="num" w:pos="4320"/>
-        </w:tabs>
-        <w:ind w:left="4320" w:hanging="360"/>
-      </w:pPr>
-    </w:lvl>
-    <w:lvl w:ilvl="6" w:tentative="1">
-      <w:start w:val="1"/>
-      <w:numFmt w:val="decimal"/>
-      <w:lvlText w:val="%7."/>
-      <w:lvlJc w:val="left"/>
-      <w:pPr>
-        <w:tabs>
-          <w:tab w:val="num" w:pos="5040"/>
-        </w:tabs>
-        <w:ind w:left="5040" w:hanging="360"/>
-      </w:pPr>
-    </w:lvl>
-    <w:lvl w:ilvl="7" w:tentative="1">
-      <w:start w:val="1"/>
-      <w:numFmt w:val="decimal"/>
-      <w:lvlText w:val="%8."/>
-      <w:lvlJc w:val="left"/>
-      <w:pPr>
-        <w:tabs>
-          <w:tab w:val="num" w:pos="5760"/>
-        </w:tabs>
-        <w:ind w:left="5760" w:hanging="360"/>
-      </w:pPr>
-    </w:lvl>
-    <w:lvl w:ilvl="8" w:tentative="1">
-      <w:start w:val="1"/>
-      <w:numFmt w:val="decimal"/>
-      <w:lvlText w:val="%9."/>
-      <w:lvlJc w:val="left"/>
-      <w:pPr>
-        <w:tabs>
-          <w:tab w:val="num" w:pos="6480"/>
-        </w:tabs>
-        <w:ind w:left="6480" w:hanging="360"/>
-      </w:pPr>
-    </w:lvl>
-  </w:abstractNum>
-  <w:abstractNum w:abstractNumId="27" w15:restartNumberingAfterBreak="0">
-    <w:nsid w:val="2C6F5C0D"/>
-    <w:multiLevelType w:val="multilevel"/>
-    <w:tmpl w:val="75363AEE"/>
-    <w:lvl w:ilvl="0">
-      <w:start w:val="1"/>
-      <w:numFmt w:val="decimal"/>
-      <w:lvlText w:val="%1."/>
-      <w:lvlJc w:val="left"/>
-      <w:pPr>
-        <w:tabs>
-          <w:tab w:val="num" w:pos="720"/>
-        </w:tabs>
-        <w:ind w:left="720" w:hanging="360"/>
-      </w:pPr>
-    </w:lvl>
-    <w:lvl w:ilvl="1" w:tentative="1">
-      <w:start w:val="1"/>
-      <w:numFmt w:val="decimal"/>
-      <w:lvlText w:val="%2."/>
-      <w:lvlJc w:val="left"/>
-      <w:pPr>
-        <w:tabs>
-          <w:tab w:val="num" w:pos="1440"/>
-        </w:tabs>
-        <w:ind w:left="1440" w:hanging="360"/>
-      </w:pPr>
-    </w:lvl>
-    <w:lvl w:ilvl="2" w:tentative="1">
-      <w:start w:val="1"/>
-      <w:numFmt w:val="decimal"/>
-      <w:lvlText w:val="%3."/>
-      <w:lvlJc w:val="left"/>
-      <w:pPr>
-        <w:tabs>
-          <w:tab w:val="num" w:pos="2160"/>
-        </w:tabs>
-        <w:ind w:left="2160" w:hanging="360"/>
-      </w:pPr>
-    </w:lvl>
-    <w:lvl w:ilvl="3" w:tentative="1">
-      <w:start w:val="1"/>
-      <w:numFmt w:val="decimal"/>
-      <w:lvlText w:val="%4."/>
-      <w:lvlJc w:val="left"/>
-      <w:pPr>
-        <w:tabs>
-          <w:tab w:val="num" w:pos="2880"/>
-        </w:tabs>
-        <w:ind w:left="2880" w:hanging="360"/>
-      </w:pPr>
-    </w:lvl>
-    <w:lvl w:ilvl="4" w:tentative="1">
-      <w:start w:val="1"/>
-      <w:numFmt w:val="decimal"/>
-      <w:lvlText w:val="%5."/>
-      <w:lvlJc w:val="left"/>
-      <w:pPr>
-        <w:tabs>
-          <w:tab w:val="num" w:pos="3600"/>
-        </w:tabs>
-        <w:ind w:left="3600" w:hanging="360"/>
-      </w:pPr>
-    </w:lvl>
-    <w:lvl w:ilvl="5" w:tentative="1">
-      <w:start w:val="1"/>
-      <w:numFmt w:val="decimal"/>
-      <w:lvlText w:val="%6."/>
-      <w:lvlJc w:val="left"/>
-      <w:pPr>
-        <w:tabs>
-          <w:tab w:val="num" w:pos="4320"/>
-        </w:tabs>
-        <w:ind w:left="4320" w:hanging="360"/>
-      </w:pPr>
-    </w:lvl>
-    <w:lvl w:ilvl="6" w:tentative="1">
-      <w:start w:val="1"/>
-      <w:numFmt w:val="decimal"/>
-      <w:lvlText w:val="%7."/>
-      <w:lvlJc w:val="left"/>
-      <w:pPr>
-        <w:tabs>
-          <w:tab w:val="num" w:pos="5040"/>
-        </w:tabs>
-        <w:ind w:left="5040" w:hanging="360"/>
-      </w:pPr>
-    </w:lvl>
-    <w:lvl w:ilvl="7" w:tentative="1">
-      <w:start w:val="1"/>
-      <w:numFmt w:val="decimal"/>
-      <w:lvlText w:val="%8."/>
-      <w:lvlJc w:val="left"/>
-      <w:pPr>
-        <w:tabs>
-          <w:tab w:val="num" w:pos="5760"/>
-        </w:tabs>
-        <w:ind w:left="5760" w:hanging="360"/>
-      </w:pPr>
-    </w:lvl>
-    <w:lvl w:ilvl="8" w:tentative="1">
-      <w:start w:val="1"/>
-      <w:numFmt w:val="decimal"/>
-      <w:lvlText w:val="%9."/>
-      <w:lvlJc w:val="left"/>
-      <w:pPr>
-        <w:tabs>
-          <w:tab w:val="num" w:pos="6480"/>
-        </w:tabs>
-        <w:ind w:left="6480" w:hanging="360"/>
-      </w:pPr>
-    </w:lvl>
-  </w:abstractNum>
-  <w:abstractNum w:abstractNumId="28" w15:restartNumberingAfterBreak="0">
-    <w:nsid w:val="309A4535"/>
-    <w:multiLevelType w:val="multilevel"/>
-    <w:tmpl w:val="B84CCBEC"/>
-    <w:lvl w:ilvl="0">
-      <w:start w:val="1"/>
-      <w:numFmt w:val="decimal"/>
-      <w:lvlText w:val="%1."/>
-      <w:lvlJc w:val="left"/>
-      <w:pPr>
-        <w:tabs>
-          <w:tab w:val="num" w:pos="720"/>
-        </w:tabs>
-        <w:ind w:left="720" w:hanging="360"/>
-      </w:pPr>
-    </w:lvl>
-    <w:lvl w:ilvl="1">
-      <w:start w:val="1"/>
-      <w:numFmt w:val="bullet"/>
-      <w:lvlText w:val="o"/>
-      <w:lvlJc w:val="left"/>
-      <w:pPr>
-        <w:tabs>
-          <w:tab w:val="num" w:pos="1440"/>
-        </w:tabs>
-        <w:ind w:left="1440" w:hanging="360"/>
-      </w:pPr>
-      <w:rPr>
-        <w:rFonts w:ascii="Courier New" w:hAnsi="Courier New" w:hint="default"/>
-        <w:sz w:val="20"/>
-      </w:rPr>
-    </w:lvl>
-    <w:lvl w:ilvl="2" w:tentative="1">
-      <w:start w:val="1"/>
-      <w:numFmt w:val="decimal"/>
-      <w:lvlText w:val="%3."/>
-      <w:lvlJc w:val="left"/>
-      <w:pPr>
-        <w:tabs>
-          <w:tab w:val="num" w:pos="2160"/>
-        </w:tabs>
-        <w:ind w:left="2160" w:hanging="360"/>
-      </w:pPr>
-    </w:lvl>
-    <w:lvl w:ilvl="3" w:tentative="1">
-      <w:start w:val="1"/>
-      <w:numFmt w:val="decimal"/>
-      <w:lvlText w:val="%4."/>
-      <w:lvlJc w:val="left"/>
-      <w:pPr>
-        <w:tabs>
-          <w:tab w:val="num" w:pos="2880"/>
-        </w:tabs>
-        <w:ind w:left="2880" w:hanging="360"/>
-      </w:pPr>
-    </w:lvl>
-    <w:lvl w:ilvl="4" w:tentative="1">
-      <w:start w:val="1"/>
-      <w:numFmt w:val="decimal"/>
-      <w:lvlText w:val="%5."/>
-      <w:lvlJc w:val="left"/>
-      <w:pPr>
-        <w:tabs>
-          <w:tab w:val="num" w:pos="3600"/>
-        </w:tabs>
-        <w:ind w:left="3600" w:hanging="360"/>
-      </w:pPr>
-    </w:lvl>
-    <w:lvl w:ilvl="5" w:tentative="1">
-      <w:start w:val="1"/>
-      <w:numFmt w:val="decimal"/>
-      <w:lvlText w:val="%6."/>
-      <w:lvlJc w:val="left"/>
-      <w:pPr>
-        <w:tabs>
-          <w:tab w:val="num" w:pos="4320"/>
-        </w:tabs>
-        <w:ind w:left="4320" w:hanging="360"/>
-      </w:pPr>
-    </w:lvl>
-    <w:lvl w:ilvl="6" w:tentative="1">
-      <w:start w:val="1"/>
-      <w:numFmt w:val="decimal"/>
-      <w:lvlText w:val="%7."/>
-      <w:lvlJc w:val="left"/>
-      <w:pPr>
-        <w:tabs>
-          <w:tab w:val="num" w:pos="5040"/>
-        </w:tabs>
-        <w:ind w:left="5040" w:hanging="360"/>
-      </w:pPr>
-    </w:lvl>
-    <w:lvl w:ilvl="7" w:tentative="1">
-      <w:start w:val="1"/>
-      <w:numFmt w:val="decimal"/>
-      <w:lvlText w:val="%8."/>
-      <w:lvlJc w:val="left"/>
-      <w:pPr>
-        <w:tabs>
-          <w:tab w:val="num" w:pos="5760"/>
-        </w:tabs>
-        <w:ind w:left="5760" w:hanging="360"/>
-      </w:pPr>
-    </w:lvl>
-    <w:lvl w:ilvl="8" w:tentative="1">
-      <w:start w:val="1"/>
-      <w:numFmt w:val="decimal"/>
-      <w:lvlText w:val="%9."/>
-      <w:lvlJc w:val="left"/>
-      <w:pPr>
-        <w:tabs>
-          <w:tab w:val="num" w:pos="6480"/>
-        </w:tabs>
-        <w:ind w:left="6480" w:hanging="360"/>
-      </w:pPr>
-    </w:lvl>
-  </w:abstractNum>
-  <w:abstractNum w:abstractNumId="29" w15:restartNumberingAfterBreak="0">
-    <w:nsid w:val="35D56EE5"/>
-    <w:multiLevelType w:val="multilevel"/>
-    <w:tmpl w:val="DE2E2C16"/>
-    <w:lvl w:ilvl="0">
-      <w:start w:val="1"/>
-      <w:numFmt w:val="decimal"/>
-      <w:lvlText w:val="%1."/>
-      <w:lvlJc w:val="left"/>
-      <w:pPr>
-        <w:tabs>
-          <w:tab w:val="num" w:pos="720"/>
-        </w:tabs>
-        <w:ind w:left="720" w:hanging="360"/>
-      </w:pPr>
-    </w:lvl>
-    <w:lvl w:ilvl="1">
-      <w:start w:val="1"/>
-      <w:numFmt w:val="bullet"/>
-      <w:lvlText w:val="o"/>
-      <w:lvlJc w:val="left"/>
-      <w:pPr>
-        <w:tabs>
-          <w:tab w:val="num" w:pos="1440"/>
-        </w:tabs>
-        <w:ind w:left="1440" w:hanging="360"/>
-      </w:pPr>
-      <w:rPr>
-        <w:rFonts w:ascii="Courier New" w:hAnsi="Courier New" w:hint="default"/>
-        <w:sz w:val="20"/>
-      </w:rPr>
-    </w:lvl>
-    <w:lvl w:ilvl="2" w:tentative="1">
-      <w:start w:val="1"/>
-      <w:numFmt w:val="decimal"/>
-      <w:lvlText w:val="%3."/>
-      <w:lvlJc w:val="left"/>
-      <w:pPr>
-        <w:tabs>
-          <w:tab w:val="num" w:pos="2160"/>
-        </w:tabs>
-        <w:ind w:left="2160" w:hanging="360"/>
-      </w:pPr>
-    </w:lvl>
-    <w:lvl w:ilvl="3" w:tentative="1">
-      <w:start w:val="1"/>
-      <w:numFmt w:val="decimal"/>
-      <w:lvlText w:val="%4."/>
-      <w:lvlJc w:val="left"/>
-      <w:pPr>
-        <w:tabs>
-          <w:tab w:val="num" w:pos="2880"/>
-        </w:tabs>
-        <w:ind w:left="2880" w:hanging="360"/>
-      </w:pPr>
-    </w:lvl>
-    <w:lvl w:ilvl="4" w:tentative="1">
-      <w:start w:val="1"/>
-      <w:numFmt w:val="decimal"/>
-      <w:lvlText w:val="%5."/>
-      <w:lvlJc w:val="left"/>
-      <w:pPr>
-        <w:tabs>
-          <w:tab w:val="num" w:pos="3600"/>
-        </w:tabs>
-        <w:ind w:left="3600" w:hanging="360"/>
-      </w:pPr>
-    </w:lvl>
-    <w:lvl w:ilvl="5" w:tentative="1">
-      <w:start w:val="1"/>
-      <w:numFmt w:val="decimal"/>
-      <w:lvlText w:val="%6."/>
-      <w:lvlJc w:val="left"/>
-      <w:pPr>
-        <w:tabs>
-          <w:tab w:val="num" w:pos="4320"/>
-        </w:tabs>
-        <w:ind w:left="4320" w:hanging="360"/>
-      </w:pPr>
-    </w:lvl>
-    <w:lvl w:ilvl="6" w:tentative="1">
-      <w:start w:val="1"/>
-      <w:numFmt w:val="decimal"/>
-      <w:lvlText w:val="%7."/>
-      <w:lvlJc w:val="left"/>
-      <w:pPr>
-        <w:tabs>
-          <w:tab w:val="num" w:pos="5040"/>
-        </w:tabs>
-        <w:ind w:left="5040" w:hanging="360"/>
-      </w:pPr>
-    </w:lvl>
-    <w:lvl w:ilvl="7" w:tentative="1">
-      <w:start w:val="1"/>
-      <w:numFmt w:val="decimal"/>
-      <w:lvlText w:val="%8."/>
-      <w:lvlJc w:val="left"/>
-      <w:pPr>
-        <w:tabs>
-          <w:tab w:val="num" w:pos="5760"/>
-        </w:tabs>
-        <w:ind w:left="5760" w:hanging="360"/>
-      </w:pPr>
-    </w:lvl>
-    <w:lvl w:ilvl="8" w:tentative="1">
-      <w:start w:val="1"/>
-      <w:numFmt w:val="decimal"/>
-      <w:lvlText w:val="%9."/>
-      <w:lvlJc w:val="left"/>
-      <w:pPr>
-        <w:tabs>
-          <w:tab w:val="num" w:pos="6480"/>
-        </w:tabs>
-        <w:ind w:left="6480" w:hanging="360"/>
-      </w:pPr>
-    </w:lvl>
-  </w:abstractNum>
-  <w:abstractNum w:abstractNumId="30" w15:restartNumberingAfterBreak="0">
-    <w:nsid w:val="37586490"/>
-    <w:multiLevelType w:val="multilevel"/>
-    <w:tmpl w:val="80907F52"/>
-    <w:lvl w:ilvl="0">
-      <w:start w:val="1"/>
-      <w:numFmt w:val="decimal"/>
-      <w:lvlText w:val="%1."/>
-      <w:lvlJc w:val="left"/>
-      <w:pPr>
-        <w:tabs>
-          <w:tab w:val="num" w:pos="720"/>
-        </w:tabs>
-        <w:ind w:left="720" w:hanging="360"/>
-      </w:pPr>
-    </w:lvl>
-    <w:lvl w:ilvl="1" w:tentative="1">
-      <w:start w:val="1"/>
-      <w:numFmt w:val="decimal"/>
-      <w:lvlText w:val="%2."/>
-      <w:lvlJc w:val="left"/>
-      <w:pPr>
-        <w:tabs>
-          <w:tab w:val="num" w:pos="1440"/>
-        </w:tabs>
-        <w:ind w:left="1440" w:hanging="360"/>
-      </w:pPr>
-    </w:lvl>
-    <w:lvl w:ilvl="2" w:tentative="1">
-      <w:start w:val="1"/>
-      <w:numFmt w:val="decimal"/>
-      <w:lvlText w:val="%3."/>
-      <w:lvlJc w:val="left"/>
-      <w:pPr>
-        <w:tabs>
-          <w:tab w:val="num" w:pos="2160"/>
-        </w:tabs>
-        <w:ind w:left="2160" w:hanging="360"/>
-      </w:pPr>
-    </w:lvl>
-    <w:lvl w:ilvl="3" w:tentative="1">
-      <w:start w:val="1"/>
-      <w:numFmt w:val="decimal"/>
-      <w:lvlText w:val="%4."/>
-      <w:lvlJc w:val="left"/>
-      <w:pPr>
-        <w:tabs>
-          <w:tab w:val="num" w:pos="2880"/>
-        </w:tabs>
-        <w:ind w:left="2880" w:hanging="360"/>
-      </w:pPr>
-    </w:lvl>
-    <w:lvl w:ilvl="4" w:tentative="1">
-      <w:start w:val="1"/>
-      <w:numFmt w:val="decimal"/>
-      <w:lvlText w:val="%5."/>
-      <w:lvlJc w:val="left"/>
-      <w:pPr>
-        <w:tabs>
-          <w:tab w:val="num" w:pos="3600"/>
-        </w:tabs>
-        <w:ind w:left="3600" w:hanging="360"/>
-      </w:pPr>
-    </w:lvl>
-    <w:lvl w:ilvl="5" w:tentative="1">
-      <w:start w:val="1"/>
-      <w:numFmt w:val="decimal"/>
-      <w:lvlText w:val="%6."/>
-      <w:lvlJc w:val="left"/>
-      <w:pPr>
-        <w:tabs>
-          <w:tab w:val="num" w:pos="4320"/>
-        </w:tabs>
-        <w:ind w:left="4320" w:hanging="360"/>
-      </w:pPr>
-    </w:lvl>
-    <w:lvl w:ilvl="6" w:tentative="1">
-      <w:start w:val="1"/>
-      <w:numFmt w:val="decimal"/>
-      <w:lvlText w:val="%7."/>
-      <w:lvlJc w:val="left"/>
-      <w:pPr>
-        <w:tabs>
-          <w:tab w:val="num" w:pos="5040"/>
-        </w:tabs>
-        <w:ind w:left="5040" w:hanging="360"/>
-      </w:pPr>
-    </w:lvl>
-    <w:lvl w:ilvl="7" w:tentative="1">
-      <w:start w:val="1"/>
-      <w:numFmt w:val="decimal"/>
-      <w:lvlText w:val="%8."/>
-      <w:lvlJc w:val="left"/>
-      <w:pPr>
-        <w:tabs>
-          <w:tab w:val="num" w:pos="5760"/>
-        </w:tabs>
-        <w:ind w:left="5760" w:hanging="360"/>
-      </w:pPr>
-    </w:lvl>
-    <w:lvl w:ilvl="8" w:tentative="1">
-      <w:start w:val="1"/>
-      <w:numFmt w:val="decimal"/>
-      <w:lvlText w:val="%9."/>
-      <w:lvlJc w:val="left"/>
-      <w:pPr>
-        <w:tabs>
-          <w:tab w:val="num" w:pos="6480"/>
-        </w:tabs>
-        <w:ind w:left="6480" w:hanging="360"/>
-      </w:pPr>
-    </w:lvl>
-  </w:abstractNum>
-  <w:abstractNum w:abstractNumId="31" w15:restartNumberingAfterBreak="0">
-    <w:nsid w:val="376964AC"/>
-    <w:multiLevelType w:val="hybridMultilevel"/>
-    <w:tmpl w:val="CB8EC52E"/>
-    <w:lvl w:ilvl="0" w:tplc="240A0001">
-      <w:start w:val="1"/>
-      <w:numFmt w:val="bullet"/>
-      <w:lvlText w:val=""/>
-      <w:lvlJc w:val="left"/>
-      <w:pPr>
-        <w:ind w:left="1440" w:hanging="360"/>
-      </w:pPr>
-      <w:rPr>
-        <w:rFonts w:ascii="Symbol" w:hAnsi="Symbol" w:hint="default"/>
-      </w:rPr>
-    </w:lvl>
-    <w:lvl w:ilvl="1" w:tplc="240A0003" w:tentative="1">
-      <w:start w:val="1"/>
-      <w:numFmt w:val="bullet"/>
-      <w:lvlText w:val="o"/>
-      <w:lvlJc w:val="left"/>
-      <w:pPr>
-        <w:ind w:left="2160" w:hanging="360"/>
-      </w:pPr>
-      <w:rPr>
-        <w:rFonts w:ascii="Courier New" w:hAnsi="Courier New" w:cs="Courier New" w:hint="default"/>
-      </w:rPr>
-    </w:lvl>
-    <w:lvl w:ilvl="2" w:tplc="240A0005" w:tentative="1">
-      <w:start w:val="1"/>
-      <w:numFmt w:val="bullet"/>
-      <w:lvlText w:val=""/>
-      <w:lvlJc w:val="left"/>
-      <w:pPr>
-        <w:ind w:left="2880" w:hanging="360"/>
-      </w:pPr>
-      <w:rPr>
-        <w:rFonts w:ascii="Wingdings" w:hAnsi="Wingdings" w:hint="default"/>
-      </w:rPr>
-    </w:lvl>
-    <w:lvl w:ilvl="3" w:tplc="240A0001" w:tentative="1">
-      <w:start w:val="1"/>
-      <w:numFmt w:val="bullet"/>
-      <w:lvlText w:val=""/>
-      <w:lvlJc w:val="left"/>
-      <w:pPr>
-        <w:ind w:left="3600" w:hanging="360"/>
-      </w:pPr>
-      <w:rPr>
-        <w:rFonts w:ascii="Symbol" w:hAnsi="Symbol" w:hint="default"/>
-      </w:rPr>
-    </w:lvl>
-    <w:lvl w:ilvl="4" w:tplc="240A0003" w:tentative="1">
-      <w:start w:val="1"/>
-      <w:numFmt w:val="bullet"/>
-      <w:lvlText w:val="o"/>
-      <w:lvlJc w:val="left"/>
-      <w:pPr>
-        <w:ind w:left="4320" w:hanging="360"/>
-      </w:pPr>
-      <w:rPr>
-        <w:rFonts w:ascii="Courier New" w:hAnsi="Courier New" w:cs="Courier New" w:hint="default"/>
-      </w:rPr>
-    </w:lvl>
-    <w:lvl w:ilvl="5" w:tplc="240A0005" w:tentative="1">
-      <w:start w:val="1"/>
-      <w:numFmt w:val="bullet"/>
-      <w:lvlText w:val=""/>
-      <w:lvlJc w:val="left"/>
-      <w:pPr>
-        <w:ind w:left="5040" w:hanging="360"/>
-      </w:pPr>
-      <w:rPr>
-        <w:rFonts w:ascii="Wingdings" w:hAnsi="Wingdings" w:hint="default"/>
-      </w:rPr>
-    </w:lvl>
-    <w:lvl w:ilvl="6" w:tplc="240A0001" w:tentative="1">
-      <w:start w:val="1"/>
-      <w:numFmt w:val="bullet"/>
-      <w:lvlText w:val=""/>
-      <w:lvlJc w:val="left"/>
-      <w:pPr>
-        <w:ind w:left="5760" w:hanging="360"/>
-      </w:pPr>
-      <w:rPr>
-        <w:rFonts w:ascii="Symbol" w:hAnsi="Symbol" w:hint="default"/>
-      </w:rPr>
-    </w:lvl>
-    <w:lvl w:ilvl="7" w:tplc="240A0003" w:tentative="1">
-      <w:start w:val="1"/>
-      <w:numFmt w:val="bullet"/>
-      <w:lvlText w:val="o"/>
-      <w:lvlJc w:val="left"/>
-      <w:pPr>
-        <w:ind w:left="6480" w:hanging="360"/>
-      </w:pPr>
-      <w:rPr>
-        <w:rFonts w:ascii="Courier New" w:hAnsi="Courier New" w:cs="Courier New" w:hint="default"/>
-      </w:rPr>
-    </w:lvl>
-    <w:lvl w:ilvl="8" w:tplc="240A0005" w:tentative="1">
-      <w:start w:val="1"/>
-      <w:numFmt w:val="bullet"/>
-      <w:lvlText w:val=""/>
-      <w:lvlJc w:val="left"/>
-      <w:pPr>
-        <w:ind w:left="7200" w:hanging="360"/>
-      </w:pPr>
-      <w:rPr>
-        <w:rFonts w:ascii="Wingdings" w:hAnsi="Wingdings" w:hint="default"/>
-      </w:rPr>
-    </w:lvl>
-  </w:abstractNum>
-  <w:abstractNum w:abstractNumId="32" w15:restartNumberingAfterBreak="0">
-    <w:nsid w:val="38945076"/>
-    <w:multiLevelType w:val="multilevel"/>
-    <w:tmpl w:val="EBD62484"/>
-    <w:lvl w:ilvl="0">
-      <w:start w:val="1"/>
-      <w:numFmt w:val="decimal"/>
-      <w:lvlText w:val="%1."/>
-      <w:lvlJc w:val="left"/>
-      <w:pPr>
-        <w:tabs>
-          <w:tab w:val="num" w:pos="720"/>
-        </w:tabs>
-        <w:ind w:left="720" w:hanging="360"/>
-      </w:pPr>
-    </w:lvl>
-    <w:lvl w:ilvl="1" w:tentative="1">
-      <w:start w:val="1"/>
-      <w:numFmt w:val="decimal"/>
-      <w:lvlText w:val="%2."/>
-      <w:lvlJc w:val="left"/>
-      <w:pPr>
-        <w:tabs>
-          <w:tab w:val="num" w:pos="1440"/>
-        </w:tabs>
-        <w:ind w:left="1440" w:hanging="360"/>
-      </w:pPr>
-    </w:lvl>
-    <w:lvl w:ilvl="2" w:tentative="1">
-      <w:start w:val="1"/>
-      <w:numFmt w:val="decimal"/>
-      <w:lvlText w:val="%3."/>
-      <w:lvlJc w:val="left"/>
-      <w:pPr>
-        <w:tabs>
-          <w:tab w:val="num" w:pos="2160"/>
-        </w:tabs>
-        <w:ind w:left="2160" w:hanging="360"/>
-      </w:pPr>
-    </w:lvl>
-    <w:lvl w:ilvl="3" w:tentative="1">
-      <w:start w:val="1"/>
-      <w:numFmt w:val="decimal"/>
-      <w:lvlText w:val="%4."/>
-      <w:lvlJc w:val="left"/>
-      <w:pPr>
-        <w:tabs>
-          <w:tab w:val="num" w:pos="2880"/>
-        </w:tabs>
-        <w:ind w:left="2880" w:hanging="360"/>
-      </w:pPr>
-    </w:lvl>
-    <w:lvl w:ilvl="4" w:tentative="1">
-      <w:start w:val="1"/>
-      <w:numFmt w:val="decimal"/>
-      <w:lvlText w:val="%5."/>
-      <w:lvlJc w:val="left"/>
-      <w:pPr>
-        <w:tabs>
-          <w:tab w:val="num" w:pos="3600"/>
-        </w:tabs>
-        <w:ind w:left="3600" w:hanging="360"/>
-      </w:pPr>
-    </w:lvl>
-    <w:lvl w:ilvl="5" w:tentative="1">
-      <w:start w:val="1"/>
-      <w:numFmt w:val="decimal"/>
-      <w:lvlText w:val="%6."/>
-      <w:lvlJc w:val="left"/>
-      <w:pPr>
-        <w:tabs>
-          <w:tab w:val="num" w:pos="4320"/>
-        </w:tabs>
-        <w:ind w:left="4320" w:hanging="360"/>
-      </w:pPr>
-    </w:lvl>
-    <w:lvl w:ilvl="6" w:tentative="1">
-      <w:start w:val="1"/>
-      <w:numFmt w:val="decimal"/>
-      <w:lvlText w:val="%7."/>
-      <w:lvlJc w:val="left"/>
-      <w:pPr>
-        <w:tabs>
-          <w:tab w:val="num" w:pos="5040"/>
-        </w:tabs>
-        <w:ind w:left="5040" w:hanging="360"/>
-      </w:pPr>
-    </w:lvl>
-    <w:lvl w:ilvl="7" w:tentative="1">
-      <w:start w:val="1"/>
-      <w:numFmt w:val="decimal"/>
-      <w:lvlText w:val="%8."/>
-      <w:lvlJc w:val="left"/>
-      <w:pPr>
-        <w:tabs>
-          <w:tab w:val="num" w:pos="5760"/>
-        </w:tabs>
-        <w:ind w:left="5760" w:hanging="360"/>
-      </w:pPr>
-    </w:lvl>
-    <w:lvl w:ilvl="8" w:tentative="1">
-      <w:start w:val="1"/>
-      <w:numFmt w:val="decimal"/>
-      <w:lvlText w:val="%9."/>
-      <w:lvlJc w:val="left"/>
-      <w:pPr>
-        <w:tabs>
-          <w:tab w:val="num" w:pos="6480"/>
-        </w:tabs>
-        <w:ind w:left="6480" w:hanging="360"/>
-      </w:pPr>
-    </w:lvl>
-  </w:abstractNum>
-  <w:abstractNum w:abstractNumId="33" w15:restartNumberingAfterBreak="0">
-    <w:nsid w:val="3C821716"/>
-    <w:multiLevelType w:val="multilevel"/>
-    <w:tmpl w:val="BBA07FB6"/>
-    <w:lvl w:ilvl="0">
-      <w:start w:val="1"/>
-      <w:numFmt w:val="decimal"/>
-      <w:lvlText w:val="%1."/>
-      <w:lvlJc w:val="left"/>
-      <w:pPr>
-        <w:tabs>
-          <w:tab w:val="num" w:pos="720"/>
-        </w:tabs>
-        <w:ind w:left="720" w:hanging="360"/>
-      </w:pPr>
-    </w:lvl>
-    <w:lvl w:ilvl="1" w:tentative="1">
-      <w:start w:val="1"/>
-      <w:numFmt w:val="decimal"/>
-      <w:lvlText w:val="%2."/>
-      <w:lvlJc w:val="left"/>
-      <w:pPr>
-        <w:tabs>
-          <w:tab w:val="num" w:pos="1440"/>
-        </w:tabs>
-        <w:ind w:left="1440" w:hanging="360"/>
-      </w:pPr>
-    </w:lvl>
-    <w:lvl w:ilvl="2" w:tentative="1">
-      <w:start w:val="1"/>
-      <w:numFmt w:val="decimal"/>
-      <w:lvlText w:val="%3."/>
-      <w:lvlJc w:val="left"/>
-      <w:pPr>
-        <w:tabs>
-          <w:tab w:val="num" w:pos="2160"/>
-        </w:tabs>
-        <w:ind w:left="2160" w:hanging="360"/>
-      </w:pPr>
-    </w:lvl>
-    <w:lvl w:ilvl="3" w:tentative="1">
-      <w:start w:val="1"/>
-      <w:numFmt w:val="decimal"/>
-      <w:lvlText w:val="%4."/>
-      <w:lvlJc w:val="left"/>
-      <w:pPr>
-        <w:tabs>
-          <w:tab w:val="num" w:pos="2880"/>
-        </w:tabs>
-        <w:ind w:left="2880" w:hanging="360"/>
-      </w:pPr>
-    </w:lvl>
-    <w:lvl w:ilvl="4" w:tentative="1">
-      <w:start w:val="1"/>
-      <w:numFmt w:val="decimal"/>
-      <w:lvlText w:val="%5."/>
-      <w:lvlJc w:val="left"/>
-      <w:pPr>
-        <w:tabs>
-          <w:tab w:val="num" w:pos="3600"/>
-        </w:tabs>
-        <w:ind w:left="3600" w:hanging="360"/>
-      </w:pPr>
-    </w:lvl>
-    <w:lvl w:ilvl="5" w:tentative="1">
-      <w:start w:val="1"/>
-      <w:numFmt w:val="decimal"/>
-      <w:lvlText w:val="%6."/>
-      <w:lvlJc w:val="left"/>
-      <w:pPr>
-        <w:tabs>
-          <w:tab w:val="num" w:pos="4320"/>
-        </w:tabs>
-        <w:ind w:left="4320" w:hanging="360"/>
-      </w:pPr>
-    </w:lvl>
-    <w:lvl w:ilvl="6" w:tentative="1">
-      <w:start w:val="1"/>
-      <w:numFmt w:val="decimal"/>
-      <w:lvlText w:val="%7."/>
-      <w:lvlJc w:val="left"/>
-      <w:pPr>
-        <w:tabs>
-          <w:tab w:val="num" w:pos="5040"/>
-        </w:tabs>
-        <w:ind w:left="5040" w:hanging="360"/>
-      </w:pPr>
-    </w:lvl>
-    <w:lvl w:ilvl="7" w:tentative="1">
-      <w:start w:val="1"/>
-      <w:numFmt w:val="decimal"/>
-      <w:lvlText w:val="%8."/>
-      <w:lvlJc w:val="left"/>
-      <w:pPr>
-        <w:tabs>
-          <w:tab w:val="num" w:pos="5760"/>
-        </w:tabs>
-        <w:ind w:left="5760" w:hanging="360"/>
-      </w:pPr>
-    </w:lvl>
-    <w:lvl w:ilvl="8" w:tentative="1">
-      <w:start w:val="1"/>
-      <w:numFmt w:val="decimal"/>
-      <w:lvlText w:val="%9."/>
-      <w:lvlJc w:val="left"/>
-      <w:pPr>
-        <w:tabs>
-          <w:tab w:val="num" w:pos="6480"/>
-        </w:tabs>
-        <w:ind w:left="6480" w:hanging="360"/>
-      </w:pPr>
-    </w:lvl>
-  </w:abstractNum>
-  <w:abstractNum w:abstractNumId="34" w15:restartNumberingAfterBreak="0">
-    <w:nsid w:val="3D4F49E4"/>
-    <w:multiLevelType w:val="multilevel"/>
-    <w:tmpl w:val="C958E8F2"/>
-    <w:lvl w:ilvl="0">
-      <w:start w:val="1"/>
-      <w:numFmt w:val="bullet"/>
-      <w:lvlText w:val=""/>
-      <w:lvlJc w:val="left"/>
-      <w:pPr>
-        <w:tabs>
-          <w:tab w:val="num" w:pos="720"/>
-        </w:tabs>
-        <w:ind w:left="720" w:hanging="360"/>
-      </w:pPr>
-      <w:rPr>
-        <w:rFonts w:ascii="Symbol" w:hAnsi="Symbol" w:hint="default"/>
-        <w:sz w:val="20"/>
-      </w:rPr>
-    </w:lvl>
-    <w:lvl w:ilvl="1" w:tentative="1">
-      <w:start w:val="1"/>
-      <w:numFmt w:val="bullet"/>
-      <w:lvlText w:val="o"/>
-      <w:lvlJc w:val="left"/>
-      <w:pPr>
-        <w:tabs>
-          <w:tab w:val="num" w:pos="1440"/>
-        </w:tabs>
-        <w:ind w:left="1440" w:hanging="360"/>
-      </w:pPr>
-      <w:rPr>
-        <w:rFonts w:ascii="Courier New" w:hAnsi="Courier New" w:hint="default"/>
-        <w:sz w:val="20"/>
-      </w:rPr>
-    </w:lvl>
-    <w:lvl w:ilvl="2" w:tentative="1">
-      <w:start w:val="1"/>
-      <w:numFmt w:val="bullet"/>
-      <w:lvlText w:val=""/>
-      <w:lvlJc w:val="left"/>
-      <w:pPr>
-        <w:tabs>
-          <w:tab w:val="num" w:pos="2160"/>
-        </w:tabs>
-        <w:ind w:left="2160" w:hanging="360"/>
-      </w:pPr>
-      <w:rPr>
-        <w:rFonts w:ascii="Wingdings" w:hAnsi="Wingdings" w:hint="default"/>
-        <w:sz w:val="20"/>
-      </w:rPr>
-    </w:lvl>
-    <w:lvl w:ilvl="3" w:tentative="1">
-      <w:start w:val="1"/>
-      <w:numFmt w:val="bullet"/>
-      <w:lvlText w:val=""/>
-      <w:lvlJc w:val="left"/>
-      <w:pPr>
-        <w:tabs>
-          <w:tab w:val="num" w:pos="2880"/>
-        </w:tabs>
-        <w:ind w:left="2880" w:hanging="360"/>
-      </w:pPr>
-      <w:rPr>
-        <w:rFonts w:ascii="Wingdings" w:hAnsi="Wingdings" w:hint="default"/>
-        <w:sz w:val="20"/>
-      </w:rPr>
-    </w:lvl>
-    <w:lvl w:ilvl="4" w:tentative="1">
-      <w:start w:val="1"/>
-      <w:numFmt w:val="bullet"/>
-      <w:lvlText w:val=""/>
-      <w:lvlJc w:val="left"/>
-      <w:pPr>
-        <w:tabs>
-          <w:tab w:val="num" w:pos="3600"/>
-        </w:tabs>
-        <w:ind w:left="3600" w:hanging="360"/>
-      </w:pPr>
-      <w:rPr>
-        <w:rFonts w:ascii="Wingdings" w:hAnsi="Wingdings" w:hint="default"/>
-        <w:sz w:val="20"/>
-      </w:rPr>
-    </w:lvl>
-    <w:lvl w:ilvl="5" w:tentative="1">
-      <w:start w:val="1"/>
-      <w:numFmt w:val="bullet"/>
-      <w:lvlText w:val=""/>
-      <w:lvlJc w:val="left"/>
-      <w:pPr>
-        <w:tabs>
-          <w:tab w:val="num" w:pos="4320"/>
-        </w:tabs>
-        <w:ind w:left="4320" w:hanging="360"/>
-      </w:pPr>
-      <w:rPr>
-        <w:rFonts w:ascii="Wingdings" w:hAnsi="Wingdings" w:hint="default"/>
-        <w:sz w:val="20"/>
-      </w:rPr>
-    </w:lvl>
-    <w:lvl w:ilvl="6" w:tentative="1">
-      <w:start w:val="1"/>
-      <w:numFmt w:val="bullet"/>
-      <w:lvlText w:val=""/>
-      <w:lvlJc w:val="left"/>
-      <w:pPr>
-        <w:tabs>
-          <w:tab w:val="num" w:pos="5040"/>
-        </w:tabs>
-        <w:ind w:left="5040" w:hanging="360"/>
-      </w:pPr>
-      <w:rPr>
-        <w:rFonts w:ascii="Wingdings" w:hAnsi="Wingdings" w:hint="default"/>
-        <w:sz w:val="20"/>
-      </w:rPr>
-    </w:lvl>
-    <w:lvl w:ilvl="7" w:tentative="1">
-      <w:start w:val="1"/>
-      <w:numFmt w:val="bullet"/>
-      <w:lvlText w:val=""/>
-      <w:lvlJc w:val="left"/>
-      <w:pPr>
-        <w:tabs>
-          <w:tab w:val="num" w:pos="5760"/>
-        </w:tabs>
-        <w:ind w:left="5760" w:hanging="360"/>
-      </w:pPr>
-      <w:rPr>
-        <w:rFonts w:ascii="Wingdings" w:hAnsi="Wingdings" w:hint="default"/>
-        <w:sz w:val="20"/>
-      </w:rPr>
-    </w:lvl>
-    <w:lvl w:ilvl="8" w:tentative="1">
-      <w:start w:val="1"/>
-      <w:numFmt w:val="bullet"/>
-      <w:lvlText w:val=""/>
-      <w:lvlJc w:val="left"/>
-      <w:pPr>
-        <w:tabs>
-          <w:tab w:val="num" w:pos="6480"/>
-        </w:tabs>
-        <w:ind w:left="6480" w:hanging="360"/>
-      </w:pPr>
-      <w:rPr>
-        <w:rFonts w:ascii="Wingdings" w:hAnsi="Wingdings" w:hint="default"/>
-        <w:sz w:val="20"/>
-      </w:rPr>
-    </w:lvl>
-  </w:abstractNum>
-  <w:abstractNum w:abstractNumId="35" w15:restartNumberingAfterBreak="0">
-    <w:nsid w:val="41C55EBD"/>
-    <w:multiLevelType w:val="multilevel"/>
-    <w:tmpl w:val="764A813C"/>
-    <w:lvl w:ilvl="0">
-      <w:start w:val="1"/>
-      <w:numFmt w:val="bullet"/>
-      <w:lvlText w:val=""/>
-      <w:lvlJc w:val="left"/>
-      <w:pPr>
-        <w:tabs>
-          <w:tab w:val="num" w:pos="720"/>
-        </w:tabs>
-        <w:ind w:left="720" w:hanging="360"/>
-      </w:pPr>
-      <w:rPr>
-        <w:rFonts w:ascii="Symbol" w:hAnsi="Symbol" w:hint="default"/>
-        <w:sz w:val="20"/>
-      </w:rPr>
-    </w:lvl>
-    <w:lvl w:ilvl="1" w:tentative="1">
-      <w:start w:val="1"/>
-      <w:numFmt w:val="bullet"/>
-      <w:lvlText w:val="o"/>
-      <w:lvlJc w:val="left"/>
-      <w:pPr>
-        <w:tabs>
-          <w:tab w:val="num" w:pos="1440"/>
-        </w:tabs>
-        <w:ind w:left="1440" w:hanging="360"/>
-      </w:pPr>
-      <w:rPr>
-        <w:rFonts w:ascii="Courier New" w:hAnsi="Courier New" w:hint="default"/>
-        <w:sz w:val="20"/>
-      </w:rPr>
-    </w:lvl>
-    <w:lvl w:ilvl="2" w:tentative="1">
-      <w:start w:val="1"/>
-      <w:numFmt w:val="bullet"/>
-      <w:lvlText w:val=""/>
-      <w:lvlJc w:val="left"/>
-      <w:pPr>
-        <w:tabs>
-          <w:tab w:val="num" w:pos="2160"/>
-        </w:tabs>
-        <w:ind w:left="2160" w:hanging="360"/>
-      </w:pPr>
-      <w:rPr>
-        <w:rFonts w:ascii="Wingdings" w:hAnsi="Wingdings" w:hint="default"/>
-        <w:sz w:val="20"/>
-      </w:rPr>
-    </w:lvl>
-    <w:lvl w:ilvl="3" w:tentative="1">
-      <w:start w:val="1"/>
-      <w:numFmt w:val="bullet"/>
-      <w:lvlText w:val=""/>
-      <w:lvlJc w:val="left"/>
-      <w:pPr>
-        <w:tabs>
-          <w:tab w:val="num" w:pos="2880"/>
-        </w:tabs>
-        <w:ind w:left="2880" w:hanging="360"/>
-      </w:pPr>
-      <w:rPr>
-        <w:rFonts w:ascii="Wingdings" w:hAnsi="Wingdings" w:hint="default"/>
-        <w:sz w:val="20"/>
-      </w:rPr>
-    </w:lvl>
-    <w:lvl w:ilvl="4" w:tentative="1">
-      <w:start w:val="1"/>
-      <w:numFmt w:val="bullet"/>
-      <w:lvlText w:val=""/>
-      <w:lvlJc w:val="left"/>
-      <w:pPr>
-        <w:tabs>
-          <w:tab w:val="num" w:pos="3600"/>
-        </w:tabs>
-        <w:ind w:left="3600" w:hanging="360"/>
-      </w:pPr>
-      <w:rPr>
-        <w:rFonts w:ascii="Wingdings" w:hAnsi="Wingdings" w:hint="default"/>
-        <w:sz w:val="20"/>
-      </w:rPr>
-    </w:lvl>
-    <w:lvl w:ilvl="5" w:tentative="1">
-      <w:start w:val="1"/>
-      <w:numFmt w:val="bullet"/>
-      <w:lvlText w:val=""/>
-      <w:lvlJc w:val="left"/>
-      <w:pPr>
-        <w:tabs>
-          <w:tab w:val="num" w:pos="4320"/>
-        </w:tabs>
-        <w:ind w:left="4320" w:hanging="360"/>
-      </w:pPr>
-      <w:rPr>
-        <w:rFonts w:ascii="Wingdings" w:hAnsi="Wingdings" w:hint="default"/>
-        <w:sz w:val="20"/>
-      </w:rPr>
-    </w:lvl>
-    <w:lvl w:ilvl="6" w:tentative="1">
-      <w:start w:val="1"/>
-      <w:numFmt w:val="bullet"/>
-      <w:lvlText w:val=""/>
-      <w:lvlJc w:val="left"/>
-      <w:pPr>
-        <w:tabs>
-          <w:tab w:val="num" w:pos="5040"/>
-        </w:tabs>
-        <w:ind w:left="5040" w:hanging="360"/>
-      </w:pPr>
-      <w:rPr>
-        <w:rFonts w:ascii="Wingdings" w:hAnsi="Wingdings" w:hint="default"/>
-        <w:sz w:val="20"/>
-      </w:rPr>
-    </w:lvl>
-    <w:lvl w:ilvl="7" w:tentative="1">
-      <w:start w:val="1"/>
-      <w:numFmt w:val="bullet"/>
-      <w:lvlText w:val=""/>
-      <w:lvlJc w:val="left"/>
-      <w:pPr>
-        <w:tabs>
-          <w:tab w:val="num" w:pos="5760"/>
-        </w:tabs>
-        <w:ind w:left="5760" w:hanging="360"/>
-      </w:pPr>
-      <w:rPr>
-        <w:rFonts w:ascii="Wingdings" w:hAnsi="Wingdings" w:hint="default"/>
-        <w:sz w:val="20"/>
-      </w:rPr>
-    </w:lvl>
-    <w:lvl w:ilvl="8" w:tentative="1">
-      <w:start w:val="1"/>
-      <w:numFmt w:val="bullet"/>
-      <w:lvlText w:val=""/>
-      <w:lvlJc w:val="left"/>
-      <w:pPr>
-        <w:tabs>
-          <w:tab w:val="num" w:pos="6480"/>
-        </w:tabs>
-        <w:ind w:left="6480" w:hanging="360"/>
-      </w:pPr>
-      <w:rPr>
-        <w:rFonts w:ascii="Wingdings" w:hAnsi="Wingdings" w:hint="default"/>
-        <w:sz w:val="20"/>
-      </w:rPr>
-    </w:lvl>
-  </w:abstractNum>
-  <w:abstractNum w:abstractNumId="36" w15:restartNumberingAfterBreak="0">
-    <w:nsid w:val="44913348"/>
-    <w:multiLevelType w:val="multilevel"/>
-    <w:tmpl w:val="12A0C6E4"/>
-    <w:lvl w:ilvl="0">
-      <w:start w:val="1"/>
-      <w:numFmt w:val="bullet"/>
-      <w:lvlText w:val=""/>
-      <w:lvlJc w:val="left"/>
-      <w:pPr>
-        <w:tabs>
-          <w:tab w:val="num" w:pos="720"/>
-        </w:tabs>
-        <w:ind w:left="720" w:hanging="360"/>
-      </w:pPr>
-      <w:rPr>
-        <w:rFonts w:ascii="Symbol" w:hAnsi="Symbol" w:hint="default"/>
-        <w:sz w:val="20"/>
-      </w:rPr>
-    </w:lvl>
-    <w:lvl w:ilvl="1" w:tentative="1">
-      <w:start w:val="1"/>
-      <w:numFmt w:val="bullet"/>
-      <w:lvlText w:val="o"/>
-      <w:lvlJc w:val="left"/>
-      <w:pPr>
-        <w:tabs>
-          <w:tab w:val="num" w:pos="1440"/>
-        </w:tabs>
-        <w:ind w:left="1440" w:hanging="360"/>
-      </w:pPr>
-      <w:rPr>
-        <w:rFonts w:ascii="Courier New" w:hAnsi="Courier New" w:hint="default"/>
-        <w:sz w:val="20"/>
-      </w:rPr>
-    </w:lvl>
-    <w:lvl w:ilvl="2" w:tentative="1">
-      <w:start w:val="1"/>
-      <w:numFmt w:val="bullet"/>
-      <w:lvlText w:val=""/>
-      <w:lvlJc w:val="left"/>
-      <w:pPr>
-        <w:tabs>
-          <w:tab w:val="num" w:pos="2160"/>
-        </w:tabs>
-        <w:ind w:left="2160" w:hanging="360"/>
-      </w:pPr>
-      <w:rPr>
-        <w:rFonts w:ascii="Wingdings" w:hAnsi="Wingdings" w:hint="default"/>
-        <w:sz w:val="20"/>
-      </w:rPr>
-    </w:lvl>
-    <w:lvl w:ilvl="3" w:tentative="1">
-      <w:start w:val="1"/>
-      <w:numFmt w:val="bullet"/>
-      <w:lvlText w:val=""/>
-      <w:lvlJc w:val="left"/>
-      <w:pPr>
-        <w:tabs>
-          <w:tab w:val="num" w:pos="2880"/>
-        </w:tabs>
-        <w:ind w:left="2880" w:hanging="360"/>
-      </w:pPr>
-      <w:rPr>
-        <w:rFonts w:ascii="Wingdings" w:hAnsi="Wingdings" w:hint="default"/>
-        <w:sz w:val="20"/>
-      </w:rPr>
-    </w:lvl>
-    <w:lvl w:ilvl="4" w:tentative="1">
-      <w:start w:val="1"/>
-      <w:numFmt w:val="bullet"/>
-      <w:lvlText w:val=""/>
-      <w:lvlJc w:val="left"/>
-      <w:pPr>
-        <w:tabs>
-          <w:tab w:val="num" w:pos="3600"/>
-        </w:tabs>
-        <w:ind w:left="3600" w:hanging="360"/>
-      </w:pPr>
-      <w:rPr>
-        <w:rFonts w:ascii="Wingdings" w:hAnsi="Wingdings" w:hint="default"/>
-        <w:sz w:val="20"/>
-      </w:rPr>
-    </w:lvl>
-    <w:lvl w:ilvl="5" w:tentative="1">
-      <w:start w:val="1"/>
-      <w:numFmt w:val="bullet"/>
-      <w:lvlText w:val=""/>
-      <w:lvlJc w:val="left"/>
-      <w:pPr>
-        <w:tabs>
-          <w:tab w:val="num" w:pos="4320"/>
-        </w:tabs>
-        <w:ind w:left="4320" w:hanging="360"/>
-      </w:pPr>
-      <w:rPr>
-        <w:rFonts w:ascii="Wingdings" w:hAnsi="Wingdings" w:hint="default"/>
-        <w:sz w:val="20"/>
-      </w:rPr>
-    </w:lvl>
-    <w:lvl w:ilvl="6" w:tentative="1">
-      <w:start w:val="1"/>
-      <w:numFmt w:val="bullet"/>
-      <w:lvlText w:val=""/>
-      <w:lvlJc w:val="left"/>
-      <w:pPr>
-        <w:tabs>
-          <w:tab w:val="num" w:pos="5040"/>
-        </w:tabs>
-        <w:ind w:left="5040" w:hanging="360"/>
-      </w:pPr>
-      <w:rPr>
-        <w:rFonts w:ascii="Wingdings" w:hAnsi="Wingdings" w:hint="default"/>
-        <w:sz w:val="20"/>
-      </w:rPr>
-    </w:lvl>
-    <w:lvl w:ilvl="7" w:tentative="1">
-      <w:start w:val="1"/>
-      <w:numFmt w:val="bullet"/>
-      <w:lvlText w:val=""/>
-      <w:lvlJc w:val="left"/>
-      <w:pPr>
-        <w:tabs>
-          <w:tab w:val="num" w:pos="5760"/>
-        </w:tabs>
-        <w:ind w:left="5760" w:hanging="360"/>
-      </w:pPr>
-      <w:rPr>
-        <w:rFonts w:ascii="Wingdings" w:hAnsi="Wingdings" w:hint="default"/>
-        <w:sz w:val="20"/>
-      </w:rPr>
-    </w:lvl>
-    <w:lvl w:ilvl="8" w:tentative="1">
-      <w:start w:val="1"/>
-      <w:numFmt w:val="bullet"/>
-      <w:lvlText w:val=""/>
-      <w:lvlJc w:val="left"/>
-      <w:pPr>
-        <w:tabs>
-          <w:tab w:val="num" w:pos="6480"/>
-        </w:tabs>
-        <w:ind w:left="6480" w:hanging="360"/>
-      </w:pPr>
-      <w:rPr>
-        <w:rFonts w:ascii="Wingdings" w:hAnsi="Wingdings" w:hint="default"/>
-        <w:sz w:val="20"/>
-      </w:rPr>
-    </w:lvl>
-  </w:abstractNum>
-  <w:abstractNum w:abstractNumId="37" w15:restartNumberingAfterBreak="0">
-    <w:nsid w:val="4A415411"/>
-    <w:multiLevelType w:val="hybridMultilevel"/>
-    <w:tmpl w:val="985816BC"/>
-    <w:lvl w:ilvl="0" w:tplc="240A000F">
-      <w:start w:val="1"/>
-      <w:numFmt w:val="decimal"/>
-      <w:lvlText w:val="%1."/>
-      <w:lvlJc w:val="left"/>
-      <w:pPr>
-        <w:ind w:left="720" w:hanging="360"/>
-      </w:pPr>
-    </w:lvl>
-    <w:lvl w:ilvl="1" w:tplc="240A0019" w:tentative="1">
-      <w:start w:val="1"/>
-      <w:numFmt w:val="lowerLetter"/>
-      <w:lvlText w:val="%2."/>
-      <w:lvlJc w:val="left"/>
-      <w:pPr>
-        <w:ind w:left="1440" w:hanging="360"/>
-      </w:pPr>
-    </w:lvl>
-    <w:lvl w:ilvl="2" w:tplc="240A001B" w:tentative="1">
-      <w:start w:val="1"/>
-      <w:numFmt w:val="lowerRoman"/>
-      <w:lvlText w:val="%3."/>
-      <w:lvlJc w:val="right"/>
-      <w:pPr>
-        <w:ind w:left="2160" w:hanging="180"/>
-      </w:pPr>
-    </w:lvl>
-    <w:lvl w:ilvl="3" w:tplc="240A000F" w:tentative="1">
-      <w:start w:val="1"/>
-      <w:numFmt w:val="decimal"/>
-      <w:lvlText w:val="%4."/>
-      <w:lvlJc w:val="left"/>
-      <w:pPr>
-        <w:ind w:left="2880" w:hanging="360"/>
-      </w:pPr>
-    </w:lvl>
-    <w:lvl w:ilvl="4" w:tplc="240A0019" w:tentative="1">
-      <w:start w:val="1"/>
-      <w:numFmt w:val="lowerLetter"/>
-      <w:lvlText w:val="%5."/>
-      <w:lvlJc w:val="left"/>
-      <w:pPr>
-        <w:ind w:left="3600" w:hanging="360"/>
-      </w:pPr>
-    </w:lvl>
-    <w:lvl w:ilvl="5" w:tplc="240A001B" w:tentative="1">
-      <w:start w:val="1"/>
-      <w:numFmt w:val="lowerRoman"/>
-      <w:lvlText w:val="%6."/>
-      <w:lvlJc w:val="right"/>
-      <w:pPr>
-        <w:ind w:left="4320" w:hanging="180"/>
-      </w:pPr>
-    </w:lvl>
-    <w:lvl w:ilvl="6" w:tplc="240A000F" w:tentative="1">
-      <w:start w:val="1"/>
-      <w:numFmt w:val="decimal"/>
-      <w:lvlText w:val="%7."/>
-      <w:lvlJc w:val="left"/>
-      <w:pPr>
-        <w:ind w:left="5040" w:hanging="360"/>
-      </w:pPr>
-    </w:lvl>
-    <w:lvl w:ilvl="7" w:tplc="240A0019" w:tentative="1">
-      <w:start w:val="1"/>
-      <w:numFmt w:val="lowerLetter"/>
-      <w:lvlText w:val="%8."/>
-      <w:lvlJc w:val="left"/>
-      <w:pPr>
-        <w:ind w:left="5760" w:hanging="360"/>
-      </w:pPr>
-    </w:lvl>
-    <w:lvl w:ilvl="8" w:tplc="240A001B" w:tentative="1">
-      <w:start w:val="1"/>
-      <w:numFmt w:val="lowerRoman"/>
-      <w:lvlText w:val="%9."/>
-      <w:lvlJc w:val="right"/>
-      <w:pPr>
-        <w:ind w:left="6480" w:hanging="180"/>
-      </w:pPr>
-    </w:lvl>
-  </w:abstractNum>
-  <w:abstractNum w:abstractNumId="38" w15:restartNumberingAfterBreak="0">
-    <w:nsid w:val="4CBB741C"/>
-    <w:multiLevelType w:val="multilevel"/>
-    <w:tmpl w:val="38B021F6"/>
-    <w:lvl w:ilvl="0">
-      <w:start w:val="1"/>
-      <w:numFmt w:val="bullet"/>
-      <w:lvlText w:val=""/>
-      <w:lvlJc w:val="left"/>
-      <w:pPr>
-        <w:tabs>
-          <w:tab w:val="num" w:pos="720"/>
-        </w:tabs>
-        <w:ind w:left="720" w:hanging="360"/>
-      </w:pPr>
-      <w:rPr>
-        <w:rFonts w:ascii="Symbol" w:hAnsi="Symbol" w:hint="default"/>
-        <w:sz w:val="20"/>
-      </w:rPr>
-    </w:lvl>
-    <w:lvl w:ilvl="1" w:tentative="1">
-      <w:start w:val="1"/>
-      <w:numFmt w:val="bullet"/>
-      <w:lvlText w:val="o"/>
-      <w:lvlJc w:val="left"/>
-      <w:pPr>
-        <w:tabs>
-          <w:tab w:val="num" w:pos="1440"/>
-        </w:tabs>
-        <w:ind w:left="1440" w:hanging="360"/>
-      </w:pPr>
-      <w:rPr>
-        <w:rFonts w:ascii="Courier New" w:hAnsi="Courier New" w:hint="default"/>
-        <w:sz w:val="20"/>
-      </w:rPr>
-    </w:lvl>
-    <w:lvl w:ilvl="2" w:tentative="1">
-      <w:start w:val="1"/>
-      <w:numFmt w:val="bullet"/>
-      <w:lvlText w:val=""/>
-      <w:lvlJc w:val="left"/>
-      <w:pPr>
-        <w:tabs>
-          <w:tab w:val="num" w:pos="2160"/>
-        </w:tabs>
-        <w:ind w:left="2160" w:hanging="360"/>
-      </w:pPr>
-      <w:rPr>
-        <w:rFonts w:ascii="Wingdings" w:hAnsi="Wingdings" w:hint="default"/>
-        <w:sz w:val="20"/>
-      </w:rPr>
-    </w:lvl>
-    <w:lvl w:ilvl="3" w:tentative="1">
-      <w:start w:val="1"/>
-      <w:numFmt w:val="bullet"/>
-      <w:lvlText w:val=""/>
-      <w:lvlJc w:val="left"/>
-      <w:pPr>
-        <w:tabs>
-          <w:tab w:val="num" w:pos="2880"/>
-        </w:tabs>
-        <w:ind w:left="2880" w:hanging="360"/>
-      </w:pPr>
-      <w:rPr>
-        <w:rFonts w:ascii="Wingdings" w:hAnsi="Wingdings" w:hint="default"/>
-        <w:sz w:val="20"/>
-      </w:rPr>
-    </w:lvl>
-    <w:lvl w:ilvl="4" w:tentative="1">
-      <w:start w:val="1"/>
-      <w:numFmt w:val="bullet"/>
-      <w:lvlText w:val=""/>
-      <w:lvlJc w:val="left"/>
-      <w:pPr>
-        <w:tabs>
-          <w:tab w:val="num" w:pos="3600"/>
-        </w:tabs>
-        <w:ind w:left="3600" w:hanging="360"/>
-      </w:pPr>
-      <w:rPr>
-        <w:rFonts w:ascii="Wingdings" w:hAnsi="Wingdings" w:hint="default"/>
-        <w:sz w:val="20"/>
-      </w:rPr>
-    </w:lvl>
-    <w:lvl w:ilvl="5" w:tentative="1">
-      <w:start w:val="1"/>
-      <w:numFmt w:val="bullet"/>
-      <w:lvlText w:val=""/>
-      <w:lvlJc w:val="left"/>
-      <w:pPr>
-        <w:tabs>
-          <w:tab w:val="num" w:pos="4320"/>
-        </w:tabs>
-        <w:ind w:left="4320" w:hanging="360"/>
-      </w:pPr>
-      <w:rPr>
-        <w:rFonts w:ascii="Wingdings" w:hAnsi="Wingdings" w:hint="default"/>
-        <w:sz w:val="20"/>
-      </w:rPr>
-    </w:lvl>
-    <w:lvl w:ilvl="6" w:tentative="1">
-      <w:start w:val="1"/>
-      <w:numFmt w:val="bullet"/>
-      <w:lvlText w:val=""/>
-      <w:lvlJc w:val="left"/>
-      <w:pPr>
-        <w:tabs>
-          <w:tab w:val="num" w:pos="5040"/>
-        </w:tabs>
-        <w:ind w:left="5040" w:hanging="360"/>
-      </w:pPr>
-      <w:rPr>
-        <w:rFonts w:ascii="Wingdings" w:hAnsi="Wingdings" w:hint="default"/>
-        <w:sz w:val="20"/>
-      </w:rPr>
-    </w:lvl>
-    <w:lvl w:ilvl="7" w:tentative="1">
-      <w:start w:val="1"/>
-      <w:numFmt w:val="bullet"/>
-      <w:lvlText w:val=""/>
-      <w:lvlJc w:val="left"/>
-      <w:pPr>
-        <w:tabs>
-          <w:tab w:val="num" w:pos="5760"/>
-        </w:tabs>
-        <w:ind w:left="5760" w:hanging="360"/>
-      </w:pPr>
-      <w:rPr>
-        <w:rFonts w:ascii="Wingdings" w:hAnsi="Wingdings" w:hint="default"/>
-        <w:sz w:val="20"/>
-      </w:rPr>
-    </w:lvl>
-    <w:lvl w:ilvl="8" w:tentative="1">
-      <w:start w:val="1"/>
-      <w:numFmt w:val="bullet"/>
-      <w:lvlText w:val=""/>
-      <w:lvlJc w:val="left"/>
-      <w:pPr>
-        <w:tabs>
-          <w:tab w:val="num" w:pos="6480"/>
-        </w:tabs>
-        <w:ind w:left="6480" w:hanging="360"/>
-      </w:pPr>
-      <w:rPr>
-        <w:rFonts w:ascii="Wingdings" w:hAnsi="Wingdings" w:hint="default"/>
-        <w:sz w:val="20"/>
-      </w:rPr>
-    </w:lvl>
-  </w:abstractNum>
-  <w:abstractNum w:abstractNumId="39" w15:restartNumberingAfterBreak="0">
-    <w:nsid w:val="503B358D"/>
-    <w:multiLevelType w:val="multilevel"/>
-    <w:tmpl w:val="5426C4EC"/>
-    <w:lvl w:ilvl="0">
-      <w:start w:val="1"/>
-      <w:numFmt w:val="decimal"/>
-      <w:lvlText w:val="%1."/>
-      <w:lvlJc w:val="left"/>
-      <w:pPr>
-        <w:tabs>
-          <w:tab w:val="num" w:pos="720"/>
-        </w:tabs>
-        <w:ind w:left="720" w:hanging="360"/>
-      </w:pPr>
-    </w:lvl>
-    <w:lvl w:ilvl="1" w:tentative="1">
-      <w:start w:val="1"/>
-      <w:numFmt w:val="decimal"/>
-      <w:lvlText w:val="%2."/>
-      <w:lvlJc w:val="left"/>
-      <w:pPr>
-        <w:tabs>
-          <w:tab w:val="num" w:pos="1440"/>
-        </w:tabs>
-        <w:ind w:left="1440" w:hanging="360"/>
-      </w:pPr>
-    </w:lvl>
-    <w:lvl w:ilvl="2" w:tentative="1">
-      <w:start w:val="1"/>
-      <w:numFmt w:val="decimal"/>
-      <w:lvlText w:val="%3."/>
-      <w:lvlJc w:val="left"/>
-      <w:pPr>
-        <w:tabs>
-          <w:tab w:val="num" w:pos="2160"/>
-        </w:tabs>
-        <w:ind w:left="2160" w:hanging="360"/>
-      </w:pPr>
-    </w:lvl>
-    <w:lvl w:ilvl="3" w:tentative="1">
-      <w:start w:val="1"/>
-      <w:numFmt w:val="decimal"/>
-      <w:lvlText w:val="%4."/>
-      <w:lvlJc w:val="left"/>
-      <w:pPr>
-        <w:tabs>
-          <w:tab w:val="num" w:pos="2880"/>
-        </w:tabs>
-        <w:ind w:left="2880" w:hanging="360"/>
-      </w:pPr>
-    </w:lvl>
-    <w:lvl w:ilvl="4" w:tentative="1">
-      <w:start w:val="1"/>
-      <w:numFmt w:val="decimal"/>
-      <w:lvlText w:val="%5."/>
-      <w:lvlJc w:val="left"/>
-      <w:pPr>
-        <w:tabs>
-          <w:tab w:val="num" w:pos="3600"/>
-        </w:tabs>
-        <w:ind w:left="3600" w:hanging="360"/>
-      </w:pPr>
-    </w:lvl>
-    <w:lvl w:ilvl="5" w:tentative="1">
-      <w:start w:val="1"/>
-      <w:numFmt w:val="decimal"/>
-      <w:lvlText w:val="%6."/>
-      <w:lvlJc w:val="left"/>
-      <w:pPr>
-        <w:tabs>
-          <w:tab w:val="num" w:pos="4320"/>
-        </w:tabs>
-        <w:ind w:left="4320" w:hanging="360"/>
-      </w:pPr>
-    </w:lvl>
-    <w:lvl w:ilvl="6" w:tentative="1">
-      <w:start w:val="1"/>
-      <w:numFmt w:val="decimal"/>
-      <w:lvlText w:val="%7."/>
-      <w:lvlJc w:val="left"/>
-      <w:pPr>
-        <w:tabs>
-          <w:tab w:val="num" w:pos="5040"/>
-        </w:tabs>
-        <w:ind w:left="5040" w:hanging="360"/>
-      </w:pPr>
-    </w:lvl>
-    <w:lvl w:ilvl="7" w:tentative="1">
-      <w:start w:val="1"/>
-      <w:numFmt w:val="decimal"/>
-      <w:lvlText w:val="%8."/>
-      <w:lvlJc w:val="left"/>
-      <w:pPr>
-        <w:tabs>
-          <w:tab w:val="num" w:pos="5760"/>
-        </w:tabs>
-        <w:ind w:left="5760" w:hanging="360"/>
-      </w:pPr>
-    </w:lvl>
-    <w:lvl w:ilvl="8" w:tentative="1">
-      <w:start w:val="1"/>
-      <w:numFmt w:val="decimal"/>
-      <w:lvlText w:val="%9."/>
-      <w:lvlJc w:val="left"/>
-      <w:pPr>
-        <w:tabs>
-          <w:tab w:val="num" w:pos="6480"/>
-        </w:tabs>
-        <w:ind w:left="6480" w:hanging="360"/>
-      </w:pPr>
-    </w:lvl>
-  </w:abstractNum>
-  <w:abstractNum w:abstractNumId="40" w15:restartNumberingAfterBreak="0">
-    <w:nsid w:val="556F4EA8"/>
-    <w:multiLevelType w:val="multilevel"/>
-    <w:tmpl w:val="99C47392"/>
-    <w:lvl w:ilvl="0">
-      <w:start w:val="4"/>
-      <w:numFmt w:val="decimal"/>
-      <w:lvlText w:val="%1."/>
-      <w:lvlJc w:val="left"/>
-      <w:pPr>
-        <w:tabs>
-          <w:tab w:val="num" w:pos="720"/>
-        </w:tabs>
-        <w:ind w:left="720" w:hanging="360"/>
-      </w:pPr>
-    </w:lvl>
-    <w:lvl w:ilvl="1" w:tentative="1">
-      <w:start w:val="1"/>
-      <w:numFmt w:val="decimal"/>
-      <w:lvlText w:val="%2."/>
-      <w:lvlJc w:val="left"/>
-      <w:pPr>
-        <w:tabs>
-          <w:tab w:val="num" w:pos="1440"/>
-        </w:tabs>
-        <w:ind w:left="1440" w:hanging="360"/>
-      </w:pPr>
-    </w:lvl>
-    <w:lvl w:ilvl="2" w:tentative="1">
-      <w:start w:val="1"/>
-      <w:numFmt w:val="decimal"/>
-      <w:lvlText w:val="%3."/>
-      <w:lvlJc w:val="left"/>
-      <w:pPr>
-        <w:tabs>
-          <w:tab w:val="num" w:pos="2160"/>
-        </w:tabs>
-        <w:ind w:left="2160" w:hanging="360"/>
-      </w:pPr>
-    </w:lvl>
-    <w:lvl w:ilvl="3" w:tentative="1">
-      <w:start w:val="1"/>
-      <w:numFmt w:val="decimal"/>
-      <w:lvlText w:val="%4."/>
-      <w:lvlJc w:val="left"/>
-      <w:pPr>
-        <w:tabs>
-          <w:tab w:val="num" w:pos="2880"/>
-        </w:tabs>
-        <w:ind w:left="2880" w:hanging="360"/>
-      </w:pPr>
-    </w:lvl>
-    <w:lvl w:ilvl="4" w:tentative="1">
-      <w:start w:val="1"/>
-      <w:numFmt w:val="decimal"/>
-      <w:lvlText w:val="%5."/>
-      <w:lvlJc w:val="left"/>
-      <w:pPr>
-        <w:tabs>
-          <w:tab w:val="num" w:pos="3600"/>
-        </w:tabs>
-        <w:ind w:left="3600" w:hanging="360"/>
-      </w:pPr>
-    </w:lvl>
-    <w:lvl w:ilvl="5" w:tentative="1">
-      <w:start w:val="1"/>
-      <w:numFmt w:val="decimal"/>
-      <w:lvlText w:val="%6."/>
-      <w:lvlJc w:val="left"/>
-      <w:pPr>
-        <w:tabs>
-          <w:tab w:val="num" w:pos="4320"/>
-        </w:tabs>
-        <w:ind w:left="4320" w:hanging="360"/>
-      </w:pPr>
-    </w:lvl>
-    <w:lvl w:ilvl="6" w:tentative="1">
-      <w:start w:val="1"/>
-      <w:numFmt w:val="decimal"/>
-      <w:lvlText w:val="%7."/>
-      <w:lvlJc w:val="left"/>
-      <w:pPr>
-        <w:tabs>
-          <w:tab w:val="num" w:pos="5040"/>
-        </w:tabs>
-        <w:ind w:left="5040" w:hanging="360"/>
-      </w:pPr>
-    </w:lvl>
-    <w:lvl w:ilvl="7" w:tentative="1">
-      <w:start w:val="1"/>
-      <w:numFmt w:val="decimal"/>
-      <w:lvlText w:val="%8."/>
-      <w:lvlJc w:val="left"/>
-      <w:pPr>
-        <w:tabs>
-          <w:tab w:val="num" w:pos="5760"/>
-        </w:tabs>
-        <w:ind w:left="5760" w:hanging="360"/>
-      </w:pPr>
-    </w:lvl>
-    <w:lvl w:ilvl="8" w:tentative="1">
-      <w:start w:val="1"/>
-      <w:numFmt w:val="decimal"/>
-      <w:lvlText w:val="%9."/>
-      <w:lvlJc w:val="left"/>
-      <w:pPr>
-        <w:tabs>
-          <w:tab w:val="num" w:pos="6480"/>
-        </w:tabs>
-        <w:ind w:left="6480" w:hanging="360"/>
-      </w:pPr>
-    </w:lvl>
-  </w:abstractNum>
-  <w:abstractNum w:abstractNumId="41" w15:restartNumberingAfterBreak="0">
-    <w:nsid w:val="55AE4E4E"/>
-    <w:multiLevelType w:val="multilevel"/>
-    <w:tmpl w:val="8EAA848C"/>
-    <w:lvl w:ilvl="0">
-      <w:start w:val="1"/>
-      <w:numFmt w:val="bullet"/>
-      <w:lvlText w:val=""/>
-      <w:lvlJc w:val="left"/>
-      <w:pPr>
-        <w:tabs>
-          <w:tab w:val="num" w:pos="720"/>
-        </w:tabs>
-        <w:ind w:left="720" w:hanging="360"/>
-      </w:pPr>
-      <w:rPr>
-        <w:rFonts w:ascii="Symbol" w:hAnsi="Symbol" w:hint="default"/>
-        <w:sz w:val="20"/>
-      </w:rPr>
-    </w:lvl>
-    <w:lvl w:ilvl="1" w:tentative="1">
-      <w:start w:val="1"/>
-      <w:numFmt w:val="bullet"/>
-      <w:lvlText w:val="o"/>
-      <w:lvlJc w:val="left"/>
-      <w:pPr>
-        <w:tabs>
-          <w:tab w:val="num" w:pos="1440"/>
-        </w:tabs>
-        <w:ind w:left="1440" w:hanging="360"/>
-      </w:pPr>
-      <w:rPr>
-        <w:rFonts w:ascii="Courier New" w:hAnsi="Courier New" w:hint="default"/>
-        <w:sz w:val="20"/>
-      </w:rPr>
-    </w:lvl>
-    <w:lvl w:ilvl="2" w:tentative="1">
-      <w:start w:val="1"/>
-      <w:numFmt w:val="bullet"/>
-      <w:lvlText w:val=""/>
-      <w:lvlJc w:val="left"/>
-      <w:pPr>
-        <w:tabs>
-          <w:tab w:val="num" w:pos="2160"/>
-        </w:tabs>
-        <w:ind w:left="2160" w:hanging="360"/>
-      </w:pPr>
-      <w:rPr>
-        <w:rFonts w:ascii="Wingdings" w:hAnsi="Wingdings" w:hint="default"/>
-        <w:sz w:val="20"/>
-      </w:rPr>
-    </w:lvl>
-    <w:lvl w:ilvl="3" w:tentative="1">
-      <w:start w:val="1"/>
-      <w:numFmt w:val="bullet"/>
-      <w:lvlText w:val=""/>
-      <w:lvlJc w:val="left"/>
-      <w:pPr>
-        <w:tabs>
-          <w:tab w:val="num" w:pos="2880"/>
-        </w:tabs>
-        <w:ind w:left="2880" w:hanging="360"/>
-      </w:pPr>
-      <w:rPr>
-        <w:rFonts w:ascii="Wingdings" w:hAnsi="Wingdings" w:hint="default"/>
-        <w:sz w:val="20"/>
-      </w:rPr>
-    </w:lvl>
-    <w:lvl w:ilvl="4" w:tentative="1">
-      <w:start w:val="1"/>
-      <w:numFmt w:val="bullet"/>
-      <w:lvlText w:val=""/>
-      <w:lvlJc w:val="left"/>
-      <w:pPr>
-        <w:tabs>
-          <w:tab w:val="num" w:pos="3600"/>
-        </w:tabs>
-        <w:ind w:left="3600" w:hanging="360"/>
-      </w:pPr>
-      <w:rPr>
-        <w:rFonts w:ascii="Wingdings" w:hAnsi="Wingdings" w:hint="default"/>
-        <w:sz w:val="20"/>
-      </w:rPr>
-    </w:lvl>
-    <w:lvl w:ilvl="5" w:tentative="1">
-      <w:start w:val="1"/>
-      <w:numFmt w:val="bullet"/>
-      <w:lvlText w:val=""/>
-      <w:lvlJc w:val="left"/>
-      <w:pPr>
-        <w:tabs>
-          <w:tab w:val="num" w:pos="4320"/>
-        </w:tabs>
-        <w:ind w:left="4320" w:hanging="360"/>
-      </w:pPr>
-      <w:rPr>
-        <w:rFonts w:ascii="Wingdings" w:hAnsi="Wingdings" w:hint="default"/>
-        <w:sz w:val="20"/>
-      </w:rPr>
-    </w:lvl>
-    <w:lvl w:ilvl="6" w:tentative="1">
-      <w:start w:val="1"/>
-      <w:numFmt w:val="bullet"/>
-      <w:lvlText w:val=""/>
-      <w:lvlJc w:val="left"/>
-      <w:pPr>
-        <w:tabs>
-          <w:tab w:val="num" w:pos="5040"/>
-        </w:tabs>
-        <w:ind w:left="5040" w:hanging="360"/>
-      </w:pPr>
-      <w:rPr>
-        <w:rFonts w:ascii="Wingdings" w:hAnsi="Wingdings" w:hint="default"/>
-        <w:sz w:val="20"/>
-      </w:rPr>
-    </w:lvl>
-    <w:lvl w:ilvl="7" w:tentative="1">
-      <w:start w:val="1"/>
-      <w:numFmt w:val="bullet"/>
-      <w:lvlText w:val=""/>
-      <w:lvlJc w:val="left"/>
-      <w:pPr>
-        <w:tabs>
-          <w:tab w:val="num" w:pos="5760"/>
-        </w:tabs>
-        <w:ind w:left="5760" w:hanging="360"/>
-      </w:pPr>
-      <w:rPr>
-        <w:rFonts w:ascii="Wingdings" w:hAnsi="Wingdings" w:hint="default"/>
-        <w:sz w:val="20"/>
-      </w:rPr>
-    </w:lvl>
-    <w:lvl w:ilvl="8" w:tentative="1">
-      <w:start w:val="1"/>
-      <w:numFmt w:val="bullet"/>
-      <w:lvlText w:val=""/>
-      <w:lvlJc w:val="left"/>
-      <w:pPr>
-        <w:tabs>
-          <w:tab w:val="num" w:pos="6480"/>
-        </w:tabs>
-        <w:ind w:left="6480" w:hanging="360"/>
-      </w:pPr>
-      <w:rPr>
-        <w:rFonts w:ascii="Wingdings" w:hAnsi="Wingdings" w:hint="default"/>
-        <w:sz w:val="20"/>
-      </w:rPr>
-    </w:lvl>
-  </w:abstractNum>
-  <w:abstractNum w:abstractNumId="42" w15:restartNumberingAfterBreak="0">
-    <w:nsid w:val="56802551"/>
-    <w:multiLevelType w:val="multilevel"/>
-    <w:tmpl w:val="82CAECE4"/>
-    <w:lvl w:ilvl="0">
-      <w:start w:val="1"/>
-      <w:numFmt w:val="bullet"/>
-      <w:lvlText w:val=""/>
-      <w:lvlJc w:val="left"/>
-      <w:pPr>
-        <w:tabs>
-          <w:tab w:val="num" w:pos="720"/>
-        </w:tabs>
-        <w:ind w:left="720" w:hanging="360"/>
-      </w:pPr>
-      <w:rPr>
-        <w:rFonts w:ascii="Symbol" w:hAnsi="Symbol" w:hint="default"/>
-        <w:sz w:val="20"/>
-      </w:rPr>
-    </w:lvl>
-    <w:lvl w:ilvl="1" w:tentative="1">
-      <w:start w:val="1"/>
-      <w:numFmt w:val="bullet"/>
-      <w:lvlText w:val="o"/>
-      <w:lvlJc w:val="left"/>
-      <w:pPr>
-        <w:tabs>
-          <w:tab w:val="num" w:pos="1440"/>
-        </w:tabs>
-        <w:ind w:left="1440" w:hanging="360"/>
-      </w:pPr>
-      <w:rPr>
-        <w:rFonts w:ascii="Courier New" w:hAnsi="Courier New" w:hint="default"/>
-        <w:sz w:val="20"/>
-      </w:rPr>
-    </w:lvl>
-    <w:lvl w:ilvl="2" w:tentative="1">
-      <w:start w:val="1"/>
-      <w:numFmt w:val="bullet"/>
-      <w:lvlText w:val=""/>
-      <w:lvlJc w:val="left"/>
-      <w:pPr>
-        <w:tabs>
-          <w:tab w:val="num" w:pos="2160"/>
-        </w:tabs>
-        <w:ind w:left="2160" w:hanging="360"/>
-      </w:pPr>
-      <w:rPr>
-        <w:rFonts w:ascii="Wingdings" w:hAnsi="Wingdings" w:hint="default"/>
-        <w:sz w:val="20"/>
-      </w:rPr>
-    </w:lvl>
-    <w:lvl w:ilvl="3" w:tentative="1">
-      <w:start w:val="1"/>
-      <w:numFmt w:val="bullet"/>
-      <w:lvlText w:val=""/>
-      <w:lvlJc w:val="left"/>
-      <w:pPr>
-        <w:tabs>
-          <w:tab w:val="num" w:pos="2880"/>
-        </w:tabs>
-        <w:ind w:left="2880" w:hanging="360"/>
-      </w:pPr>
-      <w:rPr>
-        <w:rFonts w:ascii="Wingdings" w:hAnsi="Wingdings" w:hint="default"/>
-        <w:sz w:val="20"/>
-      </w:rPr>
-    </w:lvl>
-    <w:lvl w:ilvl="4" w:tentative="1">
-      <w:start w:val="1"/>
-      <w:numFmt w:val="bullet"/>
-      <w:lvlText w:val=""/>
-      <w:lvlJc w:val="left"/>
-      <w:pPr>
-        <w:tabs>
-          <w:tab w:val="num" w:pos="3600"/>
-        </w:tabs>
-        <w:ind w:left="3600" w:hanging="360"/>
-      </w:pPr>
-      <w:rPr>
-        <w:rFonts w:ascii="Wingdings" w:hAnsi="Wingdings" w:hint="default"/>
-        <w:sz w:val="20"/>
-      </w:rPr>
-    </w:lvl>
-    <w:lvl w:ilvl="5" w:tentative="1">
-      <w:start w:val="1"/>
-      <w:numFmt w:val="bullet"/>
-      <w:lvlText w:val=""/>
-      <w:lvlJc w:val="left"/>
-      <w:pPr>
-        <w:tabs>
-          <w:tab w:val="num" w:pos="4320"/>
-        </w:tabs>
-        <w:ind w:left="4320" w:hanging="360"/>
-      </w:pPr>
-      <w:rPr>
-        <w:rFonts w:ascii="Wingdings" w:hAnsi="Wingdings" w:hint="default"/>
-        <w:sz w:val="20"/>
-      </w:rPr>
-    </w:lvl>
-    <w:lvl w:ilvl="6" w:tentative="1">
-      <w:start w:val="1"/>
-      <w:numFmt w:val="bullet"/>
-      <w:lvlText w:val=""/>
-      <w:lvlJc w:val="left"/>
-      <w:pPr>
-        <w:tabs>
-          <w:tab w:val="num" w:pos="5040"/>
-        </w:tabs>
-        <w:ind w:left="5040" w:hanging="360"/>
-      </w:pPr>
-      <w:rPr>
-        <w:rFonts w:ascii="Wingdings" w:hAnsi="Wingdings" w:hint="default"/>
-        <w:sz w:val="20"/>
-      </w:rPr>
-    </w:lvl>
-    <w:lvl w:ilvl="7" w:tentative="1">
-      <w:start w:val="1"/>
-      <w:numFmt w:val="bullet"/>
-      <w:lvlText w:val=""/>
-      <w:lvlJc w:val="left"/>
-      <w:pPr>
-        <w:tabs>
-          <w:tab w:val="num" w:pos="5760"/>
-        </w:tabs>
-        <w:ind w:left="5760" w:hanging="360"/>
-      </w:pPr>
-      <w:rPr>
-        <w:rFonts w:ascii="Wingdings" w:hAnsi="Wingdings" w:hint="default"/>
-        <w:sz w:val="20"/>
-      </w:rPr>
-    </w:lvl>
-    <w:lvl w:ilvl="8" w:tentative="1">
-      <w:start w:val="1"/>
-      <w:numFmt w:val="bullet"/>
-      <w:lvlText w:val=""/>
-      <w:lvlJc w:val="left"/>
-      <w:pPr>
-        <w:tabs>
-          <w:tab w:val="num" w:pos="6480"/>
-        </w:tabs>
-        <w:ind w:left="6480" w:hanging="360"/>
-      </w:pPr>
-      <w:rPr>
-        <w:rFonts w:ascii="Wingdings" w:hAnsi="Wingdings" w:hint="default"/>
-        <w:sz w:val="20"/>
-      </w:rPr>
-    </w:lvl>
-  </w:abstractNum>
-  <w:abstractNum w:abstractNumId="43" w15:restartNumberingAfterBreak="0">
     <w:nsid w:val="57385A82"/>
     <w:multiLevelType w:val="hybridMultilevel"/>
     <w:tmpl w:val="BA44349A"/>
@@ -17510,269 +15109,7 @@
       </w:rPr>
     </w:lvl>
   </w:abstractNum>
-  <w:abstractNum w:abstractNumId="44" w15:restartNumberingAfterBreak="0">
-    <w:nsid w:val="5A78694C"/>
-    <w:multiLevelType w:val="multilevel"/>
-    <w:tmpl w:val="B784C550"/>
-    <w:lvl w:ilvl="0">
-      <w:start w:val="11"/>
-      <w:numFmt w:val="decimal"/>
-      <w:lvlText w:val="%1."/>
-      <w:lvlJc w:val="left"/>
-      <w:pPr>
-        <w:tabs>
-          <w:tab w:val="num" w:pos="720"/>
-        </w:tabs>
-        <w:ind w:left="720" w:hanging="360"/>
-      </w:pPr>
-    </w:lvl>
-    <w:lvl w:ilvl="1" w:tentative="1">
-      <w:start w:val="1"/>
-      <w:numFmt w:val="decimal"/>
-      <w:lvlText w:val="%2."/>
-      <w:lvlJc w:val="left"/>
-      <w:pPr>
-        <w:tabs>
-          <w:tab w:val="num" w:pos="1440"/>
-        </w:tabs>
-        <w:ind w:left="1440" w:hanging="360"/>
-      </w:pPr>
-    </w:lvl>
-    <w:lvl w:ilvl="2" w:tentative="1">
-      <w:start w:val="1"/>
-      <w:numFmt w:val="decimal"/>
-      <w:lvlText w:val="%3."/>
-      <w:lvlJc w:val="left"/>
-      <w:pPr>
-        <w:tabs>
-          <w:tab w:val="num" w:pos="2160"/>
-        </w:tabs>
-        <w:ind w:left="2160" w:hanging="360"/>
-      </w:pPr>
-    </w:lvl>
-    <w:lvl w:ilvl="3" w:tentative="1">
-      <w:start w:val="1"/>
-      <w:numFmt w:val="decimal"/>
-      <w:lvlText w:val="%4."/>
-      <w:lvlJc w:val="left"/>
-      <w:pPr>
-        <w:tabs>
-          <w:tab w:val="num" w:pos="2880"/>
-        </w:tabs>
-        <w:ind w:left="2880" w:hanging="360"/>
-      </w:pPr>
-    </w:lvl>
-    <w:lvl w:ilvl="4" w:tentative="1">
-      <w:start w:val="1"/>
-      <w:numFmt w:val="decimal"/>
-      <w:lvlText w:val="%5."/>
-      <w:lvlJc w:val="left"/>
-      <w:pPr>
-        <w:tabs>
-          <w:tab w:val="num" w:pos="3600"/>
-        </w:tabs>
-        <w:ind w:left="3600" w:hanging="360"/>
-      </w:pPr>
-    </w:lvl>
-    <w:lvl w:ilvl="5" w:tentative="1">
-      <w:start w:val="1"/>
-      <w:numFmt w:val="decimal"/>
-      <w:lvlText w:val="%6."/>
-      <w:lvlJc w:val="left"/>
-      <w:pPr>
-        <w:tabs>
-          <w:tab w:val="num" w:pos="4320"/>
-        </w:tabs>
-        <w:ind w:left="4320" w:hanging="360"/>
-      </w:pPr>
-    </w:lvl>
-    <w:lvl w:ilvl="6" w:tentative="1">
-      <w:start w:val="1"/>
-      <w:numFmt w:val="decimal"/>
-      <w:lvlText w:val="%7."/>
-      <w:lvlJc w:val="left"/>
-      <w:pPr>
-        <w:tabs>
-          <w:tab w:val="num" w:pos="5040"/>
-        </w:tabs>
-        <w:ind w:left="5040" w:hanging="360"/>
-      </w:pPr>
-    </w:lvl>
-    <w:lvl w:ilvl="7" w:tentative="1">
-      <w:start w:val="1"/>
-      <w:numFmt w:val="decimal"/>
-      <w:lvlText w:val="%8."/>
-      <w:lvlJc w:val="left"/>
-      <w:pPr>
-        <w:tabs>
-          <w:tab w:val="num" w:pos="5760"/>
-        </w:tabs>
-        <w:ind w:left="5760" w:hanging="360"/>
-      </w:pPr>
-    </w:lvl>
-    <w:lvl w:ilvl="8" w:tentative="1">
-      <w:start w:val="1"/>
-      <w:numFmt w:val="decimal"/>
-      <w:lvlText w:val="%9."/>
-      <w:lvlJc w:val="left"/>
-      <w:pPr>
-        <w:tabs>
-          <w:tab w:val="num" w:pos="6480"/>
-        </w:tabs>
-        <w:ind w:left="6480" w:hanging="360"/>
-      </w:pPr>
-    </w:lvl>
-  </w:abstractNum>
-  <w:abstractNum w:abstractNumId="45" w15:restartNumberingAfterBreak="0">
-    <w:nsid w:val="5AEA1012"/>
-    <w:multiLevelType w:val="multilevel"/>
-    <w:tmpl w:val="729C2322"/>
-    <w:lvl w:ilvl="0">
-      <w:start w:val="1"/>
-      <w:numFmt w:val="bullet"/>
-      <w:lvlText w:val=""/>
-      <w:lvlJc w:val="left"/>
-      <w:pPr>
-        <w:tabs>
-          <w:tab w:val="num" w:pos="720"/>
-        </w:tabs>
-        <w:ind w:left="720" w:hanging="360"/>
-      </w:pPr>
-      <w:rPr>
-        <w:rFonts w:ascii="Symbol" w:hAnsi="Symbol" w:hint="default"/>
-        <w:sz w:val="20"/>
-      </w:rPr>
-    </w:lvl>
-    <w:lvl w:ilvl="1">
-      <w:start w:val="1"/>
-      <w:numFmt w:val="bullet"/>
-      <w:lvlText w:val="o"/>
-      <w:lvlJc w:val="left"/>
-      <w:pPr>
-        <w:tabs>
-          <w:tab w:val="num" w:pos="1440"/>
-        </w:tabs>
-        <w:ind w:left="1440" w:hanging="360"/>
-      </w:pPr>
-      <w:rPr>
-        <w:rFonts w:ascii="Courier New" w:hAnsi="Courier New" w:cs="Times New Roman" w:hint="default"/>
-        <w:sz w:val="20"/>
-      </w:rPr>
-    </w:lvl>
-    <w:lvl w:ilvl="2">
-      <w:start w:val="1"/>
-      <w:numFmt w:val="bullet"/>
-      <w:lvlText w:val=""/>
-      <w:lvlJc w:val="left"/>
-      <w:pPr>
-        <w:tabs>
-          <w:tab w:val="num" w:pos="2160"/>
-        </w:tabs>
-        <w:ind w:left="2160" w:hanging="360"/>
-      </w:pPr>
-      <w:rPr>
-        <w:rFonts w:ascii="Wingdings" w:hAnsi="Wingdings" w:hint="default"/>
-        <w:sz w:val="20"/>
-      </w:rPr>
-    </w:lvl>
-    <w:lvl w:ilvl="3">
-      <w:start w:val="1"/>
-      <w:numFmt w:val="bullet"/>
-      <w:lvlText w:val=""/>
-      <w:lvlJc w:val="left"/>
-      <w:pPr>
-        <w:tabs>
-          <w:tab w:val="num" w:pos="2880"/>
-        </w:tabs>
-        <w:ind w:left="2880" w:hanging="360"/>
-      </w:pPr>
-      <w:rPr>
-        <w:rFonts w:ascii="Wingdings" w:hAnsi="Wingdings" w:hint="default"/>
-        <w:sz w:val="20"/>
-      </w:rPr>
-    </w:lvl>
-    <w:lvl w:ilvl="4">
-      <w:start w:val="1"/>
-      <w:numFmt w:val="bullet"/>
-      <w:lvlText w:val=""/>
-      <w:lvlJc w:val="left"/>
-      <w:pPr>
-        <w:tabs>
-          <w:tab w:val="num" w:pos="3600"/>
-        </w:tabs>
-        <w:ind w:left="3600" w:hanging="360"/>
-      </w:pPr>
-      <w:rPr>
-        <w:rFonts w:ascii="Wingdings" w:hAnsi="Wingdings" w:hint="default"/>
-        <w:sz w:val="20"/>
-      </w:rPr>
-    </w:lvl>
-    <w:lvl w:ilvl="5">
-      <w:start w:val="1"/>
-      <w:numFmt w:val="bullet"/>
-      <w:lvlText w:val=""/>
-      <w:lvlJc w:val="left"/>
-      <w:pPr>
-        <w:tabs>
-          <w:tab w:val="num" w:pos="4320"/>
-        </w:tabs>
-        <w:ind w:left="4320" w:hanging="360"/>
-      </w:pPr>
-      <w:rPr>
-        <w:rFonts w:ascii="Wingdings" w:hAnsi="Wingdings" w:hint="default"/>
-        <w:sz w:val="20"/>
-      </w:rPr>
-    </w:lvl>
-    <w:lvl w:ilvl="6">
-      <w:start w:val="1"/>
-      <w:numFmt w:val="bullet"/>
-      <w:lvlText w:val=""/>
-      <w:lvlJc w:val="left"/>
-      <w:pPr>
-        <w:tabs>
-          <w:tab w:val="num" w:pos="5040"/>
-        </w:tabs>
-        <w:ind w:left="5040" w:hanging="360"/>
-      </w:pPr>
-      <w:rPr>
-        <w:rFonts w:ascii="Wingdings" w:hAnsi="Wingdings" w:hint="default"/>
-        <w:sz w:val="20"/>
-      </w:rPr>
-    </w:lvl>
-    <w:lvl w:ilvl="7">
-      <w:start w:val="1"/>
-      <w:numFmt w:val="bullet"/>
-      <w:lvlText w:val=""/>
-      <w:lvlJc w:val="left"/>
-      <w:pPr>
-        <w:tabs>
-          <w:tab w:val="num" w:pos="5760"/>
-        </w:tabs>
-        <w:ind w:left="5760" w:hanging="360"/>
-      </w:pPr>
-      <w:rPr>
-        <w:rFonts w:ascii="Wingdings" w:hAnsi="Wingdings" w:hint="default"/>
-        <w:sz w:val="20"/>
-      </w:rPr>
-    </w:lvl>
-    <w:lvl w:ilvl="8">
-      <w:start w:val="1"/>
-      <w:numFmt w:val="bullet"/>
-      <w:lvlText w:val=""/>
-      <w:lvlJc w:val="left"/>
-      <w:pPr>
-        <w:tabs>
-          <w:tab w:val="num" w:pos="6480"/>
-        </w:tabs>
-        <w:ind w:left="6480" w:hanging="360"/>
-      </w:pPr>
-      <w:rPr>
-        <w:rFonts w:ascii="Wingdings" w:hAnsi="Wingdings" w:hint="default"/>
-        <w:sz w:val="20"/>
-      </w:rPr>
-    </w:lvl>
-  </w:abstractNum>
-  <w:abstractNum w:abstractNumId="46" w15:restartNumberingAfterBreak="0">
+  <w:abstractNum w:abstractNumId="18" w15:restartNumberingAfterBreak="0">
     <w:nsid w:val="5F8E0889"/>
     <w:multiLevelType w:val="multilevel"/>
     <w:tmpl w:val="BBA07FB6"/>
@@ -17886,10 +15223,10 @@
       </w:pPr>
     </w:lvl>
   </w:abstractNum>
-  <w:abstractNum w:abstractNumId="47" w15:restartNumberingAfterBreak="0">
-    <w:nsid w:val="6756170C"/>
+  <w:abstractNum w:abstractNumId="19" w15:restartNumberingAfterBreak="0">
+    <w:nsid w:val="70217F49"/>
     <w:multiLevelType w:val="multilevel"/>
-    <w:tmpl w:val="9312860A"/>
+    <w:tmpl w:val="D66ECE6C"/>
     <w:lvl w:ilvl="0">
       <w:start w:val="1"/>
       <w:numFmt w:val="bullet"/>
@@ -18035,10 +15372,10 @@
       </w:rPr>
     </w:lvl>
   </w:abstractNum>
-  <w:abstractNum w:abstractNumId="48" w15:restartNumberingAfterBreak="0">
-    <w:nsid w:val="684A29F4"/>
+  <w:abstractNum w:abstractNumId="20" w15:restartNumberingAfterBreak="0">
+    <w:nsid w:val="78DE2291"/>
     <w:multiLevelType w:val="multilevel"/>
-    <w:tmpl w:val="A830E756"/>
+    <w:tmpl w:val="9B4E744C"/>
     <w:lvl w:ilvl="0">
       <w:start w:val="1"/>
       <w:numFmt w:val="decimal"/>
@@ -18051,350 +15388,7 @@
         <w:ind w:left="720" w:hanging="360"/>
       </w:pPr>
     </w:lvl>
-    <w:lvl w:ilvl="1" w:tentative="1">
-      <w:start w:val="1"/>
-      <w:numFmt w:val="decimal"/>
-      <w:lvlText w:val="%2."/>
-      <w:lvlJc w:val="left"/>
-      <w:pPr>
-        <w:tabs>
-          <w:tab w:val="num" w:pos="1440"/>
-        </w:tabs>
-        <w:ind w:left="1440" w:hanging="360"/>
-      </w:pPr>
-    </w:lvl>
-    <w:lvl w:ilvl="2" w:tentative="1">
-      <w:start w:val="1"/>
-      <w:numFmt w:val="decimal"/>
-      <w:lvlText w:val="%3."/>
-      <w:lvlJc w:val="left"/>
-      <w:pPr>
-        <w:tabs>
-          <w:tab w:val="num" w:pos="2160"/>
-        </w:tabs>
-        <w:ind w:left="2160" w:hanging="360"/>
-      </w:pPr>
-    </w:lvl>
-    <w:lvl w:ilvl="3" w:tentative="1">
-      <w:start w:val="1"/>
-      <w:numFmt w:val="decimal"/>
-      <w:lvlText w:val="%4."/>
-      <w:lvlJc w:val="left"/>
-      <w:pPr>
-        <w:tabs>
-          <w:tab w:val="num" w:pos="2880"/>
-        </w:tabs>
-        <w:ind w:left="2880" w:hanging="360"/>
-      </w:pPr>
-    </w:lvl>
-    <w:lvl w:ilvl="4" w:tentative="1">
-      <w:start w:val="1"/>
-      <w:numFmt w:val="decimal"/>
-      <w:lvlText w:val="%5."/>
-      <w:lvlJc w:val="left"/>
-      <w:pPr>
-        <w:tabs>
-          <w:tab w:val="num" w:pos="3600"/>
-        </w:tabs>
-        <w:ind w:left="3600" w:hanging="360"/>
-      </w:pPr>
-    </w:lvl>
-    <w:lvl w:ilvl="5" w:tentative="1">
-      <w:start w:val="1"/>
-      <w:numFmt w:val="decimal"/>
-      <w:lvlText w:val="%6."/>
-      <w:lvlJc w:val="left"/>
-      <w:pPr>
-        <w:tabs>
-          <w:tab w:val="num" w:pos="4320"/>
-        </w:tabs>
-        <w:ind w:left="4320" w:hanging="360"/>
-      </w:pPr>
-    </w:lvl>
-    <w:lvl w:ilvl="6" w:tentative="1">
-      <w:start w:val="1"/>
-      <w:numFmt w:val="decimal"/>
-      <w:lvlText w:val="%7."/>
-      <w:lvlJc w:val="left"/>
-      <w:pPr>
-        <w:tabs>
-          <w:tab w:val="num" w:pos="5040"/>
-        </w:tabs>
-        <w:ind w:left="5040" w:hanging="360"/>
-      </w:pPr>
-    </w:lvl>
-    <w:lvl w:ilvl="7" w:tentative="1">
-      <w:start w:val="1"/>
-      <w:numFmt w:val="decimal"/>
-      <w:lvlText w:val="%8."/>
-      <w:lvlJc w:val="left"/>
-      <w:pPr>
-        <w:tabs>
-          <w:tab w:val="num" w:pos="5760"/>
-        </w:tabs>
-        <w:ind w:left="5760" w:hanging="360"/>
-      </w:pPr>
-    </w:lvl>
-    <w:lvl w:ilvl="8" w:tentative="1">
-      <w:start w:val="1"/>
-      <w:numFmt w:val="decimal"/>
-      <w:lvlText w:val="%9."/>
-      <w:lvlJc w:val="left"/>
-      <w:pPr>
-        <w:tabs>
-          <w:tab w:val="num" w:pos="6480"/>
-        </w:tabs>
-        <w:ind w:left="6480" w:hanging="360"/>
-      </w:pPr>
-    </w:lvl>
-  </w:abstractNum>
-  <w:abstractNum w:abstractNumId="49" w15:restartNumberingAfterBreak="0">
-    <w:nsid w:val="6A871B0E"/>
-    <w:multiLevelType w:val="multilevel"/>
-    <w:tmpl w:val="4E30EC34"/>
-    <w:lvl w:ilvl="0">
-      <w:start w:val="1"/>
-      <w:numFmt w:val="decimal"/>
-      <w:lvlText w:val="%1."/>
-      <w:lvlJc w:val="left"/>
-      <w:pPr>
-        <w:tabs>
-          <w:tab w:val="num" w:pos="720"/>
-        </w:tabs>
-        <w:ind w:left="720" w:hanging="360"/>
-      </w:pPr>
-    </w:lvl>
     <w:lvl w:ilvl="1">
-      <w:start w:val="1"/>
-      <w:numFmt w:val="decimal"/>
-      <w:lvlText w:val="%2."/>
-      <w:lvlJc w:val="left"/>
-      <w:pPr>
-        <w:tabs>
-          <w:tab w:val="num" w:pos="1440"/>
-        </w:tabs>
-        <w:ind w:left="1440" w:hanging="360"/>
-      </w:pPr>
-    </w:lvl>
-    <w:lvl w:ilvl="2">
-      <w:start w:val="1"/>
-      <w:numFmt w:val="decimal"/>
-      <w:lvlText w:val="%3."/>
-      <w:lvlJc w:val="left"/>
-      <w:pPr>
-        <w:tabs>
-          <w:tab w:val="num" w:pos="2160"/>
-        </w:tabs>
-        <w:ind w:left="2160" w:hanging="360"/>
-      </w:pPr>
-    </w:lvl>
-    <w:lvl w:ilvl="3">
-      <w:start w:val="1"/>
-      <w:numFmt w:val="decimal"/>
-      <w:lvlText w:val="%4."/>
-      <w:lvlJc w:val="left"/>
-      <w:pPr>
-        <w:tabs>
-          <w:tab w:val="num" w:pos="2880"/>
-        </w:tabs>
-        <w:ind w:left="2880" w:hanging="360"/>
-      </w:pPr>
-    </w:lvl>
-    <w:lvl w:ilvl="4">
-      <w:start w:val="1"/>
-      <w:numFmt w:val="decimal"/>
-      <w:lvlText w:val="%5."/>
-      <w:lvlJc w:val="left"/>
-      <w:pPr>
-        <w:tabs>
-          <w:tab w:val="num" w:pos="3600"/>
-        </w:tabs>
-        <w:ind w:left="3600" w:hanging="360"/>
-      </w:pPr>
-    </w:lvl>
-    <w:lvl w:ilvl="5">
-      <w:start w:val="1"/>
-      <w:numFmt w:val="decimal"/>
-      <w:lvlText w:val="%6."/>
-      <w:lvlJc w:val="left"/>
-      <w:pPr>
-        <w:tabs>
-          <w:tab w:val="num" w:pos="4320"/>
-        </w:tabs>
-        <w:ind w:left="4320" w:hanging="360"/>
-      </w:pPr>
-    </w:lvl>
-    <w:lvl w:ilvl="6">
-      <w:start w:val="1"/>
-      <w:numFmt w:val="decimal"/>
-      <w:lvlText w:val="%7."/>
-      <w:lvlJc w:val="left"/>
-      <w:pPr>
-        <w:tabs>
-          <w:tab w:val="num" w:pos="5040"/>
-        </w:tabs>
-        <w:ind w:left="5040" w:hanging="360"/>
-      </w:pPr>
-    </w:lvl>
-    <w:lvl w:ilvl="7">
-      <w:start w:val="1"/>
-      <w:numFmt w:val="decimal"/>
-      <w:lvlText w:val="%8."/>
-      <w:lvlJc w:val="left"/>
-      <w:pPr>
-        <w:tabs>
-          <w:tab w:val="num" w:pos="5760"/>
-        </w:tabs>
-        <w:ind w:left="5760" w:hanging="360"/>
-      </w:pPr>
-    </w:lvl>
-    <w:lvl w:ilvl="8">
-      <w:start w:val="1"/>
-      <w:numFmt w:val="decimal"/>
-      <w:lvlText w:val="%9."/>
-      <w:lvlJc w:val="left"/>
-      <w:pPr>
-        <w:tabs>
-          <w:tab w:val="num" w:pos="6480"/>
-        </w:tabs>
-        <w:ind w:left="6480" w:hanging="360"/>
-      </w:pPr>
-    </w:lvl>
-  </w:abstractNum>
-  <w:abstractNum w:abstractNumId="50" w15:restartNumberingAfterBreak="0">
-    <w:nsid w:val="6CCA530C"/>
-    <w:multiLevelType w:val="multilevel"/>
-    <w:tmpl w:val="91CCB5BC"/>
-    <w:lvl w:ilvl="0">
-      <w:start w:val="1"/>
-      <w:numFmt w:val="decimal"/>
-      <w:lvlText w:val="%1."/>
-      <w:lvlJc w:val="left"/>
-      <w:pPr>
-        <w:tabs>
-          <w:tab w:val="num" w:pos="720"/>
-        </w:tabs>
-        <w:ind w:left="720" w:hanging="360"/>
-      </w:pPr>
-    </w:lvl>
-    <w:lvl w:ilvl="1">
-      <w:start w:val="1"/>
-      <w:numFmt w:val="decimal"/>
-      <w:lvlText w:val="%2."/>
-      <w:lvlJc w:val="left"/>
-      <w:pPr>
-        <w:tabs>
-          <w:tab w:val="num" w:pos="1440"/>
-        </w:tabs>
-        <w:ind w:left="1440" w:hanging="360"/>
-      </w:pPr>
-    </w:lvl>
-    <w:lvl w:ilvl="2">
-      <w:start w:val="1"/>
-      <w:numFmt w:val="decimal"/>
-      <w:lvlText w:val="%3."/>
-      <w:lvlJc w:val="left"/>
-      <w:pPr>
-        <w:tabs>
-          <w:tab w:val="num" w:pos="2160"/>
-        </w:tabs>
-        <w:ind w:left="2160" w:hanging="360"/>
-      </w:pPr>
-    </w:lvl>
-    <w:lvl w:ilvl="3">
-      <w:start w:val="1"/>
-      <w:numFmt w:val="decimal"/>
-      <w:lvlText w:val="%4."/>
-      <w:lvlJc w:val="left"/>
-      <w:pPr>
-        <w:tabs>
-          <w:tab w:val="num" w:pos="2880"/>
-        </w:tabs>
-        <w:ind w:left="2880" w:hanging="360"/>
-      </w:pPr>
-    </w:lvl>
-    <w:lvl w:ilvl="4">
-      <w:start w:val="1"/>
-      <w:numFmt w:val="decimal"/>
-      <w:lvlText w:val="%5."/>
-      <w:lvlJc w:val="left"/>
-      <w:pPr>
-        <w:tabs>
-          <w:tab w:val="num" w:pos="3600"/>
-        </w:tabs>
-        <w:ind w:left="3600" w:hanging="360"/>
-      </w:pPr>
-    </w:lvl>
-    <w:lvl w:ilvl="5">
-      <w:start w:val="1"/>
-      <w:numFmt w:val="decimal"/>
-      <w:lvlText w:val="%6."/>
-      <w:lvlJc w:val="left"/>
-      <w:pPr>
-        <w:tabs>
-          <w:tab w:val="num" w:pos="4320"/>
-        </w:tabs>
-        <w:ind w:left="4320" w:hanging="360"/>
-      </w:pPr>
-    </w:lvl>
-    <w:lvl w:ilvl="6">
-      <w:start w:val="1"/>
-      <w:numFmt w:val="decimal"/>
-      <w:lvlText w:val="%7."/>
-      <w:lvlJc w:val="left"/>
-      <w:pPr>
-        <w:tabs>
-          <w:tab w:val="num" w:pos="5040"/>
-        </w:tabs>
-        <w:ind w:left="5040" w:hanging="360"/>
-      </w:pPr>
-    </w:lvl>
-    <w:lvl w:ilvl="7">
-      <w:start w:val="1"/>
-      <w:numFmt w:val="decimal"/>
-      <w:lvlText w:val="%8."/>
-      <w:lvlJc w:val="left"/>
-      <w:pPr>
-        <w:tabs>
-          <w:tab w:val="num" w:pos="5760"/>
-        </w:tabs>
-        <w:ind w:left="5760" w:hanging="360"/>
-      </w:pPr>
-    </w:lvl>
-    <w:lvl w:ilvl="8">
-      <w:start w:val="1"/>
-      <w:numFmt w:val="decimal"/>
-      <w:lvlText w:val="%9."/>
-      <w:lvlJc w:val="left"/>
-      <w:pPr>
-        <w:tabs>
-          <w:tab w:val="num" w:pos="6480"/>
-        </w:tabs>
-        <w:ind w:left="6480" w:hanging="360"/>
-      </w:pPr>
-    </w:lvl>
-  </w:abstractNum>
-  <w:abstractNum w:abstractNumId="51" w15:restartNumberingAfterBreak="0">
-    <w:nsid w:val="70217F49"/>
-    <w:multiLevelType w:val="multilevel"/>
-    <w:tmpl w:val="D66ECE6C"/>
-    <w:lvl w:ilvl="0">
-      <w:start w:val="1"/>
-      <w:numFmt w:val="bullet"/>
-      <w:lvlText w:val=""/>
-      <w:lvlJc w:val="left"/>
-      <w:pPr>
-        <w:tabs>
-          <w:tab w:val="num" w:pos="720"/>
-        </w:tabs>
-        <w:ind w:left="720" w:hanging="360"/>
-      </w:pPr>
-      <w:rPr>
-        <w:rFonts w:ascii="Symbol" w:hAnsi="Symbol" w:hint="default"/>
-        <w:sz w:val="20"/>
-      </w:rPr>
-    </w:lvl>
-    <w:lvl w:ilvl="1" w:tentative="1">
       <w:start w:val="1"/>
       <w:numFmt w:val="bullet"/>
       <w:lvlText w:val="o"/>
@@ -18412,8 +15406,8 @@
     </w:lvl>
     <w:lvl w:ilvl="2" w:tentative="1">
       <w:start w:val="1"/>
-      <w:numFmt w:val="bullet"/>
-      <w:lvlText w:val=""/>
+      <w:numFmt w:val="decimal"/>
+      <w:lvlText w:val="%3."/>
       <w:lvlJc w:val="left"/>
       <w:pPr>
         <w:tabs>
@@ -18421,15 +15415,11 @@
         </w:tabs>
         <w:ind w:left="2160" w:hanging="360"/>
       </w:pPr>
-      <w:rPr>
-        <w:rFonts w:ascii="Wingdings" w:hAnsi="Wingdings" w:hint="default"/>
-        <w:sz w:val="20"/>
-      </w:rPr>
     </w:lvl>
     <w:lvl w:ilvl="3" w:tentative="1">
       <w:start w:val="1"/>
-      <w:numFmt w:val="bullet"/>
-      <w:lvlText w:val=""/>
+      <w:numFmt w:val="decimal"/>
+      <w:lvlText w:val="%4."/>
       <w:lvlJc w:val="left"/>
       <w:pPr>
         <w:tabs>
@@ -18437,15 +15427,11 @@
         </w:tabs>
         <w:ind w:left="2880" w:hanging="360"/>
       </w:pPr>
-      <w:rPr>
-        <w:rFonts w:ascii="Wingdings" w:hAnsi="Wingdings" w:hint="default"/>
-        <w:sz w:val="20"/>
-      </w:rPr>
     </w:lvl>
     <w:lvl w:ilvl="4" w:tentative="1">
       <w:start w:val="1"/>
-      <w:numFmt w:val="bullet"/>
-      <w:lvlText w:val=""/>
+      <w:numFmt w:val="decimal"/>
+      <w:lvlText w:val="%5."/>
       <w:lvlJc w:val="left"/>
       <w:pPr>
         <w:tabs>
@@ -18453,15 +15439,11 @@
         </w:tabs>
         <w:ind w:left="3600" w:hanging="360"/>
       </w:pPr>
-      <w:rPr>
-        <w:rFonts w:ascii="Wingdings" w:hAnsi="Wingdings" w:hint="default"/>
-        <w:sz w:val="20"/>
-      </w:rPr>
     </w:lvl>
     <w:lvl w:ilvl="5" w:tentative="1">
       <w:start w:val="1"/>
-      <w:numFmt w:val="bullet"/>
-      <w:lvlText w:val=""/>
+      <w:numFmt w:val="decimal"/>
+      <w:lvlText w:val="%6."/>
       <w:lvlJc w:val="left"/>
       <w:pPr>
         <w:tabs>
@@ -18469,15 +15451,11 @@
         </w:tabs>
         <w:ind w:left="4320" w:hanging="360"/>
       </w:pPr>
-      <w:rPr>
-        <w:rFonts w:ascii="Wingdings" w:hAnsi="Wingdings" w:hint="default"/>
-        <w:sz w:val="20"/>
-      </w:rPr>
     </w:lvl>
     <w:lvl w:ilvl="6" w:tentative="1">
       <w:start w:val="1"/>
-      <w:numFmt w:val="bullet"/>
-      <w:lvlText w:val=""/>
+      <w:numFmt w:val="decimal"/>
+      <w:lvlText w:val="%7."/>
       <w:lvlJc w:val="left"/>
       <w:pPr>
         <w:tabs>
@@ -18485,15 +15463,11 @@
         </w:tabs>
         <w:ind w:left="5040" w:hanging="360"/>
       </w:pPr>
-      <w:rPr>
-        <w:rFonts w:ascii="Wingdings" w:hAnsi="Wingdings" w:hint="default"/>
-        <w:sz w:val="20"/>
-      </w:rPr>
     </w:lvl>
     <w:lvl w:ilvl="7" w:tentative="1">
       <w:start w:val="1"/>
-      <w:numFmt w:val="bullet"/>
-      <w:lvlText w:val=""/>
+      <w:numFmt w:val="decimal"/>
+      <w:lvlText w:val="%8."/>
       <w:lvlJc w:val="left"/>
       <w:pPr>
         <w:tabs>
@@ -18501,15 +15475,11 @@
         </w:tabs>
         <w:ind w:left="5760" w:hanging="360"/>
       </w:pPr>
-      <w:rPr>
-        <w:rFonts w:ascii="Wingdings" w:hAnsi="Wingdings" w:hint="default"/>
-        <w:sz w:val="20"/>
-      </w:rPr>
     </w:lvl>
     <w:lvl w:ilvl="8" w:tentative="1">
       <w:start w:val="1"/>
-      <w:numFmt w:val="bullet"/>
-      <w:lvlText w:val=""/>
+      <w:numFmt w:val="decimal"/>
+      <w:lvlText w:val="%9."/>
       <w:lvlJc w:val="left"/>
       <w:pPr>
         <w:tabs>
@@ -18517,20 +15487,16 @@
         </w:tabs>
         <w:ind w:left="6480" w:hanging="360"/>
       </w:pPr>
-      <w:rPr>
-        <w:rFonts w:ascii="Wingdings" w:hAnsi="Wingdings" w:hint="default"/>
-        <w:sz w:val="20"/>
-      </w:rPr>
     </w:lvl>
   </w:abstractNum>
-  <w:abstractNum w:abstractNumId="52" w15:restartNumberingAfterBreak="0">
-    <w:nsid w:val="70AD6E7B"/>
+  <w:abstractNum w:abstractNumId="21" w15:restartNumberingAfterBreak="0">
+    <w:nsid w:val="7C603531"/>
     <w:multiLevelType w:val="multilevel"/>
-    <w:tmpl w:val="762021CE"/>
+    <w:tmpl w:val="B84CCBEC"/>
     <w:lvl w:ilvl="0">
       <w:start w:val="1"/>
-      <w:numFmt w:val="bullet"/>
-      <w:lvlText w:val=""/>
+      <w:numFmt w:val="decimal"/>
+      <w:lvlText w:val="%1."/>
       <w:lvlJc w:val="left"/>
       <w:pPr>
         <w:tabs>
@@ -18538,10 +15504,6 @@
         </w:tabs>
         <w:ind w:left="720" w:hanging="360"/>
       </w:pPr>
-      <w:rPr>
-        <w:rFonts w:ascii="Symbol" w:hAnsi="Symbol" w:hint="default"/>
-        <w:sz w:val="20"/>
-      </w:rPr>
     </w:lvl>
     <w:lvl w:ilvl="1">
       <w:start w:val="1"/>
@@ -18561,260 +15523,6 @@
     </w:lvl>
     <w:lvl w:ilvl="2" w:tentative="1">
       <w:start w:val="1"/>
-      <w:numFmt w:val="bullet"/>
-      <w:lvlText w:val=""/>
-      <w:lvlJc w:val="left"/>
-      <w:pPr>
-        <w:tabs>
-          <w:tab w:val="num" w:pos="2160"/>
-        </w:tabs>
-        <w:ind w:left="2160" w:hanging="360"/>
-      </w:pPr>
-      <w:rPr>
-        <w:rFonts w:ascii="Wingdings" w:hAnsi="Wingdings" w:hint="default"/>
-        <w:sz w:val="20"/>
-      </w:rPr>
-    </w:lvl>
-    <w:lvl w:ilvl="3" w:tentative="1">
-      <w:start w:val="1"/>
-      <w:numFmt w:val="bullet"/>
-      <w:lvlText w:val=""/>
-      <w:lvlJc w:val="left"/>
-      <w:pPr>
-        <w:tabs>
-          <w:tab w:val="num" w:pos="2880"/>
-        </w:tabs>
-        <w:ind w:left="2880" w:hanging="360"/>
-      </w:pPr>
-      <w:rPr>
-        <w:rFonts w:ascii="Wingdings" w:hAnsi="Wingdings" w:hint="default"/>
-        <w:sz w:val="20"/>
-      </w:rPr>
-    </w:lvl>
-    <w:lvl w:ilvl="4" w:tentative="1">
-      <w:start w:val="1"/>
-      <w:numFmt w:val="bullet"/>
-      <w:lvlText w:val=""/>
-      <w:lvlJc w:val="left"/>
-      <w:pPr>
-        <w:tabs>
-          <w:tab w:val="num" w:pos="3600"/>
-        </w:tabs>
-        <w:ind w:left="3600" w:hanging="360"/>
-      </w:pPr>
-      <w:rPr>
-        <w:rFonts w:ascii="Wingdings" w:hAnsi="Wingdings" w:hint="default"/>
-        <w:sz w:val="20"/>
-      </w:rPr>
-    </w:lvl>
-    <w:lvl w:ilvl="5" w:tentative="1">
-      <w:start w:val="1"/>
-      <w:numFmt w:val="bullet"/>
-      <w:lvlText w:val=""/>
-      <w:lvlJc w:val="left"/>
-      <w:pPr>
-        <w:tabs>
-          <w:tab w:val="num" w:pos="4320"/>
-        </w:tabs>
-        <w:ind w:left="4320" w:hanging="360"/>
-      </w:pPr>
-      <w:rPr>
-        <w:rFonts w:ascii="Wingdings" w:hAnsi="Wingdings" w:hint="default"/>
-        <w:sz w:val="20"/>
-      </w:rPr>
-    </w:lvl>
-    <w:lvl w:ilvl="6" w:tentative="1">
-      <w:start w:val="1"/>
-      <w:numFmt w:val="bullet"/>
-      <w:lvlText w:val=""/>
-      <w:lvlJc w:val="left"/>
-      <w:pPr>
-        <w:tabs>
-          <w:tab w:val="num" w:pos="5040"/>
-        </w:tabs>
-        <w:ind w:left="5040" w:hanging="360"/>
-      </w:pPr>
-      <w:rPr>
-        <w:rFonts w:ascii="Wingdings" w:hAnsi="Wingdings" w:hint="default"/>
-        <w:sz w:val="20"/>
-      </w:rPr>
-    </w:lvl>
-    <w:lvl w:ilvl="7" w:tentative="1">
-      <w:start w:val="1"/>
-      <w:numFmt w:val="bullet"/>
-      <w:lvlText w:val=""/>
-      <w:lvlJc w:val="left"/>
-      <w:pPr>
-        <w:tabs>
-          <w:tab w:val="num" w:pos="5760"/>
-        </w:tabs>
-        <w:ind w:left="5760" w:hanging="360"/>
-      </w:pPr>
-      <w:rPr>
-        <w:rFonts w:ascii="Wingdings" w:hAnsi="Wingdings" w:hint="default"/>
-        <w:sz w:val="20"/>
-      </w:rPr>
-    </w:lvl>
-    <w:lvl w:ilvl="8" w:tentative="1">
-      <w:start w:val="1"/>
-      <w:numFmt w:val="bullet"/>
-      <w:lvlText w:val=""/>
-      <w:lvlJc w:val="left"/>
-      <w:pPr>
-        <w:tabs>
-          <w:tab w:val="num" w:pos="6480"/>
-        </w:tabs>
-        <w:ind w:left="6480" w:hanging="360"/>
-      </w:pPr>
-      <w:rPr>
-        <w:rFonts w:ascii="Wingdings" w:hAnsi="Wingdings" w:hint="default"/>
-        <w:sz w:val="20"/>
-      </w:rPr>
-    </w:lvl>
-  </w:abstractNum>
-  <w:abstractNum w:abstractNumId="53" w15:restartNumberingAfterBreak="0">
-    <w:nsid w:val="71A33EF0"/>
-    <w:multiLevelType w:val="hybridMultilevel"/>
-    <w:tmpl w:val="7D80176E"/>
-    <w:lvl w:ilvl="0" w:tplc="240A0001">
-      <w:start w:val="1"/>
-      <w:numFmt w:val="bullet"/>
-      <w:lvlText w:val=""/>
-      <w:lvlJc w:val="left"/>
-      <w:pPr>
-        <w:ind w:left="1560" w:hanging="360"/>
-      </w:pPr>
-      <w:rPr>
-        <w:rFonts w:ascii="Symbol" w:hAnsi="Symbol" w:hint="default"/>
-      </w:rPr>
-    </w:lvl>
-    <w:lvl w:ilvl="1" w:tplc="240A0003" w:tentative="1">
-      <w:start w:val="1"/>
-      <w:numFmt w:val="bullet"/>
-      <w:lvlText w:val="o"/>
-      <w:lvlJc w:val="left"/>
-      <w:pPr>
-        <w:ind w:left="2280" w:hanging="360"/>
-      </w:pPr>
-      <w:rPr>
-        <w:rFonts w:ascii="Courier New" w:hAnsi="Courier New" w:cs="Courier New" w:hint="default"/>
-      </w:rPr>
-    </w:lvl>
-    <w:lvl w:ilvl="2" w:tplc="240A0005" w:tentative="1">
-      <w:start w:val="1"/>
-      <w:numFmt w:val="bullet"/>
-      <w:lvlText w:val=""/>
-      <w:lvlJc w:val="left"/>
-      <w:pPr>
-        <w:ind w:left="3000" w:hanging="360"/>
-      </w:pPr>
-      <w:rPr>
-        <w:rFonts w:ascii="Wingdings" w:hAnsi="Wingdings" w:hint="default"/>
-      </w:rPr>
-    </w:lvl>
-    <w:lvl w:ilvl="3" w:tplc="240A0001" w:tentative="1">
-      <w:start w:val="1"/>
-      <w:numFmt w:val="bullet"/>
-      <w:lvlText w:val=""/>
-      <w:lvlJc w:val="left"/>
-      <w:pPr>
-        <w:ind w:left="3720" w:hanging="360"/>
-      </w:pPr>
-      <w:rPr>
-        <w:rFonts w:ascii="Symbol" w:hAnsi="Symbol" w:hint="default"/>
-      </w:rPr>
-    </w:lvl>
-    <w:lvl w:ilvl="4" w:tplc="240A0003" w:tentative="1">
-      <w:start w:val="1"/>
-      <w:numFmt w:val="bullet"/>
-      <w:lvlText w:val="o"/>
-      <w:lvlJc w:val="left"/>
-      <w:pPr>
-        <w:ind w:left="4440" w:hanging="360"/>
-      </w:pPr>
-      <w:rPr>
-        <w:rFonts w:ascii="Courier New" w:hAnsi="Courier New" w:cs="Courier New" w:hint="default"/>
-      </w:rPr>
-    </w:lvl>
-    <w:lvl w:ilvl="5" w:tplc="240A0005" w:tentative="1">
-      <w:start w:val="1"/>
-      <w:numFmt w:val="bullet"/>
-      <w:lvlText w:val=""/>
-      <w:lvlJc w:val="left"/>
-      <w:pPr>
-        <w:ind w:left="5160" w:hanging="360"/>
-      </w:pPr>
-      <w:rPr>
-        <w:rFonts w:ascii="Wingdings" w:hAnsi="Wingdings" w:hint="default"/>
-      </w:rPr>
-    </w:lvl>
-    <w:lvl w:ilvl="6" w:tplc="240A0001" w:tentative="1">
-      <w:start w:val="1"/>
-      <w:numFmt w:val="bullet"/>
-      <w:lvlText w:val=""/>
-      <w:lvlJc w:val="left"/>
-      <w:pPr>
-        <w:ind w:left="5880" w:hanging="360"/>
-      </w:pPr>
-      <w:rPr>
-        <w:rFonts w:ascii="Symbol" w:hAnsi="Symbol" w:hint="default"/>
-      </w:rPr>
-    </w:lvl>
-    <w:lvl w:ilvl="7" w:tplc="240A0003" w:tentative="1">
-      <w:start w:val="1"/>
-      <w:numFmt w:val="bullet"/>
-      <w:lvlText w:val="o"/>
-      <w:lvlJc w:val="left"/>
-      <w:pPr>
-        <w:ind w:left="6600" w:hanging="360"/>
-      </w:pPr>
-      <w:rPr>
-        <w:rFonts w:ascii="Courier New" w:hAnsi="Courier New" w:cs="Courier New" w:hint="default"/>
-      </w:rPr>
-    </w:lvl>
-    <w:lvl w:ilvl="8" w:tplc="240A0005" w:tentative="1">
-      <w:start w:val="1"/>
-      <w:numFmt w:val="bullet"/>
-      <w:lvlText w:val=""/>
-      <w:lvlJc w:val="left"/>
-      <w:pPr>
-        <w:ind w:left="7320" w:hanging="360"/>
-      </w:pPr>
-      <w:rPr>
-        <w:rFonts w:ascii="Wingdings" w:hAnsi="Wingdings" w:hint="default"/>
-      </w:rPr>
-    </w:lvl>
-  </w:abstractNum>
-  <w:abstractNum w:abstractNumId="54" w15:restartNumberingAfterBreak="0">
-    <w:nsid w:val="71A34F10"/>
-    <w:multiLevelType w:val="multilevel"/>
-    <w:tmpl w:val="12A83868"/>
-    <w:lvl w:ilvl="0">
-      <w:start w:val="2"/>
-      <w:numFmt w:val="decimal"/>
-      <w:lvlText w:val="%1."/>
-      <w:lvlJc w:val="left"/>
-      <w:pPr>
-        <w:tabs>
-          <w:tab w:val="num" w:pos="720"/>
-        </w:tabs>
-        <w:ind w:left="720" w:hanging="360"/>
-      </w:pPr>
-    </w:lvl>
-    <w:lvl w:ilvl="1" w:tentative="1">
-      <w:start w:val="1"/>
-      <w:numFmt w:val="decimal"/>
-      <w:lvlText w:val="%2."/>
-      <w:lvlJc w:val="left"/>
-      <w:pPr>
-        <w:tabs>
-          <w:tab w:val="num" w:pos="1440"/>
-        </w:tabs>
-        <w:ind w:left="1440" w:hanging="360"/>
-      </w:pPr>
-    </w:lvl>
-    <w:lvl w:ilvl="2" w:tentative="1">
-      <w:start w:val="1"/>
       <w:numFmt w:val="decimal"/>
       <w:lvlText w:val="%3."/>
       <w:lvlJc w:val="left"/>
@@ -18898,1306 +15606,78 @@
       </w:pPr>
     </w:lvl>
   </w:abstractNum>
-  <w:abstractNum w:abstractNumId="55" w15:restartNumberingAfterBreak="0">
-    <w:nsid w:val="721264D2"/>
-    <w:multiLevelType w:val="multilevel"/>
-    <w:tmpl w:val="4E4E5E60"/>
-    <w:lvl w:ilvl="0">
-      <w:start w:val="1"/>
-      <w:numFmt w:val="bullet"/>
-      <w:lvlText w:val=""/>
-      <w:lvlJc w:val="left"/>
-      <w:pPr>
-        <w:tabs>
-          <w:tab w:val="num" w:pos="720"/>
-        </w:tabs>
-        <w:ind w:left="720" w:hanging="360"/>
-      </w:pPr>
-      <w:rPr>
-        <w:rFonts w:ascii="Symbol" w:hAnsi="Symbol" w:hint="default"/>
-        <w:sz w:val="20"/>
-      </w:rPr>
-    </w:lvl>
-    <w:lvl w:ilvl="1" w:tentative="1">
-      <w:start w:val="1"/>
-      <w:numFmt w:val="bullet"/>
-      <w:lvlText w:val="o"/>
-      <w:lvlJc w:val="left"/>
-      <w:pPr>
-        <w:tabs>
-          <w:tab w:val="num" w:pos="1440"/>
-        </w:tabs>
-        <w:ind w:left="1440" w:hanging="360"/>
-      </w:pPr>
-      <w:rPr>
-        <w:rFonts w:ascii="Courier New" w:hAnsi="Courier New" w:hint="default"/>
-        <w:sz w:val="20"/>
-      </w:rPr>
-    </w:lvl>
-    <w:lvl w:ilvl="2" w:tentative="1">
-      <w:start w:val="1"/>
-      <w:numFmt w:val="bullet"/>
-      <w:lvlText w:val=""/>
-      <w:lvlJc w:val="left"/>
-      <w:pPr>
-        <w:tabs>
-          <w:tab w:val="num" w:pos="2160"/>
-        </w:tabs>
-        <w:ind w:left="2160" w:hanging="360"/>
-      </w:pPr>
-      <w:rPr>
-        <w:rFonts w:ascii="Wingdings" w:hAnsi="Wingdings" w:hint="default"/>
-        <w:sz w:val="20"/>
-      </w:rPr>
-    </w:lvl>
-    <w:lvl w:ilvl="3" w:tentative="1">
-      <w:start w:val="1"/>
-      <w:numFmt w:val="bullet"/>
-      <w:lvlText w:val=""/>
-      <w:lvlJc w:val="left"/>
-      <w:pPr>
-        <w:tabs>
-          <w:tab w:val="num" w:pos="2880"/>
-        </w:tabs>
-        <w:ind w:left="2880" w:hanging="360"/>
-      </w:pPr>
-      <w:rPr>
-        <w:rFonts w:ascii="Wingdings" w:hAnsi="Wingdings" w:hint="default"/>
-        <w:sz w:val="20"/>
-      </w:rPr>
-    </w:lvl>
-    <w:lvl w:ilvl="4" w:tentative="1">
-      <w:start w:val="1"/>
-      <w:numFmt w:val="bullet"/>
-      <w:lvlText w:val=""/>
-      <w:lvlJc w:val="left"/>
-      <w:pPr>
-        <w:tabs>
-          <w:tab w:val="num" w:pos="3600"/>
-        </w:tabs>
-        <w:ind w:left="3600" w:hanging="360"/>
-      </w:pPr>
-      <w:rPr>
-        <w:rFonts w:ascii="Wingdings" w:hAnsi="Wingdings" w:hint="default"/>
-        <w:sz w:val="20"/>
-      </w:rPr>
-    </w:lvl>
-    <w:lvl w:ilvl="5" w:tentative="1">
-      <w:start w:val="1"/>
-      <w:numFmt w:val="bullet"/>
-      <w:lvlText w:val=""/>
-      <w:lvlJc w:val="left"/>
-      <w:pPr>
-        <w:tabs>
-          <w:tab w:val="num" w:pos="4320"/>
-        </w:tabs>
-        <w:ind w:left="4320" w:hanging="360"/>
-      </w:pPr>
-      <w:rPr>
-        <w:rFonts w:ascii="Wingdings" w:hAnsi="Wingdings" w:hint="default"/>
-        <w:sz w:val="20"/>
-      </w:rPr>
-    </w:lvl>
-    <w:lvl w:ilvl="6" w:tentative="1">
-      <w:start w:val="1"/>
-      <w:numFmt w:val="bullet"/>
-      <w:lvlText w:val=""/>
-      <w:lvlJc w:val="left"/>
-      <w:pPr>
-        <w:tabs>
-          <w:tab w:val="num" w:pos="5040"/>
-        </w:tabs>
-        <w:ind w:left="5040" w:hanging="360"/>
-      </w:pPr>
-      <w:rPr>
-        <w:rFonts w:ascii="Wingdings" w:hAnsi="Wingdings" w:hint="default"/>
-        <w:sz w:val="20"/>
-      </w:rPr>
-    </w:lvl>
-    <w:lvl w:ilvl="7" w:tentative="1">
-      <w:start w:val="1"/>
-      <w:numFmt w:val="bullet"/>
-      <w:lvlText w:val=""/>
-      <w:lvlJc w:val="left"/>
-      <w:pPr>
-        <w:tabs>
-          <w:tab w:val="num" w:pos="5760"/>
-        </w:tabs>
-        <w:ind w:left="5760" w:hanging="360"/>
-      </w:pPr>
-      <w:rPr>
-        <w:rFonts w:ascii="Wingdings" w:hAnsi="Wingdings" w:hint="default"/>
-        <w:sz w:val="20"/>
-      </w:rPr>
-    </w:lvl>
-    <w:lvl w:ilvl="8" w:tentative="1">
-      <w:start w:val="1"/>
-      <w:numFmt w:val="bullet"/>
-      <w:lvlText w:val=""/>
-      <w:lvlJc w:val="left"/>
-      <w:pPr>
-        <w:tabs>
-          <w:tab w:val="num" w:pos="6480"/>
-        </w:tabs>
-        <w:ind w:left="6480" w:hanging="360"/>
-      </w:pPr>
-      <w:rPr>
-        <w:rFonts w:ascii="Wingdings" w:hAnsi="Wingdings" w:hint="default"/>
-        <w:sz w:val="20"/>
-      </w:rPr>
-    </w:lvl>
-  </w:abstractNum>
-  <w:abstractNum w:abstractNumId="56" w15:restartNumberingAfterBreak="0">
-    <w:nsid w:val="75297E79"/>
-    <w:multiLevelType w:val="multilevel"/>
-    <w:tmpl w:val="5426C4EC"/>
-    <w:lvl w:ilvl="0">
-      <w:start w:val="1"/>
-      <w:numFmt w:val="decimal"/>
-      <w:lvlText w:val="%1."/>
-      <w:lvlJc w:val="left"/>
-      <w:pPr>
-        <w:tabs>
-          <w:tab w:val="num" w:pos="720"/>
-        </w:tabs>
-        <w:ind w:left="720" w:hanging="360"/>
-      </w:pPr>
-    </w:lvl>
-    <w:lvl w:ilvl="1" w:tentative="1">
-      <w:start w:val="1"/>
-      <w:numFmt w:val="decimal"/>
-      <w:lvlText w:val="%2."/>
-      <w:lvlJc w:val="left"/>
-      <w:pPr>
-        <w:tabs>
-          <w:tab w:val="num" w:pos="1440"/>
-        </w:tabs>
-        <w:ind w:left="1440" w:hanging="360"/>
-      </w:pPr>
-    </w:lvl>
-    <w:lvl w:ilvl="2" w:tentative="1">
-      <w:start w:val="1"/>
-      <w:numFmt w:val="decimal"/>
-      <w:lvlText w:val="%3."/>
-      <w:lvlJc w:val="left"/>
-      <w:pPr>
-        <w:tabs>
-          <w:tab w:val="num" w:pos="2160"/>
-        </w:tabs>
-        <w:ind w:left="2160" w:hanging="360"/>
-      </w:pPr>
-    </w:lvl>
-    <w:lvl w:ilvl="3" w:tentative="1">
-      <w:start w:val="1"/>
-      <w:numFmt w:val="decimal"/>
-      <w:lvlText w:val="%4."/>
-      <w:lvlJc w:val="left"/>
-      <w:pPr>
-        <w:tabs>
-          <w:tab w:val="num" w:pos="2880"/>
-        </w:tabs>
-        <w:ind w:left="2880" w:hanging="360"/>
-      </w:pPr>
-    </w:lvl>
-    <w:lvl w:ilvl="4" w:tentative="1">
-      <w:start w:val="1"/>
-      <w:numFmt w:val="decimal"/>
-      <w:lvlText w:val="%5."/>
-      <w:lvlJc w:val="left"/>
-      <w:pPr>
-        <w:tabs>
-          <w:tab w:val="num" w:pos="3600"/>
-        </w:tabs>
-        <w:ind w:left="3600" w:hanging="360"/>
-      </w:pPr>
-    </w:lvl>
-    <w:lvl w:ilvl="5" w:tentative="1">
-      <w:start w:val="1"/>
-      <w:numFmt w:val="decimal"/>
-      <w:lvlText w:val="%6."/>
-      <w:lvlJc w:val="left"/>
-      <w:pPr>
-        <w:tabs>
-          <w:tab w:val="num" w:pos="4320"/>
-        </w:tabs>
-        <w:ind w:left="4320" w:hanging="360"/>
-      </w:pPr>
-    </w:lvl>
-    <w:lvl w:ilvl="6" w:tentative="1">
-      <w:start w:val="1"/>
-      <w:numFmt w:val="decimal"/>
-      <w:lvlText w:val="%7."/>
-      <w:lvlJc w:val="left"/>
-      <w:pPr>
-        <w:tabs>
-          <w:tab w:val="num" w:pos="5040"/>
-        </w:tabs>
-        <w:ind w:left="5040" w:hanging="360"/>
-      </w:pPr>
-    </w:lvl>
-    <w:lvl w:ilvl="7" w:tentative="1">
-      <w:start w:val="1"/>
-      <w:numFmt w:val="decimal"/>
-      <w:lvlText w:val="%8."/>
-      <w:lvlJc w:val="left"/>
-      <w:pPr>
-        <w:tabs>
-          <w:tab w:val="num" w:pos="5760"/>
-        </w:tabs>
-        <w:ind w:left="5760" w:hanging="360"/>
-      </w:pPr>
-    </w:lvl>
-    <w:lvl w:ilvl="8" w:tentative="1">
-      <w:start w:val="1"/>
-      <w:numFmt w:val="decimal"/>
-      <w:lvlText w:val="%9."/>
-      <w:lvlJc w:val="left"/>
-      <w:pPr>
-        <w:tabs>
-          <w:tab w:val="num" w:pos="6480"/>
-        </w:tabs>
-        <w:ind w:left="6480" w:hanging="360"/>
-      </w:pPr>
-    </w:lvl>
-  </w:abstractNum>
-  <w:abstractNum w:abstractNumId="57" w15:restartNumberingAfterBreak="0">
-    <w:nsid w:val="752A15BC"/>
-    <w:multiLevelType w:val="multilevel"/>
-    <w:tmpl w:val="FA542C58"/>
-    <w:lvl w:ilvl="0">
-      <w:start w:val="1"/>
-      <w:numFmt w:val="bullet"/>
-      <w:lvlText w:val=""/>
-      <w:lvlJc w:val="left"/>
-      <w:pPr>
-        <w:tabs>
-          <w:tab w:val="num" w:pos="720"/>
-        </w:tabs>
-        <w:ind w:left="720" w:hanging="360"/>
-      </w:pPr>
-      <w:rPr>
-        <w:rFonts w:ascii="Symbol" w:hAnsi="Symbol" w:hint="default"/>
-        <w:sz w:val="20"/>
-      </w:rPr>
-    </w:lvl>
-    <w:lvl w:ilvl="1">
-      <w:start w:val="1"/>
-      <w:numFmt w:val="bullet"/>
-      <w:lvlText w:val="o"/>
-      <w:lvlJc w:val="left"/>
-      <w:pPr>
-        <w:tabs>
-          <w:tab w:val="num" w:pos="1440"/>
-        </w:tabs>
-        <w:ind w:left="1440" w:hanging="360"/>
-      </w:pPr>
-      <w:rPr>
-        <w:rFonts w:ascii="Courier New" w:hAnsi="Courier New" w:hint="default"/>
-        <w:sz w:val="20"/>
-      </w:rPr>
-    </w:lvl>
-    <w:lvl w:ilvl="2" w:tentative="1">
-      <w:start w:val="1"/>
-      <w:numFmt w:val="bullet"/>
-      <w:lvlText w:val=""/>
-      <w:lvlJc w:val="left"/>
-      <w:pPr>
-        <w:tabs>
-          <w:tab w:val="num" w:pos="2160"/>
-        </w:tabs>
-        <w:ind w:left="2160" w:hanging="360"/>
-      </w:pPr>
-      <w:rPr>
-        <w:rFonts w:ascii="Wingdings" w:hAnsi="Wingdings" w:hint="default"/>
-        <w:sz w:val="20"/>
-      </w:rPr>
-    </w:lvl>
-    <w:lvl w:ilvl="3" w:tentative="1">
-      <w:start w:val="1"/>
-      <w:numFmt w:val="bullet"/>
-      <w:lvlText w:val=""/>
-      <w:lvlJc w:val="left"/>
-      <w:pPr>
-        <w:tabs>
-          <w:tab w:val="num" w:pos="2880"/>
-        </w:tabs>
-        <w:ind w:left="2880" w:hanging="360"/>
-      </w:pPr>
-      <w:rPr>
-        <w:rFonts w:ascii="Wingdings" w:hAnsi="Wingdings" w:hint="default"/>
-        <w:sz w:val="20"/>
-      </w:rPr>
-    </w:lvl>
-    <w:lvl w:ilvl="4" w:tentative="1">
-      <w:start w:val="1"/>
-      <w:numFmt w:val="bullet"/>
-      <w:lvlText w:val=""/>
-      <w:lvlJc w:val="left"/>
-      <w:pPr>
-        <w:tabs>
-          <w:tab w:val="num" w:pos="3600"/>
-        </w:tabs>
-        <w:ind w:left="3600" w:hanging="360"/>
-      </w:pPr>
-      <w:rPr>
-        <w:rFonts w:ascii="Wingdings" w:hAnsi="Wingdings" w:hint="default"/>
-        <w:sz w:val="20"/>
-      </w:rPr>
-    </w:lvl>
-    <w:lvl w:ilvl="5" w:tentative="1">
-      <w:start w:val="1"/>
-      <w:numFmt w:val="bullet"/>
-      <w:lvlText w:val=""/>
-      <w:lvlJc w:val="left"/>
-      <w:pPr>
-        <w:tabs>
-          <w:tab w:val="num" w:pos="4320"/>
-        </w:tabs>
-        <w:ind w:left="4320" w:hanging="360"/>
-      </w:pPr>
-      <w:rPr>
-        <w:rFonts w:ascii="Wingdings" w:hAnsi="Wingdings" w:hint="default"/>
-        <w:sz w:val="20"/>
-      </w:rPr>
-    </w:lvl>
-    <w:lvl w:ilvl="6" w:tentative="1">
-      <w:start w:val="1"/>
-      <w:numFmt w:val="bullet"/>
-      <w:lvlText w:val=""/>
-      <w:lvlJc w:val="left"/>
-      <w:pPr>
-        <w:tabs>
-          <w:tab w:val="num" w:pos="5040"/>
-        </w:tabs>
-        <w:ind w:left="5040" w:hanging="360"/>
-      </w:pPr>
-      <w:rPr>
-        <w:rFonts w:ascii="Wingdings" w:hAnsi="Wingdings" w:hint="default"/>
-        <w:sz w:val="20"/>
-      </w:rPr>
-    </w:lvl>
-    <w:lvl w:ilvl="7" w:tentative="1">
-      <w:start w:val="1"/>
-      <w:numFmt w:val="bullet"/>
-      <w:lvlText w:val=""/>
-      <w:lvlJc w:val="left"/>
-      <w:pPr>
-        <w:tabs>
-          <w:tab w:val="num" w:pos="5760"/>
-        </w:tabs>
-        <w:ind w:left="5760" w:hanging="360"/>
-      </w:pPr>
-      <w:rPr>
-        <w:rFonts w:ascii="Wingdings" w:hAnsi="Wingdings" w:hint="default"/>
-        <w:sz w:val="20"/>
-      </w:rPr>
-    </w:lvl>
-    <w:lvl w:ilvl="8" w:tentative="1">
-      <w:start w:val="1"/>
-      <w:numFmt w:val="bullet"/>
-      <w:lvlText w:val=""/>
-      <w:lvlJc w:val="left"/>
-      <w:pPr>
-        <w:tabs>
-          <w:tab w:val="num" w:pos="6480"/>
-        </w:tabs>
-        <w:ind w:left="6480" w:hanging="360"/>
-      </w:pPr>
-      <w:rPr>
-        <w:rFonts w:ascii="Wingdings" w:hAnsi="Wingdings" w:hint="default"/>
-        <w:sz w:val="20"/>
-      </w:rPr>
-    </w:lvl>
-  </w:abstractNum>
-  <w:abstractNum w:abstractNumId="58" w15:restartNumberingAfterBreak="0">
-    <w:nsid w:val="76184B3B"/>
-    <w:multiLevelType w:val="multilevel"/>
-    <w:tmpl w:val="A442E7DC"/>
-    <w:lvl w:ilvl="0">
-      <w:start w:val="1"/>
-      <w:numFmt w:val="decimal"/>
-      <w:lvlText w:val="%1."/>
-      <w:lvlJc w:val="left"/>
-      <w:pPr>
-        <w:tabs>
-          <w:tab w:val="num" w:pos="720"/>
-        </w:tabs>
-        <w:ind w:left="720" w:hanging="360"/>
-      </w:pPr>
-    </w:lvl>
-    <w:lvl w:ilvl="1" w:tentative="1">
-      <w:start w:val="1"/>
-      <w:numFmt w:val="decimal"/>
-      <w:lvlText w:val="%2."/>
-      <w:lvlJc w:val="left"/>
-      <w:pPr>
-        <w:tabs>
-          <w:tab w:val="num" w:pos="1440"/>
-        </w:tabs>
-        <w:ind w:left="1440" w:hanging="360"/>
-      </w:pPr>
-    </w:lvl>
-    <w:lvl w:ilvl="2" w:tentative="1">
-      <w:start w:val="1"/>
-      <w:numFmt w:val="decimal"/>
-      <w:lvlText w:val="%3."/>
-      <w:lvlJc w:val="left"/>
-      <w:pPr>
-        <w:tabs>
-          <w:tab w:val="num" w:pos="2160"/>
-        </w:tabs>
-        <w:ind w:left="2160" w:hanging="360"/>
-      </w:pPr>
-    </w:lvl>
-    <w:lvl w:ilvl="3" w:tentative="1">
-      <w:start w:val="1"/>
-      <w:numFmt w:val="decimal"/>
-      <w:lvlText w:val="%4."/>
-      <w:lvlJc w:val="left"/>
-      <w:pPr>
-        <w:tabs>
-          <w:tab w:val="num" w:pos="2880"/>
-        </w:tabs>
-        <w:ind w:left="2880" w:hanging="360"/>
-      </w:pPr>
-    </w:lvl>
-    <w:lvl w:ilvl="4" w:tentative="1">
-      <w:start w:val="1"/>
-      <w:numFmt w:val="decimal"/>
-      <w:lvlText w:val="%5."/>
-      <w:lvlJc w:val="left"/>
-      <w:pPr>
-        <w:tabs>
-          <w:tab w:val="num" w:pos="3600"/>
-        </w:tabs>
-        <w:ind w:left="3600" w:hanging="360"/>
-      </w:pPr>
-    </w:lvl>
-    <w:lvl w:ilvl="5" w:tentative="1">
-      <w:start w:val="1"/>
-      <w:numFmt w:val="decimal"/>
-      <w:lvlText w:val="%6."/>
-      <w:lvlJc w:val="left"/>
-      <w:pPr>
-        <w:tabs>
-          <w:tab w:val="num" w:pos="4320"/>
-        </w:tabs>
-        <w:ind w:left="4320" w:hanging="360"/>
-      </w:pPr>
-    </w:lvl>
-    <w:lvl w:ilvl="6" w:tentative="1">
-      <w:start w:val="1"/>
-      <w:numFmt w:val="decimal"/>
-      <w:lvlText w:val="%7."/>
-      <w:lvlJc w:val="left"/>
-      <w:pPr>
-        <w:tabs>
-          <w:tab w:val="num" w:pos="5040"/>
-        </w:tabs>
-        <w:ind w:left="5040" w:hanging="360"/>
-      </w:pPr>
-    </w:lvl>
-    <w:lvl w:ilvl="7" w:tentative="1">
-      <w:start w:val="1"/>
-      <w:numFmt w:val="decimal"/>
-      <w:lvlText w:val="%8."/>
-      <w:lvlJc w:val="left"/>
-      <w:pPr>
-        <w:tabs>
-          <w:tab w:val="num" w:pos="5760"/>
-        </w:tabs>
-        <w:ind w:left="5760" w:hanging="360"/>
-      </w:pPr>
-    </w:lvl>
-    <w:lvl w:ilvl="8" w:tentative="1">
-      <w:start w:val="1"/>
-      <w:numFmt w:val="decimal"/>
-      <w:lvlText w:val="%9."/>
-      <w:lvlJc w:val="left"/>
-      <w:pPr>
-        <w:tabs>
-          <w:tab w:val="num" w:pos="6480"/>
-        </w:tabs>
-        <w:ind w:left="6480" w:hanging="360"/>
-      </w:pPr>
-    </w:lvl>
-  </w:abstractNum>
-  <w:abstractNum w:abstractNumId="59" w15:restartNumberingAfterBreak="0">
-    <w:nsid w:val="78DE2291"/>
-    <w:multiLevelType w:val="multilevel"/>
-    <w:tmpl w:val="9B4E744C"/>
-    <w:lvl w:ilvl="0">
-      <w:start w:val="1"/>
-      <w:numFmt w:val="decimal"/>
-      <w:lvlText w:val="%1."/>
-      <w:lvlJc w:val="left"/>
-      <w:pPr>
-        <w:tabs>
-          <w:tab w:val="num" w:pos="720"/>
-        </w:tabs>
-        <w:ind w:left="720" w:hanging="360"/>
-      </w:pPr>
-    </w:lvl>
-    <w:lvl w:ilvl="1">
-      <w:start w:val="1"/>
-      <w:numFmt w:val="bullet"/>
-      <w:lvlText w:val="o"/>
-      <w:lvlJc w:val="left"/>
-      <w:pPr>
-        <w:tabs>
-          <w:tab w:val="num" w:pos="1440"/>
-        </w:tabs>
-        <w:ind w:left="1440" w:hanging="360"/>
-      </w:pPr>
-      <w:rPr>
-        <w:rFonts w:ascii="Courier New" w:hAnsi="Courier New" w:hint="default"/>
-        <w:sz w:val="20"/>
-      </w:rPr>
-    </w:lvl>
-    <w:lvl w:ilvl="2" w:tentative="1">
-      <w:start w:val="1"/>
-      <w:numFmt w:val="decimal"/>
-      <w:lvlText w:val="%3."/>
-      <w:lvlJc w:val="left"/>
-      <w:pPr>
-        <w:tabs>
-          <w:tab w:val="num" w:pos="2160"/>
-        </w:tabs>
-        <w:ind w:left="2160" w:hanging="360"/>
-      </w:pPr>
-    </w:lvl>
-    <w:lvl w:ilvl="3" w:tentative="1">
-      <w:start w:val="1"/>
-      <w:numFmt w:val="decimal"/>
-      <w:lvlText w:val="%4."/>
-      <w:lvlJc w:val="left"/>
-      <w:pPr>
-        <w:tabs>
-          <w:tab w:val="num" w:pos="2880"/>
-        </w:tabs>
-        <w:ind w:left="2880" w:hanging="360"/>
-      </w:pPr>
-    </w:lvl>
-    <w:lvl w:ilvl="4" w:tentative="1">
-      <w:start w:val="1"/>
-      <w:numFmt w:val="decimal"/>
-      <w:lvlText w:val="%5."/>
-      <w:lvlJc w:val="left"/>
-      <w:pPr>
-        <w:tabs>
-          <w:tab w:val="num" w:pos="3600"/>
-        </w:tabs>
-        <w:ind w:left="3600" w:hanging="360"/>
-      </w:pPr>
-    </w:lvl>
-    <w:lvl w:ilvl="5" w:tentative="1">
-      <w:start w:val="1"/>
-      <w:numFmt w:val="decimal"/>
-      <w:lvlText w:val="%6."/>
-      <w:lvlJc w:val="left"/>
-      <w:pPr>
-        <w:tabs>
-          <w:tab w:val="num" w:pos="4320"/>
-        </w:tabs>
-        <w:ind w:left="4320" w:hanging="360"/>
-      </w:pPr>
-    </w:lvl>
-    <w:lvl w:ilvl="6" w:tentative="1">
-      <w:start w:val="1"/>
-      <w:numFmt w:val="decimal"/>
-      <w:lvlText w:val="%7."/>
-      <w:lvlJc w:val="left"/>
-      <w:pPr>
-        <w:tabs>
-          <w:tab w:val="num" w:pos="5040"/>
-        </w:tabs>
-        <w:ind w:left="5040" w:hanging="360"/>
-      </w:pPr>
-    </w:lvl>
-    <w:lvl w:ilvl="7" w:tentative="1">
-      <w:start w:val="1"/>
-      <w:numFmt w:val="decimal"/>
-      <w:lvlText w:val="%8."/>
-      <w:lvlJc w:val="left"/>
-      <w:pPr>
-        <w:tabs>
-          <w:tab w:val="num" w:pos="5760"/>
-        </w:tabs>
-        <w:ind w:left="5760" w:hanging="360"/>
-      </w:pPr>
-    </w:lvl>
-    <w:lvl w:ilvl="8" w:tentative="1">
-      <w:start w:val="1"/>
-      <w:numFmt w:val="decimal"/>
-      <w:lvlText w:val="%9."/>
-      <w:lvlJc w:val="left"/>
-      <w:pPr>
-        <w:tabs>
-          <w:tab w:val="num" w:pos="6480"/>
-        </w:tabs>
-        <w:ind w:left="6480" w:hanging="360"/>
-      </w:pPr>
-    </w:lvl>
-  </w:abstractNum>
-  <w:abstractNum w:abstractNumId="60" w15:restartNumberingAfterBreak="0">
-    <w:nsid w:val="7BC80427"/>
-    <w:multiLevelType w:val="multilevel"/>
-    <w:tmpl w:val="DE2E2C16"/>
-    <w:lvl w:ilvl="0">
-      <w:start w:val="1"/>
-      <w:numFmt w:val="decimal"/>
-      <w:lvlText w:val="%1."/>
-      <w:lvlJc w:val="left"/>
-      <w:pPr>
-        <w:tabs>
-          <w:tab w:val="num" w:pos="720"/>
-        </w:tabs>
-        <w:ind w:left="720" w:hanging="360"/>
-      </w:pPr>
-    </w:lvl>
-    <w:lvl w:ilvl="1">
-      <w:start w:val="1"/>
-      <w:numFmt w:val="bullet"/>
-      <w:lvlText w:val="o"/>
-      <w:lvlJc w:val="left"/>
-      <w:pPr>
-        <w:tabs>
-          <w:tab w:val="num" w:pos="1440"/>
-        </w:tabs>
-        <w:ind w:left="1440" w:hanging="360"/>
-      </w:pPr>
-      <w:rPr>
-        <w:rFonts w:ascii="Courier New" w:hAnsi="Courier New" w:hint="default"/>
-        <w:sz w:val="20"/>
-      </w:rPr>
-    </w:lvl>
-    <w:lvl w:ilvl="2" w:tentative="1">
-      <w:start w:val="1"/>
-      <w:numFmt w:val="decimal"/>
-      <w:lvlText w:val="%3."/>
-      <w:lvlJc w:val="left"/>
-      <w:pPr>
-        <w:tabs>
-          <w:tab w:val="num" w:pos="2160"/>
-        </w:tabs>
-        <w:ind w:left="2160" w:hanging="360"/>
-      </w:pPr>
-    </w:lvl>
-    <w:lvl w:ilvl="3" w:tentative="1">
-      <w:start w:val="1"/>
-      <w:numFmt w:val="decimal"/>
-      <w:lvlText w:val="%4."/>
-      <w:lvlJc w:val="left"/>
-      <w:pPr>
-        <w:tabs>
-          <w:tab w:val="num" w:pos="2880"/>
-        </w:tabs>
-        <w:ind w:left="2880" w:hanging="360"/>
-      </w:pPr>
-    </w:lvl>
-    <w:lvl w:ilvl="4" w:tentative="1">
-      <w:start w:val="1"/>
-      <w:numFmt w:val="decimal"/>
-      <w:lvlText w:val="%5."/>
-      <w:lvlJc w:val="left"/>
-      <w:pPr>
-        <w:tabs>
-          <w:tab w:val="num" w:pos="3600"/>
-        </w:tabs>
-        <w:ind w:left="3600" w:hanging="360"/>
-      </w:pPr>
-    </w:lvl>
-    <w:lvl w:ilvl="5" w:tentative="1">
-      <w:start w:val="1"/>
-      <w:numFmt w:val="decimal"/>
-      <w:lvlText w:val="%6."/>
-      <w:lvlJc w:val="left"/>
-      <w:pPr>
-        <w:tabs>
-          <w:tab w:val="num" w:pos="4320"/>
-        </w:tabs>
-        <w:ind w:left="4320" w:hanging="360"/>
-      </w:pPr>
-    </w:lvl>
-    <w:lvl w:ilvl="6" w:tentative="1">
-      <w:start w:val="1"/>
-      <w:numFmt w:val="decimal"/>
-      <w:lvlText w:val="%7."/>
-      <w:lvlJc w:val="left"/>
-      <w:pPr>
-        <w:tabs>
-          <w:tab w:val="num" w:pos="5040"/>
-        </w:tabs>
-        <w:ind w:left="5040" w:hanging="360"/>
-      </w:pPr>
-    </w:lvl>
-    <w:lvl w:ilvl="7" w:tentative="1">
-      <w:start w:val="1"/>
-      <w:numFmt w:val="decimal"/>
-      <w:lvlText w:val="%8."/>
-      <w:lvlJc w:val="left"/>
-      <w:pPr>
-        <w:tabs>
-          <w:tab w:val="num" w:pos="5760"/>
-        </w:tabs>
-        <w:ind w:left="5760" w:hanging="360"/>
-      </w:pPr>
-    </w:lvl>
-    <w:lvl w:ilvl="8" w:tentative="1">
-      <w:start w:val="1"/>
-      <w:numFmt w:val="decimal"/>
-      <w:lvlText w:val="%9."/>
-      <w:lvlJc w:val="left"/>
-      <w:pPr>
-        <w:tabs>
-          <w:tab w:val="num" w:pos="6480"/>
-        </w:tabs>
-        <w:ind w:left="6480" w:hanging="360"/>
-      </w:pPr>
-    </w:lvl>
-  </w:abstractNum>
-  <w:abstractNum w:abstractNumId="61" w15:restartNumberingAfterBreak="0">
-    <w:nsid w:val="7C603531"/>
-    <w:multiLevelType w:val="multilevel"/>
-    <w:tmpl w:val="B84CCBEC"/>
-    <w:lvl w:ilvl="0">
-      <w:start w:val="1"/>
-      <w:numFmt w:val="decimal"/>
-      <w:lvlText w:val="%1."/>
-      <w:lvlJc w:val="left"/>
-      <w:pPr>
-        <w:tabs>
-          <w:tab w:val="num" w:pos="720"/>
-        </w:tabs>
-        <w:ind w:left="720" w:hanging="360"/>
-      </w:pPr>
-    </w:lvl>
-    <w:lvl w:ilvl="1">
-      <w:start w:val="1"/>
-      <w:numFmt w:val="bullet"/>
-      <w:lvlText w:val="o"/>
-      <w:lvlJc w:val="left"/>
-      <w:pPr>
-        <w:tabs>
-          <w:tab w:val="num" w:pos="1440"/>
-        </w:tabs>
-        <w:ind w:left="1440" w:hanging="360"/>
-      </w:pPr>
-      <w:rPr>
-        <w:rFonts w:ascii="Courier New" w:hAnsi="Courier New" w:hint="default"/>
-        <w:sz w:val="20"/>
-      </w:rPr>
-    </w:lvl>
-    <w:lvl w:ilvl="2" w:tentative="1">
-      <w:start w:val="1"/>
-      <w:numFmt w:val="decimal"/>
-      <w:lvlText w:val="%3."/>
-      <w:lvlJc w:val="left"/>
-      <w:pPr>
-        <w:tabs>
-          <w:tab w:val="num" w:pos="2160"/>
-        </w:tabs>
-        <w:ind w:left="2160" w:hanging="360"/>
-      </w:pPr>
-    </w:lvl>
-    <w:lvl w:ilvl="3" w:tentative="1">
-      <w:start w:val="1"/>
-      <w:numFmt w:val="decimal"/>
-      <w:lvlText w:val="%4."/>
-      <w:lvlJc w:val="left"/>
-      <w:pPr>
-        <w:tabs>
-          <w:tab w:val="num" w:pos="2880"/>
-        </w:tabs>
-        <w:ind w:left="2880" w:hanging="360"/>
-      </w:pPr>
-    </w:lvl>
-    <w:lvl w:ilvl="4" w:tentative="1">
-      <w:start w:val="1"/>
-      <w:numFmt w:val="decimal"/>
-      <w:lvlText w:val="%5."/>
-      <w:lvlJc w:val="left"/>
-      <w:pPr>
-        <w:tabs>
-          <w:tab w:val="num" w:pos="3600"/>
-        </w:tabs>
-        <w:ind w:left="3600" w:hanging="360"/>
-      </w:pPr>
-    </w:lvl>
-    <w:lvl w:ilvl="5" w:tentative="1">
-      <w:start w:val="1"/>
-      <w:numFmt w:val="decimal"/>
-      <w:lvlText w:val="%6."/>
-      <w:lvlJc w:val="left"/>
-      <w:pPr>
-        <w:tabs>
-          <w:tab w:val="num" w:pos="4320"/>
-        </w:tabs>
-        <w:ind w:left="4320" w:hanging="360"/>
-      </w:pPr>
-    </w:lvl>
-    <w:lvl w:ilvl="6" w:tentative="1">
-      <w:start w:val="1"/>
-      <w:numFmt w:val="decimal"/>
-      <w:lvlText w:val="%7."/>
-      <w:lvlJc w:val="left"/>
-      <w:pPr>
-        <w:tabs>
-          <w:tab w:val="num" w:pos="5040"/>
-        </w:tabs>
-        <w:ind w:left="5040" w:hanging="360"/>
-      </w:pPr>
-    </w:lvl>
-    <w:lvl w:ilvl="7" w:tentative="1">
-      <w:start w:val="1"/>
-      <w:numFmt w:val="decimal"/>
-      <w:lvlText w:val="%8."/>
-      <w:lvlJc w:val="left"/>
-      <w:pPr>
-        <w:tabs>
-          <w:tab w:val="num" w:pos="5760"/>
-        </w:tabs>
-        <w:ind w:left="5760" w:hanging="360"/>
-      </w:pPr>
-    </w:lvl>
-    <w:lvl w:ilvl="8" w:tentative="1">
-      <w:start w:val="1"/>
-      <w:numFmt w:val="decimal"/>
-      <w:lvlText w:val="%9."/>
-      <w:lvlJc w:val="left"/>
-      <w:pPr>
-        <w:tabs>
-          <w:tab w:val="num" w:pos="6480"/>
-        </w:tabs>
-        <w:ind w:left="6480" w:hanging="360"/>
-      </w:pPr>
-    </w:lvl>
-  </w:abstractNum>
-  <w:abstractNum w:abstractNumId="62" w15:restartNumberingAfterBreak="0">
-    <w:nsid w:val="7D33746E"/>
-    <w:multiLevelType w:val="multilevel"/>
-    <w:tmpl w:val="9B4E744C"/>
-    <w:lvl w:ilvl="0">
-      <w:start w:val="1"/>
-      <w:numFmt w:val="decimal"/>
-      <w:lvlText w:val="%1."/>
-      <w:lvlJc w:val="left"/>
-      <w:pPr>
-        <w:tabs>
-          <w:tab w:val="num" w:pos="720"/>
-        </w:tabs>
-        <w:ind w:left="720" w:hanging="360"/>
-      </w:pPr>
-    </w:lvl>
-    <w:lvl w:ilvl="1">
-      <w:start w:val="1"/>
-      <w:numFmt w:val="bullet"/>
-      <w:lvlText w:val="o"/>
-      <w:lvlJc w:val="left"/>
-      <w:pPr>
-        <w:tabs>
-          <w:tab w:val="num" w:pos="1440"/>
-        </w:tabs>
-        <w:ind w:left="1440" w:hanging="360"/>
-      </w:pPr>
-      <w:rPr>
-        <w:rFonts w:ascii="Courier New" w:hAnsi="Courier New" w:hint="default"/>
-        <w:sz w:val="20"/>
-      </w:rPr>
-    </w:lvl>
-    <w:lvl w:ilvl="2" w:tentative="1">
-      <w:start w:val="1"/>
-      <w:numFmt w:val="decimal"/>
-      <w:lvlText w:val="%3."/>
-      <w:lvlJc w:val="left"/>
-      <w:pPr>
-        <w:tabs>
-          <w:tab w:val="num" w:pos="2160"/>
-        </w:tabs>
-        <w:ind w:left="2160" w:hanging="360"/>
-      </w:pPr>
-    </w:lvl>
-    <w:lvl w:ilvl="3" w:tentative="1">
-      <w:start w:val="1"/>
-      <w:numFmt w:val="decimal"/>
-      <w:lvlText w:val="%4."/>
-      <w:lvlJc w:val="left"/>
-      <w:pPr>
-        <w:tabs>
-          <w:tab w:val="num" w:pos="2880"/>
-        </w:tabs>
-        <w:ind w:left="2880" w:hanging="360"/>
-      </w:pPr>
-    </w:lvl>
-    <w:lvl w:ilvl="4" w:tentative="1">
-      <w:start w:val="1"/>
-      <w:numFmt w:val="decimal"/>
-      <w:lvlText w:val="%5."/>
-      <w:lvlJc w:val="left"/>
-      <w:pPr>
-        <w:tabs>
-          <w:tab w:val="num" w:pos="3600"/>
-        </w:tabs>
-        <w:ind w:left="3600" w:hanging="360"/>
-      </w:pPr>
-    </w:lvl>
-    <w:lvl w:ilvl="5" w:tentative="1">
-      <w:start w:val="1"/>
-      <w:numFmt w:val="decimal"/>
-      <w:lvlText w:val="%6."/>
-      <w:lvlJc w:val="left"/>
-      <w:pPr>
-        <w:tabs>
-          <w:tab w:val="num" w:pos="4320"/>
-        </w:tabs>
-        <w:ind w:left="4320" w:hanging="360"/>
-      </w:pPr>
-    </w:lvl>
-    <w:lvl w:ilvl="6" w:tentative="1">
-      <w:start w:val="1"/>
-      <w:numFmt w:val="decimal"/>
-      <w:lvlText w:val="%7."/>
-      <w:lvlJc w:val="left"/>
-      <w:pPr>
-        <w:tabs>
-          <w:tab w:val="num" w:pos="5040"/>
-        </w:tabs>
-        <w:ind w:left="5040" w:hanging="360"/>
-      </w:pPr>
-    </w:lvl>
-    <w:lvl w:ilvl="7" w:tentative="1">
-      <w:start w:val="1"/>
-      <w:numFmt w:val="decimal"/>
-      <w:lvlText w:val="%8."/>
-      <w:lvlJc w:val="left"/>
-      <w:pPr>
-        <w:tabs>
-          <w:tab w:val="num" w:pos="5760"/>
-        </w:tabs>
-        <w:ind w:left="5760" w:hanging="360"/>
-      </w:pPr>
-    </w:lvl>
-    <w:lvl w:ilvl="8" w:tentative="1">
-      <w:start w:val="1"/>
-      <w:numFmt w:val="decimal"/>
-      <w:lvlText w:val="%9."/>
-      <w:lvlJc w:val="left"/>
-      <w:pPr>
-        <w:tabs>
-          <w:tab w:val="num" w:pos="6480"/>
-        </w:tabs>
-        <w:ind w:left="6480" w:hanging="360"/>
-      </w:pPr>
-    </w:lvl>
-  </w:abstractNum>
-  <w:num w:numId="1" w16cid:durableId="969747659">
+  <w:num w:numId="1">
+    <w:abstractNumId w:val="16"/>
+  </w:num>
+  <w:num w:numId="2">
+    <w:abstractNumId w:val="13"/>
+  </w:num>
+  <w:num w:numId="3">
+    <w:abstractNumId w:val="19"/>
+  </w:num>
+  <w:num w:numId="4">
+    <w:abstractNumId w:val="2"/>
+  </w:num>
+  <w:num w:numId="5">
+    <w:abstractNumId w:val="10"/>
+  </w:num>
+  <w:num w:numId="6">
+    <w:abstractNumId w:val="5"/>
+  </w:num>
+  <w:num w:numId="7">
+    <w:abstractNumId w:val="6"/>
+  </w:num>
+  <w:num w:numId="8">
+    <w:abstractNumId w:val="15"/>
+  </w:num>
+  <w:num w:numId="9">
+    <w:abstractNumId w:val="12"/>
+  </w:num>
+  <w:num w:numId="10">
+    <w:abstractNumId w:val="11"/>
+  </w:num>
+  <w:num w:numId="11">
+    <w:abstractNumId w:val="17"/>
+  </w:num>
+  <w:num w:numId="12">
+    <w:abstractNumId w:val="7"/>
+  </w:num>
+  <w:num w:numId="13">
+    <w:abstractNumId w:val="1"/>
+  </w:num>
+  <w:num w:numId="14">
+    <w:abstractNumId w:val="3"/>
+  </w:num>
+  <w:num w:numId="15">
+    <w:abstractNumId w:val="14"/>
+  </w:num>
+  <w:num w:numId="16">
+    <w:abstractNumId w:val="21"/>
+  </w:num>
+  <w:num w:numId="17">
+    <w:abstractNumId w:val="20"/>
+  </w:num>
+  <w:num w:numId="18">
     <w:abstractNumId w:val="8"/>
   </w:num>
-  <w:num w:numId="2" w16cid:durableId="1917277613">
-    <w:abstractNumId w:val="55"/>
+  <w:num w:numId="19">
+    <w:abstractNumId w:val="9"/>
   </w:num>
-  <w:num w:numId="3" w16cid:durableId="1527676732">
-    <w:abstractNumId w:val="57"/>
+  <w:num w:numId="20">
+    <w:abstractNumId w:val="0"/>
   </w:num>
-  <w:num w:numId="4" w16cid:durableId="446389864">
-    <w:abstractNumId w:val="52"/>
-  </w:num>
-  <w:num w:numId="5" w16cid:durableId="466167824">
-    <w:abstractNumId w:val="12"/>
-  </w:num>
-  <w:num w:numId="6" w16cid:durableId="1232231356">
-    <w:abstractNumId w:val="26"/>
-  </w:num>
-  <w:num w:numId="7" w16cid:durableId="2087847045">
-    <w:abstractNumId w:val="2"/>
-  </w:num>
-  <w:num w:numId="8" w16cid:durableId="2050841199">
-    <w:abstractNumId w:val="15"/>
-  </w:num>
-  <w:num w:numId="9" w16cid:durableId="1423070427">
-    <w:abstractNumId w:val="19"/>
-  </w:num>
-  <w:num w:numId="10" w16cid:durableId="458960791">
-    <w:abstractNumId w:val="3"/>
-    <w:lvlOverride w:ilvl="0">
-      <w:startOverride w:val="1"/>
-    </w:lvlOverride>
-    <w:lvlOverride w:ilvl="1">
-      <w:startOverride w:val="1"/>
-    </w:lvlOverride>
-    <w:lvlOverride w:ilvl="2">
-      <w:startOverride w:val="1"/>
-    </w:lvlOverride>
-    <w:lvlOverride w:ilvl="3">
-      <w:startOverride w:val="1"/>
-    </w:lvlOverride>
-    <w:lvlOverride w:ilvl="4">
-      <w:startOverride w:val="1"/>
-    </w:lvlOverride>
-    <w:lvlOverride w:ilvl="5">
-      <w:startOverride w:val="1"/>
-    </w:lvlOverride>
-    <w:lvlOverride w:ilvl="6">
-      <w:startOverride w:val="1"/>
-    </w:lvlOverride>
-    <w:lvlOverride w:ilvl="7">
-      <w:startOverride w:val="1"/>
-    </w:lvlOverride>
-    <w:lvlOverride w:ilvl="8">
-      <w:startOverride w:val="1"/>
-    </w:lvlOverride>
-  </w:num>
-  <w:num w:numId="11" w16cid:durableId="341205044">
+  <w:num w:numId="21">
     <w:abstractNumId w:val="4"/>
   </w:num>
-  <w:num w:numId="12" w16cid:durableId="2128237137">
-    <w:abstractNumId w:val="16"/>
-  </w:num>
-  <w:num w:numId="13" w16cid:durableId="1155535021">
-    <w:abstractNumId w:val="9"/>
-  </w:num>
-  <w:num w:numId="14" w16cid:durableId="280114026">
-    <w:abstractNumId w:val="45"/>
-  </w:num>
-  <w:num w:numId="15" w16cid:durableId="1330014949">
-    <w:abstractNumId w:val="24"/>
-  </w:num>
-  <w:num w:numId="16" w16cid:durableId="441078218">
-    <w:abstractNumId w:val="1"/>
-    <w:lvlOverride w:ilvl="0">
-      <w:startOverride w:val="1"/>
-    </w:lvlOverride>
-    <w:lvlOverride w:ilvl="1">
-      <w:startOverride w:val="1"/>
-    </w:lvlOverride>
-    <w:lvlOverride w:ilvl="2">
-      <w:startOverride w:val="1"/>
-    </w:lvlOverride>
-    <w:lvlOverride w:ilvl="3">
-      <w:startOverride w:val="1"/>
-    </w:lvlOverride>
-    <w:lvlOverride w:ilvl="4">
-      <w:startOverride w:val="1"/>
-    </w:lvlOverride>
-    <w:lvlOverride w:ilvl="5">
-      <w:startOverride w:val="1"/>
-    </w:lvlOverride>
-    <w:lvlOverride w:ilvl="6">
-      <w:startOverride w:val="1"/>
-    </w:lvlOverride>
-    <w:lvlOverride w:ilvl="7">
-      <w:startOverride w:val="1"/>
-    </w:lvlOverride>
-    <w:lvlOverride w:ilvl="8">
-      <w:startOverride w:val="1"/>
-    </w:lvlOverride>
-  </w:num>
-  <w:num w:numId="17" w16cid:durableId="1045065340">
-    <w:abstractNumId w:val="10"/>
-  </w:num>
-  <w:num w:numId="18" w16cid:durableId="308024241">
-    <w:abstractNumId w:val="0"/>
-  </w:num>
-  <w:num w:numId="19" w16cid:durableId="549338636">
-    <w:abstractNumId w:val="50"/>
-    <w:lvlOverride w:ilvl="0">
-      <w:startOverride w:val="1"/>
-    </w:lvlOverride>
-    <w:lvlOverride w:ilvl="1">
-      <w:startOverride w:val="1"/>
-    </w:lvlOverride>
-    <w:lvlOverride w:ilvl="2">
-      <w:startOverride w:val="1"/>
-    </w:lvlOverride>
-    <w:lvlOverride w:ilvl="3">
-      <w:startOverride w:val="1"/>
-    </w:lvlOverride>
-    <w:lvlOverride w:ilvl="4">
-      <w:startOverride w:val="1"/>
-    </w:lvlOverride>
-    <w:lvlOverride w:ilvl="5">
-      <w:startOverride w:val="1"/>
-    </w:lvlOverride>
-    <w:lvlOverride w:ilvl="6">
-      <w:startOverride w:val="1"/>
-    </w:lvlOverride>
-    <w:lvlOverride w:ilvl="7">
-      <w:startOverride w:val="1"/>
-    </w:lvlOverride>
-    <w:lvlOverride w:ilvl="8">
-      <w:startOverride w:val="1"/>
-    </w:lvlOverride>
-  </w:num>
-  <w:num w:numId="20" w16cid:durableId="1623726270">
-    <w:abstractNumId w:val="49"/>
-    <w:lvlOverride w:ilvl="0">
-      <w:startOverride w:val="1"/>
-    </w:lvlOverride>
-    <w:lvlOverride w:ilvl="1">
-      <w:startOverride w:val="1"/>
-    </w:lvlOverride>
-    <w:lvlOverride w:ilvl="2">
-      <w:startOverride w:val="1"/>
-    </w:lvlOverride>
-    <w:lvlOverride w:ilvl="3">
-      <w:startOverride w:val="1"/>
-    </w:lvlOverride>
-    <w:lvlOverride w:ilvl="4">
-      <w:startOverride w:val="1"/>
-    </w:lvlOverride>
-    <w:lvlOverride w:ilvl="5">
-      <w:startOverride w:val="1"/>
-    </w:lvlOverride>
-    <w:lvlOverride w:ilvl="6">
-      <w:startOverride w:val="1"/>
-    </w:lvlOverride>
-    <w:lvlOverride w:ilvl="7">
-      <w:startOverride w:val="1"/>
-    </w:lvlOverride>
-    <w:lvlOverride w:ilvl="8">
-      <w:startOverride w:val="1"/>
-    </w:lvlOverride>
-  </w:num>
-  <w:num w:numId="21" w16cid:durableId="37633378">
+  <w:num w:numId="22">
     <w:abstractNumId w:val="18"/>
   </w:num>
-  <w:num w:numId="22" w16cid:durableId="843476510">
-    <w:abstractNumId w:val="20"/>
-  </w:num>
-  <w:num w:numId="23" w16cid:durableId="1350597446">
-    <w:abstractNumId w:val="47"/>
-  </w:num>
-  <w:num w:numId="24" w16cid:durableId="1284656531">
-    <w:abstractNumId w:val="58"/>
-  </w:num>
-  <w:num w:numId="25" w16cid:durableId="481624247">
-    <w:abstractNumId w:val="40"/>
-  </w:num>
-  <w:num w:numId="26" w16cid:durableId="2068870419">
-    <w:abstractNumId w:val="21"/>
-  </w:num>
-  <w:num w:numId="27" w16cid:durableId="697776020">
-    <w:abstractNumId w:val="11"/>
-  </w:num>
-  <w:num w:numId="28" w16cid:durableId="1727296633">
-    <w:abstractNumId w:val="54"/>
-  </w:num>
-  <w:num w:numId="29" w16cid:durableId="1940019152">
-    <w:abstractNumId w:val="0"/>
-  </w:num>
-  <w:num w:numId="30" w16cid:durableId="141973700">
-    <w:abstractNumId w:val="3"/>
-  </w:num>
-  <w:num w:numId="31" w16cid:durableId="971401517">
-    <w:abstractNumId w:val="22"/>
-  </w:num>
-  <w:num w:numId="32" w16cid:durableId="1433746083">
-    <w:abstractNumId w:val="42"/>
-  </w:num>
-  <w:num w:numId="33" w16cid:durableId="818691258">
-    <w:abstractNumId w:val="38"/>
-  </w:num>
-  <w:num w:numId="34" w16cid:durableId="1407145823">
-    <w:abstractNumId w:val="51"/>
-  </w:num>
-  <w:num w:numId="35" w16cid:durableId="449472363">
-    <w:abstractNumId w:val="7"/>
-  </w:num>
-  <w:num w:numId="36" w16cid:durableId="225994663">
-    <w:abstractNumId w:val="34"/>
-  </w:num>
-  <w:num w:numId="37" w16cid:durableId="1009916339">
-    <w:abstractNumId w:val="13"/>
-  </w:num>
-  <w:num w:numId="38" w16cid:durableId="102458416">
-    <w:abstractNumId w:val="27"/>
-  </w:num>
-  <w:num w:numId="39" w16cid:durableId="2026441898">
-    <w:abstractNumId w:val="30"/>
-  </w:num>
-  <w:num w:numId="40" w16cid:durableId="1120369810">
-    <w:abstractNumId w:val="41"/>
-  </w:num>
-  <w:num w:numId="41" w16cid:durableId="1667198557">
-    <w:abstractNumId w:val="36"/>
-  </w:num>
-  <w:num w:numId="42" w16cid:durableId="1026520462">
-    <w:abstractNumId w:val="35"/>
-  </w:num>
-  <w:num w:numId="43" w16cid:durableId="61148562">
-    <w:abstractNumId w:val="43"/>
-  </w:num>
-  <w:num w:numId="44" w16cid:durableId="384761976">
-    <w:abstractNumId w:val="31"/>
-  </w:num>
-  <w:num w:numId="45" w16cid:durableId="1614629233">
-    <w:abstractNumId w:val="25"/>
-  </w:num>
-  <w:num w:numId="46" w16cid:durableId="889415475">
-    <w:abstractNumId w:val="6"/>
-  </w:num>
-  <w:num w:numId="47" w16cid:durableId="143936334">
-    <w:abstractNumId w:val="44"/>
-  </w:num>
-  <w:num w:numId="48" w16cid:durableId="621692656">
-    <w:abstractNumId w:val="14"/>
-  </w:num>
-  <w:num w:numId="49" w16cid:durableId="362290102">
-    <w:abstractNumId w:val="39"/>
-  </w:num>
-  <w:num w:numId="50" w16cid:durableId="1477258979">
-    <w:abstractNumId w:val="61"/>
-  </w:num>
-  <w:num w:numId="51" w16cid:durableId="2137487085">
-    <w:abstractNumId w:val="59"/>
-  </w:num>
-  <w:num w:numId="52" w16cid:durableId="618879445">
-    <w:abstractNumId w:val="32"/>
-  </w:num>
-  <w:num w:numId="53" w16cid:durableId="2038114167">
-    <w:abstractNumId w:val="33"/>
-  </w:num>
-  <w:num w:numId="54" w16cid:durableId="1263104689">
-    <w:abstractNumId w:val="60"/>
-  </w:num>
-  <w:num w:numId="55" w16cid:durableId="707216572">
-    <w:abstractNumId w:val="5"/>
-  </w:num>
-  <w:num w:numId="56" w16cid:durableId="954139052">
-    <w:abstractNumId w:val="37"/>
-  </w:num>
-  <w:num w:numId="57" w16cid:durableId="814251079">
-    <w:abstractNumId w:val="53"/>
-  </w:num>
-  <w:num w:numId="58" w16cid:durableId="784807300">
-    <w:abstractNumId w:val="48"/>
-  </w:num>
-  <w:num w:numId="59" w16cid:durableId="854155719">
-    <w:abstractNumId w:val="56"/>
-  </w:num>
-  <w:num w:numId="60" w16cid:durableId="854809974">
-    <w:abstractNumId w:val="28"/>
-  </w:num>
-  <w:num w:numId="61" w16cid:durableId="1995792767">
-    <w:abstractNumId w:val="62"/>
-  </w:num>
-  <w:num w:numId="62" w16cid:durableId="222570451">
-    <w:abstractNumId w:val="17"/>
-  </w:num>
-  <w:num w:numId="63" w16cid:durableId="355468319">
-    <w:abstractNumId w:val="29"/>
-  </w:num>
-  <w:num w:numId="64" w16cid:durableId="1330789308">
-    <w:abstractNumId w:val="23"/>
-  </w:num>
-  <w:num w:numId="65" w16cid:durableId="381758673">
-    <w:abstractNumId w:val="46"/>
-  </w:num>
+  <w:numIdMacAtCleanup w:val="22"/>
 </w:numbering>
 </file>
 
 <file path=word/styles.xml><?xml version="1.0" encoding="utf-8"?>
-<w:styles xmlns:mc="http://schemas.openxmlformats.org/markup-compatibility/2006" xmlns:r="http://schemas.openxmlformats.org/officeDocument/2006/relationships" xmlns:w="http://schemas.openxmlformats.org/wordprocessingml/2006/main" xmlns:w14="http://schemas.microsoft.com/office/word/2010/wordml" xmlns:w15="http://schemas.microsoft.com/office/word/2012/wordml" xmlns:w16cex="http://schemas.microsoft.com/office/word/2018/wordml/cex" xmlns:w16cid="http://schemas.microsoft.com/office/word/2016/wordml/cid" xmlns:w16="http://schemas.microsoft.com/office/word/2018/wordml" xmlns:w16du="http://schemas.microsoft.com/office/word/2023/wordml/word16du" xmlns:w16sdtdh="http://schemas.microsoft.com/office/word/2020/wordml/sdtdatahash" xmlns:w16sdtfl="http://schemas.microsoft.com/office/word/2024/wordml/sdtformatlock" xmlns:w16se="http://schemas.microsoft.com/office/word/2015/wordml/symex" mc:Ignorable="w14 w15 w16se w16cid w16 w16cex w16sdtdh w16sdtfl w16du">
+<w:styles xmlns:mc="http://schemas.openxmlformats.org/markup-compatibility/2006" xmlns:r="http://schemas.openxmlformats.org/officeDocument/2006/relationships" xmlns:w="http://schemas.openxmlformats.org/wordprocessingml/2006/main" xmlns:w14="http://schemas.microsoft.com/office/word/2010/wordml" xmlns:w15="http://schemas.microsoft.com/office/word/2012/wordml" xmlns:w16cid="http://schemas.microsoft.com/office/word/2016/wordml/cid" xmlns:w16se="http://schemas.microsoft.com/office/word/2015/wordml/symex" mc:Ignorable="w14 w15 w16se w16cid">
   <w:docDefaults>
     <w:rPrDefault>
       <w:rPr>
@@ -20215,7 +15695,7 @@
       </w:pPr>
     </w:pPrDefault>
   </w:docDefaults>
-  <w:latentStyles w:defLockedState="0" w:defUIPriority="99" w:defSemiHidden="0" w:defUnhideWhenUsed="0" w:defQFormat="0" w:count="376">
+  <w:latentStyles w:defLockedState="0" w:defUIPriority="99" w:defSemiHidden="0" w:defUnhideWhenUsed="0" w:defQFormat="0" w:count="375">
     <w:lsdException w:name="Normal" w:uiPriority="0" w:qFormat="1"/>
     <w:lsdException w:name="heading 1" w:uiPriority="9" w:qFormat="1"/>
     <w:lsdException w:name="heading 2" w:semiHidden="1" w:uiPriority="9" w:unhideWhenUsed="1" w:qFormat="1"/>
@@ -20370,7 +15850,7 @@
     <w:lsdException w:name="Table Web 2" w:semiHidden="1" w:unhideWhenUsed="1"/>
     <w:lsdException w:name="Table Web 3" w:semiHidden="1" w:unhideWhenUsed="1"/>
     <w:lsdException w:name="Balloon Text" w:semiHidden="1" w:unhideWhenUsed="1"/>
-    <w:lsdException w:name="Table Grid" w:uiPriority="39"/>
+    <w:lsdException w:name="Table Grid" w:uiPriority="59"/>
     <w:lsdException w:name="Table Theme" w:semiHidden="1" w:unhideWhenUsed="1"/>
     <w:lsdException w:name="Placeholder Text" w:semiHidden="1"/>
     <w:lsdException w:name="No Spacing" w:uiPriority="1" w:qFormat="1"/>
@@ -20591,7 +16071,6 @@
     <w:lsdException w:name="Smart Hyperlink" w:semiHidden="1" w:unhideWhenUsed="1"/>
     <w:lsdException w:name="Hashtag" w:semiHidden="1" w:unhideWhenUsed="1"/>
     <w:lsdException w:name="Unresolved Mention" w:semiHidden="1" w:unhideWhenUsed="1"/>
-    <w:lsdException w:name="Smart Link" w:semiHidden="1" w:unhideWhenUsed="1"/>
   </w:latentStyles>
   <w:style w:type="paragraph" w:default="1" w:styleId="Normal">
     <w:name w:val="Normal"/>
@@ -20799,6 +16278,7 @@
   <w:style w:type="character" w:default="1" w:styleId="Fuentedeprrafopredeter">
     <w:name w:val="Default Paragraph Font"/>
     <w:uiPriority w:val="1"/>
+    <w:semiHidden/>
     <w:unhideWhenUsed/>
   </w:style>
   <w:style w:type="table" w:default="1" w:styleId="Tablanormal">
@@ -21261,7 +16741,7 @@
     <w:rsid w:val="008C442E"/>
     <w:pPr>
       <w:numPr>
-        <w:numId w:val="46"/>
+        <w:numId w:val="13"/>
       </w:numPr>
     </w:pPr>
   </w:style>
@@ -21331,9 +16811,34 @@
     <w:rsid w:val="001026DD"/>
     <w:pPr>
       <w:numPr>
-        <w:numId w:val="65"/>
+        <w:numId w:val="22"/>
       </w:numPr>
     </w:pPr>
+  </w:style>
+  <w:style w:type="table" w:styleId="Tablaconcuadrcula">
+    <w:name w:val="Table Grid"/>
+    <w:basedOn w:val="Tablanormal"/>
+    <w:uiPriority w:val="59"/>
+    <w:rsid w:val="007E7CA9"/>
+    <w:pPr>
+      <w:spacing w:after="0" w:line="240" w:lineRule="auto"/>
+    </w:pPr>
+    <w:rPr>
+      <w:rFonts w:eastAsiaTheme="minorEastAsia"/>
+      <w:kern w:val="0"/>
+      <w:lang w:val="en-US"/>
+      <w14:ligatures w14:val="none"/>
+    </w:rPr>
+    <w:tblPr>
+      <w:tblBorders>
+        <w:top w:val="single" w:sz="4" w:space="0" w:color="auto"/>
+        <w:left w:val="single" w:sz="4" w:space="0" w:color="auto"/>
+        <w:bottom w:val="single" w:sz="4" w:space="0" w:color="auto"/>
+        <w:right w:val="single" w:sz="4" w:space="0" w:color="auto"/>
+        <w:insideH w:val="single" w:sz="4" w:space="0" w:color="auto"/>
+        <w:insideV w:val="single" w:sz="4" w:space="0" w:color="auto"/>
+      </w:tblBorders>
+    </w:tblPr>
   </w:style>
 </w:styles>
 </file>
@@ -21638,7 +17143,7 @@
 </file>
 
 <file path=customXml/itemProps1.xml><?xml version="1.0" encoding="utf-8"?>
-<ds:datastoreItem xmlns:ds="http://schemas.openxmlformats.org/officeDocument/2006/customXml" ds:itemID="{69CC3908-3C5A-4813-9DA5-F1B6B3B3AC49}">
+<ds:datastoreItem xmlns:ds="http://schemas.openxmlformats.org/officeDocument/2006/customXml" ds:itemID="{36DB4BA6-7904-486B-A8D8-87155E5450B0}">
   <ds:schemaRefs>
     <ds:schemaRef ds:uri="http://schemas.openxmlformats.org/officeDocument/2006/bibliography"/>
   </ds:schemaRefs>
